--- a/docs/user-guide/교회운영 메뉴얼.docx
+++ b/docs/user-guide/교회운영 메뉴얼.docx
@@ -49,7 +49,7 @@
       </w:pPr>
       <w:r>
         <w:rPr>
-          <w:rFonts w:ascii="Nanum Gothic" w:hAnsi="Nanum Gothic" w:eastAsia="Nanum Gothic"/>
+          <w:rFonts w:ascii="AppleGothic" w:hAnsi="AppleGothic" w:eastAsia="AppleGothic"/>
           <w:b/>
           <w:color w:val="087D8F"/>
           <w:sz w:val="22"/>
@@ -64,7 +64,7 @@
       </w:pPr>
       <w:r>
         <w:rPr>
-          <w:rFonts w:ascii="Nanum Gothic" w:hAnsi="Nanum Gothic" w:eastAsia="Nanum Gothic"/>
+          <w:rFonts w:ascii="AppleGothic" w:hAnsi="AppleGothic" w:eastAsia="AppleGothic"/>
           <w:b/>
           <w:color w:val="123047"/>
           <w:sz w:val="60"/>
@@ -79,7 +79,7 @@
       </w:pPr>
       <w:r>
         <w:rPr>
-          <w:rFonts w:ascii="Nanum Gothic" w:hAnsi="Nanum Gothic" w:eastAsia="Nanum Gothic"/>
+          <w:rFonts w:ascii="AppleGothic" w:hAnsi="AppleGothic" w:eastAsia="AppleGothic"/>
           <w:b/>
           <w:color w:val="2E5F85"/>
           <w:sz w:val="36"/>
@@ -134,7 +134,7 @@
       </w:pPr>
       <w:r>
         <w:rPr>
-          <w:rFonts w:ascii="Nanum Gothic" w:hAnsi="Nanum Gothic" w:eastAsia="Nanum Gothic"/>
+          <w:rFonts w:ascii="AppleGothic" w:hAnsi="AppleGothic" w:eastAsia="AppleGothic"/>
           <w:i/>
           <w:color w:val="667085"/>
           <w:sz w:val="21"/>
@@ -148,7 +148,7 @@
       </w:pPr>
       <w:r>
         <w:rPr>
-          <w:rFonts w:ascii="Nanum Gothic" w:hAnsi="Nanum Gothic" w:eastAsia="Nanum Gothic"/>
+          <w:rFonts w:ascii="AppleGothic" w:hAnsi="AppleGothic" w:eastAsia="AppleGothic"/>
           <w:b/>
           <w:color w:val="667085"/>
           <w:sz w:val="20"/>
@@ -279,7 +279,7 @@
       </w:pPr>
       <w:r>
         <w:rPr>
-          <w:rFonts w:ascii="Nanum Gothic" w:hAnsi="Nanum Gothic" w:eastAsia="Nanum Gothic"/>
+          <w:rFonts w:ascii="AppleGothic" w:hAnsi="AppleGothic" w:eastAsia="AppleGothic"/>
           <w:i/>
           <w:color w:val="667085"/>
           <w:sz w:val="19"/>
@@ -352,7 +352,7 @@
             </w:pPr>
             <w:r>
               <w:rPr>
-                <w:rFonts w:ascii="Nanum Gothic" w:hAnsi="Nanum Gothic" w:eastAsia="Nanum Gothic"/>
+                <w:rFonts w:ascii="AppleGothic" w:hAnsi="AppleGothic" w:eastAsia="AppleGothic"/>
                 <w:b/>
                 <w:color w:val="FFFFFF"/>
                 <w:sz w:val="17"/>
@@ -379,7 +379,7 @@
             </w:pPr>
             <w:r>
               <w:rPr>
-                <w:rFonts w:ascii="Nanum Gothic" w:hAnsi="Nanum Gothic" w:eastAsia="Nanum Gothic"/>
+                <w:rFonts w:ascii="AppleGothic" w:hAnsi="AppleGothic" w:eastAsia="AppleGothic"/>
                 <w:b/>
                 <w:color w:val="FFFFFF"/>
                 <w:sz w:val="17"/>
@@ -407,7 +407,7 @@
             </w:pPr>
             <w:r>
               <w:rPr>
-                <w:rFonts w:ascii="Nanum Gothic" w:hAnsi="Nanum Gothic" w:eastAsia="Nanum Gothic"/>
+                <w:rFonts w:ascii="AppleGothic" w:hAnsi="AppleGothic" w:eastAsia="AppleGothic"/>
                 <w:color w:val="202833"/>
                 <w:sz w:val="17"/>
               </w:rPr>
@@ -432,7 +432,7 @@
             </w:pPr>
             <w:r>
               <w:rPr>
-                <w:rFonts w:ascii="Nanum Gothic" w:hAnsi="Nanum Gothic" w:eastAsia="Nanum Gothic"/>
+                <w:rFonts w:ascii="AppleGothic" w:hAnsi="AppleGothic" w:eastAsia="AppleGothic"/>
                 <w:color w:val="202833"/>
                 <w:sz w:val="17"/>
               </w:rPr>
@@ -459,7 +459,7 @@
             </w:pPr>
             <w:r>
               <w:rPr>
-                <w:rFonts w:ascii="Nanum Gothic" w:hAnsi="Nanum Gothic" w:eastAsia="Nanum Gothic"/>
+                <w:rFonts w:ascii="AppleGothic" w:hAnsi="AppleGothic" w:eastAsia="AppleGothic"/>
                 <w:color w:val="202833"/>
                 <w:sz w:val="17"/>
               </w:rPr>
@@ -484,11 +484,11 @@
             </w:pPr>
             <w:r>
               <w:rPr>
-                <w:rFonts w:ascii="Nanum Gothic" w:hAnsi="Nanum Gothic" w:eastAsia="Nanum Gothic"/>
+                <w:rFonts w:ascii="AppleGothic" w:hAnsi="AppleGothic" w:eastAsia="AppleGothic"/>
                 <w:color w:val="202833"/>
                 <w:sz w:val="17"/>
               </w:rPr>
-              <w:t>헌금, 재정, 예산, 기준정보, 보고서 및 공식 세금 자료 관리</w:t>
+              <w:t>헌금, 재정, 예산, 보고서 및 공식 세금 자료 관리</w:t>
             </w:r>
           </w:p>
         </w:tc>
@@ -511,7 +511,7 @@
             </w:pPr>
             <w:r>
               <w:rPr>
-                <w:rFonts w:ascii="Nanum Gothic" w:hAnsi="Nanum Gothic" w:eastAsia="Nanum Gothic"/>
+                <w:rFonts w:ascii="AppleGothic" w:hAnsi="AppleGothic" w:eastAsia="AppleGothic"/>
                 <w:color w:val="202833"/>
                 <w:sz w:val="17"/>
               </w:rPr>
@@ -536,7 +536,7 @@
             </w:pPr>
             <w:r>
               <w:rPr>
-                <w:rFonts w:ascii="Nanum Gothic" w:hAnsi="Nanum Gothic" w:eastAsia="Nanum Gothic"/>
+                <w:rFonts w:ascii="AppleGothic" w:hAnsi="AppleGothic" w:eastAsia="AppleGothic"/>
                 <w:color w:val="202833"/>
                 <w:sz w:val="17"/>
               </w:rPr>
@@ -563,7 +563,7 @@
             </w:pPr>
             <w:r>
               <w:rPr>
-                <w:rFonts w:ascii="Nanum Gothic" w:hAnsi="Nanum Gothic" w:eastAsia="Nanum Gothic"/>
+                <w:rFonts w:ascii="AppleGothic" w:hAnsi="AppleGothic" w:eastAsia="AppleGothic"/>
                 <w:color w:val="202833"/>
                 <w:sz w:val="17"/>
               </w:rPr>
@@ -588,11 +588,11 @@
             </w:pPr>
             <w:r>
               <w:rPr>
-                <w:rFonts w:ascii="Nanum Gothic" w:hAnsi="Nanum Gothic" w:eastAsia="Nanum Gothic"/>
+                <w:rFonts w:ascii="AppleGothic" w:hAnsi="AppleGothic" w:eastAsia="AppleGothic"/>
                 <w:color w:val="202833"/>
                 <w:sz w:val="17"/>
               </w:rPr>
-              <w:t>대시보드, 교인 기록 및 교인 관련 기준정보 관리</w:t>
+              <w:t>대시보드 및 교인 기록 관리</w:t>
             </w:r>
           </w:p>
         </w:tc>
@@ -615,7 +615,7 @@
             </w:pPr>
             <w:r>
               <w:rPr>
-                <w:rFonts w:ascii="Nanum Gothic" w:hAnsi="Nanum Gothic" w:eastAsia="Nanum Gothic"/>
+                <w:rFonts w:ascii="AppleGothic" w:hAnsi="AppleGothic" w:eastAsia="AppleGothic"/>
                 <w:color w:val="202833"/>
                 <w:sz w:val="17"/>
               </w:rPr>
@@ -640,7 +640,7 @@
             </w:pPr>
             <w:r>
               <w:rPr>
-                <w:rFonts w:ascii="Nanum Gothic" w:hAnsi="Nanum Gothic" w:eastAsia="Nanum Gothic"/>
+                <w:rFonts w:ascii="AppleGothic" w:hAnsi="AppleGothic" w:eastAsia="AppleGothic"/>
                 <w:color w:val="202833"/>
                 <w:sz w:val="17"/>
               </w:rPr>
@@ -667,7 +667,7 @@
             </w:pPr>
             <w:r>
               <w:rPr>
-                <w:rFonts w:ascii="Nanum Gothic" w:hAnsi="Nanum Gothic" w:eastAsia="Nanum Gothic"/>
+                <w:rFonts w:ascii="AppleGothic" w:hAnsi="AppleGothic" w:eastAsia="AppleGothic"/>
                 <w:color w:val="202833"/>
                 <w:sz w:val="17"/>
               </w:rPr>
@@ -692,7 +692,7 @@
             </w:pPr>
             <w:r>
               <w:rPr>
-                <w:rFonts w:ascii="Nanum Gothic" w:hAnsi="Nanum Gothic" w:eastAsia="Nanum Gothic"/>
+                <w:rFonts w:ascii="AppleGothic" w:hAnsi="AppleGothic" w:eastAsia="AppleGothic"/>
                 <w:color w:val="202833"/>
                 <w:sz w:val="17"/>
               </w:rPr>
@@ -749,7 +749,7 @@
             </w:pPr>
             <w:r>
               <w:rPr>
-                <w:rFonts w:ascii="Nanum Gothic" w:hAnsi="Nanum Gothic" w:eastAsia="Nanum Gothic"/>
+                <w:rFonts w:ascii="AppleGothic" w:hAnsi="AppleGothic" w:eastAsia="AppleGothic"/>
                 <w:b/>
                 <w:color w:val="FFFFFF"/>
                 <w:sz w:val="17"/>
@@ -776,7 +776,7 @@
             </w:pPr>
             <w:r>
               <w:rPr>
-                <w:rFonts w:ascii="Nanum Gothic" w:hAnsi="Nanum Gothic" w:eastAsia="Nanum Gothic"/>
+                <w:rFonts w:ascii="AppleGothic" w:hAnsi="AppleGothic" w:eastAsia="AppleGothic"/>
                 <w:b/>
                 <w:color w:val="FFFFFF"/>
                 <w:sz w:val="17"/>
@@ -804,7 +804,7 @@
             </w:pPr>
             <w:r>
               <w:rPr>
-                <w:rFonts w:ascii="Nanum Gothic" w:hAnsi="Nanum Gothic" w:eastAsia="Nanum Gothic"/>
+                <w:rFonts w:ascii="AppleGothic" w:hAnsi="AppleGothic" w:eastAsia="AppleGothic"/>
                 <w:color w:val="202833"/>
                 <w:sz w:val="17"/>
               </w:rPr>
@@ -829,7 +829,7 @@
             </w:pPr>
             <w:r>
               <w:rPr>
-                <w:rFonts w:ascii="Nanum Gothic" w:hAnsi="Nanum Gothic" w:eastAsia="Nanum Gothic"/>
+                <w:rFonts w:ascii="AppleGothic" w:hAnsi="AppleGothic" w:eastAsia="AppleGothic"/>
                 <w:color w:val="202833"/>
                 <w:sz w:val="17"/>
               </w:rPr>
@@ -856,7 +856,7 @@
             </w:pPr>
             <w:r>
               <w:rPr>
-                <w:rFonts w:ascii="Nanum Gothic" w:hAnsi="Nanum Gothic" w:eastAsia="Nanum Gothic"/>
+                <w:rFonts w:ascii="AppleGothic" w:hAnsi="AppleGothic" w:eastAsia="AppleGothic"/>
                 <w:color w:val="202833"/>
                 <w:sz w:val="17"/>
               </w:rPr>
@@ -881,7 +881,7 @@
             </w:pPr>
             <w:r>
               <w:rPr>
-                <w:rFonts w:ascii="Nanum Gothic" w:hAnsi="Nanum Gothic" w:eastAsia="Nanum Gothic"/>
+                <w:rFonts w:ascii="AppleGothic" w:hAnsi="AppleGothic" w:eastAsia="AppleGothic"/>
                 <w:color w:val="202833"/>
                 <w:sz w:val="17"/>
               </w:rPr>
@@ -908,7 +908,7 @@
             </w:pPr>
             <w:r>
               <w:rPr>
-                <w:rFonts w:ascii="Nanum Gothic" w:hAnsi="Nanum Gothic" w:eastAsia="Nanum Gothic"/>
+                <w:rFonts w:ascii="AppleGothic" w:hAnsi="AppleGothic" w:eastAsia="AppleGothic"/>
                 <w:color w:val="202833"/>
                 <w:sz w:val="17"/>
               </w:rPr>
@@ -933,7 +933,7 @@
             </w:pPr>
             <w:r>
               <w:rPr>
-                <w:rFonts w:ascii="Nanum Gothic" w:hAnsi="Nanum Gothic" w:eastAsia="Nanum Gothic"/>
+                <w:rFonts w:ascii="AppleGothic" w:hAnsi="AppleGothic" w:eastAsia="AppleGothic"/>
                 <w:color w:val="202833"/>
                 <w:sz w:val="17"/>
               </w:rPr>
@@ -960,7 +960,7 @@
             </w:pPr>
             <w:r>
               <w:rPr>
-                <w:rFonts w:ascii="Nanum Gothic" w:hAnsi="Nanum Gothic" w:eastAsia="Nanum Gothic"/>
+                <w:rFonts w:ascii="AppleGothic" w:hAnsi="AppleGothic" w:eastAsia="AppleGothic"/>
                 <w:color w:val="202833"/>
                 <w:sz w:val="17"/>
               </w:rPr>
@@ -985,7 +985,7 @@
             </w:pPr>
             <w:r>
               <w:rPr>
-                <w:rFonts w:ascii="Nanum Gothic" w:hAnsi="Nanum Gothic" w:eastAsia="Nanum Gothic"/>
+                <w:rFonts w:ascii="AppleGothic" w:hAnsi="AppleGothic" w:eastAsia="AppleGothic"/>
                 <w:color w:val="202833"/>
                 <w:sz w:val="17"/>
               </w:rPr>
@@ -1012,7 +1012,7 @@
             </w:pPr>
             <w:r>
               <w:rPr>
-                <w:rFonts w:ascii="Nanum Gothic" w:hAnsi="Nanum Gothic" w:eastAsia="Nanum Gothic"/>
+                <w:rFonts w:ascii="AppleGothic" w:hAnsi="AppleGothic" w:eastAsia="AppleGothic"/>
                 <w:color w:val="202833"/>
                 <w:sz w:val="17"/>
               </w:rPr>
@@ -1037,7 +1037,7 @@
             </w:pPr>
             <w:r>
               <w:rPr>
-                <w:rFonts w:ascii="Nanum Gothic" w:hAnsi="Nanum Gothic" w:eastAsia="Nanum Gothic"/>
+                <w:rFonts w:ascii="AppleGothic" w:hAnsi="AppleGothic" w:eastAsia="AppleGothic"/>
                 <w:color w:val="202833"/>
                 <w:sz w:val="17"/>
               </w:rPr>
@@ -1064,7 +1064,7 @@
             </w:pPr>
             <w:r>
               <w:rPr>
-                <w:rFonts w:ascii="Nanum Gothic" w:hAnsi="Nanum Gothic" w:eastAsia="Nanum Gothic"/>
+                <w:rFonts w:ascii="AppleGothic" w:hAnsi="AppleGothic" w:eastAsia="AppleGothic"/>
                 <w:color w:val="202833"/>
                 <w:sz w:val="17"/>
               </w:rPr>
@@ -1089,11 +1089,11 @@
             </w:pPr>
             <w:r>
               <w:rPr>
-                <w:rFonts w:ascii="Nanum Gothic" w:hAnsi="Nanum Gothic" w:eastAsia="Nanum Gothic"/>
+                <w:rFonts w:ascii="AppleGothic" w:hAnsi="AppleGothic" w:eastAsia="AppleGothic"/>
                 <w:color w:val="202833"/>
                 <w:sz w:val="17"/>
               </w:rPr>
-              <w:t>Admin, Treasurer, Membership</w:t>
+              <w:t>Admin</w:t>
             </w:r>
           </w:p>
         </w:tc>
@@ -1116,7 +1116,7 @@
             </w:pPr>
             <w:r>
               <w:rPr>
-                <w:rFonts w:ascii="Nanum Gothic" w:hAnsi="Nanum Gothic" w:eastAsia="Nanum Gothic"/>
+                <w:rFonts w:ascii="AppleGothic" w:hAnsi="AppleGothic" w:eastAsia="AppleGothic"/>
                 <w:color w:val="202833"/>
                 <w:sz w:val="17"/>
               </w:rPr>
@@ -1141,7 +1141,7 @@
             </w:pPr>
             <w:r>
               <w:rPr>
-                <w:rFonts w:ascii="Nanum Gothic" w:hAnsi="Nanum Gothic" w:eastAsia="Nanum Gothic"/>
+                <w:rFonts w:ascii="AppleGothic" w:hAnsi="AppleGothic" w:eastAsia="AppleGothic"/>
                 <w:color w:val="202833"/>
                 <w:sz w:val="17"/>
               </w:rPr>
@@ -1168,7 +1168,7 @@
             </w:pPr>
             <w:r>
               <w:rPr>
-                <w:rFonts w:ascii="Nanum Gothic" w:hAnsi="Nanum Gothic" w:eastAsia="Nanum Gothic"/>
+                <w:rFonts w:ascii="AppleGothic" w:hAnsi="AppleGothic" w:eastAsia="AppleGothic"/>
                 <w:color w:val="202833"/>
                 <w:sz w:val="17"/>
               </w:rPr>
@@ -1193,7 +1193,7 @@
             </w:pPr>
             <w:r>
               <w:rPr>
-                <w:rFonts w:ascii="Nanum Gothic" w:hAnsi="Nanum Gothic" w:eastAsia="Nanum Gothic"/>
+                <w:rFonts w:ascii="AppleGothic" w:hAnsi="AppleGothic" w:eastAsia="AppleGothic"/>
                 <w:color w:val="202833"/>
                 <w:sz w:val="17"/>
               </w:rPr>
@@ -1220,7 +1220,7 @@
             </w:pPr>
             <w:r>
               <w:rPr>
-                <w:rFonts w:ascii="Nanum Gothic" w:hAnsi="Nanum Gothic" w:eastAsia="Nanum Gothic"/>
+                <w:rFonts w:ascii="AppleGothic" w:hAnsi="AppleGothic" w:eastAsia="AppleGothic"/>
                 <w:color w:val="202833"/>
                 <w:sz w:val="17"/>
               </w:rPr>
@@ -1245,7 +1245,7 @@
             </w:pPr>
             <w:r>
               <w:rPr>
-                <w:rFonts w:ascii="Nanum Gothic" w:hAnsi="Nanum Gothic" w:eastAsia="Nanum Gothic"/>
+                <w:rFonts w:ascii="AppleGothic" w:hAnsi="AppleGothic" w:eastAsia="AppleGothic"/>
                 <w:color w:val="202833"/>
                 <w:sz w:val="17"/>
               </w:rPr>
@@ -1272,7 +1272,7 @@
             </w:pPr>
             <w:r>
               <w:rPr>
-                <w:rFonts w:ascii="Nanum Gothic" w:hAnsi="Nanum Gothic" w:eastAsia="Nanum Gothic"/>
+                <w:rFonts w:ascii="AppleGothic" w:hAnsi="AppleGothic" w:eastAsia="AppleGothic"/>
                 <w:color w:val="202833"/>
                 <w:sz w:val="17"/>
               </w:rPr>
@@ -1297,7 +1297,7 @@
             </w:pPr>
             <w:r>
               <w:rPr>
-                <w:rFonts w:ascii="Nanum Gothic" w:hAnsi="Nanum Gothic" w:eastAsia="Nanum Gothic"/>
+                <w:rFonts w:ascii="AppleGothic" w:hAnsi="AppleGothic" w:eastAsia="AppleGothic"/>
                 <w:color w:val="202833"/>
                 <w:sz w:val="17"/>
               </w:rPr>
@@ -1436,7 +1436,7 @@
       <w:r>
         <w:drawing>
           <wp:inline xmlns:a="http://schemas.openxmlformats.org/drawingml/2006/main" xmlns:pic="http://schemas.openxmlformats.org/drawingml/2006/picture">
-            <wp:extent cx="4297680" cy="2985757"/>
+            <wp:extent cx="4297680" cy="2418932"/>
             <wp:docPr id="3" name="Picture 3" descr="로그인 화면"/>
             <wp:cNvGraphicFramePr>
               <a:graphicFrameLocks noChangeAspect="1"/>
@@ -1457,7 +1457,7 @@
                   <pic:spPr>
                     <a:xfrm>
                       <a:off x="0" y="0"/>
-                      <a:ext cx="4297680" cy="2985757"/>
+                      <a:ext cx="4297680" cy="2418932"/>
                     </a:xfrm>
                     <a:prstGeom prst="rect"/>
                   </pic:spPr>
@@ -1475,7 +1475,7 @@
       </w:pPr>
       <w:r>
         <w:rPr>
-          <w:rFonts w:ascii="Nanum Gothic" w:hAnsi="Nanum Gothic" w:eastAsia="Nanum Gothic"/>
+          <w:rFonts w:ascii="AppleGothic" w:hAnsi="AppleGothic" w:eastAsia="AppleGothic"/>
           <w:i/>
           <w:color w:val="667085"/>
           <w:sz w:val="17"/>
@@ -1610,7 +1610,7 @@
       <w:r>
         <w:drawing>
           <wp:inline xmlns:a="http://schemas.openxmlformats.org/drawingml/2006/main" xmlns:pic="http://schemas.openxmlformats.org/drawingml/2006/picture">
-            <wp:extent cx="4297680" cy="2985757"/>
+            <wp:extent cx="4297680" cy="2418932"/>
             <wp:docPr id="4" name="Picture 4" descr="최초 로그인 시 필수 비밀번호 변경"/>
             <wp:cNvGraphicFramePr>
               <a:graphicFrameLocks noChangeAspect="1"/>
@@ -1631,7 +1631,7 @@
                   <pic:spPr>
                     <a:xfrm>
                       <a:off x="0" y="0"/>
-                      <a:ext cx="4297680" cy="2985757"/>
+                      <a:ext cx="4297680" cy="2418932"/>
                     </a:xfrm>
                     <a:prstGeom prst="rect"/>
                   </pic:spPr>
@@ -1649,7 +1649,7 @@
       </w:pPr>
       <w:r>
         <w:rPr>
-          <w:rFonts w:ascii="Nanum Gothic" w:hAnsi="Nanum Gothic" w:eastAsia="Nanum Gothic"/>
+          <w:rFonts w:ascii="AppleGothic" w:hAnsi="AppleGothic" w:eastAsia="AppleGothic"/>
           <w:i/>
           <w:color w:val="667085"/>
           <w:sz w:val="17"/>
@@ -1781,7 +1781,7 @@
       <w:r>
         <w:drawing>
           <wp:inline xmlns:a="http://schemas.openxmlformats.org/drawingml/2006/main" xmlns:pic="http://schemas.openxmlformats.org/drawingml/2006/picture">
-            <wp:extent cx="4297680" cy="2985757"/>
+            <wp:extent cx="4297680" cy="2418932"/>
             <wp:docPr id="5" name="Picture 5" descr="비밀번호 재설정 링크 요청"/>
             <wp:cNvGraphicFramePr>
               <a:graphicFrameLocks noChangeAspect="1"/>
@@ -1802,7 +1802,7 @@
                   <pic:spPr>
                     <a:xfrm>
                       <a:off x="0" y="0"/>
-                      <a:ext cx="4297680" cy="2985757"/>
+                      <a:ext cx="4297680" cy="2418932"/>
                     </a:xfrm>
                     <a:prstGeom prst="rect"/>
                   </pic:spPr>
@@ -1820,7 +1820,7 @@
       </w:pPr>
       <w:r>
         <w:rPr>
-          <w:rFonts w:ascii="Nanum Gothic" w:hAnsi="Nanum Gothic" w:eastAsia="Nanum Gothic"/>
+          <w:rFonts w:ascii="AppleGothic" w:hAnsi="AppleGothic" w:eastAsia="AppleGothic"/>
           <w:i/>
           <w:color w:val="667085"/>
           <w:sz w:val="17"/>
@@ -1837,7 +1837,7 @@
       <w:r>
         <w:drawing>
           <wp:inline xmlns:a="http://schemas.openxmlformats.org/drawingml/2006/main" xmlns:pic="http://schemas.openxmlformats.org/drawingml/2006/picture">
-            <wp:extent cx="4297680" cy="2985757"/>
+            <wp:extent cx="4297680" cy="2418932"/>
             <wp:docPr id="6" name="Picture 6" descr="이메일 링크에서 새 비밀번호 설정"/>
             <wp:cNvGraphicFramePr>
               <a:graphicFrameLocks noChangeAspect="1"/>
@@ -1858,7 +1858,7 @@
                   <pic:spPr>
                     <a:xfrm>
                       <a:off x="0" y="0"/>
-                      <a:ext cx="4297680" cy="2985757"/>
+                      <a:ext cx="4297680" cy="2418932"/>
                     </a:xfrm>
                     <a:prstGeom prst="rect"/>
                   </pic:spPr>
@@ -1876,7 +1876,7 @@
       </w:pPr>
       <w:r>
         <w:rPr>
-          <w:rFonts w:ascii="Nanum Gothic" w:hAnsi="Nanum Gothic" w:eastAsia="Nanum Gothic"/>
+          <w:rFonts w:ascii="AppleGothic" w:hAnsi="AppleGothic" w:eastAsia="AppleGothic"/>
           <w:i/>
           <w:color w:val="667085"/>
           <w:sz w:val="17"/>
@@ -1915,7 +1915,7 @@
             </w:pPr>
             <w:r>
               <w:rPr>
-                <w:rFonts w:ascii="Nanum Gothic" w:hAnsi="Nanum Gothic" w:eastAsia="Nanum Gothic"/>
+                <w:rFonts w:ascii="AppleGothic" w:hAnsi="AppleGothic" w:eastAsia="AppleGothic"/>
                 <w:b/>
                 <w:color w:val="123047"/>
                 <w:sz w:val="19"/>
@@ -1924,7 +1924,7 @@
             </w:r>
             <w:r>
               <w:rPr>
-                <w:rFonts w:ascii="Nanum Gothic" w:hAnsi="Nanum Gothic" w:eastAsia="Nanum Gothic"/>
+                <w:rFonts w:ascii="AppleGothic" w:hAnsi="AppleGothic" w:eastAsia="AppleGothic"/>
                 <w:color w:val="123047"/>
                 <w:sz w:val="19"/>
               </w:rPr>
@@ -1976,10 +1976,10 @@
         <w:rPr>
           <w:b/>
         </w:rPr>
-        <w:t>Offering Overview</w:t>
-      </w:r>
-      <w:r>
-        <w:t>는 활성 헌금 기록을 기준으로 이번 주, 이번 달 누계 및 연간 누계 금액을 표시합니다.</w:t>
+        <w:t>Fiscal Snapshot</w:t>
+      </w:r>
+      <w:r>
+        <w:t>은 활성 교인 및 이번 달 신규 교인 수, 연간 헌금과 지출의 예산 대비 현황, 미결제 수표 합계를 표시합니다.</w:t>
       </w:r>
     </w:p>
     <w:p>
@@ -1990,10 +1990,10 @@
         <w:rPr>
           <w:b/>
         </w:rPr>
-        <w:t>Fiscal Snapshot</w:t>
-      </w:r>
-      <w:r>
-        <w:t>은 설정된 회계연도의 예산과 실제 수입 및 지출을 비교합니다.</w:t>
+        <w:t>Offering Overview</w:t>
+      </w:r>
+      <w:r>
+        <w:t>는 활성 헌금 기록을 기준으로 이번 주, 이번 달 누계 및 연간 누계 금액을 표시합니다.</w:t>
       </w:r>
     </w:p>
     <w:p>
@@ -2004,29 +2004,15 @@
         <w:rPr>
           <w:b/>
         </w:rPr>
-        <w:t>Membership</w:t>
-      </w:r>
-      <w:r>
-        <w:t>은 전체, 활성 및 잠긴 교인 계정 수를 표시합니다.</w:t>
+        <w:t>Offering Trend</w:t>
+      </w:r>
+      <w:r>
+        <w:t>는 헌금 기록이 없는 주일을 포함하여 최근 12번의 헌금 주일 추이를 표시합니다.</w:t>
       </w:r>
     </w:p>
     <w:p>
-      <w:pPr>
-        <w:pStyle w:val="ListBullet"/>
-      </w:pPr>
-      <w:r>
-        <w:rPr>
-          <w:b/>
-        </w:rPr>
-        <w:t>Recent Finance Activity</w:t>
-      </w:r>
-      <w:r>
-        <w:t>는 최근 수입, 지출 및 거래 건수를 요약합니다.</w:t>
-      </w:r>
-    </w:p>
-    <w:p>
-      <w:r>
-        <w:t>왼쪽 메뉴에서 권한이 있는 기능을 엽니다. 배너 영역에는 교회 이름, 연락처, 재정 담당자, 현재 사용자 이니셜 및 역할이 표시됩니다.</w:t>
+      <w:r>
+        <w:t>왼쪽 메뉴에서 권한이 있는 기능을 엽니다. 배너 영역에는 교회 이름, 연락처, 재정 담당자, 현재 사용자 이니셜 및 부여된 모든 역할이 표시됩니다.</w:t>
       </w:r>
     </w:p>
     <w:p>
@@ -2077,7 +2063,7 @@
       </w:pPr>
       <w:r>
         <w:rPr>
-          <w:rFonts w:ascii="Nanum Gothic" w:hAnsi="Nanum Gothic" w:eastAsia="Nanum Gothic"/>
+          <w:rFonts w:ascii="AppleGothic" w:hAnsi="AppleGothic" w:eastAsia="AppleGothic"/>
           <w:i/>
           <w:color w:val="667085"/>
           <w:sz w:val="17"/>
@@ -2312,6 +2298,24 @@
       </w:r>
       <w:r>
         <w:t>를 선택합니다.</w:t>
+      </w:r>
+    </w:p>
+    <w:p>
+      <w:pPr>
+        <w:pStyle w:val="ListNumber"/>
+        <w:numPr>
+          <w:ilvl w:val="0"/>
+          <w:numId w:val="14"/>
+        </w:numPr>
+      </w:pPr>
+      <w:r>
+        <w:rPr>
+          <w:b/>
+        </w:rPr>
+        <w:t>Committees</w:t>
+      </w:r>
+      <w:r>
+        <w:t>를 열고 해당하는 위원회를 모두 선택합니다.</w:t>
       </w:r>
     </w:p>
     <w:p>
@@ -2505,7 +2509,7 @@
       </w:pPr>
       <w:r>
         <w:rPr>
-          <w:rFonts w:ascii="Nanum Gothic" w:hAnsi="Nanum Gothic" w:eastAsia="Nanum Gothic"/>
+          <w:rFonts w:ascii="AppleGothic" w:hAnsi="AppleGothic" w:eastAsia="AppleGothic"/>
           <w:i/>
           <w:color w:val="667085"/>
           <w:sz w:val="17"/>
@@ -2544,7 +2548,7 @@
             </w:pPr>
             <w:r>
               <w:rPr>
-                <w:rFonts w:ascii="Nanum Gothic" w:hAnsi="Nanum Gothic" w:eastAsia="Nanum Gothic"/>
+                <w:rFonts w:ascii="AppleGothic" w:hAnsi="AppleGothic" w:eastAsia="AppleGothic"/>
                 <w:b/>
                 <w:color w:val="123047"/>
                 <w:sz w:val="19"/>
@@ -2553,7 +2557,7 @@
             </w:r>
             <w:r>
               <w:rPr>
-                <w:rFonts w:ascii="Nanum Gothic" w:hAnsi="Nanum Gothic" w:eastAsia="Nanum Gothic"/>
+                <w:rFonts w:ascii="AppleGothic" w:hAnsi="AppleGothic" w:eastAsia="AppleGothic"/>
                 <w:color w:val="123047"/>
                 <w:sz w:val="19"/>
               </w:rPr>
@@ -2630,10 +2634,19 @@
         <w:rPr>
           <w:b/>
         </w:rPr>
-        <w:t>Fund/category</w:t>
-      </w:r>
-      <w:r>
-        <w:t xml:space="preserve"> 또는 헌금 유형으로 필터링합니다.</w:t>
+        <w:t>Fund</w:t>
+      </w:r>
+      <w:r>
+        <w:t xml:space="preserve">, </w:t>
+      </w:r>
+      <w:r>
+        <w:rPr>
+          <w:b/>
+        </w:rPr>
+        <w:t>Category</w:t>
+      </w:r>
+      <w:r>
+        <w:t xml:space="preserve"> 또는 헌금 유형으로 필터링합니다. Category 선택지는 선택한 Fund에 따라 표시됩니다.</w:t>
       </w:r>
     </w:p>
     <w:p>
@@ -2785,10 +2798,19 @@
         <w:rPr>
           <w:b/>
         </w:rPr>
-        <w:t>Fund/category</w:t>
-      </w:r>
-      <w:r>
-        <w:t xml:space="preserve">와 </w:t>
+        <w:t>Fund</w:t>
+      </w:r>
+      <w:r>
+        <w:t xml:space="preserve">, 해당 </w:t>
+      </w:r>
+      <w:r>
+        <w:rPr>
+          <w:b/>
+        </w:rPr>
+        <w:t>Category</w:t>
+      </w:r>
+      <w:r>
+        <w:t xml:space="preserve">, </w:t>
       </w:r>
       <w:r>
         <w:rPr>
@@ -2954,7 +2976,7 @@
       </w:pPr>
       <w:r>
         <w:rPr>
-          <w:rFonts w:ascii="Nanum Gothic" w:hAnsi="Nanum Gothic" w:eastAsia="Nanum Gothic"/>
+          <w:rFonts w:ascii="AppleGothic" w:hAnsi="AppleGothic" w:eastAsia="AppleGothic"/>
           <w:i/>
           <w:color w:val="667085"/>
           <w:sz w:val="17"/>
@@ -3306,7 +3328,7 @@
       </w:pPr>
       <w:r>
         <w:rPr>
-          <w:rFonts w:ascii="Nanum Gothic" w:hAnsi="Nanum Gothic" w:eastAsia="Nanum Gothic"/>
+          <w:rFonts w:ascii="AppleGothic" w:hAnsi="AppleGothic" w:eastAsia="AppleGothic"/>
           <w:i/>
           <w:color w:val="667085"/>
           <w:sz w:val="17"/>
@@ -3575,7 +3597,7 @@
       </w:pPr>
       <w:r>
         <w:rPr>
-          <w:rFonts w:ascii="Nanum Gothic" w:hAnsi="Nanum Gothic" w:eastAsia="Nanum Gothic"/>
+          <w:rFonts w:ascii="AppleGothic" w:hAnsi="AppleGothic" w:eastAsia="AppleGothic"/>
           <w:i/>
           <w:color w:val="667085"/>
           <w:sz w:val="17"/>
@@ -3604,7 +3626,7 @@
         <w:t>사용 가능 역할:</w:t>
       </w:r>
       <w:r>
-        <w:t xml:space="preserve"> Admin, Treasurer, Membership</w:t>
+        <w:t xml:space="preserve"> Admin</w:t>
       </w:r>
     </w:p>
     <w:p>
@@ -3614,7 +3636,7 @@
     </w:p>
     <w:p>
       <w:r>
-        <w:t>지원 유형에는 그룹 코드, 교인 상태, 헌금 기금/카테고리, 결제 방법, 재정 카테고리 및 재정 하위 카테고리가 포함됩니다.</w:t>
+        <w:t>지원 유형에는 그룹 코드, 교인 상태, 위원회 코드, 헌금 기금/카테고리, 결제 방법, 재정 카테고리 및 재정 하위 카테고리가 포함됩니다.</w:t>
       </w:r>
     </w:p>
     <w:p>
@@ -3691,7 +3713,7 @@
         </w:numPr>
       </w:pPr>
       <w:r>
-        <w:t>재정 하위 카테고리인 경우 상위 카테고리를 선택합니다.</w:t>
+        <w:t>헌금 카테고리 또는 재정 하위 카테고리인 경우 상위 기금 또는 카테고리를 선택합니다.</w:t>
       </w:r>
     </w:p>
     <w:p>
@@ -3726,7 +3748,7 @@
     </w:p>
     <w:p>
       <w:r>
-        <w:t>비활성 값은 저장된 상태로 유지되지만 일반 드롭다운 선택 항목에서는 제외됩니다.</w:t>
+        <w:t>코드는 값의 키이므로 생성 후 변경할 수 없습니다. 비활성 값은 저장된 상태로 유지되지만 일반 드롭다운 선택 항목에서는 제외됩니다. 교인, 헌금, 재정, 예산 또는 보관 자료에서 사용 중인 값은 삭제할 수 없습니다.</w:t>
       </w:r>
     </w:p>
     <w:p>
@@ -3777,7 +3799,7 @@
       </w:pPr>
       <w:r>
         <w:rPr>
-          <w:rFonts w:ascii="Nanum Gothic" w:hAnsi="Nanum Gothic" w:eastAsia="Nanum Gothic"/>
+          <w:rFonts w:ascii="AppleGothic" w:hAnsi="AppleGothic" w:eastAsia="AppleGothic"/>
           <w:i/>
           <w:color w:val="667085"/>
           <w:sz w:val="17"/>
@@ -3895,7 +3917,7 @@
         </w:numPr>
       </w:pPr>
       <w:r>
-        <w:t>헌금 주일, 기금, 헌금자 유형 및 결제 방법별 합계를 확인합니다.</w:t>
+        <w:t>헌금 주일, 기금, 카테고리, 헌금자 유형 및 결제 방법의 표시 이름별 합계를 확인합니다.</w:t>
       </w:r>
     </w:p>
     <w:p>
@@ -4122,13 +4144,108 @@
         </w:numPr>
       </w:pPr>
       <w:r>
-        <w:t>수입/지출 카테고리 및 하위 카테고리별 예산, 실제 금액 및 차이를 확인합니다.</w:t>
+        <w:t xml:space="preserve">표시 이름으로 된 수입/지출 카테고리, 예산, 실제 금액, 예산 대비 실제 비율 및 차이를 확인합니다. 예산이 0이면 비율은 </w:t>
+      </w:r>
+      <w:r>
+        <w:rPr>
+          <w:rFonts w:ascii="Courier New" w:hAnsi="Courier New" w:eastAsia="Courier New"/>
+          <w:color w:val="123047"/>
+          <w:sz w:val="19"/>
+        </w:rPr>
+        <w:t>-</w:t>
+      </w:r>
+      <w:r>
+        <w:t>로 표시됩니다.</w:t>
       </w:r>
     </w:p>
     <w:p>
-      <w:r>
-        <w:t xml:space="preserve">표시된 모든 보고서에서 </w:t>
-      </w:r>
+      <w:pPr>
+        <w:pStyle w:val="Heading2"/>
+      </w:pPr>
+      <w:r>
+        <w:t>분기 재정 보고서</w:t>
+      </w:r>
+    </w:p>
+    <w:p>
+      <w:pPr>
+        <w:pStyle w:val="ListNumber"/>
+        <w:numPr>
+          <w:ilvl w:val="0"/>
+          <w:numId w:val="29"/>
+        </w:numPr>
+      </w:pPr>
+      <w:r>
+        <w:rPr>
+          <w:b/>
+        </w:rPr>
+        <w:t>Quarterly Financial Report</w:t>
+      </w:r>
+      <w:r>
+        <w:t>를 선택합니다.</w:t>
+      </w:r>
+    </w:p>
+    <w:p>
+      <w:pPr>
+        <w:pStyle w:val="ListNumber"/>
+        <w:numPr>
+          <w:ilvl w:val="0"/>
+          <w:numId w:val="29"/>
+        </w:numPr>
+      </w:pPr>
+      <w:r>
+        <w:t>달력 연도와 분기를 선택합니다.</w:t>
+      </w:r>
+    </w:p>
+    <w:p>
+      <w:pPr>
+        <w:pStyle w:val="ListNumber"/>
+        <w:numPr>
+          <w:ilvl w:val="0"/>
+          <w:numId w:val="29"/>
+        </w:numPr>
+      </w:pPr>
+      <w:r>
+        <w:t>분기 헌금 통합 문서는 Offering 다운로드를, 분기 지출 통합 문서는 Expenditure 다운로드를 선택합니다.</w:t>
+      </w:r>
+    </w:p>
+    <w:p>
+      <w:pPr>
+        <w:pStyle w:val="ListNumber"/>
+        <w:numPr>
+          <w:ilvl w:val="0"/>
+          <w:numId w:val="29"/>
+        </w:numPr>
+      </w:pPr>
+      <w:r>
+        <w:t xml:space="preserve">헌금 통합 문서의 이월금 행과 지출 통합 문서의 </w:t>
+      </w:r>
+      <w:r>
+        <w:rPr>
+          <w:rFonts w:ascii="Courier New" w:hAnsi="Courier New" w:eastAsia="Courier New"/>
+          <w:color w:val="123047"/>
+          <w:sz w:val="19"/>
+        </w:rPr>
+        <w:t>CONTINGENCY</w:t>
+      </w:r>
+      <w:r>
+        <w:t xml:space="preserve"> 재정 카테고리 표시 이름을 확인합니다.</w:t>
+      </w:r>
+    </w:p>
+    <w:p>
+      <w:r>
+        <w:t xml:space="preserve">두 통합 문서는 Letter 가로 방향이며 인쇄 배율은 </w:t>
+      </w:r>
+      <w:r>
+        <w:rPr>
+          <w:b/>
+        </w:rPr>
+        <w:t>100%로 조정</w:t>
+      </w:r>
+      <w:r>
+        <w:t>으로 설정됩니다.</w:t>
+      </w:r>
+    </w:p>
+    <w:p>
       <w:r>
         <w:rPr>
           <w:b/>
@@ -4136,7 +4253,7 @@
         <w:t>Export CSV</w:t>
       </w:r>
       <w:r>
-        <w:t>를 선택하면 현재 보고서 결과를 내려받을 수 있습니다.</w:t>
+        <w:t>가 표시되는 표 형식 보고서에서는 이를 선택하여 현재 결과를 내려받을 수 있습니다.</w:t>
       </w:r>
     </w:p>
     <w:p>
@@ -4149,7 +4266,7 @@
         <w:drawing>
           <wp:inline xmlns:a="http://schemas.openxmlformats.org/drawingml/2006/main" xmlns:pic="http://schemas.openxmlformats.org/drawingml/2006/picture">
             <wp:extent cx="5989320" cy="4159250"/>
-            <wp:docPr id="13" name="Picture 13" descr="보고서 탭, 필터, 결과 및 CSV 내보내기"/>
+            <wp:docPr id="13" name="Picture 13" descr="분기 재정 보고서 선택 항목과 Excel 다운로드"/>
             <wp:cNvGraphicFramePr>
               <a:graphicFrameLocks noChangeAspect="1"/>
             </wp:cNvGraphicFramePr>
@@ -4187,12 +4304,12 @@
       </w:pPr>
       <w:r>
         <w:rPr>
-          <w:rFonts w:ascii="Nanum Gothic" w:hAnsi="Nanum Gothic" w:eastAsia="Nanum Gothic"/>
+          <w:rFonts w:ascii="AppleGothic" w:hAnsi="AppleGothic" w:eastAsia="AppleGothic"/>
           <w:i/>
           <w:color w:val="667085"/>
           <w:sz w:val="17"/>
         </w:rPr>
-        <w:t>보고서 탭, 필터, 결과 및 CSV 내보내기</w:t>
+        <w:t>분기 재정 보고서 선택 항목과 Excel 다운로드</w:t>
       </w:r>
     </w:p>
     <w:p>
@@ -4224,7 +4341,7 @@
         <w:pStyle w:val="ListNumber"/>
         <w:numPr>
           <w:ilvl w:val="0"/>
-          <w:numId w:val="29"/>
+          <w:numId w:val="30"/>
         </w:numPr>
       </w:pPr>
       <w:r>
@@ -4242,7 +4359,7 @@
         <w:pStyle w:val="ListNumber"/>
         <w:numPr>
           <w:ilvl w:val="0"/>
-          <w:numId w:val="29"/>
+          <w:numId w:val="30"/>
         </w:numPr>
       </w:pPr>
       <w:r>
@@ -4254,7 +4371,7 @@
         <w:pStyle w:val="ListNumber"/>
         <w:numPr>
           <w:ilvl w:val="0"/>
-          <w:numId w:val="29"/>
+          <w:numId w:val="30"/>
         </w:numPr>
       </w:pPr>
       <w:r>
@@ -4266,7 +4383,7 @@
         <w:pStyle w:val="ListNumber"/>
         <w:numPr>
           <w:ilvl w:val="0"/>
-          <w:numId w:val="29"/>
+          <w:numId w:val="30"/>
         </w:numPr>
       </w:pPr>
       <w:r>
@@ -4327,7 +4444,7 @@
       </w:pPr>
       <w:r>
         <w:rPr>
-          <w:rFonts w:ascii="Nanum Gothic" w:hAnsi="Nanum Gothic" w:eastAsia="Nanum Gothic"/>
+          <w:rFonts w:ascii="AppleGothic" w:hAnsi="AppleGothic" w:eastAsia="AppleGothic"/>
           <w:i/>
           <w:color w:val="667085"/>
           <w:sz w:val="17"/>
@@ -4364,7 +4481,7 @@
         <w:pStyle w:val="ListNumber"/>
         <w:numPr>
           <w:ilvl w:val="0"/>
-          <w:numId w:val="30"/>
+          <w:numId w:val="31"/>
         </w:numPr>
       </w:pPr>
       <w:r>
@@ -4385,7 +4502,7 @@
         <w:pStyle w:val="ListNumber"/>
         <w:numPr>
           <w:ilvl w:val="0"/>
-          <w:numId w:val="30"/>
+          <w:numId w:val="31"/>
         </w:numPr>
       </w:pPr>
       <w:r>
@@ -4397,7 +4514,7 @@
         <w:pStyle w:val="ListNumber"/>
         <w:numPr>
           <w:ilvl w:val="0"/>
-          <w:numId w:val="30"/>
+          <w:numId w:val="31"/>
         </w:numPr>
       </w:pPr>
       <w:r>
@@ -4547,7 +4664,7 @@
     </w:pPr>
     <w:r>
       <w:rPr>
-        <w:rFonts w:ascii="Nanum Gothic" w:hAnsi="Nanum Gothic" w:eastAsia="Nanum Gothic"/>
+        <w:rFonts w:ascii="AppleGothic" w:hAnsi="AppleGothic" w:eastAsia="AppleGothic"/>
         <w:color w:val="667085"/>
         <w:sz w:val="16"/>
       </w:rPr>
@@ -4573,7 +4690,7 @@
     </w:pPr>
     <w:r>
       <w:rPr>
-        <w:rFonts w:ascii="Nanum Gothic" w:hAnsi="Nanum Gothic" w:eastAsia="Nanum Gothic"/>
+        <w:rFonts w:ascii="AppleGothic" w:hAnsi="AppleGothic" w:eastAsia="AppleGothic"/>
         <w:b/>
         <w:color w:val="667085"/>
         <w:sz w:val="17"/>
@@ -4910,6 +5027,12 @@
       <w:startOverride w:val="1"/>
     </w:lvlOverride>
   </w:num>
+  <w:num w:numId="31">
+    <w:abstractNumId w:val="7"/>
+    <w:lvlOverride w:ilvl="0">
+      <w:startOverride w:val="1"/>
+    </w:lvlOverride>
+  </w:num>
 </w:numbering>
 </file>
 
@@ -5077,7 +5200,7 @@
       <w:spacing w:after="120" w:line="283" w:lineRule="auto"/>
     </w:pPr>
     <w:rPr>
-      <w:rFonts w:ascii="Nanum Gothic" w:hAnsi="Nanum Gothic" w:eastAsia="Nanum Gothic"/>
+      <w:rFonts w:ascii="AppleGothic" w:hAnsi="AppleGothic" w:eastAsia="AppleGothic"/>
       <w:color w:val="202833"/>
       <w:sz w:val="21"/>
     </w:rPr>
@@ -5097,7 +5220,7 @@
       <w:spacing w:after="0" w:line="240" w:lineRule="auto"/>
     </w:pPr>
     <w:rPr>
-      <w:rFonts w:ascii="Nanum Gothic" w:hAnsi="Nanum Gothic" w:eastAsia="Nanum Gothic"/>
+      <w:rFonts w:ascii="AppleGothic" w:hAnsi="AppleGothic" w:eastAsia="AppleGothic"/>
     </w:rPr>
   </w:style>
   <w:style w:type="character" w:customStyle="1" w:styleId="HeaderChar">
@@ -5107,7 +5230,7 @@
     <w:uiPriority w:val="99"/>
     <w:rsid w:val="00E618BF"/>
     <w:rPr>
-      <w:rFonts w:ascii="Nanum Gothic" w:hAnsi="Nanum Gothic" w:eastAsia="Nanum Gothic"/>
+      <w:rFonts w:ascii="AppleGothic" w:hAnsi="AppleGothic" w:eastAsia="AppleGothic"/>
     </w:rPr>
   </w:style>
   <w:style w:type="paragraph" w:styleId="Footer">
@@ -5125,7 +5248,7 @@
       <w:spacing w:after="0" w:line="240" w:lineRule="auto"/>
     </w:pPr>
     <w:rPr>
-      <w:rFonts w:ascii="Nanum Gothic" w:hAnsi="Nanum Gothic" w:eastAsia="Nanum Gothic"/>
+      <w:rFonts w:ascii="AppleGothic" w:hAnsi="AppleGothic" w:eastAsia="AppleGothic"/>
     </w:rPr>
   </w:style>
   <w:style w:type="character" w:customStyle="1" w:styleId="FooterChar">
@@ -5135,7 +5258,7 @@
     <w:uiPriority w:val="99"/>
     <w:rsid w:val="00E618BF"/>
     <w:rPr>
-      <w:rFonts w:ascii="Nanum Gothic" w:hAnsi="Nanum Gothic" w:eastAsia="Nanum Gothic"/>
+      <w:rFonts w:ascii="AppleGothic" w:hAnsi="AppleGothic" w:eastAsia="AppleGothic"/>
     </w:rPr>
   </w:style>
   <w:style w:type="paragraph" w:styleId="Heading1">
@@ -5153,7 +5276,7 @@
       <w:outlineLvl w:val="0"/>
     </w:pPr>
     <w:rPr>
-      <w:rFonts w:asciiTheme="majorHAnsi" w:eastAsiaTheme="majorEastAsia" w:hAnsiTheme="majorHAnsi" w:cstheme="majorBidi" w:ascii="Nanum Gothic" w:hAnsi="Nanum Gothic" w:eastAsia="Nanum Gothic"/>
+      <w:rFonts w:asciiTheme="majorHAnsi" w:eastAsiaTheme="majorEastAsia" w:hAnsiTheme="majorHAnsi" w:cstheme="majorBidi" w:ascii="AppleGothic" w:hAnsi="AppleGothic" w:eastAsia="AppleGothic"/>
       <w:b/>
       <w:bCs/>
       <w:color w:val="123047"/>
@@ -5177,7 +5300,7 @@
       <w:outlineLvl w:val="1"/>
     </w:pPr>
     <w:rPr>
-      <w:rFonts w:asciiTheme="majorHAnsi" w:eastAsiaTheme="majorEastAsia" w:hAnsiTheme="majorHAnsi" w:cstheme="majorBidi" w:ascii="Nanum Gothic" w:hAnsi="Nanum Gothic" w:eastAsia="Nanum Gothic"/>
+      <w:rFonts w:asciiTheme="majorHAnsi" w:eastAsiaTheme="majorEastAsia" w:hAnsiTheme="majorHAnsi" w:cstheme="majorBidi" w:ascii="AppleGothic" w:hAnsi="AppleGothic" w:eastAsia="AppleGothic"/>
       <w:b/>
       <w:bCs/>
       <w:color w:val="2E5F85"/>
@@ -5201,7 +5324,7 @@
       <w:outlineLvl w:val="2"/>
     </w:pPr>
     <w:rPr>
-      <w:rFonts w:asciiTheme="majorHAnsi" w:eastAsiaTheme="majorEastAsia" w:hAnsiTheme="majorHAnsi" w:cstheme="majorBidi" w:ascii="Nanum Gothic" w:hAnsi="Nanum Gothic" w:eastAsia="Nanum Gothic"/>
+      <w:rFonts w:asciiTheme="majorHAnsi" w:eastAsiaTheme="majorEastAsia" w:hAnsiTheme="majorHAnsi" w:cstheme="majorBidi" w:ascii="AppleGothic" w:hAnsi="AppleGothic" w:eastAsia="AppleGothic"/>
       <w:b/>
       <w:bCs/>
       <w:color w:val="087D8F"/>
@@ -5225,7 +5348,7 @@
       <w:outlineLvl w:val="3"/>
     </w:pPr>
     <w:rPr>
-      <w:rFonts w:asciiTheme="majorHAnsi" w:eastAsiaTheme="majorEastAsia" w:hAnsiTheme="majorHAnsi" w:cstheme="majorBidi" w:ascii="Nanum Gothic" w:hAnsi="Nanum Gothic" w:eastAsia="Nanum Gothic"/>
+      <w:rFonts w:asciiTheme="majorHAnsi" w:eastAsiaTheme="majorEastAsia" w:hAnsiTheme="majorHAnsi" w:cstheme="majorBidi" w:ascii="AppleGothic" w:hAnsi="AppleGothic" w:eastAsia="AppleGothic"/>
       <w:b/>
       <w:bCs/>
       <w:i/>
@@ -5250,7 +5373,7 @@
       <w:outlineLvl w:val="4"/>
     </w:pPr>
     <w:rPr>
-      <w:rFonts w:asciiTheme="majorHAnsi" w:eastAsiaTheme="majorEastAsia" w:hAnsiTheme="majorHAnsi" w:cstheme="majorBidi" w:ascii="Nanum Gothic" w:hAnsi="Nanum Gothic" w:eastAsia="Nanum Gothic"/>
+      <w:rFonts w:asciiTheme="majorHAnsi" w:eastAsiaTheme="majorEastAsia" w:hAnsiTheme="majorHAnsi" w:cstheme="majorBidi" w:ascii="AppleGothic" w:hAnsi="AppleGothic" w:eastAsia="AppleGothic"/>
       <w:color w:val="243F60" w:themeColor="accent1" w:themeShade="7F"/>
     </w:rPr>
   </w:style>
@@ -5271,7 +5394,7 @@
       <w:outlineLvl w:val="5"/>
     </w:pPr>
     <w:rPr>
-      <w:rFonts w:asciiTheme="majorHAnsi" w:eastAsiaTheme="majorEastAsia" w:hAnsiTheme="majorHAnsi" w:cstheme="majorBidi" w:ascii="Nanum Gothic" w:hAnsi="Nanum Gothic" w:eastAsia="Nanum Gothic"/>
+      <w:rFonts w:asciiTheme="majorHAnsi" w:eastAsiaTheme="majorEastAsia" w:hAnsiTheme="majorHAnsi" w:cstheme="majorBidi" w:ascii="AppleGothic" w:hAnsi="AppleGothic" w:eastAsia="AppleGothic"/>
       <w:i/>
       <w:iCs/>
       <w:color w:val="243F60" w:themeColor="accent1" w:themeShade="7F"/>
@@ -5294,7 +5417,7 @@
       <w:outlineLvl w:val="6"/>
     </w:pPr>
     <w:rPr>
-      <w:rFonts w:asciiTheme="majorHAnsi" w:eastAsiaTheme="majorEastAsia" w:hAnsiTheme="majorHAnsi" w:cstheme="majorBidi" w:ascii="Nanum Gothic" w:hAnsi="Nanum Gothic" w:eastAsia="Nanum Gothic"/>
+      <w:rFonts w:asciiTheme="majorHAnsi" w:eastAsiaTheme="majorEastAsia" w:hAnsiTheme="majorHAnsi" w:cstheme="majorBidi" w:ascii="AppleGothic" w:hAnsi="AppleGothic" w:eastAsia="AppleGothic"/>
       <w:i/>
       <w:iCs/>
       <w:color w:val="404040" w:themeColor="text1" w:themeTint="BF"/>
@@ -5317,7 +5440,7 @@
       <w:outlineLvl w:val="7"/>
     </w:pPr>
     <w:rPr>
-      <w:rFonts w:asciiTheme="majorHAnsi" w:eastAsiaTheme="majorEastAsia" w:hAnsiTheme="majorHAnsi" w:cstheme="majorBidi" w:ascii="Nanum Gothic" w:hAnsi="Nanum Gothic" w:eastAsia="Nanum Gothic"/>
+      <w:rFonts w:asciiTheme="majorHAnsi" w:eastAsiaTheme="majorEastAsia" w:hAnsiTheme="majorHAnsi" w:cstheme="majorBidi" w:ascii="AppleGothic" w:hAnsi="AppleGothic" w:eastAsia="AppleGothic"/>
       <w:color w:val="4F81BD" w:themeColor="accent1"/>
       <w:sz w:val="20"/>
       <w:szCs w:val="20"/>
@@ -5340,7 +5463,7 @@
       <w:outlineLvl w:val="8"/>
     </w:pPr>
     <w:rPr>
-      <w:rFonts w:asciiTheme="majorHAnsi" w:eastAsiaTheme="majorEastAsia" w:hAnsiTheme="majorHAnsi" w:cstheme="majorBidi" w:ascii="Nanum Gothic" w:hAnsi="Nanum Gothic" w:eastAsia="Nanum Gothic"/>
+      <w:rFonts w:asciiTheme="majorHAnsi" w:eastAsiaTheme="majorEastAsia" w:hAnsiTheme="majorHAnsi" w:cstheme="majorBidi" w:ascii="AppleGothic" w:hAnsi="AppleGothic" w:eastAsia="AppleGothic"/>
       <w:i/>
       <w:iCs/>
       <w:color w:val="404040" w:themeColor="text1" w:themeTint="BF"/>
@@ -5354,7 +5477,7 @@
     <w:semiHidden/>
     <w:unhideWhenUsed/>
     <w:rPr>
-      <w:rFonts w:ascii="Nanum Gothic" w:hAnsi="Nanum Gothic" w:eastAsia="Nanum Gothic"/>
+      <w:rFonts w:ascii="AppleGothic" w:hAnsi="AppleGothic" w:eastAsia="AppleGothic"/>
     </w:rPr>
   </w:style>
   <w:style w:type="table" w:default="1" w:styleId="TableNormal">
@@ -5363,7 +5486,7 @@
     <w:semiHidden/>
     <w:unhideWhenUsed/>
     <w:rPr>
-      <w:rFonts w:ascii="Nanum Gothic" w:hAnsi="Nanum Gothic" w:eastAsia="Nanum Gothic"/>
+      <w:rFonts w:ascii="AppleGothic" w:hAnsi="AppleGothic" w:eastAsia="AppleGothic"/>
     </w:rPr>
     <w:tblPr>
       <w:tblInd w:w="0" w:type="dxa"/>
@@ -5390,7 +5513,7 @@
       <w:spacing w:after="0" w:line="240" w:lineRule="auto"/>
     </w:pPr>
     <w:rPr>
-      <w:rFonts w:ascii="Nanum Gothic" w:hAnsi="Nanum Gothic" w:eastAsia="Nanum Gothic"/>
+      <w:rFonts w:ascii="AppleGothic" w:hAnsi="AppleGothic" w:eastAsia="AppleGothic"/>
     </w:rPr>
   </w:style>
   <w:style w:type="character" w:customStyle="1" w:styleId="Heading1Char">
@@ -5400,7 +5523,7 @@
     <w:uiPriority w:val="9"/>
     <w:rsid w:val="00FC693F"/>
     <w:rPr>
-      <w:rFonts w:asciiTheme="majorHAnsi" w:eastAsiaTheme="majorEastAsia" w:hAnsiTheme="majorHAnsi" w:cstheme="majorBidi" w:ascii="Nanum Gothic" w:hAnsi="Nanum Gothic" w:eastAsia="Nanum Gothic"/>
+      <w:rFonts w:asciiTheme="majorHAnsi" w:eastAsiaTheme="majorEastAsia" w:hAnsiTheme="majorHAnsi" w:cstheme="majorBidi" w:ascii="AppleGothic" w:hAnsi="AppleGothic" w:eastAsia="AppleGothic"/>
       <w:b/>
       <w:bCs/>
       <w:color w:val="365F91" w:themeColor="accent1" w:themeShade="BF"/>
@@ -5415,7 +5538,7 @@
     <w:uiPriority w:val="9"/>
     <w:rsid w:val="00FC693F"/>
     <w:rPr>
-      <w:rFonts w:asciiTheme="majorHAnsi" w:eastAsiaTheme="majorEastAsia" w:hAnsiTheme="majorHAnsi" w:cstheme="majorBidi" w:ascii="Nanum Gothic" w:hAnsi="Nanum Gothic" w:eastAsia="Nanum Gothic"/>
+      <w:rFonts w:asciiTheme="majorHAnsi" w:eastAsiaTheme="majorEastAsia" w:hAnsiTheme="majorHAnsi" w:cstheme="majorBidi" w:ascii="AppleGothic" w:hAnsi="AppleGothic" w:eastAsia="AppleGothic"/>
       <w:b/>
       <w:bCs/>
       <w:color w:val="4F81BD" w:themeColor="accent1"/>
@@ -5430,7 +5553,7 @@
     <w:uiPriority w:val="9"/>
     <w:rsid w:val="00FC693F"/>
     <w:rPr>
-      <w:rFonts w:asciiTheme="majorHAnsi" w:eastAsiaTheme="majorEastAsia" w:hAnsiTheme="majorHAnsi" w:cstheme="majorBidi" w:ascii="Nanum Gothic" w:hAnsi="Nanum Gothic" w:eastAsia="Nanum Gothic"/>
+      <w:rFonts w:asciiTheme="majorHAnsi" w:eastAsiaTheme="majorEastAsia" w:hAnsiTheme="majorHAnsi" w:cstheme="majorBidi" w:ascii="AppleGothic" w:hAnsi="AppleGothic" w:eastAsia="AppleGothic"/>
       <w:b/>
       <w:bCs/>
       <w:color w:val="4F81BD" w:themeColor="accent1"/>
@@ -5452,7 +5575,7 @@
       <w:contextualSpacing/>
     </w:pPr>
     <w:rPr>
-      <w:rFonts w:asciiTheme="majorHAnsi" w:eastAsiaTheme="majorEastAsia" w:hAnsiTheme="majorHAnsi" w:cstheme="majorBidi" w:ascii="Nanum Gothic" w:hAnsi="Nanum Gothic" w:eastAsia="Nanum Gothic"/>
+      <w:rFonts w:asciiTheme="majorHAnsi" w:eastAsiaTheme="majorEastAsia" w:hAnsiTheme="majorHAnsi" w:cstheme="majorBidi" w:ascii="AppleGothic" w:hAnsi="AppleGothic" w:eastAsia="AppleGothic"/>
       <w:color w:val="17365D" w:themeColor="text2" w:themeShade="BF"/>
       <w:spacing w:val="5"/>
       <w:kern w:val="28"/>
@@ -5467,7 +5590,7 @@
     <w:uiPriority w:val="10"/>
     <w:rsid w:val="00FC693F"/>
     <w:rPr>
-      <w:rFonts w:asciiTheme="majorHAnsi" w:eastAsiaTheme="majorEastAsia" w:hAnsiTheme="majorHAnsi" w:cstheme="majorBidi" w:ascii="Nanum Gothic" w:hAnsi="Nanum Gothic" w:eastAsia="Nanum Gothic"/>
+      <w:rFonts w:asciiTheme="majorHAnsi" w:eastAsiaTheme="majorEastAsia" w:hAnsiTheme="majorHAnsi" w:cstheme="majorBidi" w:ascii="AppleGothic" w:hAnsi="AppleGothic" w:eastAsia="AppleGothic"/>
       <w:color w:val="17365D" w:themeColor="text2" w:themeShade="BF"/>
       <w:spacing w:val="5"/>
       <w:kern w:val="28"/>
@@ -5489,7 +5612,7 @@
       </w:numPr>
     </w:pPr>
     <w:rPr>
-      <w:rFonts w:asciiTheme="majorHAnsi" w:eastAsiaTheme="majorEastAsia" w:hAnsiTheme="majorHAnsi" w:cstheme="majorBidi" w:ascii="Nanum Gothic" w:hAnsi="Nanum Gothic" w:eastAsia="Nanum Gothic"/>
+      <w:rFonts w:asciiTheme="majorHAnsi" w:eastAsiaTheme="majorEastAsia" w:hAnsiTheme="majorHAnsi" w:cstheme="majorBidi" w:ascii="AppleGothic" w:hAnsi="AppleGothic" w:eastAsia="AppleGothic"/>
       <w:i/>
       <w:iCs/>
       <w:color w:val="4F81BD" w:themeColor="accent1"/>
@@ -5505,7 +5628,7 @@
     <w:uiPriority w:val="11"/>
     <w:rsid w:val="00FC693F"/>
     <w:rPr>
-      <w:rFonts w:asciiTheme="majorHAnsi" w:eastAsiaTheme="majorEastAsia" w:hAnsiTheme="majorHAnsi" w:cstheme="majorBidi" w:ascii="Nanum Gothic" w:hAnsi="Nanum Gothic" w:eastAsia="Nanum Gothic"/>
+      <w:rFonts w:asciiTheme="majorHAnsi" w:eastAsiaTheme="majorEastAsia" w:hAnsiTheme="majorHAnsi" w:cstheme="majorBidi" w:ascii="AppleGothic" w:hAnsi="AppleGothic" w:eastAsia="AppleGothic"/>
       <w:i/>
       <w:iCs/>
       <w:color w:val="4F81BD" w:themeColor="accent1"/>
@@ -5525,7 +5648,7 @@
       <w:contextualSpacing/>
     </w:pPr>
     <w:rPr>
-      <w:rFonts w:ascii="Nanum Gothic" w:hAnsi="Nanum Gothic" w:eastAsia="Nanum Gothic"/>
+      <w:rFonts w:ascii="AppleGothic" w:hAnsi="AppleGothic" w:eastAsia="AppleGothic"/>
     </w:rPr>
   </w:style>
   <w:style w:type="paragraph" w:styleId="BodyText">
@@ -5539,7 +5662,7 @@
       <w:spacing w:after="120"/>
     </w:pPr>
     <w:rPr>
-      <w:rFonts w:ascii="Nanum Gothic" w:hAnsi="Nanum Gothic" w:eastAsia="Nanum Gothic"/>
+      <w:rFonts w:ascii="AppleGothic" w:hAnsi="AppleGothic" w:eastAsia="AppleGothic"/>
     </w:rPr>
   </w:style>
   <w:style w:type="character" w:customStyle="1" w:styleId="BodyTextChar">
@@ -5549,7 +5672,7 @@
     <w:uiPriority w:val="99"/>
     <w:rsid w:val="00AA1D8D"/>
     <w:rPr>
-      <w:rFonts w:ascii="Nanum Gothic" w:hAnsi="Nanum Gothic" w:eastAsia="Nanum Gothic"/>
+      <w:rFonts w:ascii="AppleGothic" w:hAnsi="AppleGothic" w:eastAsia="AppleGothic"/>
     </w:rPr>
   </w:style>
   <w:style w:type="paragraph" w:styleId="BodyText2">
@@ -5563,7 +5686,7 @@
       <w:spacing w:after="120" w:line="480" w:lineRule="auto"/>
     </w:pPr>
     <w:rPr>
-      <w:rFonts w:ascii="Nanum Gothic" w:hAnsi="Nanum Gothic" w:eastAsia="Nanum Gothic"/>
+      <w:rFonts w:ascii="AppleGothic" w:hAnsi="AppleGothic" w:eastAsia="AppleGothic"/>
     </w:rPr>
   </w:style>
   <w:style w:type="character" w:customStyle="1" w:styleId="BodyText2Char">
@@ -5573,7 +5696,7 @@
     <w:uiPriority w:val="99"/>
     <w:rsid w:val="00AA1D8D"/>
     <w:rPr>
-      <w:rFonts w:ascii="Nanum Gothic" w:hAnsi="Nanum Gothic" w:eastAsia="Nanum Gothic"/>
+      <w:rFonts w:ascii="AppleGothic" w:hAnsi="AppleGothic" w:eastAsia="AppleGothic"/>
     </w:rPr>
   </w:style>
   <w:style w:type="paragraph" w:styleId="BodyText3">
@@ -5587,7 +5710,7 @@
       <w:spacing w:after="120"/>
     </w:pPr>
     <w:rPr>
-      <w:rFonts w:ascii="Nanum Gothic" w:hAnsi="Nanum Gothic" w:eastAsia="Nanum Gothic"/>
+      <w:rFonts w:ascii="AppleGothic" w:hAnsi="AppleGothic" w:eastAsia="AppleGothic"/>
       <w:sz w:val="16"/>
       <w:szCs w:val="16"/>
     </w:rPr>
@@ -5599,7 +5722,7 @@
     <w:uiPriority w:val="99"/>
     <w:rsid w:val="00AA1D8D"/>
     <w:rPr>
-      <w:rFonts w:ascii="Nanum Gothic" w:hAnsi="Nanum Gothic" w:eastAsia="Nanum Gothic"/>
+      <w:rFonts w:ascii="AppleGothic" w:hAnsi="AppleGothic" w:eastAsia="AppleGothic"/>
       <w:sz w:val="16"/>
       <w:szCs w:val="16"/>
     </w:rPr>
@@ -5615,7 +5738,7 @@
       <w:contextualSpacing/>
     </w:pPr>
     <w:rPr>
-      <w:rFonts w:ascii="Nanum Gothic" w:hAnsi="Nanum Gothic" w:eastAsia="Nanum Gothic"/>
+      <w:rFonts w:ascii="AppleGothic" w:hAnsi="AppleGothic" w:eastAsia="AppleGothic"/>
     </w:rPr>
   </w:style>
   <w:style w:type="paragraph" w:styleId="List2">
@@ -5629,7 +5752,7 @@
       <w:contextualSpacing/>
     </w:pPr>
     <w:rPr>
-      <w:rFonts w:ascii="Nanum Gothic" w:hAnsi="Nanum Gothic" w:eastAsia="Nanum Gothic"/>
+      <w:rFonts w:ascii="AppleGothic" w:hAnsi="AppleGothic" w:eastAsia="AppleGothic"/>
     </w:rPr>
   </w:style>
   <w:style w:type="paragraph" w:styleId="List3">
@@ -5643,7 +5766,7 @@
       <w:contextualSpacing/>
     </w:pPr>
     <w:rPr>
-      <w:rFonts w:ascii="Nanum Gothic" w:hAnsi="Nanum Gothic" w:eastAsia="Nanum Gothic"/>
+      <w:rFonts w:ascii="AppleGothic" w:hAnsi="AppleGothic" w:eastAsia="AppleGothic"/>
     </w:rPr>
   </w:style>
   <w:style w:type="paragraph" w:styleId="ListBullet">
@@ -5661,7 +5784,7 @@
       <w:contextualSpacing/>
     </w:pPr>
     <w:rPr>
-      <w:rFonts w:ascii="Nanum Gothic" w:hAnsi="Nanum Gothic" w:eastAsia="Nanum Gothic"/>
+      <w:rFonts w:ascii="AppleGothic" w:hAnsi="AppleGothic" w:eastAsia="AppleGothic"/>
       <w:sz w:val="21"/>
     </w:rPr>
   </w:style>
@@ -5678,7 +5801,7 @@
       <w:contextualSpacing/>
     </w:pPr>
     <w:rPr>
-      <w:rFonts w:ascii="Nanum Gothic" w:hAnsi="Nanum Gothic" w:eastAsia="Nanum Gothic"/>
+      <w:rFonts w:ascii="AppleGothic" w:hAnsi="AppleGothic" w:eastAsia="AppleGothic"/>
     </w:rPr>
   </w:style>
   <w:style w:type="paragraph" w:styleId="ListBullet3">
@@ -5694,7 +5817,7 @@
       <w:contextualSpacing/>
     </w:pPr>
     <w:rPr>
-      <w:rFonts w:ascii="Nanum Gothic" w:hAnsi="Nanum Gothic" w:eastAsia="Nanum Gothic"/>
+      <w:rFonts w:ascii="AppleGothic" w:hAnsi="AppleGothic" w:eastAsia="AppleGothic"/>
     </w:rPr>
   </w:style>
   <w:style w:type="paragraph" w:styleId="ListNumber">
@@ -5712,7 +5835,7 @@
       <w:contextualSpacing/>
     </w:pPr>
     <w:rPr>
-      <w:rFonts w:ascii="Nanum Gothic" w:hAnsi="Nanum Gothic" w:eastAsia="Nanum Gothic"/>
+      <w:rFonts w:ascii="AppleGothic" w:hAnsi="AppleGothic" w:eastAsia="AppleGothic"/>
       <w:sz w:val="21"/>
     </w:rPr>
   </w:style>
@@ -5729,7 +5852,7 @@
       <w:contextualSpacing/>
     </w:pPr>
     <w:rPr>
-      <w:rFonts w:ascii="Nanum Gothic" w:hAnsi="Nanum Gothic" w:eastAsia="Nanum Gothic"/>
+      <w:rFonts w:ascii="AppleGothic" w:hAnsi="AppleGothic" w:eastAsia="AppleGothic"/>
     </w:rPr>
   </w:style>
   <w:style w:type="paragraph" w:styleId="ListNumber3">
@@ -5745,7 +5868,7 @@
       <w:contextualSpacing/>
     </w:pPr>
     <w:rPr>
-      <w:rFonts w:ascii="Nanum Gothic" w:hAnsi="Nanum Gothic" w:eastAsia="Nanum Gothic"/>
+      <w:rFonts w:ascii="AppleGothic" w:hAnsi="AppleGothic" w:eastAsia="AppleGothic"/>
     </w:rPr>
   </w:style>
   <w:style w:type="paragraph" w:styleId="ListContinue">
@@ -5760,7 +5883,7 @@
       <w:contextualSpacing/>
     </w:pPr>
     <w:rPr>
-      <w:rFonts w:ascii="Nanum Gothic" w:hAnsi="Nanum Gothic" w:eastAsia="Nanum Gothic"/>
+      <w:rFonts w:ascii="AppleGothic" w:hAnsi="AppleGothic" w:eastAsia="AppleGothic"/>
     </w:rPr>
   </w:style>
   <w:style w:type="paragraph" w:styleId="ListContinue2">
@@ -5775,7 +5898,7 @@
       <w:contextualSpacing/>
     </w:pPr>
     <w:rPr>
-      <w:rFonts w:ascii="Nanum Gothic" w:hAnsi="Nanum Gothic" w:eastAsia="Nanum Gothic"/>
+      <w:rFonts w:ascii="AppleGothic" w:hAnsi="AppleGothic" w:eastAsia="AppleGothic"/>
     </w:rPr>
   </w:style>
   <w:style w:type="paragraph" w:styleId="ListContinue3">
@@ -5790,7 +5913,7 @@
       <w:contextualSpacing/>
     </w:pPr>
     <w:rPr>
-      <w:rFonts w:ascii="Nanum Gothic" w:hAnsi="Nanum Gothic" w:eastAsia="Nanum Gothic"/>
+      <w:rFonts w:ascii="AppleGothic" w:hAnsi="AppleGothic" w:eastAsia="AppleGothic"/>
     </w:rPr>
   </w:style>
   <w:style w:type="paragraph" w:styleId="MacroText">
@@ -5811,7 +5934,7 @@
       </w:tabs>
     </w:pPr>
     <w:rPr>
-      <w:rFonts w:ascii="Nanum Gothic" w:hAnsi="Nanum Gothic" w:eastAsia="Nanum Gothic"/>
+      <w:rFonts w:ascii="AppleGothic" w:hAnsi="AppleGothic" w:eastAsia="AppleGothic"/>
       <w:sz w:val="20"/>
       <w:szCs w:val="20"/>
     </w:rPr>
@@ -5823,7 +5946,7 @@
     <w:uiPriority w:val="99"/>
     <w:rsid w:val="0029639D"/>
     <w:rPr>
-      <w:rFonts w:ascii="Nanum Gothic" w:hAnsi="Nanum Gothic" w:eastAsia="Nanum Gothic"/>
+      <w:rFonts w:ascii="AppleGothic" w:hAnsi="AppleGothic" w:eastAsia="AppleGothic"/>
       <w:sz w:val="20"/>
       <w:szCs w:val="20"/>
     </w:rPr>
@@ -5837,7 +5960,7 @@
     <w:qFormat/>
     <w:rsid w:val="00FC693F"/>
     <w:rPr>
-      <w:rFonts w:ascii="Nanum Gothic" w:hAnsi="Nanum Gothic" w:eastAsia="Nanum Gothic"/>
+      <w:rFonts w:ascii="AppleGothic" w:hAnsi="AppleGothic" w:eastAsia="AppleGothic"/>
       <w:i/>
       <w:iCs/>
       <w:color w:val="000000" w:themeColor="text1"/>
@@ -5850,7 +5973,7 @@
     <w:uiPriority w:val="29"/>
     <w:rsid w:val="00FC693F"/>
     <w:rPr>
-      <w:rFonts w:ascii="Nanum Gothic" w:hAnsi="Nanum Gothic" w:eastAsia="Nanum Gothic"/>
+      <w:rFonts w:ascii="AppleGothic" w:hAnsi="AppleGothic" w:eastAsia="AppleGothic"/>
       <w:i/>
       <w:iCs/>
       <w:color w:val="000000" w:themeColor="text1"/>
@@ -5864,7 +5987,7 @@
     <w:semiHidden/>
     <w:rsid w:val="00FC693F"/>
     <w:rPr>
-      <w:rFonts w:asciiTheme="majorHAnsi" w:eastAsiaTheme="majorEastAsia" w:hAnsiTheme="majorHAnsi" w:cstheme="majorBidi" w:ascii="Nanum Gothic" w:hAnsi="Nanum Gothic" w:eastAsia="Nanum Gothic"/>
+      <w:rFonts w:asciiTheme="majorHAnsi" w:eastAsiaTheme="majorEastAsia" w:hAnsiTheme="majorHAnsi" w:cstheme="majorBidi" w:ascii="AppleGothic" w:hAnsi="AppleGothic" w:eastAsia="AppleGothic"/>
       <w:b/>
       <w:bCs/>
       <w:i/>
@@ -5880,7 +6003,7 @@
     <w:semiHidden/>
     <w:rsid w:val="00FC693F"/>
     <w:rPr>
-      <w:rFonts w:asciiTheme="majorHAnsi" w:eastAsiaTheme="majorEastAsia" w:hAnsiTheme="majorHAnsi" w:cstheme="majorBidi" w:ascii="Nanum Gothic" w:hAnsi="Nanum Gothic" w:eastAsia="Nanum Gothic"/>
+      <w:rFonts w:asciiTheme="majorHAnsi" w:eastAsiaTheme="majorEastAsia" w:hAnsiTheme="majorHAnsi" w:cstheme="majorBidi" w:ascii="AppleGothic" w:hAnsi="AppleGothic" w:eastAsia="AppleGothic"/>
       <w:color w:val="243F60" w:themeColor="accent1" w:themeShade="7F"/>
     </w:rPr>
   </w:style>
@@ -5892,7 +6015,7 @@
     <w:semiHidden/>
     <w:rsid w:val="00FC693F"/>
     <w:rPr>
-      <w:rFonts w:asciiTheme="majorHAnsi" w:eastAsiaTheme="majorEastAsia" w:hAnsiTheme="majorHAnsi" w:cstheme="majorBidi" w:ascii="Nanum Gothic" w:hAnsi="Nanum Gothic" w:eastAsia="Nanum Gothic"/>
+      <w:rFonts w:asciiTheme="majorHAnsi" w:eastAsiaTheme="majorEastAsia" w:hAnsiTheme="majorHAnsi" w:cstheme="majorBidi" w:ascii="AppleGothic" w:hAnsi="AppleGothic" w:eastAsia="AppleGothic"/>
       <w:i/>
       <w:iCs/>
       <w:color w:val="243F60" w:themeColor="accent1" w:themeShade="7F"/>
@@ -5906,7 +6029,7 @@
     <w:semiHidden/>
     <w:rsid w:val="00FC693F"/>
     <w:rPr>
-      <w:rFonts w:asciiTheme="majorHAnsi" w:eastAsiaTheme="majorEastAsia" w:hAnsiTheme="majorHAnsi" w:cstheme="majorBidi" w:ascii="Nanum Gothic" w:hAnsi="Nanum Gothic" w:eastAsia="Nanum Gothic"/>
+      <w:rFonts w:asciiTheme="majorHAnsi" w:eastAsiaTheme="majorEastAsia" w:hAnsiTheme="majorHAnsi" w:cstheme="majorBidi" w:ascii="AppleGothic" w:hAnsi="AppleGothic" w:eastAsia="AppleGothic"/>
       <w:i/>
       <w:iCs/>
       <w:color w:val="404040" w:themeColor="text1" w:themeTint="BF"/>
@@ -5920,7 +6043,7 @@
     <w:semiHidden/>
     <w:rsid w:val="00FC693F"/>
     <w:rPr>
-      <w:rFonts w:asciiTheme="majorHAnsi" w:eastAsiaTheme="majorEastAsia" w:hAnsiTheme="majorHAnsi" w:cstheme="majorBidi" w:ascii="Nanum Gothic" w:hAnsi="Nanum Gothic" w:eastAsia="Nanum Gothic"/>
+      <w:rFonts w:asciiTheme="majorHAnsi" w:eastAsiaTheme="majorEastAsia" w:hAnsiTheme="majorHAnsi" w:cstheme="majorBidi" w:ascii="AppleGothic" w:hAnsi="AppleGothic" w:eastAsia="AppleGothic"/>
       <w:color w:val="4F81BD" w:themeColor="accent1"/>
       <w:sz w:val="20"/>
       <w:szCs w:val="20"/>
@@ -5934,7 +6057,7 @@
     <w:semiHidden/>
     <w:rsid w:val="00FC693F"/>
     <w:rPr>
-      <w:rFonts w:asciiTheme="majorHAnsi" w:eastAsiaTheme="majorEastAsia" w:hAnsiTheme="majorHAnsi" w:cstheme="majorBidi" w:ascii="Nanum Gothic" w:hAnsi="Nanum Gothic" w:eastAsia="Nanum Gothic"/>
+      <w:rFonts w:asciiTheme="majorHAnsi" w:eastAsiaTheme="majorEastAsia" w:hAnsiTheme="majorHAnsi" w:cstheme="majorBidi" w:ascii="AppleGothic" w:hAnsi="AppleGothic" w:eastAsia="AppleGothic"/>
       <w:i/>
       <w:iCs/>
       <w:color w:val="404040" w:themeColor="text1" w:themeTint="BF"/>
@@ -5955,7 +6078,7 @@
       <w:spacing w:line="240" w:lineRule="auto"/>
     </w:pPr>
     <w:rPr>
-      <w:rFonts w:ascii="Nanum Gothic" w:hAnsi="Nanum Gothic" w:eastAsia="Nanum Gothic"/>
+      <w:rFonts w:ascii="AppleGothic" w:hAnsi="AppleGothic" w:eastAsia="AppleGothic"/>
       <w:b/>
       <w:bCs/>
       <w:color w:val="4F81BD" w:themeColor="accent1"/>
@@ -5970,7 +6093,7 @@
     <w:qFormat/>
     <w:rsid w:val="00FC693F"/>
     <w:rPr>
-      <w:rFonts w:ascii="Nanum Gothic" w:hAnsi="Nanum Gothic" w:eastAsia="Nanum Gothic"/>
+      <w:rFonts w:ascii="AppleGothic" w:hAnsi="AppleGothic" w:eastAsia="AppleGothic"/>
       <w:b/>
       <w:bCs/>
     </w:rPr>
@@ -5982,7 +6105,7 @@
     <w:qFormat/>
     <w:rsid w:val="00FC693F"/>
     <w:rPr>
-      <w:rFonts w:ascii="Nanum Gothic" w:hAnsi="Nanum Gothic" w:eastAsia="Nanum Gothic"/>
+      <w:rFonts w:ascii="AppleGothic" w:hAnsi="AppleGothic" w:eastAsia="AppleGothic"/>
       <w:i/>
       <w:iCs/>
     </w:rPr>
@@ -6003,7 +6126,7 @@
       <w:ind w:left="936" w:right="936"/>
     </w:pPr>
     <w:rPr>
-      <w:rFonts w:ascii="Nanum Gothic" w:hAnsi="Nanum Gothic" w:eastAsia="Nanum Gothic"/>
+      <w:rFonts w:ascii="AppleGothic" w:hAnsi="AppleGothic" w:eastAsia="AppleGothic"/>
       <w:b/>
       <w:bCs/>
       <w:i/>
@@ -6018,7 +6141,7 @@
     <w:uiPriority w:val="30"/>
     <w:rsid w:val="00FC693F"/>
     <w:rPr>
-      <w:rFonts w:ascii="Nanum Gothic" w:hAnsi="Nanum Gothic" w:eastAsia="Nanum Gothic"/>
+      <w:rFonts w:ascii="AppleGothic" w:hAnsi="AppleGothic" w:eastAsia="AppleGothic"/>
       <w:b/>
       <w:bCs/>
       <w:i/>
@@ -6033,7 +6156,7 @@
     <w:qFormat/>
     <w:rsid w:val="00FC693F"/>
     <w:rPr>
-      <w:rFonts w:ascii="Nanum Gothic" w:hAnsi="Nanum Gothic" w:eastAsia="Nanum Gothic"/>
+      <w:rFonts w:ascii="AppleGothic" w:hAnsi="AppleGothic" w:eastAsia="AppleGothic"/>
       <w:i/>
       <w:iCs/>
       <w:color w:val="808080" w:themeColor="text1" w:themeTint="7F"/>
@@ -6046,7 +6169,7 @@
     <w:qFormat/>
     <w:rsid w:val="00FC693F"/>
     <w:rPr>
-      <w:rFonts w:ascii="Nanum Gothic" w:hAnsi="Nanum Gothic" w:eastAsia="Nanum Gothic"/>
+      <w:rFonts w:ascii="AppleGothic" w:hAnsi="AppleGothic" w:eastAsia="AppleGothic"/>
       <w:b/>
       <w:bCs/>
       <w:i/>
@@ -6061,7 +6184,7 @@
     <w:qFormat/>
     <w:rsid w:val="00FC693F"/>
     <w:rPr>
-      <w:rFonts w:ascii="Nanum Gothic" w:hAnsi="Nanum Gothic" w:eastAsia="Nanum Gothic"/>
+      <w:rFonts w:ascii="AppleGothic" w:hAnsi="AppleGothic" w:eastAsia="AppleGothic"/>
       <w:smallCaps/>
       <w:color w:val="C0504D" w:themeColor="accent2"/>
       <w:u w:val="single"/>
@@ -6074,7 +6197,7 @@
     <w:qFormat/>
     <w:rsid w:val="00FC693F"/>
     <w:rPr>
-      <w:rFonts w:ascii="Nanum Gothic" w:hAnsi="Nanum Gothic" w:eastAsia="Nanum Gothic"/>
+      <w:rFonts w:ascii="AppleGothic" w:hAnsi="AppleGothic" w:eastAsia="AppleGothic"/>
       <w:b/>
       <w:bCs/>
       <w:smallCaps/>
@@ -6090,7 +6213,7 @@
     <w:qFormat/>
     <w:rsid w:val="00FC693F"/>
     <w:rPr>
-      <w:rFonts w:ascii="Nanum Gothic" w:hAnsi="Nanum Gothic" w:eastAsia="Nanum Gothic"/>
+      <w:rFonts w:ascii="AppleGothic" w:hAnsi="AppleGothic" w:eastAsia="AppleGothic"/>
       <w:b/>
       <w:bCs/>
       <w:smallCaps/>
@@ -6110,7 +6233,7 @@
       <w:outlineLvl w:val="9"/>
     </w:pPr>
     <w:rPr>
-      <w:rFonts w:ascii="Nanum Gothic" w:hAnsi="Nanum Gothic" w:eastAsia="Nanum Gothic"/>
+      <w:rFonts w:ascii="AppleGothic" w:hAnsi="AppleGothic" w:eastAsia="AppleGothic"/>
     </w:rPr>
   </w:style>
   <w:style w:type="table" w:styleId="TableGrid">
@@ -6122,7 +6245,7 @@
       <w:spacing w:after="0" w:line="240" w:lineRule="auto"/>
     </w:pPr>
     <w:rPr>
-      <w:rFonts w:ascii="Nanum Gothic" w:hAnsi="Nanum Gothic" w:eastAsia="Nanum Gothic"/>
+      <w:rFonts w:ascii="AppleGothic" w:hAnsi="AppleGothic" w:eastAsia="AppleGothic"/>
     </w:rPr>
     <w:tblPr>
       <w:tblInd w:w="0" w:type="dxa"/>
@@ -6151,7 +6274,7 @@
       <w:spacing w:after="0" w:line="240" w:lineRule="auto"/>
     </w:pPr>
     <w:rPr>
-      <w:rFonts w:ascii="Nanum Gothic" w:hAnsi="Nanum Gothic" w:eastAsia="Nanum Gothic"/>
+      <w:rFonts w:ascii="AppleGothic" w:hAnsi="AppleGothic" w:eastAsia="AppleGothic"/>
       <w:color w:val="000000" w:themeColor="text1" w:themeShade="BF"/>
     </w:rPr>
     <w:tblPr>
@@ -6255,7 +6378,7 @@
       <w:spacing w:after="0" w:line="240" w:lineRule="auto"/>
     </w:pPr>
     <w:rPr>
-      <w:rFonts w:ascii="Nanum Gothic" w:hAnsi="Nanum Gothic" w:eastAsia="Nanum Gothic"/>
+      <w:rFonts w:ascii="AppleGothic" w:hAnsi="AppleGothic" w:eastAsia="AppleGothic"/>
       <w:color w:val="365F91" w:themeColor="accent1" w:themeShade="BF"/>
     </w:rPr>
     <w:tblPr>
@@ -6359,7 +6482,7 @@
       <w:spacing w:after="0" w:line="240" w:lineRule="auto"/>
     </w:pPr>
     <w:rPr>
-      <w:rFonts w:ascii="Nanum Gothic" w:hAnsi="Nanum Gothic" w:eastAsia="Nanum Gothic"/>
+      <w:rFonts w:ascii="AppleGothic" w:hAnsi="AppleGothic" w:eastAsia="AppleGothic"/>
       <w:color w:val="943634" w:themeColor="accent2" w:themeShade="BF"/>
     </w:rPr>
     <w:tblPr>
@@ -6463,7 +6586,7 @@
       <w:spacing w:after="0" w:line="240" w:lineRule="auto"/>
     </w:pPr>
     <w:rPr>
-      <w:rFonts w:ascii="Nanum Gothic" w:hAnsi="Nanum Gothic" w:eastAsia="Nanum Gothic"/>
+      <w:rFonts w:ascii="AppleGothic" w:hAnsi="AppleGothic" w:eastAsia="AppleGothic"/>
       <w:color w:val="76923C" w:themeColor="accent3" w:themeShade="BF"/>
     </w:rPr>
     <w:tblPr>
@@ -6567,7 +6690,7 @@
       <w:spacing w:after="0" w:line="240" w:lineRule="auto"/>
     </w:pPr>
     <w:rPr>
-      <w:rFonts w:ascii="Nanum Gothic" w:hAnsi="Nanum Gothic" w:eastAsia="Nanum Gothic"/>
+      <w:rFonts w:ascii="AppleGothic" w:hAnsi="AppleGothic" w:eastAsia="AppleGothic"/>
       <w:color w:val="5F497A" w:themeColor="accent4" w:themeShade="BF"/>
     </w:rPr>
     <w:tblPr>
@@ -6671,7 +6794,7 @@
       <w:spacing w:after="0" w:line="240" w:lineRule="auto"/>
     </w:pPr>
     <w:rPr>
-      <w:rFonts w:ascii="Nanum Gothic" w:hAnsi="Nanum Gothic" w:eastAsia="Nanum Gothic"/>
+      <w:rFonts w:ascii="AppleGothic" w:hAnsi="AppleGothic" w:eastAsia="AppleGothic"/>
       <w:color w:val="31849B" w:themeColor="accent5" w:themeShade="BF"/>
     </w:rPr>
     <w:tblPr>
@@ -6775,7 +6898,7 @@
       <w:spacing w:after="0" w:line="240" w:lineRule="auto"/>
     </w:pPr>
     <w:rPr>
-      <w:rFonts w:ascii="Nanum Gothic" w:hAnsi="Nanum Gothic" w:eastAsia="Nanum Gothic"/>
+      <w:rFonts w:ascii="AppleGothic" w:hAnsi="AppleGothic" w:eastAsia="AppleGothic"/>
       <w:color w:val="E36C0A" w:themeColor="accent6" w:themeShade="BF"/>
     </w:rPr>
     <w:tblPr>
@@ -6879,7 +7002,7 @@
       <w:spacing w:after="0" w:line="240" w:lineRule="auto"/>
     </w:pPr>
     <w:rPr>
-      <w:rFonts w:ascii="Nanum Gothic" w:hAnsi="Nanum Gothic" w:eastAsia="Nanum Gothic"/>
+      <w:rFonts w:ascii="AppleGothic" w:hAnsi="AppleGothic" w:eastAsia="AppleGothic"/>
     </w:rPr>
     <w:tblPr>
       <w:tblStyleRowBandSize w:val="1"/>
@@ -6974,7 +7097,7 @@
       <w:spacing w:after="0" w:line="240" w:lineRule="auto"/>
     </w:pPr>
     <w:rPr>
-      <w:rFonts w:ascii="Nanum Gothic" w:hAnsi="Nanum Gothic" w:eastAsia="Nanum Gothic"/>
+      <w:rFonts w:ascii="AppleGothic" w:hAnsi="AppleGothic" w:eastAsia="AppleGothic"/>
     </w:rPr>
     <w:tblPr>
       <w:tblStyleRowBandSize w:val="1"/>
@@ -7069,7 +7192,7 @@
       <w:spacing w:after="0" w:line="240" w:lineRule="auto"/>
     </w:pPr>
     <w:rPr>
-      <w:rFonts w:ascii="Nanum Gothic" w:hAnsi="Nanum Gothic" w:eastAsia="Nanum Gothic"/>
+      <w:rFonts w:ascii="AppleGothic" w:hAnsi="AppleGothic" w:eastAsia="AppleGothic"/>
     </w:rPr>
     <w:tblPr>
       <w:tblStyleRowBandSize w:val="1"/>
@@ -7164,7 +7287,7 @@
       <w:spacing w:after="0" w:line="240" w:lineRule="auto"/>
     </w:pPr>
     <w:rPr>
-      <w:rFonts w:ascii="Nanum Gothic" w:hAnsi="Nanum Gothic" w:eastAsia="Nanum Gothic"/>
+      <w:rFonts w:ascii="AppleGothic" w:hAnsi="AppleGothic" w:eastAsia="AppleGothic"/>
     </w:rPr>
     <w:tblPr>
       <w:tblStyleRowBandSize w:val="1"/>
@@ -7259,7 +7382,7 @@
       <w:spacing w:after="0" w:line="240" w:lineRule="auto"/>
     </w:pPr>
     <w:rPr>
-      <w:rFonts w:ascii="Nanum Gothic" w:hAnsi="Nanum Gothic" w:eastAsia="Nanum Gothic"/>
+      <w:rFonts w:ascii="AppleGothic" w:hAnsi="AppleGothic" w:eastAsia="AppleGothic"/>
     </w:rPr>
     <w:tblPr>
       <w:tblStyleRowBandSize w:val="1"/>
@@ -7354,7 +7477,7 @@
       <w:spacing w:after="0" w:line="240" w:lineRule="auto"/>
     </w:pPr>
     <w:rPr>
-      <w:rFonts w:ascii="Nanum Gothic" w:hAnsi="Nanum Gothic" w:eastAsia="Nanum Gothic"/>
+      <w:rFonts w:ascii="AppleGothic" w:hAnsi="AppleGothic" w:eastAsia="AppleGothic"/>
     </w:rPr>
     <w:tblPr>
       <w:tblStyleRowBandSize w:val="1"/>
@@ -7449,7 +7572,7 @@
       <w:spacing w:after="0" w:line="240" w:lineRule="auto"/>
     </w:pPr>
     <w:rPr>
-      <w:rFonts w:ascii="Nanum Gothic" w:hAnsi="Nanum Gothic" w:eastAsia="Nanum Gothic"/>
+      <w:rFonts w:ascii="AppleGothic" w:hAnsi="AppleGothic" w:eastAsia="AppleGothic"/>
     </w:rPr>
     <w:tblPr>
       <w:tblStyleRowBandSize w:val="1"/>
@@ -7544,7 +7667,7 @@
       <w:spacing w:after="0" w:line="240" w:lineRule="auto"/>
     </w:pPr>
     <w:rPr>
-      <w:rFonts w:ascii="Nanum Gothic" w:hAnsi="Nanum Gothic" w:eastAsia="Nanum Gothic"/>
+      <w:rFonts w:ascii="AppleGothic" w:hAnsi="AppleGothic" w:eastAsia="AppleGothic"/>
     </w:rPr>
     <w:tblPr>
       <w:tblStyleRowBandSize w:val="1"/>
@@ -7677,7 +7800,7 @@
       <w:spacing w:after="0" w:line="240" w:lineRule="auto"/>
     </w:pPr>
     <w:rPr>
-      <w:rFonts w:ascii="Nanum Gothic" w:hAnsi="Nanum Gothic" w:eastAsia="Nanum Gothic"/>
+      <w:rFonts w:ascii="AppleGothic" w:hAnsi="AppleGothic" w:eastAsia="AppleGothic"/>
     </w:rPr>
     <w:tblPr>
       <w:tblStyleRowBandSize w:val="1"/>
@@ -7810,7 +7933,7 @@
       <w:spacing w:after="0" w:line="240" w:lineRule="auto"/>
     </w:pPr>
     <w:rPr>
-      <w:rFonts w:ascii="Nanum Gothic" w:hAnsi="Nanum Gothic" w:eastAsia="Nanum Gothic"/>
+      <w:rFonts w:ascii="AppleGothic" w:hAnsi="AppleGothic" w:eastAsia="AppleGothic"/>
     </w:rPr>
     <w:tblPr>
       <w:tblStyleRowBandSize w:val="1"/>
@@ -7943,7 +8066,7 @@
       <w:spacing w:after="0" w:line="240" w:lineRule="auto"/>
     </w:pPr>
     <w:rPr>
-      <w:rFonts w:ascii="Nanum Gothic" w:hAnsi="Nanum Gothic" w:eastAsia="Nanum Gothic"/>
+      <w:rFonts w:ascii="AppleGothic" w:hAnsi="AppleGothic" w:eastAsia="AppleGothic"/>
     </w:rPr>
     <w:tblPr>
       <w:tblStyleRowBandSize w:val="1"/>
@@ -8076,7 +8199,7 @@
       <w:spacing w:after="0" w:line="240" w:lineRule="auto"/>
     </w:pPr>
     <w:rPr>
-      <w:rFonts w:ascii="Nanum Gothic" w:hAnsi="Nanum Gothic" w:eastAsia="Nanum Gothic"/>
+      <w:rFonts w:ascii="AppleGothic" w:hAnsi="AppleGothic" w:eastAsia="AppleGothic"/>
     </w:rPr>
     <w:tblPr>
       <w:tblStyleRowBandSize w:val="1"/>
@@ -8209,7 +8332,7 @@
       <w:spacing w:after="0" w:line="240" w:lineRule="auto"/>
     </w:pPr>
     <w:rPr>
-      <w:rFonts w:ascii="Nanum Gothic" w:hAnsi="Nanum Gothic" w:eastAsia="Nanum Gothic"/>
+      <w:rFonts w:ascii="AppleGothic" w:hAnsi="AppleGothic" w:eastAsia="AppleGothic"/>
     </w:rPr>
     <w:tblPr>
       <w:tblStyleRowBandSize w:val="1"/>
@@ -8342,7 +8465,7 @@
       <w:spacing w:after="0" w:line="240" w:lineRule="auto"/>
     </w:pPr>
     <w:rPr>
-      <w:rFonts w:ascii="Nanum Gothic" w:hAnsi="Nanum Gothic" w:eastAsia="Nanum Gothic"/>
+      <w:rFonts w:ascii="AppleGothic" w:hAnsi="AppleGothic" w:eastAsia="AppleGothic"/>
     </w:rPr>
     <w:tblPr>
       <w:tblStyleRowBandSize w:val="1"/>
@@ -8475,7 +8598,7 @@
       <w:spacing w:after="0" w:line="240" w:lineRule="auto"/>
     </w:pPr>
     <w:rPr>
-      <w:rFonts w:ascii="Nanum Gothic" w:hAnsi="Nanum Gothic" w:eastAsia="Nanum Gothic"/>
+      <w:rFonts w:ascii="AppleGothic" w:hAnsi="AppleGothic" w:eastAsia="AppleGothic"/>
     </w:rPr>
     <w:tblPr>
       <w:tblStyleRowBandSize w:val="1"/>
@@ -8584,7 +8707,7 @@
       <w:spacing w:after="0" w:line="240" w:lineRule="auto"/>
     </w:pPr>
     <w:rPr>
-      <w:rFonts w:ascii="Nanum Gothic" w:hAnsi="Nanum Gothic" w:eastAsia="Nanum Gothic"/>
+      <w:rFonts w:ascii="AppleGothic" w:hAnsi="AppleGothic" w:eastAsia="AppleGothic"/>
     </w:rPr>
     <w:tblPr>
       <w:tblStyleRowBandSize w:val="1"/>
@@ -8693,7 +8816,7 @@
       <w:spacing w:after="0" w:line="240" w:lineRule="auto"/>
     </w:pPr>
     <w:rPr>
-      <w:rFonts w:ascii="Nanum Gothic" w:hAnsi="Nanum Gothic" w:eastAsia="Nanum Gothic"/>
+      <w:rFonts w:ascii="AppleGothic" w:hAnsi="AppleGothic" w:eastAsia="AppleGothic"/>
     </w:rPr>
     <w:tblPr>
       <w:tblStyleRowBandSize w:val="1"/>
@@ -8802,7 +8925,7 @@
       <w:spacing w:after="0" w:line="240" w:lineRule="auto"/>
     </w:pPr>
     <w:rPr>
-      <w:rFonts w:ascii="Nanum Gothic" w:hAnsi="Nanum Gothic" w:eastAsia="Nanum Gothic"/>
+      <w:rFonts w:ascii="AppleGothic" w:hAnsi="AppleGothic" w:eastAsia="AppleGothic"/>
     </w:rPr>
     <w:tblPr>
       <w:tblStyleRowBandSize w:val="1"/>
@@ -8911,7 +9034,7 @@
       <w:spacing w:after="0" w:line="240" w:lineRule="auto"/>
     </w:pPr>
     <w:rPr>
-      <w:rFonts w:ascii="Nanum Gothic" w:hAnsi="Nanum Gothic" w:eastAsia="Nanum Gothic"/>
+      <w:rFonts w:ascii="AppleGothic" w:hAnsi="AppleGothic" w:eastAsia="AppleGothic"/>
     </w:rPr>
     <w:tblPr>
       <w:tblStyleRowBandSize w:val="1"/>
@@ -9020,7 +9143,7 @@
       <w:spacing w:after="0" w:line="240" w:lineRule="auto"/>
     </w:pPr>
     <w:rPr>
-      <w:rFonts w:ascii="Nanum Gothic" w:hAnsi="Nanum Gothic" w:eastAsia="Nanum Gothic"/>
+      <w:rFonts w:ascii="AppleGothic" w:hAnsi="AppleGothic" w:eastAsia="AppleGothic"/>
     </w:rPr>
     <w:tblPr>
       <w:tblStyleRowBandSize w:val="1"/>
@@ -9129,7 +9252,7 @@
       <w:spacing w:after="0" w:line="240" w:lineRule="auto"/>
     </w:pPr>
     <w:rPr>
-      <w:rFonts w:ascii="Nanum Gothic" w:hAnsi="Nanum Gothic" w:eastAsia="Nanum Gothic"/>
+      <w:rFonts w:ascii="AppleGothic" w:hAnsi="AppleGothic" w:eastAsia="AppleGothic"/>
     </w:rPr>
     <w:tblPr>
       <w:tblStyleRowBandSize w:val="1"/>
@@ -9238,7 +9361,7 @@
       <w:spacing w:after="0" w:line="240" w:lineRule="auto"/>
     </w:pPr>
     <w:rPr>
-      <w:rFonts w:ascii="Nanum Gothic" w:hAnsi="Nanum Gothic" w:eastAsia="Nanum Gothic"/>
+      <w:rFonts w:ascii="AppleGothic" w:hAnsi="AppleGothic" w:eastAsia="AppleGothic"/>
     </w:rPr>
     <w:tblPr>
       <w:tblStyleRowBandSize w:val="1"/>
@@ -9390,7 +9513,7 @@
       <w:spacing w:after="0" w:line="240" w:lineRule="auto"/>
     </w:pPr>
     <w:rPr>
-      <w:rFonts w:ascii="Nanum Gothic" w:hAnsi="Nanum Gothic" w:eastAsia="Nanum Gothic"/>
+      <w:rFonts w:ascii="AppleGothic" w:hAnsi="AppleGothic" w:eastAsia="AppleGothic"/>
     </w:rPr>
     <w:tblPr>
       <w:tblStyleRowBandSize w:val="1"/>
@@ -9542,7 +9665,7 @@
       <w:spacing w:after="0" w:line="240" w:lineRule="auto"/>
     </w:pPr>
     <w:rPr>
-      <w:rFonts w:ascii="Nanum Gothic" w:hAnsi="Nanum Gothic" w:eastAsia="Nanum Gothic"/>
+      <w:rFonts w:ascii="AppleGothic" w:hAnsi="AppleGothic" w:eastAsia="AppleGothic"/>
     </w:rPr>
     <w:tblPr>
       <w:tblStyleRowBandSize w:val="1"/>
@@ -9694,7 +9817,7 @@
       <w:spacing w:after="0" w:line="240" w:lineRule="auto"/>
     </w:pPr>
     <w:rPr>
-      <w:rFonts w:ascii="Nanum Gothic" w:hAnsi="Nanum Gothic" w:eastAsia="Nanum Gothic"/>
+      <w:rFonts w:ascii="AppleGothic" w:hAnsi="AppleGothic" w:eastAsia="AppleGothic"/>
     </w:rPr>
     <w:tblPr>
       <w:tblStyleRowBandSize w:val="1"/>
@@ -9846,7 +9969,7 @@
       <w:spacing w:after="0" w:line="240" w:lineRule="auto"/>
     </w:pPr>
     <w:rPr>
-      <w:rFonts w:ascii="Nanum Gothic" w:hAnsi="Nanum Gothic" w:eastAsia="Nanum Gothic"/>
+      <w:rFonts w:ascii="AppleGothic" w:hAnsi="AppleGothic" w:eastAsia="AppleGothic"/>
     </w:rPr>
     <w:tblPr>
       <w:tblStyleRowBandSize w:val="1"/>
@@ -9998,7 +10121,7 @@
       <w:spacing w:after="0" w:line="240" w:lineRule="auto"/>
     </w:pPr>
     <w:rPr>
-      <w:rFonts w:ascii="Nanum Gothic" w:hAnsi="Nanum Gothic" w:eastAsia="Nanum Gothic"/>
+      <w:rFonts w:ascii="AppleGothic" w:hAnsi="AppleGothic" w:eastAsia="AppleGothic"/>
     </w:rPr>
     <w:tblPr>
       <w:tblStyleRowBandSize w:val="1"/>
@@ -10150,7 +10273,7 @@
       <w:spacing w:after="0" w:line="240" w:lineRule="auto"/>
     </w:pPr>
     <w:rPr>
-      <w:rFonts w:ascii="Nanum Gothic" w:hAnsi="Nanum Gothic" w:eastAsia="Nanum Gothic"/>
+      <w:rFonts w:ascii="AppleGothic" w:hAnsi="AppleGothic" w:eastAsia="AppleGothic"/>
     </w:rPr>
     <w:tblPr>
       <w:tblStyleRowBandSize w:val="1"/>
@@ -10302,7 +10425,7 @@
       <w:spacing w:after="0" w:line="240" w:lineRule="auto"/>
     </w:pPr>
     <w:rPr>
-      <w:rFonts w:ascii="Nanum Gothic" w:hAnsi="Nanum Gothic" w:eastAsia="Nanum Gothic"/>
+      <w:rFonts w:ascii="AppleGothic" w:hAnsi="AppleGothic" w:eastAsia="AppleGothic"/>
       <w:color w:val="000000" w:themeColor="text1"/>
     </w:rPr>
     <w:tblPr>
@@ -10387,7 +10510,7 @@
       <w:spacing w:after="0" w:line="240" w:lineRule="auto"/>
     </w:pPr>
     <w:rPr>
-      <w:rFonts w:ascii="Nanum Gothic" w:hAnsi="Nanum Gothic" w:eastAsia="Nanum Gothic"/>
+      <w:rFonts w:ascii="AppleGothic" w:hAnsi="AppleGothic" w:eastAsia="AppleGothic"/>
       <w:color w:val="000000" w:themeColor="text1"/>
     </w:rPr>
     <w:tblPr>
@@ -10472,7 +10595,7 @@
       <w:spacing w:after="0" w:line="240" w:lineRule="auto"/>
     </w:pPr>
     <w:rPr>
-      <w:rFonts w:ascii="Nanum Gothic" w:hAnsi="Nanum Gothic" w:eastAsia="Nanum Gothic"/>
+      <w:rFonts w:ascii="AppleGothic" w:hAnsi="AppleGothic" w:eastAsia="AppleGothic"/>
       <w:color w:val="000000" w:themeColor="text1"/>
     </w:rPr>
     <w:tblPr>
@@ -10557,7 +10680,7 @@
       <w:spacing w:after="0" w:line="240" w:lineRule="auto"/>
     </w:pPr>
     <w:rPr>
-      <w:rFonts w:ascii="Nanum Gothic" w:hAnsi="Nanum Gothic" w:eastAsia="Nanum Gothic"/>
+      <w:rFonts w:ascii="AppleGothic" w:hAnsi="AppleGothic" w:eastAsia="AppleGothic"/>
       <w:color w:val="000000" w:themeColor="text1"/>
     </w:rPr>
     <w:tblPr>
@@ -10642,7 +10765,7 @@
       <w:spacing w:after="0" w:line="240" w:lineRule="auto"/>
     </w:pPr>
     <w:rPr>
-      <w:rFonts w:ascii="Nanum Gothic" w:hAnsi="Nanum Gothic" w:eastAsia="Nanum Gothic"/>
+      <w:rFonts w:ascii="AppleGothic" w:hAnsi="AppleGothic" w:eastAsia="AppleGothic"/>
       <w:color w:val="000000" w:themeColor="text1"/>
     </w:rPr>
     <w:tblPr>
@@ -10727,7 +10850,7 @@
       <w:spacing w:after="0" w:line="240" w:lineRule="auto"/>
     </w:pPr>
     <w:rPr>
-      <w:rFonts w:ascii="Nanum Gothic" w:hAnsi="Nanum Gothic" w:eastAsia="Nanum Gothic"/>
+      <w:rFonts w:ascii="AppleGothic" w:hAnsi="AppleGothic" w:eastAsia="AppleGothic"/>
       <w:color w:val="000000" w:themeColor="text1"/>
     </w:rPr>
     <w:tblPr>
@@ -10812,7 +10935,7 @@
       <w:spacing w:after="0" w:line="240" w:lineRule="auto"/>
     </w:pPr>
     <w:rPr>
-      <w:rFonts w:ascii="Nanum Gothic" w:hAnsi="Nanum Gothic" w:eastAsia="Nanum Gothic"/>
+      <w:rFonts w:ascii="AppleGothic" w:hAnsi="AppleGothic" w:eastAsia="AppleGothic"/>
       <w:color w:val="000000" w:themeColor="text1"/>
     </w:rPr>
     <w:tblPr>
@@ -10897,7 +11020,7 @@
       <w:spacing w:after="0" w:line="240" w:lineRule="auto"/>
     </w:pPr>
     <w:rPr>
-      <w:rFonts w:asciiTheme="majorHAnsi" w:eastAsiaTheme="majorEastAsia" w:hAnsiTheme="majorHAnsi" w:cstheme="majorBidi" w:ascii="Nanum Gothic" w:hAnsi="Nanum Gothic" w:eastAsia="Nanum Gothic"/>
+      <w:rFonts w:asciiTheme="majorHAnsi" w:eastAsiaTheme="majorEastAsia" w:hAnsiTheme="majorHAnsi" w:cstheme="majorBidi" w:ascii="AppleGothic" w:hAnsi="AppleGothic" w:eastAsia="AppleGothic"/>
       <w:color w:val="000000" w:themeColor="text1"/>
     </w:rPr>
     <w:tblPr>
@@ -11025,7 +11148,7 @@
       <w:spacing w:after="0" w:line="240" w:lineRule="auto"/>
     </w:pPr>
     <w:rPr>
-      <w:rFonts w:asciiTheme="majorHAnsi" w:eastAsiaTheme="majorEastAsia" w:hAnsiTheme="majorHAnsi" w:cstheme="majorBidi" w:ascii="Nanum Gothic" w:hAnsi="Nanum Gothic" w:eastAsia="Nanum Gothic"/>
+      <w:rFonts w:asciiTheme="majorHAnsi" w:eastAsiaTheme="majorEastAsia" w:hAnsiTheme="majorHAnsi" w:cstheme="majorBidi" w:ascii="AppleGothic" w:hAnsi="AppleGothic" w:eastAsia="AppleGothic"/>
       <w:color w:val="000000" w:themeColor="text1"/>
     </w:rPr>
     <w:tblPr>
@@ -11153,7 +11276,7 @@
       <w:spacing w:after="0" w:line="240" w:lineRule="auto"/>
     </w:pPr>
     <w:rPr>
-      <w:rFonts w:asciiTheme="majorHAnsi" w:eastAsiaTheme="majorEastAsia" w:hAnsiTheme="majorHAnsi" w:cstheme="majorBidi" w:ascii="Nanum Gothic" w:hAnsi="Nanum Gothic" w:eastAsia="Nanum Gothic"/>
+      <w:rFonts w:asciiTheme="majorHAnsi" w:eastAsiaTheme="majorEastAsia" w:hAnsiTheme="majorHAnsi" w:cstheme="majorBidi" w:ascii="AppleGothic" w:hAnsi="AppleGothic" w:eastAsia="AppleGothic"/>
       <w:color w:val="000000" w:themeColor="text1"/>
     </w:rPr>
     <w:tblPr>
@@ -11281,7 +11404,7 @@
       <w:spacing w:after="0" w:line="240" w:lineRule="auto"/>
     </w:pPr>
     <w:rPr>
-      <w:rFonts w:asciiTheme="majorHAnsi" w:eastAsiaTheme="majorEastAsia" w:hAnsiTheme="majorHAnsi" w:cstheme="majorBidi" w:ascii="Nanum Gothic" w:hAnsi="Nanum Gothic" w:eastAsia="Nanum Gothic"/>
+      <w:rFonts w:asciiTheme="majorHAnsi" w:eastAsiaTheme="majorEastAsia" w:hAnsiTheme="majorHAnsi" w:cstheme="majorBidi" w:ascii="AppleGothic" w:hAnsi="AppleGothic" w:eastAsia="AppleGothic"/>
       <w:color w:val="000000" w:themeColor="text1"/>
     </w:rPr>
     <w:tblPr>
@@ -11409,7 +11532,7 @@
       <w:spacing w:after="0" w:line="240" w:lineRule="auto"/>
     </w:pPr>
     <w:rPr>
-      <w:rFonts w:asciiTheme="majorHAnsi" w:eastAsiaTheme="majorEastAsia" w:hAnsiTheme="majorHAnsi" w:cstheme="majorBidi" w:ascii="Nanum Gothic" w:hAnsi="Nanum Gothic" w:eastAsia="Nanum Gothic"/>
+      <w:rFonts w:asciiTheme="majorHAnsi" w:eastAsiaTheme="majorEastAsia" w:hAnsiTheme="majorHAnsi" w:cstheme="majorBidi" w:ascii="AppleGothic" w:hAnsi="AppleGothic" w:eastAsia="AppleGothic"/>
       <w:color w:val="000000" w:themeColor="text1"/>
     </w:rPr>
     <w:tblPr>
@@ -11537,7 +11660,7 @@
       <w:spacing w:after="0" w:line="240" w:lineRule="auto"/>
     </w:pPr>
     <w:rPr>
-      <w:rFonts w:asciiTheme="majorHAnsi" w:eastAsiaTheme="majorEastAsia" w:hAnsiTheme="majorHAnsi" w:cstheme="majorBidi" w:ascii="Nanum Gothic" w:hAnsi="Nanum Gothic" w:eastAsia="Nanum Gothic"/>
+      <w:rFonts w:asciiTheme="majorHAnsi" w:eastAsiaTheme="majorEastAsia" w:hAnsiTheme="majorHAnsi" w:cstheme="majorBidi" w:ascii="AppleGothic" w:hAnsi="AppleGothic" w:eastAsia="AppleGothic"/>
       <w:color w:val="000000" w:themeColor="text1"/>
     </w:rPr>
     <w:tblPr>
@@ -11665,7 +11788,7 @@
       <w:spacing w:after="0" w:line="240" w:lineRule="auto"/>
     </w:pPr>
     <w:rPr>
-      <w:rFonts w:asciiTheme="majorHAnsi" w:eastAsiaTheme="majorEastAsia" w:hAnsiTheme="majorHAnsi" w:cstheme="majorBidi" w:ascii="Nanum Gothic" w:hAnsi="Nanum Gothic" w:eastAsia="Nanum Gothic"/>
+      <w:rFonts w:asciiTheme="majorHAnsi" w:eastAsiaTheme="majorEastAsia" w:hAnsiTheme="majorHAnsi" w:cstheme="majorBidi" w:ascii="AppleGothic" w:hAnsi="AppleGothic" w:eastAsia="AppleGothic"/>
       <w:color w:val="000000" w:themeColor="text1"/>
     </w:rPr>
     <w:tblPr>
@@ -11793,7 +11916,7 @@
       <w:spacing w:after="0" w:line="240" w:lineRule="auto"/>
     </w:pPr>
     <w:rPr>
-      <w:rFonts w:ascii="Nanum Gothic" w:hAnsi="Nanum Gothic" w:eastAsia="Nanum Gothic"/>
+      <w:rFonts w:ascii="AppleGothic" w:hAnsi="AppleGothic" w:eastAsia="AppleGothic"/>
     </w:rPr>
     <w:tblPr>
       <w:tblStyleRowBandSize w:val="1"/>
@@ -11869,7 +11992,7 @@
       <w:spacing w:after="0" w:line="240" w:lineRule="auto"/>
     </w:pPr>
     <w:rPr>
-      <w:rFonts w:ascii="Nanum Gothic" w:hAnsi="Nanum Gothic" w:eastAsia="Nanum Gothic"/>
+      <w:rFonts w:ascii="AppleGothic" w:hAnsi="AppleGothic" w:eastAsia="AppleGothic"/>
     </w:rPr>
     <w:tblPr>
       <w:tblStyleRowBandSize w:val="1"/>
@@ -11945,7 +12068,7 @@
       <w:spacing w:after="0" w:line="240" w:lineRule="auto"/>
     </w:pPr>
     <w:rPr>
-      <w:rFonts w:ascii="Nanum Gothic" w:hAnsi="Nanum Gothic" w:eastAsia="Nanum Gothic"/>
+      <w:rFonts w:ascii="AppleGothic" w:hAnsi="AppleGothic" w:eastAsia="AppleGothic"/>
     </w:rPr>
     <w:tblPr>
       <w:tblStyleRowBandSize w:val="1"/>
@@ -12021,7 +12144,7 @@
       <w:spacing w:after="0" w:line="240" w:lineRule="auto"/>
     </w:pPr>
     <w:rPr>
-      <w:rFonts w:ascii="Nanum Gothic" w:hAnsi="Nanum Gothic" w:eastAsia="Nanum Gothic"/>
+      <w:rFonts w:ascii="AppleGothic" w:hAnsi="AppleGothic" w:eastAsia="AppleGothic"/>
     </w:rPr>
     <w:tblPr>
       <w:tblStyleRowBandSize w:val="1"/>
@@ -12097,7 +12220,7 @@
       <w:spacing w:after="0" w:line="240" w:lineRule="auto"/>
     </w:pPr>
     <w:rPr>
-      <w:rFonts w:ascii="Nanum Gothic" w:hAnsi="Nanum Gothic" w:eastAsia="Nanum Gothic"/>
+      <w:rFonts w:ascii="AppleGothic" w:hAnsi="AppleGothic" w:eastAsia="AppleGothic"/>
     </w:rPr>
     <w:tblPr>
       <w:tblStyleRowBandSize w:val="1"/>
@@ -12173,7 +12296,7 @@
       <w:spacing w:after="0" w:line="240" w:lineRule="auto"/>
     </w:pPr>
     <w:rPr>
-      <w:rFonts w:ascii="Nanum Gothic" w:hAnsi="Nanum Gothic" w:eastAsia="Nanum Gothic"/>
+      <w:rFonts w:ascii="AppleGothic" w:hAnsi="AppleGothic" w:eastAsia="AppleGothic"/>
     </w:rPr>
     <w:tblPr>
       <w:tblStyleRowBandSize w:val="1"/>
@@ -12249,7 +12372,7 @@
       <w:spacing w:after="0" w:line="240" w:lineRule="auto"/>
     </w:pPr>
     <w:rPr>
-      <w:rFonts w:ascii="Nanum Gothic" w:hAnsi="Nanum Gothic" w:eastAsia="Nanum Gothic"/>
+      <w:rFonts w:ascii="AppleGothic" w:hAnsi="AppleGothic" w:eastAsia="AppleGothic"/>
     </w:rPr>
     <w:tblPr>
       <w:tblStyleRowBandSize w:val="1"/>
@@ -12325,7 +12448,7 @@
       <w:spacing w:after="0" w:line="240" w:lineRule="auto"/>
     </w:pPr>
     <w:rPr>
-      <w:rFonts w:asciiTheme="majorHAnsi" w:eastAsiaTheme="majorEastAsia" w:hAnsiTheme="majorHAnsi" w:cstheme="majorBidi" w:ascii="Nanum Gothic" w:hAnsi="Nanum Gothic" w:eastAsia="Nanum Gothic"/>
+      <w:rFonts w:asciiTheme="majorHAnsi" w:eastAsiaTheme="majorEastAsia" w:hAnsiTheme="majorHAnsi" w:cstheme="majorBidi" w:ascii="AppleGothic" w:hAnsi="AppleGothic" w:eastAsia="AppleGothic"/>
       <w:color w:val="000000" w:themeColor="text1"/>
     </w:rPr>
     <w:tblPr>
@@ -12450,7 +12573,7 @@
       <w:spacing w:after="0" w:line="240" w:lineRule="auto"/>
     </w:pPr>
     <w:rPr>
-      <w:rFonts w:asciiTheme="majorHAnsi" w:eastAsiaTheme="majorEastAsia" w:hAnsiTheme="majorHAnsi" w:cstheme="majorBidi" w:ascii="Nanum Gothic" w:hAnsi="Nanum Gothic" w:eastAsia="Nanum Gothic"/>
+      <w:rFonts w:asciiTheme="majorHAnsi" w:eastAsiaTheme="majorEastAsia" w:hAnsiTheme="majorHAnsi" w:cstheme="majorBidi" w:ascii="AppleGothic" w:hAnsi="AppleGothic" w:eastAsia="AppleGothic"/>
       <w:color w:val="000000" w:themeColor="text1"/>
     </w:rPr>
     <w:tblPr>
@@ -12575,7 +12698,7 @@
       <w:spacing w:after="0" w:line="240" w:lineRule="auto"/>
     </w:pPr>
     <w:rPr>
-      <w:rFonts w:asciiTheme="majorHAnsi" w:eastAsiaTheme="majorEastAsia" w:hAnsiTheme="majorHAnsi" w:cstheme="majorBidi" w:ascii="Nanum Gothic" w:hAnsi="Nanum Gothic" w:eastAsia="Nanum Gothic"/>
+      <w:rFonts w:asciiTheme="majorHAnsi" w:eastAsiaTheme="majorEastAsia" w:hAnsiTheme="majorHAnsi" w:cstheme="majorBidi" w:ascii="AppleGothic" w:hAnsi="AppleGothic" w:eastAsia="AppleGothic"/>
       <w:color w:val="000000" w:themeColor="text1"/>
     </w:rPr>
     <w:tblPr>
@@ -12700,7 +12823,7 @@
       <w:spacing w:after="0" w:line="240" w:lineRule="auto"/>
     </w:pPr>
     <w:rPr>
-      <w:rFonts w:asciiTheme="majorHAnsi" w:eastAsiaTheme="majorEastAsia" w:hAnsiTheme="majorHAnsi" w:cstheme="majorBidi" w:ascii="Nanum Gothic" w:hAnsi="Nanum Gothic" w:eastAsia="Nanum Gothic"/>
+      <w:rFonts w:asciiTheme="majorHAnsi" w:eastAsiaTheme="majorEastAsia" w:hAnsiTheme="majorHAnsi" w:cstheme="majorBidi" w:ascii="AppleGothic" w:hAnsi="AppleGothic" w:eastAsia="AppleGothic"/>
       <w:color w:val="000000" w:themeColor="text1"/>
     </w:rPr>
     <w:tblPr>
@@ -12825,7 +12948,7 @@
       <w:spacing w:after="0" w:line="240" w:lineRule="auto"/>
     </w:pPr>
     <w:rPr>
-      <w:rFonts w:asciiTheme="majorHAnsi" w:eastAsiaTheme="majorEastAsia" w:hAnsiTheme="majorHAnsi" w:cstheme="majorBidi" w:ascii="Nanum Gothic" w:hAnsi="Nanum Gothic" w:eastAsia="Nanum Gothic"/>
+      <w:rFonts w:asciiTheme="majorHAnsi" w:eastAsiaTheme="majorEastAsia" w:hAnsiTheme="majorHAnsi" w:cstheme="majorBidi" w:ascii="AppleGothic" w:hAnsi="AppleGothic" w:eastAsia="AppleGothic"/>
       <w:color w:val="000000" w:themeColor="text1"/>
     </w:rPr>
     <w:tblPr>
@@ -12950,7 +13073,7 @@
       <w:spacing w:after="0" w:line="240" w:lineRule="auto"/>
     </w:pPr>
     <w:rPr>
-      <w:rFonts w:asciiTheme="majorHAnsi" w:eastAsiaTheme="majorEastAsia" w:hAnsiTheme="majorHAnsi" w:cstheme="majorBidi" w:ascii="Nanum Gothic" w:hAnsi="Nanum Gothic" w:eastAsia="Nanum Gothic"/>
+      <w:rFonts w:asciiTheme="majorHAnsi" w:eastAsiaTheme="majorEastAsia" w:hAnsiTheme="majorHAnsi" w:cstheme="majorBidi" w:ascii="AppleGothic" w:hAnsi="AppleGothic" w:eastAsia="AppleGothic"/>
       <w:color w:val="000000" w:themeColor="text1"/>
     </w:rPr>
     <w:tblPr>
@@ -13075,7 +13198,7 @@
       <w:spacing w:after="0" w:line="240" w:lineRule="auto"/>
     </w:pPr>
     <w:rPr>
-      <w:rFonts w:asciiTheme="majorHAnsi" w:eastAsiaTheme="majorEastAsia" w:hAnsiTheme="majorHAnsi" w:cstheme="majorBidi" w:ascii="Nanum Gothic" w:hAnsi="Nanum Gothic" w:eastAsia="Nanum Gothic"/>
+      <w:rFonts w:asciiTheme="majorHAnsi" w:eastAsiaTheme="majorEastAsia" w:hAnsiTheme="majorHAnsi" w:cstheme="majorBidi" w:ascii="AppleGothic" w:hAnsi="AppleGothic" w:eastAsia="AppleGothic"/>
       <w:color w:val="000000" w:themeColor="text1"/>
     </w:rPr>
     <w:tblPr>
@@ -13200,7 +13323,7 @@
       <w:spacing w:after="0" w:line="240" w:lineRule="auto"/>
     </w:pPr>
     <w:rPr>
-      <w:rFonts w:ascii="Nanum Gothic" w:hAnsi="Nanum Gothic" w:eastAsia="Nanum Gothic"/>
+      <w:rFonts w:ascii="AppleGothic" w:hAnsi="AppleGothic" w:eastAsia="AppleGothic"/>
     </w:rPr>
     <w:tblPr>
       <w:tblStyleRowBandSize w:val="1"/>
@@ -13344,7 +13467,7 @@
       <w:spacing w:after="0" w:line="240" w:lineRule="auto"/>
     </w:pPr>
     <w:rPr>
-      <w:rFonts w:ascii="Nanum Gothic" w:hAnsi="Nanum Gothic" w:eastAsia="Nanum Gothic"/>
+      <w:rFonts w:ascii="AppleGothic" w:hAnsi="AppleGothic" w:eastAsia="AppleGothic"/>
     </w:rPr>
     <w:tblPr>
       <w:tblStyleRowBandSize w:val="1"/>
@@ -13488,7 +13611,7 @@
       <w:spacing w:after="0" w:line="240" w:lineRule="auto"/>
     </w:pPr>
     <w:rPr>
-      <w:rFonts w:ascii="Nanum Gothic" w:hAnsi="Nanum Gothic" w:eastAsia="Nanum Gothic"/>
+      <w:rFonts w:ascii="AppleGothic" w:hAnsi="AppleGothic" w:eastAsia="AppleGothic"/>
     </w:rPr>
     <w:tblPr>
       <w:tblStyleRowBandSize w:val="1"/>
@@ -13632,7 +13755,7 @@
       <w:spacing w:after="0" w:line="240" w:lineRule="auto"/>
     </w:pPr>
     <w:rPr>
-      <w:rFonts w:ascii="Nanum Gothic" w:hAnsi="Nanum Gothic" w:eastAsia="Nanum Gothic"/>
+      <w:rFonts w:ascii="AppleGothic" w:hAnsi="AppleGothic" w:eastAsia="AppleGothic"/>
     </w:rPr>
     <w:tblPr>
       <w:tblStyleRowBandSize w:val="1"/>
@@ -13776,7 +13899,7 @@
       <w:spacing w:after="0" w:line="240" w:lineRule="auto"/>
     </w:pPr>
     <w:rPr>
-      <w:rFonts w:ascii="Nanum Gothic" w:hAnsi="Nanum Gothic" w:eastAsia="Nanum Gothic"/>
+      <w:rFonts w:ascii="AppleGothic" w:hAnsi="AppleGothic" w:eastAsia="AppleGothic"/>
     </w:rPr>
     <w:tblPr>
       <w:tblStyleRowBandSize w:val="1"/>
@@ -13920,7 +14043,7 @@
       <w:spacing w:after="0" w:line="240" w:lineRule="auto"/>
     </w:pPr>
     <w:rPr>
-      <w:rFonts w:ascii="Nanum Gothic" w:hAnsi="Nanum Gothic" w:eastAsia="Nanum Gothic"/>
+      <w:rFonts w:ascii="AppleGothic" w:hAnsi="AppleGothic" w:eastAsia="AppleGothic"/>
     </w:rPr>
     <w:tblPr>
       <w:tblStyleRowBandSize w:val="1"/>
@@ -14064,7 +14187,7 @@
       <w:spacing w:after="0" w:line="240" w:lineRule="auto"/>
     </w:pPr>
     <w:rPr>
-      <w:rFonts w:ascii="Nanum Gothic" w:hAnsi="Nanum Gothic" w:eastAsia="Nanum Gothic"/>
+      <w:rFonts w:ascii="AppleGothic" w:hAnsi="AppleGothic" w:eastAsia="AppleGothic"/>
     </w:rPr>
     <w:tblPr>
       <w:tblStyleRowBandSize w:val="1"/>
@@ -14208,7 +14331,7 @@
       <w:spacing w:after="0" w:line="240" w:lineRule="auto"/>
     </w:pPr>
     <w:rPr>
-      <w:rFonts w:ascii="Nanum Gothic" w:hAnsi="Nanum Gothic" w:eastAsia="Nanum Gothic"/>
+      <w:rFonts w:ascii="AppleGothic" w:hAnsi="AppleGothic" w:eastAsia="AppleGothic"/>
       <w:color w:val="FFFFFF" w:themeColor="background1"/>
     </w:rPr>
     <w:tblPr>
@@ -14323,7 +14446,7 @@
       <w:spacing w:after="0" w:line="240" w:lineRule="auto"/>
     </w:pPr>
     <w:rPr>
-      <w:rFonts w:ascii="Nanum Gothic" w:hAnsi="Nanum Gothic" w:eastAsia="Nanum Gothic"/>
+      <w:rFonts w:ascii="AppleGothic" w:hAnsi="AppleGothic" w:eastAsia="AppleGothic"/>
       <w:color w:val="FFFFFF" w:themeColor="background1"/>
     </w:rPr>
     <w:tblPr>
@@ -14438,7 +14561,7 @@
       <w:spacing w:after="0" w:line="240" w:lineRule="auto"/>
     </w:pPr>
     <w:rPr>
-      <w:rFonts w:ascii="Nanum Gothic" w:hAnsi="Nanum Gothic" w:eastAsia="Nanum Gothic"/>
+      <w:rFonts w:ascii="AppleGothic" w:hAnsi="AppleGothic" w:eastAsia="AppleGothic"/>
       <w:color w:val="FFFFFF" w:themeColor="background1"/>
     </w:rPr>
     <w:tblPr>
@@ -14553,7 +14676,7 @@
       <w:spacing w:after="0" w:line="240" w:lineRule="auto"/>
     </w:pPr>
     <w:rPr>
-      <w:rFonts w:ascii="Nanum Gothic" w:hAnsi="Nanum Gothic" w:eastAsia="Nanum Gothic"/>
+      <w:rFonts w:ascii="AppleGothic" w:hAnsi="AppleGothic" w:eastAsia="AppleGothic"/>
       <w:color w:val="FFFFFF" w:themeColor="background1"/>
     </w:rPr>
     <w:tblPr>
@@ -14668,7 +14791,7 @@
       <w:spacing w:after="0" w:line="240" w:lineRule="auto"/>
     </w:pPr>
     <w:rPr>
-      <w:rFonts w:ascii="Nanum Gothic" w:hAnsi="Nanum Gothic" w:eastAsia="Nanum Gothic"/>
+      <w:rFonts w:ascii="AppleGothic" w:hAnsi="AppleGothic" w:eastAsia="AppleGothic"/>
       <w:color w:val="FFFFFF" w:themeColor="background1"/>
     </w:rPr>
     <w:tblPr>
@@ -14783,7 +14906,7 @@
       <w:spacing w:after="0" w:line="240" w:lineRule="auto"/>
     </w:pPr>
     <w:rPr>
-      <w:rFonts w:ascii="Nanum Gothic" w:hAnsi="Nanum Gothic" w:eastAsia="Nanum Gothic"/>
+      <w:rFonts w:ascii="AppleGothic" w:hAnsi="AppleGothic" w:eastAsia="AppleGothic"/>
       <w:color w:val="FFFFFF" w:themeColor="background1"/>
     </w:rPr>
     <w:tblPr>
@@ -14898,7 +15021,7 @@
       <w:spacing w:after="0" w:line="240" w:lineRule="auto"/>
     </w:pPr>
     <w:rPr>
-      <w:rFonts w:ascii="Nanum Gothic" w:hAnsi="Nanum Gothic" w:eastAsia="Nanum Gothic"/>
+      <w:rFonts w:ascii="AppleGothic" w:hAnsi="AppleGothic" w:eastAsia="AppleGothic"/>
       <w:color w:val="FFFFFF" w:themeColor="background1"/>
     </w:rPr>
     <w:tblPr>
@@ -15013,7 +15136,7 @@
       <w:spacing w:after="0" w:line="240" w:lineRule="auto"/>
     </w:pPr>
     <w:rPr>
-      <w:rFonts w:ascii="Nanum Gothic" w:hAnsi="Nanum Gothic" w:eastAsia="Nanum Gothic"/>
+      <w:rFonts w:ascii="AppleGothic" w:hAnsi="AppleGothic" w:eastAsia="AppleGothic"/>
       <w:color w:val="000000" w:themeColor="text1"/>
     </w:rPr>
     <w:tblPr>
@@ -15136,7 +15259,7 @@
       <w:spacing w:after="0" w:line="240" w:lineRule="auto"/>
     </w:pPr>
     <w:rPr>
-      <w:rFonts w:ascii="Nanum Gothic" w:hAnsi="Nanum Gothic" w:eastAsia="Nanum Gothic"/>
+      <w:rFonts w:ascii="AppleGothic" w:hAnsi="AppleGothic" w:eastAsia="AppleGothic"/>
       <w:color w:val="000000" w:themeColor="text1"/>
     </w:rPr>
     <w:tblPr>
@@ -15259,7 +15382,7 @@
       <w:spacing w:after="0" w:line="240" w:lineRule="auto"/>
     </w:pPr>
     <w:rPr>
-      <w:rFonts w:ascii="Nanum Gothic" w:hAnsi="Nanum Gothic" w:eastAsia="Nanum Gothic"/>
+      <w:rFonts w:ascii="AppleGothic" w:hAnsi="AppleGothic" w:eastAsia="AppleGothic"/>
       <w:color w:val="000000" w:themeColor="text1"/>
     </w:rPr>
     <w:tblPr>
@@ -15382,7 +15505,7 @@
       <w:spacing w:after="0" w:line="240" w:lineRule="auto"/>
     </w:pPr>
     <w:rPr>
-      <w:rFonts w:ascii="Nanum Gothic" w:hAnsi="Nanum Gothic" w:eastAsia="Nanum Gothic"/>
+      <w:rFonts w:ascii="AppleGothic" w:hAnsi="AppleGothic" w:eastAsia="AppleGothic"/>
       <w:color w:val="000000" w:themeColor="text1"/>
     </w:rPr>
     <w:tblPr>
@@ -15495,7 +15618,7 @@
       <w:spacing w:after="0" w:line="240" w:lineRule="auto"/>
     </w:pPr>
     <w:rPr>
-      <w:rFonts w:ascii="Nanum Gothic" w:hAnsi="Nanum Gothic" w:eastAsia="Nanum Gothic"/>
+      <w:rFonts w:ascii="AppleGothic" w:hAnsi="AppleGothic" w:eastAsia="AppleGothic"/>
       <w:color w:val="000000" w:themeColor="text1"/>
     </w:rPr>
     <w:tblPr>
@@ -15618,7 +15741,7 @@
       <w:spacing w:after="0" w:line="240" w:lineRule="auto"/>
     </w:pPr>
     <w:rPr>
-      <w:rFonts w:ascii="Nanum Gothic" w:hAnsi="Nanum Gothic" w:eastAsia="Nanum Gothic"/>
+      <w:rFonts w:ascii="AppleGothic" w:hAnsi="AppleGothic" w:eastAsia="AppleGothic"/>
       <w:color w:val="000000" w:themeColor="text1"/>
     </w:rPr>
     <w:tblPr>
@@ -15741,7 +15864,7 @@
       <w:spacing w:after="0" w:line="240" w:lineRule="auto"/>
     </w:pPr>
     <w:rPr>
-      <w:rFonts w:ascii="Nanum Gothic" w:hAnsi="Nanum Gothic" w:eastAsia="Nanum Gothic"/>
+      <w:rFonts w:ascii="AppleGothic" w:hAnsi="AppleGothic" w:eastAsia="AppleGothic"/>
       <w:color w:val="000000" w:themeColor="text1"/>
     </w:rPr>
     <w:tblPr>
@@ -15864,7 +15987,7 @@
       <w:spacing w:after="0" w:line="240" w:lineRule="auto"/>
     </w:pPr>
     <w:rPr>
-      <w:rFonts w:ascii="Nanum Gothic" w:hAnsi="Nanum Gothic" w:eastAsia="Nanum Gothic"/>
+      <w:rFonts w:ascii="AppleGothic" w:hAnsi="AppleGothic" w:eastAsia="AppleGothic"/>
       <w:color w:val="000000" w:themeColor="text1"/>
     </w:rPr>
     <w:tblPr>
@@ -15951,7 +16074,7 @@
       <w:spacing w:after="0" w:line="240" w:lineRule="auto"/>
     </w:pPr>
     <w:rPr>
-      <w:rFonts w:ascii="Nanum Gothic" w:hAnsi="Nanum Gothic" w:eastAsia="Nanum Gothic"/>
+      <w:rFonts w:ascii="AppleGothic" w:hAnsi="AppleGothic" w:eastAsia="AppleGothic"/>
       <w:color w:val="000000" w:themeColor="text1"/>
     </w:rPr>
     <w:tblPr>
@@ -16038,7 +16161,7 @@
       <w:spacing w:after="0" w:line="240" w:lineRule="auto"/>
     </w:pPr>
     <w:rPr>
-      <w:rFonts w:ascii="Nanum Gothic" w:hAnsi="Nanum Gothic" w:eastAsia="Nanum Gothic"/>
+      <w:rFonts w:ascii="AppleGothic" w:hAnsi="AppleGothic" w:eastAsia="AppleGothic"/>
       <w:color w:val="000000" w:themeColor="text1"/>
     </w:rPr>
     <w:tblPr>
@@ -16125,7 +16248,7 @@
       <w:spacing w:after="0" w:line="240" w:lineRule="auto"/>
     </w:pPr>
     <w:rPr>
-      <w:rFonts w:ascii="Nanum Gothic" w:hAnsi="Nanum Gothic" w:eastAsia="Nanum Gothic"/>
+      <w:rFonts w:ascii="AppleGothic" w:hAnsi="AppleGothic" w:eastAsia="AppleGothic"/>
       <w:color w:val="000000" w:themeColor="text1"/>
     </w:rPr>
     <w:tblPr>
@@ -16212,7 +16335,7 @@
       <w:spacing w:after="0" w:line="240" w:lineRule="auto"/>
     </w:pPr>
     <w:rPr>
-      <w:rFonts w:ascii="Nanum Gothic" w:hAnsi="Nanum Gothic" w:eastAsia="Nanum Gothic"/>
+      <w:rFonts w:ascii="AppleGothic" w:hAnsi="AppleGothic" w:eastAsia="AppleGothic"/>
       <w:color w:val="000000" w:themeColor="text1"/>
     </w:rPr>
     <w:tblPr>
@@ -16299,7 +16422,7 @@
       <w:spacing w:after="0" w:line="240" w:lineRule="auto"/>
     </w:pPr>
     <w:rPr>
-      <w:rFonts w:ascii="Nanum Gothic" w:hAnsi="Nanum Gothic" w:eastAsia="Nanum Gothic"/>
+      <w:rFonts w:ascii="AppleGothic" w:hAnsi="AppleGothic" w:eastAsia="AppleGothic"/>
       <w:color w:val="000000" w:themeColor="text1"/>
     </w:rPr>
     <w:tblPr>
@@ -16386,7 +16509,7 @@
       <w:spacing w:after="0" w:line="240" w:lineRule="auto"/>
     </w:pPr>
     <w:rPr>
-      <w:rFonts w:ascii="Nanum Gothic" w:hAnsi="Nanum Gothic" w:eastAsia="Nanum Gothic"/>
+      <w:rFonts w:ascii="AppleGothic" w:hAnsi="AppleGothic" w:eastAsia="AppleGothic"/>
       <w:color w:val="000000" w:themeColor="text1"/>
     </w:rPr>
     <w:tblPr>
@@ -16473,7 +16596,7 @@
       <w:spacing w:after="0" w:line="240" w:lineRule="auto"/>
     </w:pPr>
     <w:rPr>
-      <w:rFonts w:ascii="Nanum Gothic" w:hAnsi="Nanum Gothic" w:eastAsia="Nanum Gothic"/>
+      <w:rFonts w:ascii="AppleGothic" w:hAnsi="AppleGothic" w:eastAsia="AppleGothic"/>
       <w:color w:val="000000" w:themeColor="text1"/>
     </w:rPr>
     <w:tblPr>
@@ -16554,7 +16677,7 @@
       <w:spacing w:after="0" w:line="240" w:lineRule="auto"/>
     </w:pPr>
     <w:rPr>
-      <w:rFonts w:ascii="Nanum Gothic" w:hAnsi="Nanum Gothic" w:eastAsia="Nanum Gothic"/>
+      <w:rFonts w:ascii="AppleGothic" w:hAnsi="AppleGothic" w:eastAsia="AppleGothic"/>
       <w:color w:val="000000" w:themeColor="text1"/>
     </w:rPr>
     <w:tblPr>
@@ -16635,7 +16758,7 @@
       <w:spacing w:after="0" w:line="240" w:lineRule="auto"/>
     </w:pPr>
     <w:rPr>
-      <w:rFonts w:ascii="Nanum Gothic" w:hAnsi="Nanum Gothic" w:eastAsia="Nanum Gothic"/>
+      <w:rFonts w:ascii="AppleGothic" w:hAnsi="AppleGothic" w:eastAsia="AppleGothic"/>
       <w:color w:val="000000" w:themeColor="text1"/>
     </w:rPr>
     <w:tblPr>
@@ -16716,7 +16839,7 @@
       <w:spacing w:after="0" w:line="240" w:lineRule="auto"/>
     </w:pPr>
     <w:rPr>
-      <w:rFonts w:ascii="Nanum Gothic" w:hAnsi="Nanum Gothic" w:eastAsia="Nanum Gothic"/>
+      <w:rFonts w:ascii="AppleGothic" w:hAnsi="AppleGothic" w:eastAsia="AppleGothic"/>
       <w:color w:val="000000" w:themeColor="text1"/>
     </w:rPr>
     <w:tblPr>
@@ -16797,7 +16920,7 @@
       <w:spacing w:after="0" w:line="240" w:lineRule="auto"/>
     </w:pPr>
     <w:rPr>
-      <w:rFonts w:ascii="Nanum Gothic" w:hAnsi="Nanum Gothic" w:eastAsia="Nanum Gothic"/>
+      <w:rFonts w:ascii="AppleGothic" w:hAnsi="AppleGothic" w:eastAsia="AppleGothic"/>
       <w:color w:val="000000" w:themeColor="text1"/>
     </w:rPr>
     <w:tblPr>
@@ -16878,7 +17001,7 @@
       <w:spacing w:after="0" w:line="240" w:lineRule="auto"/>
     </w:pPr>
     <w:rPr>
-      <w:rFonts w:ascii="Nanum Gothic" w:hAnsi="Nanum Gothic" w:eastAsia="Nanum Gothic"/>
+      <w:rFonts w:ascii="AppleGothic" w:hAnsi="AppleGothic" w:eastAsia="AppleGothic"/>
       <w:color w:val="000000" w:themeColor="text1"/>
     </w:rPr>
     <w:tblPr>
@@ -16959,7 +17082,7 @@
       <w:spacing w:after="0" w:line="240" w:lineRule="auto"/>
     </w:pPr>
     <w:rPr>
-      <w:rFonts w:ascii="Nanum Gothic" w:hAnsi="Nanum Gothic" w:eastAsia="Nanum Gothic"/>
+      <w:rFonts w:ascii="AppleGothic" w:hAnsi="AppleGothic" w:eastAsia="AppleGothic"/>
       <w:color w:val="000000" w:themeColor="text1"/>
     </w:rPr>
     <w:tblPr>

--- a/docs/user-guide/교회운영 메뉴얼.docx
+++ b/docs/user-guide/교회운영 메뉴얼.docx
@@ -1662,7 +1662,7 @@
         <w:pStyle w:val="Heading2"/>
       </w:pPr>
       <w:r>
-        <w:t>비밀번호 찾기</w:t>
+        <w:t>정식 관리자 계정 생성</w:t>
       </w:r>
     </w:p>
     <w:p>
@@ -1673,7 +1673,23 @@
         <w:t>사용 가능 역할:</w:t>
       </w:r>
       <w:r>
-        <w:t xml:space="preserve"> 활성화되고 잠기지 않았으며 유효한 기본 이메일이 있는 모든 사용자</w:t>
+        <w:t xml:space="preserve"> 초기 시스템 관리자</w:t>
+      </w:r>
+    </w:p>
+    <w:p>
+      <w:r>
+        <w:t xml:space="preserve">초기 </w:t>
+      </w:r>
+      <w:r>
+        <w:rPr>
+          <w:rFonts w:ascii="Courier New" w:hAnsi="Courier New" w:eastAsia="Courier New"/>
+          <w:color w:val="123047"/>
+          <w:sz w:val="19"/>
+        </w:rPr>
+        <w:t>admin</w:t>
+      </w:r>
+      <w:r>
+        <w:t xml:space="preserve"> 계정에는 이메일 주소가 없으므로 비밀번호 재설정 이메일을 받을 수 없습니다. 첫 로그인과 비밀번호 변경을 완료한 후, 평소 운영에 사용할 이메일 기반 관리자 계정을 생성하십시오.</w:t>
       </w:r>
     </w:p>
     <w:p>
@@ -1685,13 +1701,19 @@
         </w:numPr>
       </w:pPr>
       <w:r>
-        <w:t xml:space="preserve">로그인 화면에서 </w:t>
-      </w:r>
-      <w:r>
         <w:rPr>
           <w:b/>
         </w:rPr>
-        <w:t>Forgot password?</w:t>
+        <w:t>Members</w:t>
+      </w:r>
+      <w:r>
+        <w:t xml:space="preserve">를 열고 </w:t>
+      </w:r>
+      <w:r>
+        <w:rPr>
+          <w:b/>
+        </w:rPr>
+        <w:t>New member</w:t>
       </w:r>
       <w:r>
         <w:t>를 선택합니다.</w:t>
@@ -1706,7 +1728,13 @@
         </w:numPr>
       </w:pPr>
       <w:r>
-        <w:t>계정의 기본 이메일을 입력합니다.</w:t>
+        <w:rPr>
+          <w:b/>
+        </w:rPr>
+        <w:t>Primary email</w:t>
+      </w:r>
+      <w:r>
+        <w:t>에 관리자의 유효한 이메일 주소를 입력합니다. 이 이메일이 새 관리자의 로그인 ID와 비밀번호 재설정 주소가 됩니다.</w:t>
       </w:r>
     </w:p>
     <w:p>
@@ -1718,13 +1746,7 @@
         </w:numPr>
       </w:pPr>
       <w:r>
-        <w:rPr>
-          <w:b/>
-        </w:rPr>
-        <w:t>Send reset link</w:t>
-      </w:r>
-      <w:r>
-        <w:t>를 선택합니다. 입력한 이메일과 일치하는 계정이 없어도 동일한 안내가 표시됩니다.</w:t>
+        <w:t>관리자의 이름과 기타 교인 정보를 가능한 범위에서 입력합니다.</w:t>
       </w:r>
     </w:p>
     <w:p>
@@ -1736,7 +1758,31 @@
         </w:numPr>
       </w:pPr>
       <w:r>
-        <w:t>비밀번호 재설정 이메일을 열고 30분 이내에 링크를 선택합니다.</w:t>
+        <w:rPr>
+          <w:b/>
+        </w:rPr>
+        <w:t>Roles</w:t>
+      </w:r>
+      <w:r>
+        <w:t xml:space="preserve">에서 </w:t>
+      </w:r>
+      <w:r>
+        <w:rPr>
+          <w:b/>
+        </w:rPr>
+        <w:t>ADMIN</w:t>
+      </w:r>
+      <w:r>
+        <w:t xml:space="preserve">을 선택합니다. 관리자가 일반 교인의 본인 서비스 기능도 사용해야 하면 </w:t>
+      </w:r>
+      <w:r>
+        <w:rPr>
+          <w:b/>
+        </w:rPr>
+        <w:t>MEMBER</w:t>
+      </w:r>
+      <w:r>
+        <w:t>도 선택한 상태로 유지합니다.</w:t>
       </w:r>
     </w:p>
     <w:p>
@@ -1748,6 +1794,249 @@
         </w:numPr>
       </w:pPr>
       <w:r>
+        <w:rPr>
+          <w:b/>
+        </w:rPr>
+        <w:t>Login enabled</w:t>
+      </w:r>
+      <w:r>
+        <w:t xml:space="preserve">가 선택되어 있고 </w:t>
+      </w:r>
+      <w:r>
+        <w:rPr>
+          <w:b/>
+        </w:rPr>
+        <w:t>Login locked</w:t>
+      </w:r>
+      <w:r>
+        <w:t>가 해제되어 있는지 확인합니다.</w:t>
+      </w:r>
+    </w:p>
+    <w:p>
+      <w:pPr>
+        <w:pStyle w:val="ListNumber"/>
+        <w:numPr>
+          <w:ilvl w:val="0"/>
+          <w:numId w:val="12"/>
+        </w:numPr>
+      </w:pPr>
+      <w:r>
+        <w:rPr>
+          <w:b/>
+        </w:rPr>
+        <w:t>Create member</w:t>
+      </w:r>
+      <w:r>
+        <w:t>를 선택합니다.</w:t>
+      </w:r>
+    </w:p>
+    <w:p>
+      <w:pPr>
+        <w:pStyle w:val="ListNumber"/>
+        <w:numPr>
+          <w:ilvl w:val="0"/>
+          <w:numId w:val="12"/>
+        </w:numPr>
+      </w:pPr>
+      <w:r>
+        <w:t xml:space="preserve">로그아웃한 후 </w:t>
+      </w:r>
+      <w:r>
+        <w:rPr>
+          <w:b/>
+        </w:rPr>
+        <w:t>Forgot password?</w:t>
+      </w:r>
+      <w:r>
+        <w:t>를 선택하고 새 관리자의 기본 이메일을 입력합니다.</w:t>
+      </w:r>
+    </w:p>
+    <w:p>
+      <w:pPr>
+        <w:pStyle w:val="ListNumber"/>
+        <w:numPr>
+          <w:ilvl w:val="0"/>
+          <w:numId w:val="12"/>
+        </w:numPr>
+      </w:pPr>
+      <w:r>
+        <w:t>비밀번호 재설정 이메일을 열고 링크를 따라 새 관리자의 첫 비밀번호를 설정합니다.</w:t>
+      </w:r>
+    </w:p>
+    <w:p>
+      <w:pPr>
+        <w:pStyle w:val="ListNumber"/>
+        <w:numPr>
+          <w:ilvl w:val="0"/>
+          <w:numId w:val="12"/>
+        </w:numPr>
+      </w:pPr>
+      <w:r>
+        <w:t>새 이메일 기반 관리자로 로그인하여 필요한 관리 메뉴가 표시되는지 확인합니다.</w:t>
+      </w:r>
+    </w:p>
+    <w:tbl>
+      <w:tblPr>
+        <w:tblW w:type="auto" w:w="0"/>
+        <w:jc w:val="center"/>
+        <w:tblLayout w:type="fixed"/>
+        <w:tblLook w:firstColumn="1" w:firstRow="1" w:lastColumn="0" w:lastRow="0" w:noHBand="0" w:noVBand="1" w:val="04A0"/>
+      </w:tblPr>
+      <w:tblGrid>
+        <w:gridCol w:w="10080"/>
+      </w:tblGrid>
+      <w:tr>
+        <w:trPr>
+          <w:tblHeader w:val="true"/>
+        </w:trPr>
+        <w:tc>
+          <w:tcPr>
+            <w:tcW w:type="dxa" w:w="9864"/>
+            <w:shd w:fill="E8F1F5"/>
+            <w:tcMar>
+              <w:top w:w="130" w:type="dxa"/>
+              <w:start w:w="160" w:type="dxa"/>
+              <w:bottom w:w="130" w:type="dxa"/>
+              <w:end w:w="160" w:type="dxa"/>
+            </w:tcMar>
+          </w:tcPr>
+          <w:p>
+            <w:pPr>
+              <w:spacing w:after="0"/>
+            </w:pPr>
+            <w:r>
+              <w:rPr>
+                <w:rFonts w:ascii="AppleGothic" w:hAnsi="AppleGothic" w:eastAsia="AppleGothic"/>
+                <w:b/>
+                <w:color w:val="123047"/>
+                <w:sz w:val="19"/>
+              </w:rPr>
+              <w:t>중요:</w:t>
+            </w:r>
+            <w:r>
+              <w:rPr>
+                <w:rFonts w:ascii="AppleGothic" w:hAnsi="AppleGothic" w:eastAsia="AppleGothic"/>
+                <w:color w:val="123047"/>
+                <w:sz w:val="19"/>
+              </w:rPr>
+              <w:t xml:space="preserve"> 비상시 접근을 위해 초기 </w:t>
+            </w:r>
+            <w:r>
+              <w:rPr>
+                <w:rFonts w:ascii="AppleGothic" w:hAnsi="AppleGothic" w:eastAsia="AppleGothic"/>
+                <w:color w:val="123047"/>
+                <w:sz w:val="19"/>
+              </w:rPr>
+              <w:t>admin</w:t>
+            </w:r>
+            <w:r>
+              <w:rPr>
+                <w:rFonts w:ascii="AppleGothic" w:hAnsi="AppleGothic" w:eastAsia="AppleGothic"/>
+                <w:color w:val="123047"/>
+                <w:sz w:val="19"/>
+              </w:rPr>
+              <w:t xml:space="preserve"> 비밀번호를 교회가 관리하는 안전한 장소에 보관하십시오. 기존 관리자 계정을 변경하거나 제한하기 전에 이메일 기반 관리자 계정을 완성하고 로그인을 확인하십시오.</w:t>
+            </w:r>
+          </w:p>
+        </w:tc>
+      </w:tr>
+    </w:tbl>
+    <w:p>
+      <w:pPr>
+        <w:spacing w:after="20"/>
+      </w:pPr>
+    </w:p>
+    <w:p>
+      <w:pPr>
+        <w:pStyle w:val="Heading2"/>
+      </w:pPr>
+      <w:r>
+        <w:t>비밀번호 찾기</w:t>
+      </w:r>
+    </w:p>
+    <w:p>
+      <w:r>
+        <w:rPr>
+          <w:b/>
+        </w:rPr>
+        <w:t>사용 가능 역할:</w:t>
+      </w:r>
+      <w:r>
+        <w:t xml:space="preserve"> 활성화되고 잠기지 않았으며 유효한 기본 이메일이 있는 모든 사용자</w:t>
+      </w:r>
+    </w:p>
+    <w:p>
+      <w:pPr>
+        <w:pStyle w:val="ListNumber"/>
+        <w:numPr>
+          <w:ilvl w:val="0"/>
+          <w:numId w:val="13"/>
+        </w:numPr>
+      </w:pPr>
+      <w:r>
+        <w:t xml:space="preserve">로그인 화면에서 </w:t>
+      </w:r>
+      <w:r>
+        <w:rPr>
+          <w:b/>
+        </w:rPr>
+        <w:t>Forgot password?</w:t>
+      </w:r>
+      <w:r>
+        <w:t>를 선택합니다.</w:t>
+      </w:r>
+    </w:p>
+    <w:p>
+      <w:pPr>
+        <w:pStyle w:val="ListNumber"/>
+        <w:numPr>
+          <w:ilvl w:val="0"/>
+          <w:numId w:val="13"/>
+        </w:numPr>
+      </w:pPr>
+      <w:r>
+        <w:t>계정의 기본 이메일을 입력합니다.</w:t>
+      </w:r>
+    </w:p>
+    <w:p>
+      <w:pPr>
+        <w:pStyle w:val="ListNumber"/>
+        <w:numPr>
+          <w:ilvl w:val="0"/>
+          <w:numId w:val="13"/>
+        </w:numPr>
+      </w:pPr>
+      <w:r>
+        <w:rPr>
+          <w:b/>
+        </w:rPr>
+        <w:t>Send reset link</w:t>
+      </w:r>
+      <w:r>
+        <w:t>를 선택합니다. 입력한 이메일과 일치하는 계정이 없어도 동일한 안내가 표시됩니다.</w:t>
+      </w:r>
+    </w:p>
+    <w:p>
+      <w:pPr>
+        <w:pStyle w:val="ListNumber"/>
+        <w:numPr>
+          <w:ilvl w:val="0"/>
+          <w:numId w:val="13"/>
+        </w:numPr>
+      </w:pPr>
+      <w:r>
+        <w:t>비밀번호 재설정 이메일을 열고 30분 이내에 링크를 선택합니다.</w:t>
+      </w:r>
+    </w:p>
+    <w:p>
+      <w:pPr>
+        <w:pStyle w:val="ListNumber"/>
+        <w:numPr>
+          <w:ilvl w:val="0"/>
+          <w:numId w:val="13"/>
+        </w:numPr>
+      </w:pPr>
+      <w:r>
         <w:t xml:space="preserve">새 비밀번호를 두 번 입력하고 </w:t>
       </w:r>
       <w:r>
@@ -1765,7 +2054,7 @@
         <w:pStyle w:val="ListNumber"/>
         <w:numPr>
           <w:ilvl w:val="0"/>
-          <w:numId w:val="12"/>
+          <w:numId w:val="13"/>
         </w:numPr>
       </w:pPr>
       <w:r>
@@ -2108,7 +2397,7 @@
         <w:pStyle w:val="ListNumber"/>
         <w:numPr>
           <w:ilvl w:val="0"/>
-          <w:numId w:val="13"/>
+          <w:numId w:val="14"/>
         </w:numPr>
       </w:pPr>
       <w:r>
@@ -2122,101 +2411,6 @@
       </w:r>
       <w:r>
         <w:t>를 선택합니다.</w:t>
-      </w:r>
-    </w:p>
-    <w:p>
-      <w:pPr>
-        <w:pStyle w:val="ListNumber"/>
-        <w:numPr>
-          <w:ilvl w:val="0"/>
-          <w:numId w:val="13"/>
-        </w:numPr>
-      </w:pPr>
-      <w:r>
-        <w:rPr>
-          <w:b/>
-        </w:rPr>
-        <w:t>Search members</w:t>
-      </w:r>
-      <w:r>
-        <w:t>에 이름 또는 이메일의 일부를 입력합니다.</w:t>
-      </w:r>
-    </w:p>
-    <w:p>
-      <w:pPr>
-        <w:pStyle w:val="ListNumber"/>
-        <w:numPr>
-          <w:ilvl w:val="0"/>
-          <w:numId w:val="13"/>
-        </w:numPr>
-      </w:pPr>
-      <w:r>
-        <w:rPr>
-          <w:b/>
-        </w:rPr>
-        <w:t>Search</w:t>
-      </w:r>
-      <w:r>
-        <w:t>를 선택합니다.</w:t>
-      </w:r>
-    </w:p>
-    <w:p>
-      <w:pPr>
-        <w:pStyle w:val="ListNumber"/>
-        <w:numPr>
-          <w:ilvl w:val="0"/>
-          <w:numId w:val="13"/>
-        </w:numPr>
-      </w:pPr>
-      <w:r>
-        <w:t xml:space="preserve">행을 선택하여 </w:t>
-      </w:r>
-      <w:r>
-        <w:rPr>
-          <w:b/>
-        </w:rPr>
-        <w:t>Member Detail</w:t>
-      </w:r>
-      <w:r>
-        <w:t>에 기록을 불러옵니다.</w:t>
-      </w:r>
-    </w:p>
-    <w:p>
-      <w:pPr>
-        <w:pStyle w:val="ListNumber"/>
-        <w:numPr>
-          <w:ilvl w:val="0"/>
-          <w:numId w:val="13"/>
-        </w:numPr>
-      </w:pPr>
-      <w:r>
-        <w:t xml:space="preserve">목록이 두 페이지 이상이면 </w:t>
-      </w:r>
-      <w:r>
-        <w:rPr>
-          <w:b/>
-        </w:rPr>
-        <w:t>Previous</w:t>
-      </w:r>
-      <w:r>
-        <w:t xml:space="preserve">와 </w:t>
-      </w:r>
-      <w:r>
-        <w:rPr>
-          <w:b/>
-        </w:rPr>
-        <w:t>Next</w:t>
-      </w:r>
-      <w:r>
-        <w:t>를 사용합니다.</w:t>
-      </w:r>
-    </w:p>
-    <w:p>
-      <w:pPr>
-        <w:pStyle w:val="Heading2"/>
-      </w:pPr>
-      <w:r>
-        <w:t>교인 등록</w:t>
       </w:r>
     </w:p>
     <w:p>
@@ -2231,10 +2425,10 @@
         <w:rPr>
           <w:b/>
         </w:rPr>
-        <w:t>New member</w:t>
-      </w:r>
-      <w:r>
-        <w:t>를 선택합니다.</w:t>
+        <w:t>Search members</w:t>
+      </w:r>
+      <w:r>
+        <w:t>에 이름 또는 이메일의 일부를 입력합니다.</w:t>
       </w:r>
     </w:p>
     <w:p>
@@ -2246,16 +2440,13 @@
         </w:numPr>
       </w:pPr>
       <w:r>
-        <w:t xml:space="preserve">필수 항목인 </w:t>
-      </w:r>
-      <w:r>
         <w:rPr>
           <w:b/>
         </w:rPr>
-        <w:t>Primary email</w:t>
-      </w:r>
-      <w:r>
-        <w:t>을 입력합니다. 이 이메일이 로그인 ID가 됩니다.</w:t>
+        <w:t>Search</w:t>
+      </w:r>
+      <w:r>
+        <w:t>를 선택합니다.</w:t>
       </w:r>
     </w:p>
     <w:p>
@@ -2267,7 +2458,16 @@
         </w:numPr>
       </w:pPr>
       <w:r>
-        <w:t>가능한 경우 이름, 별명, 보조 이메일, 전화번호, 생년월일 및 주소를 입력합니다.</w:t>
+        <w:t xml:space="preserve">행을 선택하여 </w:t>
+      </w:r>
+      <w:r>
+        <w:rPr>
+          <w:b/>
+        </w:rPr>
+        <w:t>Member Detail</w:t>
+      </w:r>
+      <w:r>
+        <w:t>에 기록을 불러옵니다.</w:t>
       </w:r>
     </w:p>
     <w:p>
@@ -2279,13 +2479,13 @@
         </w:numPr>
       </w:pPr>
       <w:r>
-        <w:t xml:space="preserve">교회 기준정보에서 </w:t>
+        <w:t xml:space="preserve">목록이 두 페이지 이상이면 </w:t>
       </w:r>
       <w:r>
         <w:rPr>
           <w:b/>
         </w:rPr>
-        <w:t>Group code</w:t>
+        <w:t>Previous</w:t>
       </w:r>
       <w:r>
         <w:t xml:space="preserve">와 </w:t>
@@ -2294,129 +2494,18 @@
         <w:rPr>
           <w:b/>
         </w:rPr>
-        <w:t>Membership status</w:t>
-      </w:r>
-      <w:r>
-        <w:t>를 선택합니다.</w:t>
+        <w:t>Next</w:t>
+      </w:r>
+      <w:r>
+        <w:t>를 사용합니다.</w:t>
       </w:r>
     </w:p>
     <w:p>
       <w:pPr>
-        <w:pStyle w:val="ListNumber"/>
-        <w:numPr>
-          <w:ilvl w:val="0"/>
-          <w:numId w:val="14"/>
-        </w:numPr>
-      </w:pPr>
-      <w:r>
-        <w:rPr>
-          <w:b/>
-        </w:rPr>
-        <w:t>Committees</w:t>
-      </w:r>
-      <w:r>
-        <w:t>를 열고 해당하는 위원회를 모두 선택합니다.</w:t>
-      </w:r>
-    </w:p>
-    <w:p>
-      <w:pPr>
-        <w:pStyle w:val="ListNumber"/>
-        <w:numPr>
-          <w:ilvl w:val="0"/>
-          <w:numId w:val="14"/>
-        </w:numPr>
-      </w:pPr>
-      <w:r>
-        <w:t xml:space="preserve">필요한 경우 숫자로 된 </w:t>
-      </w:r>
-      <w:r>
-        <w:rPr>
-          <w:b/>
-        </w:rPr>
-        <w:t>Offering number</w:t>
-      </w:r>
-      <w:r>
-        <w:t>를 입력합니다.</w:t>
-      </w:r>
-    </w:p>
-    <w:p>
-      <w:pPr>
-        <w:pStyle w:val="ListNumber"/>
-        <w:numPr>
-          <w:ilvl w:val="0"/>
-          <w:numId w:val="14"/>
-        </w:numPr>
-      </w:pPr>
-      <w:r>
-        <w:t xml:space="preserve">하나 이상의 역할을 지정합니다. 새 기록의 기본 역할은 </w:t>
-      </w:r>
-      <w:r>
-        <w:rPr>
-          <w:b/>
-        </w:rPr>
-        <w:t>MEMBER</w:t>
-      </w:r>
-      <w:r>
-        <w:t>입니다.</w:t>
-      </w:r>
-    </w:p>
-    <w:p>
-      <w:pPr>
-        <w:pStyle w:val="ListNumber"/>
-        <w:numPr>
-          <w:ilvl w:val="0"/>
-          <w:numId w:val="14"/>
-        </w:numPr>
-      </w:pPr>
-      <w:r>
-        <w:t xml:space="preserve">로그인을 허용하려면 </w:t>
-      </w:r>
-      <w:r>
-        <w:rPr>
-          <w:b/>
-        </w:rPr>
-        <w:t>Login enabled</w:t>
-      </w:r>
-      <w:r>
-        <w:t xml:space="preserve">를 사용하고, 로그인을 차단하려면 </w:t>
-      </w:r>
-      <w:r>
-        <w:rPr>
-          <w:b/>
-        </w:rPr>
-        <w:t>Login locked</w:t>
-      </w:r>
-      <w:r>
-        <w:t>를 사용합니다.</w:t>
-      </w:r>
-    </w:p>
-    <w:p>
-      <w:pPr>
-        <w:pStyle w:val="ListNumber"/>
-        <w:numPr>
-          <w:ilvl w:val="0"/>
-          <w:numId w:val="14"/>
-        </w:numPr>
-      </w:pPr>
-      <w:r>
-        <w:t xml:space="preserve">내부 메모를 추가하고 </w:t>
-      </w:r>
-      <w:r>
-        <w:rPr>
-          <w:b/>
-        </w:rPr>
-        <w:t>Create member</w:t>
-      </w:r>
-      <w:r>
-        <w:t>를 선택합니다.</w:t>
-      </w:r>
-    </w:p>
-    <w:p>
-      <w:pPr>
         <w:pStyle w:val="Heading2"/>
       </w:pPr>
       <w:r>
-        <w:t>교인 정보 수정</w:t>
+        <w:t>교인 등록</w:t>
       </w:r>
     </w:p>
     <w:p>
@@ -2428,7 +2517,13 @@
         </w:numPr>
       </w:pPr>
       <w:r>
-        <w:t>교인 행을 선택합니다.</w:t>
+        <w:rPr>
+          <w:b/>
+        </w:rPr>
+        <w:t>New member</w:t>
+      </w:r>
+      <w:r>
+        <w:t>를 선택합니다.</w:t>
       </w:r>
     </w:p>
     <w:p>
@@ -2440,7 +2535,16 @@
         </w:numPr>
       </w:pPr>
       <w:r>
-        <w:t>필요한 항목, 역할 또는 계정 설정을 변경합니다.</w:t>
+        <w:t xml:space="preserve">필수 항목인 </w:t>
+      </w:r>
+      <w:r>
+        <w:rPr>
+          <w:b/>
+        </w:rPr>
+        <w:t>Primary email</w:t>
+      </w:r>
+      <w:r>
+        <w:t>을 입력합니다. 이 이메일이 로그인 ID가 됩니다.</w:t>
       </w:r>
     </w:p>
     <w:p>
@@ -2449,6 +2553,191 @@
         <w:numPr>
           <w:ilvl w:val="0"/>
           <w:numId w:val="15"/>
+        </w:numPr>
+      </w:pPr>
+      <w:r>
+        <w:t>가능한 경우 이름, 별명, 보조 이메일, 전화번호, 생년월일 및 주소를 입력합니다.</w:t>
+      </w:r>
+    </w:p>
+    <w:p>
+      <w:pPr>
+        <w:pStyle w:val="ListNumber"/>
+        <w:numPr>
+          <w:ilvl w:val="0"/>
+          <w:numId w:val="15"/>
+        </w:numPr>
+      </w:pPr>
+      <w:r>
+        <w:t xml:space="preserve">교회 기준정보에서 </w:t>
+      </w:r>
+      <w:r>
+        <w:rPr>
+          <w:b/>
+        </w:rPr>
+        <w:t>Group code</w:t>
+      </w:r>
+      <w:r>
+        <w:t xml:space="preserve">와 </w:t>
+      </w:r>
+      <w:r>
+        <w:rPr>
+          <w:b/>
+        </w:rPr>
+        <w:t>Membership status</w:t>
+      </w:r>
+      <w:r>
+        <w:t>를 선택합니다.</w:t>
+      </w:r>
+    </w:p>
+    <w:p>
+      <w:pPr>
+        <w:pStyle w:val="ListNumber"/>
+        <w:numPr>
+          <w:ilvl w:val="0"/>
+          <w:numId w:val="15"/>
+        </w:numPr>
+      </w:pPr>
+      <w:r>
+        <w:rPr>
+          <w:b/>
+        </w:rPr>
+        <w:t>Committees</w:t>
+      </w:r>
+      <w:r>
+        <w:t>를 열고 해당하는 위원회를 모두 선택합니다.</w:t>
+      </w:r>
+    </w:p>
+    <w:p>
+      <w:pPr>
+        <w:pStyle w:val="ListNumber"/>
+        <w:numPr>
+          <w:ilvl w:val="0"/>
+          <w:numId w:val="15"/>
+        </w:numPr>
+      </w:pPr>
+      <w:r>
+        <w:t xml:space="preserve">필요한 경우 숫자로 된 </w:t>
+      </w:r>
+      <w:r>
+        <w:rPr>
+          <w:b/>
+        </w:rPr>
+        <w:t>Offering number</w:t>
+      </w:r>
+      <w:r>
+        <w:t>를 입력합니다.</w:t>
+      </w:r>
+    </w:p>
+    <w:p>
+      <w:pPr>
+        <w:pStyle w:val="ListNumber"/>
+        <w:numPr>
+          <w:ilvl w:val="0"/>
+          <w:numId w:val="15"/>
+        </w:numPr>
+      </w:pPr>
+      <w:r>
+        <w:t xml:space="preserve">하나 이상의 역할을 지정합니다. 새 기록의 기본 역할은 </w:t>
+      </w:r>
+      <w:r>
+        <w:rPr>
+          <w:b/>
+        </w:rPr>
+        <w:t>MEMBER</w:t>
+      </w:r>
+      <w:r>
+        <w:t>입니다.</w:t>
+      </w:r>
+    </w:p>
+    <w:p>
+      <w:pPr>
+        <w:pStyle w:val="ListNumber"/>
+        <w:numPr>
+          <w:ilvl w:val="0"/>
+          <w:numId w:val="15"/>
+        </w:numPr>
+      </w:pPr>
+      <w:r>
+        <w:t xml:space="preserve">로그인을 허용하려면 </w:t>
+      </w:r>
+      <w:r>
+        <w:rPr>
+          <w:b/>
+        </w:rPr>
+        <w:t>Login enabled</w:t>
+      </w:r>
+      <w:r>
+        <w:t xml:space="preserve">를 사용하고, 로그인을 차단하려면 </w:t>
+      </w:r>
+      <w:r>
+        <w:rPr>
+          <w:b/>
+        </w:rPr>
+        <w:t>Login locked</w:t>
+      </w:r>
+      <w:r>
+        <w:t>를 사용합니다.</w:t>
+      </w:r>
+    </w:p>
+    <w:p>
+      <w:pPr>
+        <w:pStyle w:val="ListNumber"/>
+        <w:numPr>
+          <w:ilvl w:val="0"/>
+          <w:numId w:val="15"/>
+        </w:numPr>
+      </w:pPr>
+      <w:r>
+        <w:t xml:space="preserve">내부 메모를 추가하고 </w:t>
+      </w:r>
+      <w:r>
+        <w:rPr>
+          <w:b/>
+        </w:rPr>
+        <w:t>Create member</w:t>
+      </w:r>
+      <w:r>
+        <w:t>를 선택합니다.</w:t>
+      </w:r>
+    </w:p>
+    <w:p>
+      <w:pPr>
+        <w:pStyle w:val="Heading2"/>
+      </w:pPr>
+      <w:r>
+        <w:t>교인 정보 수정</w:t>
+      </w:r>
+    </w:p>
+    <w:p>
+      <w:pPr>
+        <w:pStyle w:val="ListNumber"/>
+        <w:numPr>
+          <w:ilvl w:val="0"/>
+          <w:numId w:val="16"/>
+        </w:numPr>
+      </w:pPr>
+      <w:r>
+        <w:t>교인 행을 선택합니다.</w:t>
+      </w:r>
+    </w:p>
+    <w:p>
+      <w:pPr>
+        <w:pStyle w:val="ListNumber"/>
+        <w:numPr>
+          <w:ilvl w:val="0"/>
+          <w:numId w:val="16"/>
+        </w:numPr>
+      </w:pPr>
+      <w:r>
+        <w:t>필요한 항목, 역할 또는 계정 설정을 변경합니다.</w:t>
+      </w:r>
+    </w:p>
+    <w:p>
+      <w:pPr>
+        <w:pStyle w:val="ListNumber"/>
+        <w:numPr>
+          <w:ilvl w:val="0"/>
+          <w:numId w:val="16"/>
         </w:numPr>
       </w:pPr>
       <w:r>
@@ -2609,7 +2898,7 @@
         <w:pStyle w:val="ListNumber"/>
         <w:numPr>
           <w:ilvl w:val="0"/>
-          <w:numId w:val="16"/>
+          <w:numId w:val="17"/>
         </w:numPr>
       </w:pPr>
       <w:r>
@@ -2620,71 +2909,6 @@
       </w:r>
       <w:r>
         <w:t>를 선택합니다.</w:t>
-      </w:r>
-    </w:p>
-    <w:p>
-      <w:pPr>
-        <w:pStyle w:val="ListNumber"/>
-        <w:numPr>
-          <w:ilvl w:val="0"/>
-          <w:numId w:val="16"/>
-        </w:numPr>
-      </w:pPr>
-      <w:r>
-        <w:rPr>
-          <w:b/>
-        </w:rPr>
-        <w:t>Fund</w:t>
-      </w:r>
-      <w:r>
-        <w:t xml:space="preserve">, </w:t>
-      </w:r>
-      <w:r>
-        <w:rPr>
-          <w:b/>
-        </w:rPr>
-        <w:t>Category</w:t>
-      </w:r>
-      <w:r>
-        <w:t xml:space="preserve"> 또는 헌금 유형으로 필터링합니다. Category 선택지는 선택한 Fund에 따라 표시됩니다.</w:t>
-      </w:r>
-    </w:p>
-    <w:p>
-      <w:pPr>
-        <w:pStyle w:val="ListNumber"/>
-        <w:numPr>
-          <w:ilvl w:val="0"/>
-          <w:numId w:val="16"/>
-        </w:numPr>
-      </w:pPr>
-      <w:r>
-        <w:rPr>
-          <w:b/>
-        </w:rPr>
-        <w:t>Refresh</w:t>
-      </w:r>
-      <w:r>
-        <w:t>를 선택합니다.</w:t>
-      </w:r>
-    </w:p>
-    <w:p>
-      <w:pPr>
-        <w:pStyle w:val="ListNumber"/>
-        <w:numPr>
-          <w:ilvl w:val="0"/>
-          <w:numId w:val="16"/>
-        </w:numPr>
-      </w:pPr>
-      <w:r>
-        <w:t>표 위에서 필터링된 총액과 헌금 건수를 확인합니다.</w:t>
-      </w:r>
-    </w:p>
-    <w:p>
-      <w:pPr>
-        <w:pStyle w:val="Heading2"/>
-      </w:pPr>
-      <w:r>
-        <w:t>헌금 등록</w:t>
       </w:r>
     </w:p>
     <w:p>
@@ -2699,10 +2923,19 @@
         <w:rPr>
           <w:b/>
         </w:rPr>
-        <w:t>Record offering</w:t>
-      </w:r>
-      <w:r>
-        <w:t>을 선택합니다.</w:t>
+        <w:t>Fund</w:t>
+      </w:r>
+      <w:r>
+        <w:t xml:space="preserve">, </w:t>
+      </w:r>
+      <w:r>
+        <w:rPr>
+          <w:b/>
+        </w:rPr>
+        <w:t>Category</w:t>
+      </w:r>
+      <w:r>
+        <w:t xml:space="preserve"> 또는 헌금 유형으로 필터링합니다. Category 선택지는 선택한 Fund에 따라 표시됩니다.</w:t>
       </w:r>
     </w:p>
     <w:p>
@@ -2714,34 +2947,13 @@
         </w:numPr>
       </w:pPr>
       <w:r>
-        <w:t xml:space="preserve">헌금자 유형으로 </w:t>
-      </w:r>
-      <w:r>
         <w:rPr>
           <w:b/>
         </w:rPr>
-        <w:t>Member</w:t>
-      </w:r>
-      <w:r>
-        <w:t xml:space="preserve">, </w:t>
-      </w:r>
-      <w:r>
-        <w:rPr>
-          <w:b/>
-        </w:rPr>
-        <w:t>Anonymous</w:t>
-      </w:r>
-      <w:r>
-        <w:t xml:space="preserve"> 또는 </w:t>
-      </w:r>
-      <w:r>
-        <w:rPr>
-          <w:b/>
-        </w:rPr>
-        <w:t>Group</w:t>
-      </w:r>
-      <w:r>
-        <w:t>을 선택합니다.</w:t>
+        <w:t>Refresh</w:t>
+      </w:r>
+      <w:r>
+        <w:t>를 선택합니다.</w:t>
       </w:r>
     </w:p>
     <w:p>
@@ -2753,116 +2965,15 @@
         </w:numPr>
       </w:pPr>
       <w:r>
-        <w:t>교인 헌금은 교인을 검색하여 선택합니다. 익명 또는 단체 헌금은 헌금자 표시 이름을 입력합니다.</w:t>
+        <w:t>표 위에서 필터링된 총액과 헌금 건수를 확인합니다.</w:t>
       </w:r>
     </w:p>
     <w:p>
       <w:pPr>
-        <w:pStyle w:val="ListNumber"/>
-        <w:numPr>
-          <w:ilvl w:val="0"/>
-          <w:numId w:val="17"/>
-        </w:numPr>
-      </w:pPr>
-      <w:r>
-        <w:rPr>
-          <w:b/>
-        </w:rPr>
-        <w:t>Offering date</w:t>
-      </w:r>
-      <w:r>
-        <w:t xml:space="preserve">를 입력합니다. </w:t>
-      </w:r>
-      <w:r>
-        <w:rPr>
-          <w:b/>
-        </w:rPr>
-        <w:t>Offering Sunday</w:t>
-      </w:r>
-      <w:r>
-        <w:t>는 다음 주일로 자동 계산되며 입력일이 주일이면 당일로 유지됩니다. 필요하면 수정할 수 있습니다.</w:t>
-      </w:r>
-    </w:p>
-    <w:p>
-      <w:pPr>
-        <w:pStyle w:val="ListNumber"/>
-        <w:numPr>
-          <w:ilvl w:val="0"/>
-          <w:numId w:val="17"/>
-        </w:numPr>
-      </w:pPr>
-      <w:r>
-        <w:t xml:space="preserve">기준정보에서 </w:t>
-      </w:r>
-      <w:r>
-        <w:rPr>
-          <w:b/>
-        </w:rPr>
-        <w:t>Fund</w:t>
-      </w:r>
-      <w:r>
-        <w:t xml:space="preserve">, 해당 </w:t>
-      </w:r>
-      <w:r>
-        <w:rPr>
-          <w:b/>
-        </w:rPr>
-        <w:t>Category</w:t>
-      </w:r>
-      <w:r>
-        <w:t xml:space="preserve">, </w:t>
-      </w:r>
-      <w:r>
-        <w:rPr>
-          <w:b/>
-        </w:rPr>
-        <w:t>Payment method</w:t>
-      </w:r>
-      <w:r>
-        <w:t>를 선택합니다.</w:t>
-      </w:r>
-    </w:p>
-    <w:p>
-      <w:pPr>
-        <w:pStyle w:val="ListNumber"/>
-        <w:numPr>
-          <w:ilvl w:val="0"/>
-          <w:numId w:val="17"/>
-        </w:numPr>
-      </w:pPr>
-      <w:r>
-        <w:t>금액과 선택 사항인 메모를 입력합니다.</w:t>
-      </w:r>
-    </w:p>
-    <w:p>
-      <w:pPr>
-        <w:pStyle w:val="ListNumber"/>
-        <w:numPr>
-          <w:ilvl w:val="0"/>
-          <w:numId w:val="17"/>
-        </w:numPr>
-      </w:pPr>
-      <w:r>
-        <w:rPr>
-          <w:b/>
-        </w:rPr>
-        <w:t>Save offering</w:t>
-      </w:r>
-      <w:r>
-        <w:t>을 선택합니다.</w:t>
-      </w:r>
-    </w:p>
-    <w:p>
-      <w:r>
-        <w:t>헌금을 저장하면 Finance에 표시되는 연결 수입 거래가 자동으로 생성됩니다.</w:t>
-      </w:r>
-    </w:p>
-    <w:p>
-      <w:pPr>
         <w:pStyle w:val="Heading2"/>
       </w:pPr>
       <w:r>
-        <w:t>헌금 수정 또는 삭제</w:t>
+        <w:t>헌금 등록</w:t>
       </w:r>
     </w:p>
     <w:p>
@@ -2874,16 +2985,13 @@
         </w:numPr>
       </w:pPr>
       <w:r>
-        <w:t xml:space="preserve">헌금 행을 선택하여 </w:t>
-      </w:r>
-      <w:r>
         <w:rPr>
           <w:b/>
         </w:rPr>
-        <w:t>Edit Offering</w:t>
-      </w:r>
-      <w:r>
-        <w:t>을 엽니다.</w:t>
+        <w:t>Record offering</w:t>
+      </w:r>
+      <w:r>
+        <w:t>을 선택합니다.</w:t>
       </w:r>
     </w:p>
     <w:p>
@@ -2895,6 +3003,187 @@
         </w:numPr>
       </w:pPr>
       <w:r>
+        <w:t xml:space="preserve">헌금자 유형으로 </w:t>
+      </w:r>
+      <w:r>
+        <w:rPr>
+          <w:b/>
+        </w:rPr>
+        <w:t>Member</w:t>
+      </w:r>
+      <w:r>
+        <w:t xml:space="preserve">, </w:t>
+      </w:r>
+      <w:r>
+        <w:rPr>
+          <w:b/>
+        </w:rPr>
+        <w:t>Anonymous</w:t>
+      </w:r>
+      <w:r>
+        <w:t xml:space="preserve"> 또는 </w:t>
+      </w:r>
+      <w:r>
+        <w:rPr>
+          <w:b/>
+        </w:rPr>
+        <w:t>Group</w:t>
+      </w:r>
+      <w:r>
+        <w:t>을 선택합니다.</w:t>
+      </w:r>
+    </w:p>
+    <w:p>
+      <w:pPr>
+        <w:pStyle w:val="ListNumber"/>
+        <w:numPr>
+          <w:ilvl w:val="0"/>
+          <w:numId w:val="18"/>
+        </w:numPr>
+      </w:pPr>
+      <w:r>
+        <w:t>교인 헌금은 교인을 검색하여 선택합니다. 익명 또는 단체 헌금은 헌금자 표시 이름을 입력합니다.</w:t>
+      </w:r>
+    </w:p>
+    <w:p>
+      <w:pPr>
+        <w:pStyle w:val="ListNumber"/>
+        <w:numPr>
+          <w:ilvl w:val="0"/>
+          <w:numId w:val="18"/>
+        </w:numPr>
+      </w:pPr>
+      <w:r>
+        <w:rPr>
+          <w:b/>
+        </w:rPr>
+        <w:t>Offering date</w:t>
+      </w:r>
+      <w:r>
+        <w:t xml:space="preserve">를 입력합니다. </w:t>
+      </w:r>
+      <w:r>
+        <w:rPr>
+          <w:b/>
+        </w:rPr>
+        <w:t>Offering Sunday</w:t>
+      </w:r>
+      <w:r>
+        <w:t>는 다음 주일로 자동 계산되며 입력일이 주일이면 당일로 유지됩니다. 필요하면 수정할 수 있습니다.</w:t>
+      </w:r>
+    </w:p>
+    <w:p>
+      <w:pPr>
+        <w:pStyle w:val="ListNumber"/>
+        <w:numPr>
+          <w:ilvl w:val="0"/>
+          <w:numId w:val="18"/>
+        </w:numPr>
+      </w:pPr>
+      <w:r>
+        <w:t xml:space="preserve">기준정보에서 </w:t>
+      </w:r>
+      <w:r>
+        <w:rPr>
+          <w:b/>
+        </w:rPr>
+        <w:t>Fund</w:t>
+      </w:r>
+      <w:r>
+        <w:t xml:space="preserve">, 해당 </w:t>
+      </w:r>
+      <w:r>
+        <w:rPr>
+          <w:b/>
+        </w:rPr>
+        <w:t>Category</w:t>
+      </w:r>
+      <w:r>
+        <w:t xml:space="preserve">, </w:t>
+      </w:r>
+      <w:r>
+        <w:rPr>
+          <w:b/>
+        </w:rPr>
+        <w:t>Payment method</w:t>
+      </w:r>
+      <w:r>
+        <w:t>를 선택합니다.</w:t>
+      </w:r>
+    </w:p>
+    <w:p>
+      <w:pPr>
+        <w:pStyle w:val="ListNumber"/>
+        <w:numPr>
+          <w:ilvl w:val="0"/>
+          <w:numId w:val="18"/>
+        </w:numPr>
+      </w:pPr>
+      <w:r>
+        <w:t>금액과 선택 사항인 메모를 입력합니다.</w:t>
+      </w:r>
+    </w:p>
+    <w:p>
+      <w:pPr>
+        <w:pStyle w:val="ListNumber"/>
+        <w:numPr>
+          <w:ilvl w:val="0"/>
+          <w:numId w:val="18"/>
+        </w:numPr>
+      </w:pPr>
+      <w:r>
+        <w:rPr>
+          <w:b/>
+        </w:rPr>
+        <w:t>Save offering</w:t>
+      </w:r>
+      <w:r>
+        <w:t>을 선택합니다.</w:t>
+      </w:r>
+    </w:p>
+    <w:p>
+      <w:r>
+        <w:t>헌금을 저장하면 Finance에 표시되는 연결 수입 거래가 자동으로 생성됩니다.</w:t>
+      </w:r>
+    </w:p>
+    <w:p>
+      <w:pPr>
+        <w:pStyle w:val="Heading2"/>
+      </w:pPr>
+      <w:r>
+        <w:t>헌금 수정 또는 삭제</w:t>
+      </w:r>
+    </w:p>
+    <w:p>
+      <w:pPr>
+        <w:pStyle w:val="ListNumber"/>
+        <w:numPr>
+          <w:ilvl w:val="0"/>
+          <w:numId w:val="19"/>
+        </w:numPr>
+      </w:pPr>
+      <w:r>
+        <w:t xml:space="preserve">헌금 행을 선택하여 </w:t>
+      </w:r>
+      <w:r>
+        <w:rPr>
+          <w:b/>
+        </w:rPr>
+        <w:t>Edit Offering</w:t>
+      </w:r>
+      <w:r>
+        <w:t>을 엽니다.</w:t>
+      </w:r>
+    </w:p>
+    <w:p>
+      <w:pPr>
+        <w:pStyle w:val="ListNumber"/>
+        <w:numPr>
+          <w:ilvl w:val="0"/>
+          <w:numId w:val="19"/>
+        </w:numPr>
+      </w:pPr>
+      <w:r>
         <w:t xml:space="preserve">항목을 수정하고 </w:t>
       </w:r>
       <w:r>
@@ -2921,7 +3210,7 @@
         <w:pStyle w:val="ListNumber"/>
         <w:numPr>
           <w:ilvl w:val="0"/>
-          <w:numId w:val="18"/>
+          <w:numId w:val="19"/>
         </w:numPr>
       </w:pPr>
       <w:r>
@@ -3021,7 +3310,7 @@
         <w:pStyle w:val="ListNumber"/>
         <w:numPr>
           <w:ilvl w:val="0"/>
-          <w:numId w:val="19"/>
+          <w:numId w:val="20"/>
         </w:numPr>
       </w:pPr>
       <w:r>
@@ -3032,79 +3321,6 @@
       </w:r>
       <w:r>
         <w:t>를 선택합니다.</w:t>
-      </w:r>
-    </w:p>
-    <w:p>
-      <w:pPr>
-        <w:pStyle w:val="ListNumber"/>
-        <w:numPr>
-          <w:ilvl w:val="0"/>
-          <w:numId w:val="19"/>
-        </w:numPr>
-      </w:pPr>
-      <w:r>
-        <w:t xml:space="preserve">카테고리 및 </w:t>
-      </w:r>
-      <w:r>
-        <w:rPr>
-          <w:b/>
-        </w:rPr>
-        <w:t>Income</w:t>
-      </w:r>
-      <w:r>
-        <w:t xml:space="preserve">, </w:t>
-      </w:r>
-      <w:r>
-        <w:rPr>
-          <w:b/>
-        </w:rPr>
-        <w:t>Expense</w:t>
-      </w:r>
-      <w:r>
-        <w:t xml:space="preserve"> 또는 모두를 선택하여 필터링합니다.</w:t>
-      </w:r>
-    </w:p>
-    <w:p>
-      <w:pPr>
-        <w:pStyle w:val="ListNumber"/>
-        <w:numPr>
-          <w:ilvl w:val="0"/>
-          <w:numId w:val="19"/>
-        </w:numPr>
-      </w:pPr>
-      <w:r>
-        <w:rPr>
-          <w:b/>
-        </w:rPr>
-        <w:t>Refresh</w:t>
-      </w:r>
-      <w:r>
-        <w:t>를 선택합니다.</w:t>
-      </w:r>
-    </w:p>
-    <w:p>
-      <w:pPr>
-        <w:pStyle w:val="ListNumber"/>
-        <w:numPr>
-          <w:ilvl w:val="0"/>
-          <w:numId w:val="19"/>
-        </w:numPr>
-      </w:pPr>
-      <w:r>
-        <w:t>표 위에서 순액, 수입 및 지출 합계를 확인합니다.</w:t>
-      </w:r>
-    </w:p>
-    <w:p>
-      <w:r>
-        <w:t>헌금 수입은 일별 카테고리 요약으로 표시되며 Finance에서는 읽기 전용입니다. 수동 지출은 이 화면에서 관리할 수 있습니다.</w:t>
-      </w:r>
-    </w:p>
-    <w:p>
-      <w:pPr>
-        <w:pStyle w:val="Heading2"/>
-      </w:pPr>
-      <w:r>
-        <w:t>지출 등록</w:t>
       </w:r>
     </w:p>
     <w:p>
@@ -3116,13 +3332,25 @@
         </w:numPr>
       </w:pPr>
       <w:r>
+        <w:t xml:space="preserve">카테고리 및 </w:t>
+      </w:r>
+      <w:r>
         <w:rPr>
           <w:b/>
         </w:rPr>
-        <w:t>Add expense</w:t>
-      </w:r>
-      <w:r>
-        <w:t>를 선택합니다.</w:t>
+        <w:t>Income</w:t>
+      </w:r>
+      <w:r>
+        <w:t xml:space="preserve">, </w:t>
+      </w:r>
+      <w:r>
+        <w:rPr>
+          <w:b/>
+        </w:rPr>
+        <w:t>Expense</w:t>
+      </w:r>
+      <w:r>
+        <w:t xml:space="preserve"> 또는 모두를 선택하여 필터링합니다.</w:t>
       </w:r>
     </w:p>
     <w:p>
@@ -3134,7 +3362,13 @@
         </w:numPr>
       </w:pPr>
       <w:r>
-        <w:t>거래일과 금액을 입력합니다.</w:t>
+        <w:rPr>
+          <w:b/>
+        </w:rPr>
+        <w:t>Refresh</w:t>
+      </w:r>
+      <w:r>
+        <w:t>를 선택합니다.</w:t>
       </w:r>
     </w:p>
     <w:p>
@@ -3146,84 +3380,20 @@
         </w:numPr>
       </w:pPr>
       <w:r>
-        <w:t xml:space="preserve">카테고리를 선택합니다. </w:t>
-      </w:r>
-      <w:r>
-        <w:rPr>
-          <w:b/>
-        </w:rPr>
-        <w:t>Sub-category</w:t>
-      </w:r>
-      <w:r>
-        <w:t xml:space="preserve"> 목록은 선택한 카테고리에 따라 필터링됩니다.</w:t>
+        <w:t>표 위에서 순액, 수입 및 지출 합계를 확인합니다.</w:t>
       </w:r>
     </w:p>
     <w:p>
-      <w:pPr>
-        <w:pStyle w:val="ListNumber"/>
-        <w:numPr>
-          <w:ilvl w:val="0"/>
-          <w:numId w:val="20"/>
-        </w:numPr>
-      </w:pPr>
-      <w:r>
-        <w:t xml:space="preserve">해당하는 경우 </w:t>
-      </w:r>
-      <w:r>
-        <w:rPr>
-          <w:b/>
-        </w:rPr>
-        <w:t>HST included</w:t>
-      </w:r>
-      <w:r>
-        <w:t xml:space="preserve">와 </w:t>
-      </w:r>
-      <w:r>
-        <w:rPr>
-          <w:b/>
-        </w:rPr>
-        <w:t>Cheque cleared</w:t>
-      </w:r>
-      <w:r>
-        <w:t>를 설정합니다.</w:t>
+      <w:r>
+        <w:t>헌금 수입은 일별 카테고리 요약으로 표시되며 Finance에서는 읽기 전용입니다. 수동 지출은 이 화면에서 관리할 수 있습니다.</w:t>
       </w:r>
     </w:p>
     <w:p>
       <w:pPr>
-        <w:pStyle w:val="ListNumber"/>
-        <w:numPr>
-          <w:ilvl w:val="0"/>
-          <w:numId w:val="20"/>
-        </w:numPr>
-      </w:pPr>
-      <w:r>
-        <w:t>가능한 경우 수표 번호, 지급 대상, 승인 재정 담당자 및 메모를 입력합니다.</w:t>
-      </w:r>
-    </w:p>
-    <w:p>
-      <w:pPr>
-        <w:pStyle w:val="ListNumber"/>
-        <w:numPr>
-          <w:ilvl w:val="0"/>
-          <w:numId w:val="20"/>
-        </w:numPr>
-      </w:pPr>
-      <w:r>
-        <w:rPr>
-          <w:b/>
-        </w:rPr>
-        <w:t>Save expense</w:t>
-      </w:r>
-      <w:r>
-        <w:t>를 선택합니다.</w:t>
-      </w:r>
-    </w:p>
-    <w:p>
-      <w:pPr>
         <w:pStyle w:val="Heading2"/>
       </w:pPr>
       <w:r>
-        <w:t>지출 수정 또는 삭제</w:t>
+        <w:t>지출 등록</w:t>
       </w:r>
     </w:p>
     <w:p>
@@ -3235,7 +3405,13 @@
         </w:numPr>
       </w:pPr>
       <w:r>
-        <w:t>수동 지출 행을 선택합니다.</w:t>
+        <w:rPr>
+          <w:b/>
+        </w:rPr>
+        <w:t>Add expense</w:t>
+      </w:r>
+      <w:r>
+        <w:t>를 선택합니다.</w:t>
       </w:r>
     </w:p>
     <w:p>
@@ -3247,6 +3423,119 @@
         </w:numPr>
       </w:pPr>
       <w:r>
+        <w:t>거래일과 금액을 입력합니다.</w:t>
+      </w:r>
+    </w:p>
+    <w:p>
+      <w:pPr>
+        <w:pStyle w:val="ListNumber"/>
+        <w:numPr>
+          <w:ilvl w:val="0"/>
+          <w:numId w:val="21"/>
+        </w:numPr>
+      </w:pPr>
+      <w:r>
+        <w:t xml:space="preserve">카테고리를 선택합니다. </w:t>
+      </w:r>
+      <w:r>
+        <w:rPr>
+          <w:b/>
+        </w:rPr>
+        <w:t>Sub-category</w:t>
+      </w:r>
+      <w:r>
+        <w:t xml:space="preserve"> 목록은 선택한 카테고리에 따라 필터링됩니다.</w:t>
+      </w:r>
+    </w:p>
+    <w:p>
+      <w:pPr>
+        <w:pStyle w:val="ListNumber"/>
+        <w:numPr>
+          <w:ilvl w:val="0"/>
+          <w:numId w:val="21"/>
+        </w:numPr>
+      </w:pPr>
+      <w:r>
+        <w:t xml:space="preserve">해당하는 경우 </w:t>
+      </w:r>
+      <w:r>
+        <w:rPr>
+          <w:b/>
+        </w:rPr>
+        <w:t>HST included</w:t>
+      </w:r>
+      <w:r>
+        <w:t xml:space="preserve">와 </w:t>
+      </w:r>
+      <w:r>
+        <w:rPr>
+          <w:b/>
+        </w:rPr>
+        <w:t>Cheque cleared</w:t>
+      </w:r>
+      <w:r>
+        <w:t>를 설정합니다.</w:t>
+      </w:r>
+    </w:p>
+    <w:p>
+      <w:pPr>
+        <w:pStyle w:val="ListNumber"/>
+        <w:numPr>
+          <w:ilvl w:val="0"/>
+          <w:numId w:val="21"/>
+        </w:numPr>
+      </w:pPr>
+      <w:r>
+        <w:t>가능한 경우 수표 번호, 지급 대상, 승인 재정 담당자 및 메모를 입력합니다.</w:t>
+      </w:r>
+    </w:p>
+    <w:p>
+      <w:pPr>
+        <w:pStyle w:val="ListNumber"/>
+        <w:numPr>
+          <w:ilvl w:val="0"/>
+          <w:numId w:val="21"/>
+        </w:numPr>
+      </w:pPr>
+      <w:r>
+        <w:rPr>
+          <w:b/>
+        </w:rPr>
+        <w:t>Save expense</w:t>
+      </w:r>
+      <w:r>
+        <w:t>를 선택합니다.</w:t>
+      </w:r>
+    </w:p>
+    <w:p>
+      <w:pPr>
+        <w:pStyle w:val="Heading2"/>
+      </w:pPr>
+      <w:r>
+        <w:t>지출 수정 또는 삭제</w:t>
+      </w:r>
+    </w:p>
+    <w:p>
+      <w:pPr>
+        <w:pStyle w:val="ListNumber"/>
+        <w:numPr>
+          <w:ilvl w:val="0"/>
+          <w:numId w:val="22"/>
+        </w:numPr>
+      </w:pPr>
+      <w:r>
+        <w:t>수동 지출 행을 선택합니다.</w:t>
+      </w:r>
+    </w:p>
+    <w:p>
+      <w:pPr>
+        <w:pStyle w:val="ListNumber"/>
+        <w:numPr>
+          <w:ilvl w:val="0"/>
+          <w:numId w:val="22"/>
+        </w:numPr>
+      </w:pPr>
+      <w:r>
         <w:t xml:space="preserve">내용을 수정하고 </w:t>
       </w:r>
       <w:r>
@@ -3273,7 +3562,7 @@
         <w:pStyle w:val="ListNumber"/>
         <w:numPr>
           <w:ilvl w:val="0"/>
-          <w:numId w:val="21"/>
+          <w:numId w:val="22"/>
         </w:numPr>
       </w:pPr>
       <w:r>
@@ -3378,7 +3667,7 @@
         <w:pStyle w:val="ListNumber"/>
         <w:numPr>
           <w:ilvl w:val="0"/>
-          <w:numId w:val="22"/>
+          <w:numId w:val="23"/>
         </w:numPr>
       </w:pPr>
       <w:r>
@@ -3389,44 +3678,6 @@
       </w:r>
       <w:r>
         <w:t>를 선택합니다.</w:t>
-      </w:r>
-    </w:p>
-    <w:p>
-      <w:pPr>
-        <w:pStyle w:val="ListNumber"/>
-        <w:numPr>
-          <w:ilvl w:val="0"/>
-          <w:numId w:val="22"/>
-        </w:numPr>
-      </w:pPr>
-      <w:r>
-        <w:t>회계연도를 입력하고 필요한 경우 예산 유형을 선택합니다.</w:t>
-      </w:r>
-    </w:p>
-    <w:p>
-      <w:pPr>
-        <w:pStyle w:val="ListNumber"/>
-        <w:numPr>
-          <w:ilvl w:val="0"/>
-          <w:numId w:val="22"/>
-        </w:numPr>
-      </w:pPr>
-      <w:r>
-        <w:rPr>
-          <w:b/>
-        </w:rPr>
-        <w:t>Refresh</w:t>
-      </w:r>
-      <w:r>
-        <w:t>를 선택합니다.</w:t>
-      </w:r>
-    </w:p>
-    <w:p>
-      <w:pPr>
-        <w:pStyle w:val="Heading2"/>
-      </w:pPr>
-      <w:r>
-        <w:t>예산 추가 또는 수정</w:t>
       </w:r>
     </w:p>
     <w:p>
@@ -3438,13 +3689,7 @@
         </w:numPr>
       </w:pPr>
       <w:r>
-        <w:rPr>
-          <w:b/>
-        </w:rPr>
-        <w:t>Add budget</w:t>
-      </w:r>
-      <w:r>
-        <w:t>을 선택합니다.</w:t>
+        <w:t>회계연도를 입력하고 필요한 경우 예산 유형을 선택합니다.</w:t>
       </w:r>
     </w:p>
     <w:p>
@@ -3459,6 +3704,50 @@
         <w:rPr>
           <w:b/>
         </w:rPr>
+        <w:t>Refresh</w:t>
+      </w:r>
+      <w:r>
+        <w:t>를 선택합니다.</w:t>
+      </w:r>
+    </w:p>
+    <w:p>
+      <w:pPr>
+        <w:pStyle w:val="Heading2"/>
+      </w:pPr>
+      <w:r>
+        <w:t>예산 추가 또는 수정</w:t>
+      </w:r>
+    </w:p>
+    <w:p>
+      <w:pPr>
+        <w:pStyle w:val="ListNumber"/>
+        <w:numPr>
+          <w:ilvl w:val="0"/>
+          <w:numId w:val="24"/>
+        </w:numPr>
+      </w:pPr>
+      <w:r>
+        <w:rPr>
+          <w:b/>
+        </w:rPr>
+        <w:t>Add budget</w:t>
+      </w:r>
+      <w:r>
+        <w:t>을 선택합니다.</w:t>
+      </w:r>
+    </w:p>
+    <w:p>
+      <w:pPr>
+        <w:pStyle w:val="ListNumber"/>
+        <w:numPr>
+          <w:ilvl w:val="0"/>
+          <w:numId w:val="24"/>
+        </w:numPr>
+      </w:pPr>
+      <w:r>
+        <w:rPr>
+          <w:b/>
+        </w:rPr>
         <w:t>Offering income</w:t>
       </w:r>
       <w:r>
@@ -3479,7 +3768,7 @@
         <w:pStyle w:val="ListNumber"/>
         <w:numPr>
           <w:ilvl w:val="0"/>
-          <w:numId w:val="23"/>
+          <w:numId w:val="24"/>
         </w:numPr>
       </w:pPr>
       <w:r>
@@ -3500,7 +3789,7 @@
         <w:pStyle w:val="ListNumber"/>
         <w:numPr>
           <w:ilvl w:val="0"/>
-          <w:numId w:val="23"/>
+          <w:numId w:val="24"/>
         </w:numPr>
       </w:pPr>
       <w:r>
@@ -3512,7 +3801,7 @@
         <w:pStyle w:val="ListNumber"/>
         <w:numPr>
           <w:ilvl w:val="0"/>
-          <w:numId w:val="23"/>
+          <w:numId w:val="24"/>
         </w:numPr>
       </w:pPr>
       <w:r>
@@ -3533,7 +3822,7 @@
         <w:pStyle w:val="ListNumber"/>
         <w:numPr>
           <w:ilvl w:val="0"/>
-          <w:numId w:val="23"/>
+          <w:numId w:val="24"/>
         </w:numPr>
       </w:pPr>
       <w:r>
@@ -3652,7 +3941,7 @@
         <w:pStyle w:val="ListNumber"/>
         <w:numPr>
           <w:ilvl w:val="0"/>
-          <w:numId w:val="24"/>
+          <w:numId w:val="25"/>
         </w:numPr>
       </w:pPr>
       <w:r>
@@ -3670,7 +3959,7 @@
         <w:pStyle w:val="ListNumber"/>
         <w:numPr>
           <w:ilvl w:val="0"/>
-          <w:numId w:val="24"/>
+          <w:numId w:val="25"/>
         </w:numPr>
       </w:pPr>
       <w:r>
@@ -3691,7 +3980,7 @@
         <w:pStyle w:val="ListNumber"/>
         <w:numPr>
           <w:ilvl w:val="0"/>
-          <w:numId w:val="24"/>
+          <w:numId w:val="25"/>
         </w:numPr>
       </w:pPr>
       <w:r>
@@ -3709,7 +3998,7 @@
         <w:pStyle w:val="ListNumber"/>
         <w:numPr>
           <w:ilvl w:val="0"/>
-          <w:numId w:val="24"/>
+          <w:numId w:val="25"/>
         </w:numPr>
       </w:pPr>
       <w:r>
@@ -3721,7 +4010,7 @@
         <w:pStyle w:val="ListNumber"/>
         <w:numPr>
           <w:ilvl w:val="0"/>
-          <w:numId w:val="24"/>
+          <w:numId w:val="25"/>
         </w:numPr>
       </w:pPr>
       <w:r>
@@ -3739,7 +4028,7 @@
         <w:pStyle w:val="ListNumber"/>
         <w:numPr>
           <w:ilvl w:val="0"/>
-          <w:numId w:val="24"/>
+          <w:numId w:val="25"/>
         </w:numPr>
       </w:pPr>
       <w:r>
@@ -3844,7 +4133,7 @@
         <w:pStyle w:val="ListNumber"/>
         <w:numPr>
           <w:ilvl w:val="0"/>
-          <w:numId w:val="25"/>
+          <w:numId w:val="26"/>
         </w:numPr>
       </w:pPr>
       <w:r>
@@ -3864,68 +4153,6 @@
       </w:r>
       <w:r>
         <w:t>를 선택합니다.</w:t>
-      </w:r>
-    </w:p>
-    <w:p>
-      <w:pPr>
-        <w:pStyle w:val="ListNumber"/>
-        <w:numPr>
-          <w:ilvl w:val="0"/>
-          <w:numId w:val="25"/>
-        </w:numPr>
-      </w:pPr>
-      <w:r>
-        <w:t>시작일과 종료일을 설정합니다. 종료일도 보고서 기간에 포함됩니다.</w:t>
-      </w:r>
-    </w:p>
-    <w:p>
-      <w:pPr>
-        <w:pStyle w:val="ListNumber"/>
-        <w:numPr>
-          <w:ilvl w:val="0"/>
-          <w:numId w:val="25"/>
-        </w:numPr>
-      </w:pPr>
-      <w:r>
-        <w:t>필요한 경우 기금/카테고리 및 결제 방법으로 필터링합니다.</w:t>
-      </w:r>
-    </w:p>
-    <w:p>
-      <w:pPr>
-        <w:pStyle w:val="ListNumber"/>
-        <w:numPr>
-          <w:ilvl w:val="0"/>
-          <w:numId w:val="25"/>
-        </w:numPr>
-      </w:pPr>
-      <w:r>
-        <w:rPr>
-          <w:b/>
-        </w:rPr>
-        <w:t>Run report</w:t>
-      </w:r>
-      <w:r>
-        <w:t>를 선택합니다.</w:t>
-      </w:r>
-    </w:p>
-    <w:p>
-      <w:pPr>
-        <w:pStyle w:val="ListNumber"/>
-        <w:numPr>
-          <w:ilvl w:val="0"/>
-          <w:numId w:val="25"/>
-        </w:numPr>
-      </w:pPr>
-      <w:r>
-        <w:t>헌금 주일, 기금, 카테고리, 헌금자 유형 및 결제 방법의 표시 이름별 합계를 확인합니다.</w:t>
-      </w:r>
-    </w:p>
-    <w:p>
-      <w:pPr>
-        <w:pStyle w:val="Heading2"/>
-      </w:pPr>
-      <w:r>
-        <w:t>교인별 헌금 요약</w:t>
       </w:r>
     </w:p>
     <w:p>
@@ -3937,13 +4164,7 @@
         </w:numPr>
       </w:pPr>
       <w:r>
-        <w:rPr>
-          <w:b/>
-        </w:rPr>
-        <w:t>Member offerings</w:t>
-      </w:r>
-      <w:r>
-        <w:t>를 선택합니다.</w:t>
+        <w:t>시작일과 종료일을 설정합니다. 종료일도 보고서 기간에 포함됩니다.</w:t>
       </w:r>
     </w:p>
     <w:p>
@@ -3955,7 +4176,7 @@
         </w:numPr>
       </w:pPr>
       <w:r>
-        <w:t>시작일과 종료일이 모두 포함되는 기간을 설정합니다.</w:t>
+        <w:t>필요한 경우 기금/카테고리 및 결제 방법으로 필터링합니다.</w:t>
       </w:r>
     </w:p>
     <w:p>
@@ -3967,7 +4188,13 @@
         </w:numPr>
       </w:pPr>
       <w:r>
-        <w:t>필요한 경우 헌금 번호를 입력하고 기금/카테고리를 선택합니다.</w:t>
+        <w:rPr>
+          <w:b/>
+        </w:rPr>
+        <w:t>Run report</w:t>
+      </w:r>
+      <w:r>
+        <w:t>를 선택합니다.</w:t>
       </w:r>
     </w:p>
     <w:p>
@@ -3979,13 +4206,7 @@
         </w:numPr>
       </w:pPr>
       <w:r>
-        <w:rPr>
-          <w:b/>
-        </w:rPr>
-        <w:t>Run report</w:t>
-      </w:r>
-      <w:r>
-        <w:t>를 선택합니다. 결과는 헌금 번호순으로 정렬됩니다.</w:t>
+        <w:t>헌금 주일, 기금, 카테고리, 헌금자 유형 및 결제 방법의 표시 이름별 합계를 확인합니다.</w:t>
       </w:r>
     </w:p>
     <w:p>
@@ -3993,18 +4214,7 @@
         <w:pStyle w:val="Heading2"/>
       </w:pPr>
       <w:r>
-        <w:t>공식 세금 신고 자료</w:t>
-      </w:r>
-    </w:p>
-    <w:p>
-      <w:r>
-        <w:rPr>
-          <w:b/>
-        </w:rPr>
-        <w:t>사용 가능 역할:</w:t>
-      </w:r>
-      <w:r>
-        <w:t xml:space="preserve"> Treasurer</w:t>
+        <w:t>교인별 헌금 요약</w:t>
       </w:r>
     </w:p>
     <w:p>
@@ -4019,7 +4229,7 @@
         <w:rPr>
           <w:b/>
         </w:rPr>
-        <w:t>Official tax</w:t>
+        <w:t>Member offerings</w:t>
       </w:r>
       <w:r>
         <w:t>를 선택합니다.</w:t>
@@ -4034,7 +4244,7 @@
         </w:numPr>
       </w:pPr>
       <w:r>
-        <w:t>과세 연도를 입력하고 필요한 경우 헌금 번호를 입력합니다.</w:t>
+        <w:t>시작일과 종료일이 모두 포함되는 기간을 설정합니다.</w:t>
       </w:r>
     </w:p>
     <w:p>
@@ -4046,13 +4256,7 @@
         </w:numPr>
       </w:pPr>
       <w:r>
-        <w:rPr>
-          <w:b/>
-        </w:rPr>
-        <w:t>Run report</w:t>
-      </w:r>
-      <w:r>
-        <w:t>를 선택합니다.</w:t>
+        <w:t>필요한 경우 헌금 번호를 입력하고 기금/카테고리를 선택합니다.</w:t>
       </w:r>
     </w:p>
     <w:p>
@@ -4064,28 +4268,13 @@
         </w:numPr>
       </w:pPr>
       <w:r>
-        <w:t>헌금 번호와 헌금일 순으로 정렬된 결과를 확인합니다.</w:t>
-      </w:r>
-    </w:p>
-    <w:p>
-      <w:pPr>
-        <w:pStyle w:val="ListNumber"/>
-        <w:numPr>
-          <w:ilvl w:val="0"/>
-          <w:numId w:val="27"/>
-        </w:numPr>
-      </w:pPr>
-      <w:r>
-        <w:t xml:space="preserve">세금 영수증 준비를 위해 </w:t>
-      </w:r>
-      <w:r>
         <w:rPr>
           <w:b/>
         </w:rPr>
-        <w:t>Export CSV</w:t>
-      </w:r>
-      <w:r>
-        <w:t>를 선택합니다.</w:t>
+        <w:t>Run report</w:t>
+      </w:r>
+      <w:r>
+        <w:t>를 선택합니다. 결과는 헌금 번호순으로 정렬됩니다.</w:t>
       </w:r>
     </w:p>
     <w:p>
@@ -4093,7 +4282,18 @@
         <w:pStyle w:val="Heading2"/>
       </w:pPr>
       <w:r>
-        <w:t>실제 재정 대 예산</w:t>
+        <w:t>공식 세금 신고 자료</w:t>
+      </w:r>
+    </w:p>
+    <w:p>
+      <w:r>
+        <w:rPr>
+          <w:b/>
+        </w:rPr>
+        <w:t>사용 가능 역할:</w:t>
+      </w:r>
+      <w:r>
+        <w:t xml:space="preserve"> Treasurer</w:t>
       </w:r>
     </w:p>
     <w:p>
@@ -4108,7 +4308,7 @@
         <w:rPr>
           <w:b/>
         </w:rPr>
-        <w:t>Budget performance</w:t>
+        <w:t>Official tax</w:t>
       </w:r>
       <w:r>
         <w:t>를 선택합니다.</w:t>
@@ -4123,8 +4323,17 @@
         </w:numPr>
       </w:pPr>
       <w:r>
-        <w:t xml:space="preserve">회계연도를 입력하고 </w:t>
-      </w:r>
+        <w:t>과세 연도를 입력하고 필요한 경우 헌금 번호를 입력합니다.</w:t>
+      </w:r>
+    </w:p>
+    <w:p>
+      <w:pPr>
+        <w:pStyle w:val="ListNumber"/>
+        <w:numPr>
+          <w:ilvl w:val="0"/>
+          <w:numId w:val="28"/>
+        </w:numPr>
+      </w:pPr>
       <w:r>
         <w:rPr>
           <w:b/>
@@ -4141,6 +4350,86 @@
         <w:numPr>
           <w:ilvl w:val="0"/>
           <w:numId w:val="28"/>
+        </w:numPr>
+      </w:pPr>
+      <w:r>
+        <w:t>헌금 번호와 헌금일 순으로 정렬된 결과를 확인합니다.</w:t>
+      </w:r>
+    </w:p>
+    <w:p>
+      <w:pPr>
+        <w:pStyle w:val="ListNumber"/>
+        <w:numPr>
+          <w:ilvl w:val="0"/>
+          <w:numId w:val="28"/>
+        </w:numPr>
+      </w:pPr>
+      <w:r>
+        <w:t xml:space="preserve">세금 영수증 준비를 위해 </w:t>
+      </w:r>
+      <w:r>
+        <w:rPr>
+          <w:b/>
+        </w:rPr>
+        <w:t>Export CSV</w:t>
+      </w:r>
+      <w:r>
+        <w:t>를 선택합니다.</w:t>
+      </w:r>
+    </w:p>
+    <w:p>
+      <w:pPr>
+        <w:pStyle w:val="Heading2"/>
+      </w:pPr>
+      <w:r>
+        <w:t>실제 재정 대 예산</w:t>
+      </w:r>
+    </w:p>
+    <w:p>
+      <w:pPr>
+        <w:pStyle w:val="ListNumber"/>
+        <w:numPr>
+          <w:ilvl w:val="0"/>
+          <w:numId w:val="29"/>
+        </w:numPr>
+      </w:pPr>
+      <w:r>
+        <w:rPr>
+          <w:b/>
+        </w:rPr>
+        <w:t>Budget performance</w:t>
+      </w:r>
+      <w:r>
+        <w:t>를 선택합니다.</w:t>
+      </w:r>
+    </w:p>
+    <w:p>
+      <w:pPr>
+        <w:pStyle w:val="ListNumber"/>
+        <w:numPr>
+          <w:ilvl w:val="0"/>
+          <w:numId w:val="29"/>
+        </w:numPr>
+      </w:pPr>
+      <w:r>
+        <w:t xml:space="preserve">회계연도를 입력하고 </w:t>
+      </w:r>
+      <w:r>
+        <w:rPr>
+          <w:b/>
+        </w:rPr>
+        <w:t>Run report</w:t>
+      </w:r>
+      <w:r>
+        <w:t>를 선택합니다.</w:t>
+      </w:r>
+    </w:p>
+    <w:p>
+      <w:pPr>
+        <w:pStyle w:val="ListNumber"/>
+        <w:numPr>
+          <w:ilvl w:val="0"/>
+          <w:numId w:val="29"/>
         </w:numPr>
       </w:pPr>
       <w:r>
@@ -4171,7 +4460,7 @@
         <w:pStyle w:val="ListNumber"/>
         <w:numPr>
           <w:ilvl w:val="0"/>
-          <w:numId w:val="29"/>
+          <w:numId w:val="30"/>
         </w:numPr>
       </w:pPr>
       <w:r>
@@ -4189,7 +4478,7 @@
         <w:pStyle w:val="ListNumber"/>
         <w:numPr>
           <w:ilvl w:val="0"/>
-          <w:numId w:val="29"/>
+          <w:numId w:val="30"/>
         </w:numPr>
       </w:pPr>
       <w:r>
@@ -4201,7 +4490,7 @@
         <w:pStyle w:val="ListNumber"/>
         <w:numPr>
           <w:ilvl w:val="0"/>
-          <w:numId w:val="29"/>
+          <w:numId w:val="30"/>
         </w:numPr>
       </w:pPr>
       <w:r>
@@ -4213,7 +4502,7 @@
         <w:pStyle w:val="ListNumber"/>
         <w:numPr>
           <w:ilvl w:val="0"/>
-          <w:numId w:val="29"/>
+          <w:numId w:val="30"/>
         </w:numPr>
       </w:pPr>
       <w:r>
@@ -4341,7 +4630,7 @@
         <w:pStyle w:val="ListNumber"/>
         <w:numPr>
           <w:ilvl w:val="0"/>
-          <w:numId w:val="30"/>
+          <w:numId w:val="31"/>
         </w:numPr>
       </w:pPr>
       <w:r>
@@ -4359,7 +4648,7 @@
         <w:pStyle w:val="ListNumber"/>
         <w:numPr>
           <w:ilvl w:val="0"/>
-          <w:numId w:val="30"/>
+          <w:numId w:val="31"/>
         </w:numPr>
       </w:pPr>
       <w:r>
@@ -4371,7 +4660,7 @@
         <w:pStyle w:val="ListNumber"/>
         <w:numPr>
           <w:ilvl w:val="0"/>
-          <w:numId w:val="30"/>
+          <w:numId w:val="31"/>
         </w:numPr>
       </w:pPr>
       <w:r>
@@ -4383,7 +4672,7 @@
         <w:pStyle w:val="ListNumber"/>
         <w:numPr>
           <w:ilvl w:val="0"/>
-          <w:numId w:val="30"/>
+          <w:numId w:val="31"/>
         </w:numPr>
       </w:pPr>
       <w:r>
@@ -4481,7 +4770,7 @@
         <w:pStyle w:val="ListNumber"/>
         <w:numPr>
           <w:ilvl w:val="0"/>
-          <w:numId w:val="31"/>
+          <w:numId w:val="32"/>
         </w:numPr>
       </w:pPr>
       <w:r>
@@ -4502,7 +4791,7 @@
         <w:pStyle w:val="ListNumber"/>
         <w:numPr>
           <w:ilvl w:val="0"/>
-          <w:numId w:val="31"/>
+          <w:numId w:val="32"/>
         </w:numPr>
       </w:pPr>
       <w:r>
@@ -4514,7 +4803,7 @@
         <w:pStyle w:val="ListNumber"/>
         <w:numPr>
           <w:ilvl w:val="0"/>
-          <w:numId w:val="31"/>
+          <w:numId w:val="32"/>
         </w:numPr>
       </w:pPr>
       <w:r>
@@ -5028,6 +5317,12 @@
     </w:lvlOverride>
   </w:num>
   <w:num w:numId="31">
+    <w:abstractNumId w:val="7"/>
+    <w:lvlOverride w:ilvl="0">
+      <w:startOverride w:val="1"/>
+    </w:lvlOverride>
+  </w:num>
+  <w:num w:numId="32">
     <w:abstractNumId w:val="7"/>
     <w:lvlOverride w:ilvl="0">
       <w:startOverride w:val="1"/>

--- a/docs/user-guide/교회운영 메뉴얼.docx
+++ b/docs/user-guide/교회운영 메뉴얼.docx
@@ -89,46 +89,6 @@
     </w:p>
     <w:p>
       <w:pPr>
-        <w:spacing w:after="560"/>
-        <w:jc w:val="center"/>
-      </w:pPr>
-      <w:r>
-        <w:drawing>
-          <wp:inline xmlns:a="http://schemas.openxmlformats.org/drawingml/2006/main" xmlns:pic="http://schemas.openxmlformats.org/drawingml/2006/picture">
-            <wp:extent cx="6035040" cy="1482507"/>
-            <wp:docPr id="2" name="Picture 2" descr="교회 배너"/>
-            <wp:cNvGraphicFramePr>
-              <a:graphicFrameLocks noChangeAspect="1"/>
-            </wp:cNvGraphicFramePr>
-            <a:graphic>
-              <a:graphicData uri="http://schemas.openxmlformats.org/drawingml/2006/picture">
-                <pic:pic>
-                  <pic:nvPicPr>
-                    <pic:cNvPr id="0" name="church-banner.png"/>
-                    <pic:cNvPicPr/>
-                  </pic:nvPicPr>
-                  <pic:blipFill>
-                    <a:blip r:embed="rId12"/>
-                    <a:stretch>
-                      <a:fillRect/>
-                    </a:stretch>
-                  </pic:blipFill>
-                  <pic:spPr>
-                    <a:xfrm>
-                      <a:off x="0" y="0"/>
-                      <a:ext cx="6035040" cy="1482507"/>
-                    </a:xfrm>
-                    <a:prstGeom prst="rect"/>
-                  </pic:spPr>
-                </pic:pic>
-              </a:graphicData>
-            </a:graphic>
-          </wp:inline>
-        </w:drawing>
-      </w:r>
-    </w:p>
-    <w:p>
-      <w:pPr>
         <w:spacing w:after="100"/>
         <w:jc w:val="center"/>
       </w:pPr>
@@ -255,6 +215,14 @@
       </w:pPr>
       <w:r>
         <w:t>내 프로필</w:t>
+      </w:r>
+    </w:p>
+    <w:p>
+      <w:pPr>
+        <w:pStyle w:val="ListBullet"/>
+      </w:pPr>
+      <w:r>
+        <w:t>시스템 관리</w:t>
       </w:r>
     </w:p>
     <w:p>
@@ -1276,6 +1244,58 @@
                 <w:color w:val="202833"/>
                 <w:sz w:val="17"/>
               </w:rPr>
+              <w:t>System Administration</w:t>
+            </w:r>
+          </w:p>
+        </w:tc>
+        <w:tc>
+          <w:tcPr>
+            <w:tcW w:type="dxa" w:w="5040"/>
+            <w:tcMar>
+              <w:top w:w="55" w:type="dxa"/>
+              <w:start w:w="100" w:type="dxa"/>
+              <w:bottom w:w="55" w:type="dxa"/>
+              <w:end w:w="100" w:type="dxa"/>
+            </w:tcMar>
+            <w:vAlign w:val="center"/>
+          </w:tcPr>
+          <w:p>
+            <w:pPr>
+              <w:spacing w:after="0"/>
+            </w:pPr>
+            <w:r>
+              <w:rPr>
+                <w:rFonts w:ascii="AppleGothic" w:hAnsi="AppleGothic" w:eastAsia="AppleGothic"/>
+                <w:color w:val="202833"/>
+                <w:sz w:val="17"/>
+              </w:rPr>
+              <w:t>Admin</w:t>
+            </w:r>
+          </w:p>
+        </w:tc>
+      </w:tr>
+      <w:tr>
+        <w:tc>
+          <w:tcPr>
+            <w:tcW w:type="dxa" w:w="5040"/>
+            <w:tcMar>
+              <w:top w:w="55" w:type="dxa"/>
+              <w:start w:w="100" w:type="dxa"/>
+              <w:bottom w:w="55" w:type="dxa"/>
+              <w:end w:w="100" w:type="dxa"/>
+            </w:tcMar>
+            <w:vAlign w:val="center"/>
+          </w:tcPr>
+          <w:p>
+            <w:pPr>
+              <w:spacing w:after="0"/>
+            </w:pPr>
+            <w:r>
+              <w:rPr>
+                <w:rFonts w:ascii="AppleGothic" w:hAnsi="AppleGothic" w:eastAsia="AppleGothic"/>
+                <w:color w:val="202833"/>
+                <w:sz w:val="17"/>
+              </w:rPr>
               <w:t>비밀번호 재설정 및 Logout</w:t>
             </w:r>
           </w:p>
@@ -1313,13 +1333,9 @@
       </w:pPr>
     </w:p>
     <w:p>
-      <w:r>
-        <w:br w:type="page"/>
-      </w:r>
-    </w:p>
-    <w:p>
       <w:pPr>
         <w:pStyle w:val="Heading1"/>
+        <w:pageBreakBefore/>
       </w:pPr>
       <w:r>
         <w:t>시작하기</w:t>
@@ -1437,7 +1453,7 @@
         <w:drawing>
           <wp:inline xmlns:a="http://schemas.openxmlformats.org/drawingml/2006/main" xmlns:pic="http://schemas.openxmlformats.org/drawingml/2006/picture">
             <wp:extent cx="4297680" cy="2418932"/>
-            <wp:docPr id="3" name="Picture 3" descr="로그인 화면"/>
+            <wp:docPr id="2" name="Picture 2" descr="로그인 화면"/>
             <wp:cNvGraphicFramePr>
               <a:graphicFrameLocks noChangeAspect="1"/>
             </wp:cNvGraphicFramePr>
@@ -1449,7 +1465,7 @@
                     <pic:cNvPicPr/>
                   </pic:nvPicPr>
                   <pic:blipFill>
-                    <a:blip r:embed="rId13"/>
+                    <a:blip r:embed="rId12"/>
                     <a:stretch>
                       <a:fillRect/>
                     </a:stretch>
@@ -1611,7 +1627,7 @@
         <w:drawing>
           <wp:inline xmlns:a="http://schemas.openxmlformats.org/drawingml/2006/main" xmlns:pic="http://schemas.openxmlformats.org/drawingml/2006/picture">
             <wp:extent cx="4297680" cy="2418932"/>
-            <wp:docPr id="4" name="Picture 4" descr="최초 로그인 시 필수 비밀번호 변경"/>
+            <wp:docPr id="3" name="Picture 3" descr="최초 로그인 시 필수 비밀번호 변경"/>
             <wp:cNvGraphicFramePr>
               <a:graphicFrameLocks noChangeAspect="1"/>
             </wp:cNvGraphicFramePr>
@@ -1623,7 +1639,7 @@
                     <pic:cNvPicPr/>
                   </pic:nvPicPr>
                   <pic:blipFill>
-                    <a:blip r:embed="rId14"/>
+                    <a:blip r:embed="rId13"/>
                     <a:stretch>
                       <a:fillRect/>
                     </a:stretch>
@@ -2071,7 +2087,7 @@
         <w:drawing>
           <wp:inline xmlns:a="http://schemas.openxmlformats.org/drawingml/2006/main" xmlns:pic="http://schemas.openxmlformats.org/drawingml/2006/picture">
             <wp:extent cx="4297680" cy="2418932"/>
-            <wp:docPr id="5" name="Picture 5" descr="비밀번호 재설정 링크 요청"/>
+            <wp:docPr id="4" name="Picture 4" descr="비밀번호 재설정 링크 요청"/>
             <wp:cNvGraphicFramePr>
               <a:graphicFrameLocks noChangeAspect="1"/>
             </wp:cNvGraphicFramePr>
@@ -2083,7 +2099,7 @@
                     <pic:cNvPicPr/>
                   </pic:nvPicPr>
                   <pic:blipFill>
-                    <a:blip r:embed="rId15"/>
+                    <a:blip r:embed="rId14"/>
                     <a:stretch>
                       <a:fillRect/>
                     </a:stretch>
@@ -2127,7 +2143,7 @@
         <w:drawing>
           <wp:inline xmlns:a="http://schemas.openxmlformats.org/drawingml/2006/main" xmlns:pic="http://schemas.openxmlformats.org/drawingml/2006/picture">
             <wp:extent cx="4297680" cy="2418932"/>
-            <wp:docPr id="6" name="Picture 6" descr="이메일 링크에서 새 비밀번호 설정"/>
+            <wp:docPr id="5" name="Picture 5" descr="이메일 링크에서 새 비밀번호 설정"/>
             <wp:cNvGraphicFramePr>
               <a:graphicFrameLocks noChangeAspect="1"/>
             </wp:cNvGraphicFramePr>
@@ -2139,7 +2155,7 @@
                     <pic:cNvPicPr/>
                   </pic:nvPicPr>
                   <pic:blipFill>
-                    <a:blip r:embed="rId16"/>
+                    <a:blip r:embed="rId15"/>
                     <a:stretch>
                       <a:fillRect/>
                     </a:stretch>
@@ -2229,13 +2245,9 @@
       </w:pPr>
     </w:p>
     <w:p>
-      <w:r>
-        <w:br w:type="page"/>
-      </w:r>
-    </w:p>
-    <w:p>
       <w:pPr>
         <w:pStyle w:val="Heading1"/>
+        <w:pageBreakBefore/>
       </w:pPr>
       <w:r>
         <w:t>대시보드</w:t>
@@ -2314,7 +2326,7 @@
         <w:drawing>
           <wp:inline xmlns:a="http://schemas.openxmlformats.org/drawingml/2006/main" xmlns:pic="http://schemas.openxmlformats.org/drawingml/2006/picture">
             <wp:extent cx="5989320" cy="4159250"/>
-            <wp:docPr id="7" name="Picture 7" descr="대시보드 개요"/>
+            <wp:docPr id="6" name="Picture 6" descr="대시보드 개요"/>
             <wp:cNvGraphicFramePr>
               <a:graphicFrameLocks noChangeAspect="1"/>
             </wp:cNvGraphicFramePr>
@@ -2326,7 +2338,7 @@
                     <pic:cNvPicPr/>
                   </pic:nvPicPr>
                   <pic:blipFill>
-                    <a:blip r:embed="rId17"/>
+                    <a:blip r:embed="rId16"/>
                     <a:stretch>
                       <a:fillRect/>
                     </a:stretch>
@@ -2361,13 +2373,9 @@
       </w:r>
     </w:p>
     <w:p>
-      <w:r>
-        <w:br w:type="page"/>
-      </w:r>
-    </w:p>
-    <w:p>
       <w:pPr>
         <w:pStyle w:val="Heading1"/>
+        <w:pageBreakBefore/>
       </w:pPr>
       <w:r>
         <w:t>교인 정보</w:t>
@@ -2760,7 +2768,7 @@
         <w:drawing>
           <wp:inline xmlns:a="http://schemas.openxmlformats.org/drawingml/2006/main" xmlns:pic="http://schemas.openxmlformats.org/drawingml/2006/picture">
             <wp:extent cx="5989320" cy="4161001"/>
-            <wp:docPr id="8" name="Picture 8" descr="교인 검색 및 등록 화면"/>
+            <wp:docPr id="7" name="Picture 7" descr="교인 검색 및 등록 화면"/>
             <wp:cNvGraphicFramePr>
               <a:graphicFrameLocks noChangeAspect="1"/>
             </wp:cNvGraphicFramePr>
@@ -2772,7 +2780,7 @@
                     <pic:cNvPicPr/>
                   </pic:nvPicPr>
                   <pic:blipFill>
-                    <a:blip r:embed="rId18"/>
+                    <a:blip r:embed="rId17"/>
                     <a:stretch>
                       <a:fillRect/>
                     </a:stretch>
@@ -2862,13 +2870,9 @@
       </w:pPr>
     </w:p>
     <w:p>
-      <w:r>
-        <w:br w:type="page"/>
-      </w:r>
-    </w:p>
-    <w:p>
       <w:pPr>
         <w:pStyle w:val="Heading1"/>
+        <w:pageBreakBefore/>
       </w:pPr>
       <w:r>
         <w:t>헌금 관리</w:t>
@@ -3227,7 +3231,7 @@
         <w:drawing>
           <wp:inline xmlns:a="http://schemas.openxmlformats.org/drawingml/2006/main" xmlns:pic="http://schemas.openxmlformats.org/drawingml/2006/picture">
             <wp:extent cx="5989320" cy="4161001"/>
-            <wp:docPr id="9" name="Picture 9" descr="헌금 목록 및 입력 화면"/>
+            <wp:docPr id="8" name="Picture 8" descr="헌금 목록 및 입력 화면"/>
             <wp:cNvGraphicFramePr>
               <a:graphicFrameLocks noChangeAspect="1"/>
             </wp:cNvGraphicFramePr>
@@ -3236,6 +3240,354 @@
                 <pic:pic>
                   <pic:nvPicPr>
                     <pic:cNvPr id="0" name="06-offerings.png"/>
+                    <pic:cNvPicPr/>
+                  </pic:nvPicPr>
+                  <pic:blipFill>
+                    <a:blip r:embed="rId18"/>
+                    <a:stretch>
+                      <a:fillRect/>
+                    </a:stretch>
+                  </pic:blipFill>
+                  <pic:spPr>
+                    <a:xfrm>
+                      <a:off x="0" y="0"/>
+                      <a:ext cx="5989320" cy="4161001"/>
+                    </a:xfrm>
+                    <a:prstGeom prst="rect"/>
+                  </pic:spPr>
+                </pic:pic>
+              </a:graphicData>
+            </a:graphic>
+          </wp:inline>
+        </w:drawing>
+      </w:r>
+    </w:p>
+    <w:p>
+      <w:pPr>
+        <w:spacing w:after="120"/>
+        <w:jc w:val="center"/>
+      </w:pPr>
+      <w:r>
+        <w:rPr>
+          <w:rFonts w:ascii="AppleGothic" w:hAnsi="AppleGothic" w:eastAsia="AppleGothic"/>
+          <w:i/>
+          <w:color w:val="667085"/>
+          <w:sz w:val="17"/>
+        </w:rPr>
+        <w:t>헌금 목록 및 입력 화면</w:t>
+      </w:r>
+    </w:p>
+    <w:p>
+      <w:pPr>
+        <w:pStyle w:val="Heading1"/>
+        <w:pageBreakBefore/>
+      </w:pPr>
+      <w:r>
+        <w:t>재정 관리</w:t>
+      </w:r>
+    </w:p>
+    <w:p>
+      <w:r>
+        <w:rPr>
+          <w:b/>
+        </w:rPr>
+        <w:t>사용 가능 역할:</w:t>
+      </w:r>
+      <w:r>
+        <w:t xml:space="preserve"> Admin, Treasurer</w:t>
+      </w:r>
+    </w:p>
+    <w:p>
+      <w:pPr>
+        <w:pStyle w:val="Heading2"/>
+      </w:pPr>
+      <w:r>
+        <w:t>재정 활동 조회</w:t>
+      </w:r>
+    </w:p>
+    <w:p>
+      <w:pPr>
+        <w:pStyle w:val="ListNumber"/>
+        <w:numPr>
+          <w:ilvl w:val="0"/>
+          <w:numId w:val="20"/>
+        </w:numPr>
+      </w:pPr>
+      <w:r>
+        <w:rPr>
+          <w:b/>
+        </w:rPr>
+        <w:t>Finance</w:t>
+      </w:r>
+      <w:r>
+        <w:t>를 선택합니다.</w:t>
+      </w:r>
+    </w:p>
+    <w:p>
+      <w:pPr>
+        <w:pStyle w:val="ListNumber"/>
+        <w:numPr>
+          <w:ilvl w:val="0"/>
+          <w:numId w:val="20"/>
+        </w:numPr>
+      </w:pPr>
+      <w:r>
+        <w:t xml:space="preserve">카테고리 및 </w:t>
+      </w:r>
+      <w:r>
+        <w:rPr>
+          <w:b/>
+        </w:rPr>
+        <w:t>Income</w:t>
+      </w:r>
+      <w:r>
+        <w:t xml:space="preserve">, </w:t>
+      </w:r>
+      <w:r>
+        <w:rPr>
+          <w:b/>
+        </w:rPr>
+        <w:t>Expense</w:t>
+      </w:r>
+      <w:r>
+        <w:t xml:space="preserve"> 또는 모두를 선택하여 필터링합니다.</w:t>
+      </w:r>
+    </w:p>
+    <w:p>
+      <w:pPr>
+        <w:pStyle w:val="ListNumber"/>
+        <w:numPr>
+          <w:ilvl w:val="0"/>
+          <w:numId w:val="20"/>
+        </w:numPr>
+      </w:pPr>
+      <w:r>
+        <w:rPr>
+          <w:b/>
+        </w:rPr>
+        <w:t>Refresh</w:t>
+      </w:r>
+      <w:r>
+        <w:t>를 선택합니다.</w:t>
+      </w:r>
+    </w:p>
+    <w:p>
+      <w:pPr>
+        <w:pStyle w:val="ListNumber"/>
+        <w:numPr>
+          <w:ilvl w:val="0"/>
+          <w:numId w:val="20"/>
+        </w:numPr>
+      </w:pPr>
+      <w:r>
+        <w:t>표 위에서 순액, 수입 및 지출 합계를 확인합니다.</w:t>
+      </w:r>
+    </w:p>
+    <w:p>
+      <w:r>
+        <w:t>헌금 수입은 일별 카테고리 요약으로 표시되며 Finance에서는 읽기 전용입니다. 수동 지출은 이 화면에서 관리할 수 있습니다.</w:t>
+      </w:r>
+    </w:p>
+    <w:p>
+      <w:pPr>
+        <w:pStyle w:val="Heading2"/>
+      </w:pPr>
+      <w:r>
+        <w:t>지출 등록</w:t>
+      </w:r>
+    </w:p>
+    <w:p>
+      <w:pPr>
+        <w:pStyle w:val="ListNumber"/>
+        <w:numPr>
+          <w:ilvl w:val="0"/>
+          <w:numId w:val="21"/>
+        </w:numPr>
+      </w:pPr>
+      <w:r>
+        <w:rPr>
+          <w:b/>
+        </w:rPr>
+        <w:t>Add expense</w:t>
+      </w:r>
+      <w:r>
+        <w:t>를 선택합니다.</w:t>
+      </w:r>
+    </w:p>
+    <w:p>
+      <w:pPr>
+        <w:pStyle w:val="ListNumber"/>
+        <w:numPr>
+          <w:ilvl w:val="0"/>
+          <w:numId w:val="21"/>
+        </w:numPr>
+      </w:pPr>
+      <w:r>
+        <w:t>거래일과 금액을 입력합니다.</w:t>
+      </w:r>
+    </w:p>
+    <w:p>
+      <w:pPr>
+        <w:pStyle w:val="ListNumber"/>
+        <w:numPr>
+          <w:ilvl w:val="0"/>
+          <w:numId w:val="21"/>
+        </w:numPr>
+      </w:pPr>
+      <w:r>
+        <w:t xml:space="preserve">카테고리를 선택합니다. </w:t>
+      </w:r>
+      <w:r>
+        <w:rPr>
+          <w:b/>
+        </w:rPr>
+        <w:t>Sub-category</w:t>
+      </w:r>
+      <w:r>
+        <w:t xml:space="preserve"> 목록은 선택한 카테고리에 따라 필터링됩니다.</w:t>
+      </w:r>
+    </w:p>
+    <w:p>
+      <w:pPr>
+        <w:pStyle w:val="ListNumber"/>
+        <w:numPr>
+          <w:ilvl w:val="0"/>
+          <w:numId w:val="21"/>
+        </w:numPr>
+      </w:pPr>
+      <w:r>
+        <w:t xml:space="preserve">해당하는 경우 </w:t>
+      </w:r>
+      <w:r>
+        <w:rPr>
+          <w:b/>
+        </w:rPr>
+        <w:t>HST included</w:t>
+      </w:r>
+      <w:r>
+        <w:t xml:space="preserve">와 </w:t>
+      </w:r>
+      <w:r>
+        <w:rPr>
+          <w:b/>
+        </w:rPr>
+        <w:t>Cheque cleared</w:t>
+      </w:r>
+      <w:r>
+        <w:t>를 설정합니다.</w:t>
+      </w:r>
+    </w:p>
+    <w:p>
+      <w:pPr>
+        <w:pStyle w:val="ListNumber"/>
+        <w:numPr>
+          <w:ilvl w:val="0"/>
+          <w:numId w:val="21"/>
+        </w:numPr>
+      </w:pPr>
+      <w:r>
+        <w:t>가능한 경우 수표 번호, 지급 대상, 승인 재정 담당자 및 메모를 입력합니다.</w:t>
+      </w:r>
+    </w:p>
+    <w:p>
+      <w:pPr>
+        <w:pStyle w:val="ListNumber"/>
+        <w:numPr>
+          <w:ilvl w:val="0"/>
+          <w:numId w:val="21"/>
+        </w:numPr>
+      </w:pPr>
+      <w:r>
+        <w:rPr>
+          <w:b/>
+        </w:rPr>
+        <w:t>Save expense</w:t>
+      </w:r>
+      <w:r>
+        <w:t>를 선택합니다.</w:t>
+      </w:r>
+    </w:p>
+    <w:p>
+      <w:pPr>
+        <w:pStyle w:val="Heading2"/>
+      </w:pPr>
+      <w:r>
+        <w:t>지출 수정 또는 삭제</w:t>
+      </w:r>
+    </w:p>
+    <w:p>
+      <w:pPr>
+        <w:pStyle w:val="ListNumber"/>
+        <w:numPr>
+          <w:ilvl w:val="0"/>
+          <w:numId w:val="22"/>
+        </w:numPr>
+      </w:pPr>
+      <w:r>
+        <w:t>수동 지출 행을 선택합니다.</w:t>
+      </w:r>
+    </w:p>
+    <w:p>
+      <w:pPr>
+        <w:pStyle w:val="ListNumber"/>
+        <w:numPr>
+          <w:ilvl w:val="0"/>
+          <w:numId w:val="22"/>
+        </w:numPr>
+      </w:pPr>
+      <w:r>
+        <w:t xml:space="preserve">내용을 수정하고 </w:t>
+      </w:r>
+      <w:r>
+        <w:rPr>
+          <w:b/>
+        </w:rPr>
+        <w:t>Save changes</w:t>
+      </w:r>
+      <w:r>
+        <w:t xml:space="preserve">를 선택하거나 </w:t>
+      </w:r>
+      <w:r>
+        <w:rPr>
+          <w:b/>
+        </w:rPr>
+        <w:t>Cancel</w:t>
+      </w:r>
+      <w:r>
+        <w:t>을 선택합니다.</w:t>
+      </w:r>
+    </w:p>
+    <w:p>
+      <w:pPr>
+        <w:pStyle w:val="ListNumber"/>
+        <w:numPr>
+          <w:ilvl w:val="0"/>
+          <w:numId w:val="22"/>
+        </w:numPr>
+      </w:pPr>
+      <w:r>
+        <w:t>확인 후 해당 행의 휴지통 아이콘을 사용하여 수동 지출을 삭제합니다.</w:t>
+      </w:r>
+    </w:p>
+    <w:p>
+      <w:pPr>
+        <w:keepNext/>
+        <w:spacing w:before="80" w:after="40"/>
+        <w:jc w:val="center"/>
+      </w:pPr>
+      <w:r>
+        <w:drawing>
+          <wp:inline xmlns:a="http://schemas.openxmlformats.org/drawingml/2006/main" xmlns:pic="http://schemas.openxmlformats.org/drawingml/2006/picture">
+            <wp:extent cx="5989320" cy="4161001"/>
+            <wp:docPr id="9" name="Picture 9" descr="재정 활동 및 지출 입력 화면"/>
+            <wp:cNvGraphicFramePr>
+              <a:graphicFrameLocks noChangeAspect="1"/>
+            </wp:cNvGraphicFramePr>
+            <a:graphic>
+              <a:graphicData uri="http://schemas.openxmlformats.org/drawingml/2006/picture">
+                <pic:pic>
+                  <pic:nvPicPr>
+                    <pic:cNvPr id="0" name="07-finance.png"/>
                     <pic:cNvPicPr/>
                   </pic:nvPicPr>
                   <pic:blipFill>
@@ -3270,20 +3622,16 @@
           <w:color w:val="667085"/>
           <w:sz w:val="17"/>
         </w:rPr>
-        <w:t>헌금 목록 및 입력 화면</w:t>
+        <w:t>재정 활동 및 지출 입력 화면</w:t>
       </w:r>
     </w:p>
     <w:p>
-      <w:r>
-        <w:br w:type="page"/>
-      </w:r>
-    </w:p>
-    <w:p>
       <w:pPr>
         <w:pStyle w:val="Heading1"/>
-      </w:pPr>
-      <w:r>
-        <w:t>재정 관리</w:t>
+        <w:pageBreakBefore/>
+      </w:pPr>
+      <w:r>
+        <w:t>예산 관리</w:t>
       </w:r>
     </w:p>
     <w:p>
@@ -3298,11 +3646,16 @@
       </w:r>
     </w:p>
     <w:p>
+      <w:r>
+        <w:t>예산은 회계연도별로 헌금 수입은 기금/카테고리 단위로, 지출은 카테고리 및 하위 카테고리 단위로 작성합니다.</w:t>
+      </w:r>
+    </w:p>
+    <w:p>
       <w:pPr>
         <w:pStyle w:val="Heading2"/>
       </w:pPr>
       <w:r>
-        <w:t>재정 활동 조회</w:t>
+        <w:t>예산 조회</w:t>
       </w:r>
     </w:p>
     <w:p>
@@ -3310,14 +3663,14 @@
         <w:pStyle w:val="ListNumber"/>
         <w:numPr>
           <w:ilvl w:val="0"/>
-          <w:numId w:val="20"/>
+          <w:numId w:val="23"/>
         </w:numPr>
       </w:pPr>
       <w:r>
         <w:rPr>
           <w:b/>
         </w:rPr>
-        <w:t>Finance</w:t>
+        <w:t>Budgets</w:t>
       </w:r>
       <w:r>
         <w:t>를 선택합니다.</w:t>
@@ -3328,20 +3681,73 @@
         <w:pStyle w:val="ListNumber"/>
         <w:numPr>
           <w:ilvl w:val="0"/>
-          <w:numId w:val="20"/>
+          <w:numId w:val="23"/>
         </w:numPr>
       </w:pPr>
       <w:r>
-        <w:t xml:space="preserve">카테고리 및 </w:t>
-      </w:r>
+        <w:t>회계연도를 입력하고 필요한 경우 예산 유형을 선택합니다.</w:t>
+      </w:r>
+    </w:p>
+    <w:p>
+      <w:pPr>
+        <w:pStyle w:val="ListNumber"/>
+        <w:numPr>
+          <w:ilvl w:val="0"/>
+          <w:numId w:val="23"/>
+        </w:numPr>
+      </w:pPr>
       <w:r>
         <w:rPr>
           <w:b/>
         </w:rPr>
-        <w:t>Income</w:t>
-      </w:r>
-      <w:r>
-        <w:t xml:space="preserve">, </w:t>
+        <w:t>Refresh</w:t>
+      </w:r>
+      <w:r>
+        <w:t>를 선택합니다.</w:t>
+      </w:r>
+    </w:p>
+    <w:p>
+      <w:pPr>
+        <w:pStyle w:val="Heading2"/>
+      </w:pPr>
+      <w:r>
+        <w:t>예산 추가 또는 수정</w:t>
+      </w:r>
+    </w:p>
+    <w:p>
+      <w:pPr>
+        <w:pStyle w:val="ListNumber"/>
+        <w:numPr>
+          <w:ilvl w:val="0"/>
+          <w:numId w:val="24"/>
+        </w:numPr>
+      </w:pPr>
+      <w:r>
+        <w:rPr>
+          <w:b/>
+        </w:rPr>
+        <w:t>Add budget</w:t>
+      </w:r>
+      <w:r>
+        <w:t>을 선택합니다.</w:t>
+      </w:r>
+    </w:p>
+    <w:p>
+      <w:pPr>
+        <w:pStyle w:val="ListNumber"/>
+        <w:numPr>
+          <w:ilvl w:val="0"/>
+          <w:numId w:val="24"/>
+        </w:numPr>
+      </w:pPr>
+      <w:r>
+        <w:rPr>
+          <w:b/>
+        </w:rPr>
+        <w:t>Offering income</w:t>
+      </w:r>
+      <w:r>
+        <w:t xml:space="preserve"> 또는 </w:t>
       </w:r>
       <w:r>
         <w:rPr>
@@ -3350,7 +3756,7 @@
         <w:t>Expense</w:t>
       </w:r>
       <w:r>
-        <w:t xml:space="preserve"> 또는 모두를 선택하여 필터링합니다.</w:t>
+        <w:t>를 선택합니다.</w:t>
       </w:r>
     </w:p>
     <w:p>
@@ -3358,17 +3764,20 @@
         <w:pStyle w:val="ListNumber"/>
         <w:numPr>
           <w:ilvl w:val="0"/>
-          <w:numId w:val="20"/>
+          <w:numId w:val="24"/>
         </w:numPr>
       </w:pPr>
+      <w:r>
+        <w:t xml:space="preserve">회계연도와 </w:t>
+      </w:r>
       <w:r>
         <w:rPr>
           <w:b/>
         </w:rPr>
-        <w:t>Refresh</w:t>
-      </w:r>
-      <w:r>
-        <w:t>를 선택합니다.</w:t>
+        <w:t>Budget</w:t>
+      </w:r>
+      <w:r>
+        <w:t xml:space="preserve"> 금액을 입력합니다.</w:t>
       </w:r>
     </w:p>
     <w:p>
@@ -3376,24 +3785,11 @@
         <w:pStyle w:val="ListNumber"/>
         <w:numPr>
           <w:ilvl w:val="0"/>
-          <w:numId w:val="20"/>
+          <w:numId w:val="24"/>
         </w:numPr>
       </w:pPr>
       <w:r>
-        <w:t>표 위에서 순액, 수입 및 지출 합계를 확인합니다.</w:t>
-      </w:r>
-    </w:p>
-    <w:p>
-      <w:r>
-        <w:t>헌금 수입은 일별 카테고리 요약으로 표시되며 Finance에서는 읽기 전용입니다. 수동 지출은 이 화면에서 관리할 수 있습니다.</w:t>
-      </w:r>
-    </w:p>
-    <w:p>
-      <w:pPr>
-        <w:pStyle w:val="Heading2"/>
-      </w:pPr>
-      <w:r>
-        <w:t>지출 등록</w:t>
+        <w:t>카테고리를 선택하고 지출인 경우 해당 하위 카테고리를 선택합니다.</w:t>
       </w:r>
     </w:p>
     <w:p>
@@ -3401,17 +3797,20 @@
         <w:pStyle w:val="ListNumber"/>
         <w:numPr>
           <w:ilvl w:val="0"/>
-          <w:numId w:val="21"/>
+          <w:numId w:val="24"/>
         </w:numPr>
       </w:pPr>
+      <w:r>
+        <w:t xml:space="preserve">선택 사항인 메모를 추가하고 </w:t>
+      </w:r>
       <w:r>
         <w:rPr>
           <w:b/>
         </w:rPr>
-        <w:t>Add expense</w:t>
-      </w:r>
-      <w:r>
-        <w:t>를 선택합니다.</w:t>
+        <w:t>Save budget</w:t>
+      </w:r>
+      <w:r>
+        <w:t>을 선택합니다.</w:t>
       </w:r>
     </w:p>
     <w:p>
@@ -3419,124 +3818,11 @@
         <w:pStyle w:val="ListNumber"/>
         <w:numPr>
           <w:ilvl w:val="0"/>
-          <w:numId w:val="21"/>
+          <w:numId w:val="24"/>
         </w:numPr>
       </w:pPr>
       <w:r>
-        <w:t>거래일과 금액을 입력합니다.</w:t>
-      </w:r>
-    </w:p>
-    <w:p>
-      <w:pPr>
-        <w:pStyle w:val="ListNumber"/>
-        <w:numPr>
-          <w:ilvl w:val="0"/>
-          <w:numId w:val="21"/>
-        </w:numPr>
-      </w:pPr>
-      <w:r>
-        <w:t xml:space="preserve">카테고리를 선택합니다. </w:t>
-      </w:r>
-      <w:r>
-        <w:rPr>
-          <w:b/>
-        </w:rPr>
-        <w:t>Sub-category</w:t>
-      </w:r>
-      <w:r>
-        <w:t xml:space="preserve"> 목록은 선택한 카테고리에 따라 필터링됩니다.</w:t>
-      </w:r>
-    </w:p>
-    <w:p>
-      <w:pPr>
-        <w:pStyle w:val="ListNumber"/>
-        <w:numPr>
-          <w:ilvl w:val="0"/>
-          <w:numId w:val="21"/>
-        </w:numPr>
-      </w:pPr>
-      <w:r>
-        <w:t xml:space="preserve">해당하는 경우 </w:t>
-      </w:r>
-      <w:r>
-        <w:rPr>
-          <w:b/>
-        </w:rPr>
-        <w:t>HST included</w:t>
-      </w:r>
-      <w:r>
-        <w:t xml:space="preserve">와 </w:t>
-      </w:r>
-      <w:r>
-        <w:rPr>
-          <w:b/>
-        </w:rPr>
-        <w:t>Cheque cleared</w:t>
-      </w:r>
-      <w:r>
-        <w:t>를 설정합니다.</w:t>
-      </w:r>
-    </w:p>
-    <w:p>
-      <w:pPr>
-        <w:pStyle w:val="ListNumber"/>
-        <w:numPr>
-          <w:ilvl w:val="0"/>
-          <w:numId w:val="21"/>
-        </w:numPr>
-      </w:pPr>
-      <w:r>
-        <w:t>가능한 경우 수표 번호, 지급 대상, 승인 재정 담당자 및 메모를 입력합니다.</w:t>
-      </w:r>
-    </w:p>
-    <w:p>
-      <w:pPr>
-        <w:pStyle w:val="ListNumber"/>
-        <w:numPr>
-          <w:ilvl w:val="0"/>
-          <w:numId w:val="21"/>
-        </w:numPr>
-      </w:pPr>
-      <w:r>
-        <w:rPr>
-          <w:b/>
-        </w:rPr>
-        <w:t>Save expense</w:t>
-      </w:r>
-      <w:r>
-        <w:t>를 선택합니다.</w:t>
-      </w:r>
-    </w:p>
-    <w:p>
-      <w:pPr>
-        <w:pStyle w:val="Heading2"/>
-      </w:pPr>
-      <w:r>
-        <w:t>지출 수정 또는 삭제</w:t>
-      </w:r>
-    </w:p>
-    <w:p>
-      <w:pPr>
-        <w:pStyle w:val="ListNumber"/>
-        <w:numPr>
-          <w:ilvl w:val="0"/>
-          <w:numId w:val="22"/>
-        </w:numPr>
-      </w:pPr>
-      <w:r>
-        <w:t>수동 지출 행을 선택합니다.</w:t>
-      </w:r>
-    </w:p>
-    <w:p>
-      <w:pPr>
-        <w:pStyle w:val="ListNumber"/>
-        <w:numPr>
-          <w:ilvl w:val="0"/>
-          <w:numId w:val="22"/>
-        </w:numPr>
-      </w:pPr>
-      <w:r>
-        <w:t xml:space="preserve">내용을 수정하고 </w:t>
+        <w:t xml:space="preserve">수정하려면 기존 행을 선택하고 내용을 변경한 다음 </w:t>
       </w:r>
       <w:r>
         <w:rPr>
@@ -3545,28 +3831,7 @@
         <w:t>Save changes</w:t>
       </w:r>
       <w:r>
-        <w:t xml:space="preserve">를 선택하거나 </w:t>
-      </w:r>
-      <w:r>
-        <w:rPr>
-          <w:b/>
-        </w:rPr>
-        <w:t>Cancel</w:t>
-      </w:r>
-      <w:r>
-        <w:t>을 선택합니다.</w:t>
-      </w:r>
-    </w:p>
-    <w:p>
-      <w:pPr>
-        <w:pStyle w:val="ListNumber"/>
-        <w:numPr>
-          <w:ilvl w:val="0"/>
-          <w:numId w:val="22"/>
-        </w:numPr>
-      </w:pPr>
-      <w:r>
-        <w:t>확인 후 해당 행의 휴지통 아이콘을 사용하여 수동 지출을 삭제합니다.</w:t>
+        <w:t>를 선택합니다.</w:t>
       </w:r>
     </w:p>
     <w:p>
@@ -3578,8 +3843,8 @@
       <w:r>
         <w:drawing>
           <wp:inline xmlns:a="http://schemas.openxmlformats.org/drawingml/2006/main" xmlns:pic="http://schemas.openxmlformats.org/drawingml/2006/picture">
-            <wp:extent cx="5989320" cy="4161001"/>
-            <wp:docPr id="10" name="Picture 10" descr="재정 활동 및 지출 입력 화면"/>
+            <wp:extent cx="5989320" cy="4159250"/>
+            <wp:docPr id="10" name="Picture 10" descr="회계연도 예산 목록 및 입력 화면"/>
             <wp:cNvGraphicFramePr>
               <a:graphicFrameLocks noChangeAspect="1"/>
             </wp:cNvGraphicFramePr>
@@ -3587,7 +3852,7 @@
               <a:graphicData uri="http://schemas.openxmlformats.org/drawingml/2006/picture">
                 <pic:pic>
                   <pic:nvPicPr>
-                    <pic:cNvPr id="0" name="07-finance.png"/>
+                    <pic:cNvPr id="0" name="08-budgets.png"/>
                     <pic:cNvPicPr/>
                   </pic:nvPicPr>
                   <pic:blipFill>
@@ -3599,7 +3864,7 @@
                   <pic:spPr>
                     <a:xfrm>
                       <a:off x="0" y="0"/>
-                      <a:ext cx="5989320" cy="4161001"/>
+                      <a:ext cx="5989320" cy="4159250"/>
                     </a:xfrm>
                     <a:prstGeom prst="rect"/>
                   </pic:spPr>
@@ -3622,20 +3887,16 @@
           <w:color w:val="667085"/>
           <w:sz w:val="17"/>
         </w:rPr>
-        <w:t>재정 활동 및 지출 입력 화면</w:t>
+        <w:t>회계연도 예산 목록 및 입력 화면</w:t>
       </w:r>
     </w:p>
     <w:p>
-      <w:r>
-        <w:br w:type="page"/>
-      </w:r>
-    </w:p>
-    <w:p>
       <w:pPr>
         <w:pStyle w:val="Heading1"/>
-      </w:pPr>
-      <w:r>
-        <w:t>예산 관리</w:t>
+        <w:pageBreakBefore/>
+      </w:pPr>
+      <w:r>
+        <w:t>기준정보</w:t>
       </w:r>
     </w:p>
     <w:p>
@@ -3646,20 +3907,25 @@
         <w:t>사용 가능 역할:</w:t>
       </w:r>
       <w:r>
-        <w:t xml:space="preserve"> Admin, Treasurer</w:t>
+        <w:t xml:space="preserve"> Admin</w:t>
       </w:r>
     </w:p>
     <w:p>
       <w:r>
-        <w:t>예산은 회계연도별로 헌금 수입은 기금/카테고리 단위로, 지출은 카테고리 및 하위 카테고리 단위로 작성합니다.</w:t>
+        <w:t>기준정보는 교인, 헌금, 재정 및 예산 양식에서 사용하는 교회별 드롭다운 값을 제공합니다.</w:t>
       </w:r>
     </w:p>
     <w:p>
+      <w:r>
+        <w:t>지원 유형에는 그룹 코드, 교인 상태, 위원회 코드, 헌금 기금/카테고리, 결제 방법, 재정 카테고리 및 재정 하위 카테고리가 포함됩니다.</w:t>
+      </w:r>
+    </w:p>
+    <w:p>
       <w:pPr>
         <w:pStyle w:val="Heading2"/>
       </w:pPr>
       <w:r>
-        <w:t>예산 조회</w:t>
+        <w:t>값 생성 또는 수정</w:t>
       </w:r>
     </w:p>
     <w:p>
@@ -3667,14 +3933,14 @@
         <w:pStyle w:val="ListNumber"/>
         <w:numPr>
           <w:ilvl w:val="0"/>
-          <w:numId w:val="23"/>
+          <w:numId w:val="25"/>
         </w:numPr>
       </w:pPr>
       <w:r>
         <w:rPr>
           <w:b/>
         </w:rPr>
-        <w:t>Budgets</w:t>
+        <w:t>Reference Data</w:t>
       </w:r>
       <w:r>
         <w:t>를 선택합니다.</w:t>
@@ -3685,21 +3951,12 @@
         <w:pStyle w:val="ListNumber"/>
         <w:numPr>
           <w:ilvl w:val="0"/>
-          <w:numId w:val="23"/>
+          <w:numId w:val="25"/>
         </w:numPr>
       </w:pPr>
       <w:r>
-        <w:t>회계연도를 입력하고 필요한 경우 예산 유형을 선택합니다.</w:t>
-      </w:r>
-    </w:p>
-    <w:p>
-      <w:pPr>
-        <w:pStyle w:val="ListNumber"/>
-        <w:numPr>
-          <w:ilvl w:val="0"/>
-          <w:numId w:val="23"/>
-        </w:numPr>
-      </w:pPr>
+        <w:t xml:space="preserve">기준정보 유형을 선택하고 </w:t>
+      </w:r>
       <w:r>
         <w:rPr>
           <w:b/>
@@ -3712,28 +3969,20 @@
     </w:p>
     <w:p>
       <w:pPr>
-        <w:pStyle w:val="Heading2"/>
-      </w:pPr>
-      <w:r>
-        <w:t>예산 추가 또는 수정</w:t>
-      </w:r>
-    </w:p>
-    <w:p>
-      <w:pPr>
         <w:pStyle w:val="ListNumber"/>
         <w:numPr>
           <w:ilvl w:val="0"/>
-          <w:numId w:val="24"/>
+          <w:numId w:val="25"/>
         </w:numPr>
       </w:pPr>
       <w:r>
         <w:rPr>
           <w:b/>
         </w:rPr>
-        <w:t>Add budget</w:t>
-      </w:r>
-      <w:r>
-        <w:t>을 선택합니다.</w:t>
+        <w:t>New value</w:t>
+      </w:r>
+      <w:r>
+        <w:t>를 선택하고 대문자 코드, 사용자 표시 이름, 정렬 순서 및 활성 상태를 입력합니다.</w:t>
       </w:r>
     </w:p>
     <w:p>
@@ -3741,23 +3990,26 @@
         <w:pStyle w:val="ListNumber"/>
         <w:numPr>
           <w:ilvl w:val="0"/>
-          <w:numId w:val="24"/>
+          <w:numId w:val="25"/>
+        </w:numPr>
+      </w:pPr>
+      <w:r>
+        <w:t>헌금 카테고리 또는 재정 하위 카테고리인 경우 상위 기금 또는 카테고리를 선택합니다.</w:t>
+      </w:r>
+    </w:p>
+    <w:p>
+      <w:pPr>
+        <w:pStyle w:val="ListNumber"/>
+        <w:numPr>
+          <w:ilvl w:val="0"/>
+          <w:numId w:val="25"/>
         </w:numPr>
       </w:pPr>
       <w:r>
         <w:rPr>
           <w:b/>
         </w:rPr>
-        <w:t>Offering income</w:t>
-      </w:r>
-      <w:r>
-        <w:t xml:space="preserve"> 또는 </w:t>
-      </w:r>
-      <w:r>
-        <w:rPr>
-          <w:b/>
-        </w:rPr>
-        <w:t>Expense</w:t>
+        <w:t>Create value</w:t>
       </w:r>
       <w:r>
         <w:t>를 선택합니다.</w:t>
@@ -3768,74 +4020,16 @@
         <w:pStyle w:val="ListNumber"/>
         <w:numPr>
           <w:ilvl w:val="0"/>
-          <w:numId w:val="24"/>
+          <w:numId w:val="25"/>
         </w:numPr>
       </w:pPr>
       <w:r>
-        <w:t xml:space="preserve">회계연도와 </w:t>
-      </w:r>
-      <w:r>
-        <w:rPr>
-          <w:b/>
-        </w:rPr>
-        <w:t>Budget</w:t>
-      </w:r>
-      <w:r>
-        <w:t xml:space="preserve"> 금액을 입력합니다.</w:t>
+        <w:t>수정하려면 행을 선택하고 내용을 변경한 다음 저장합니다.</w:t>
       </w:r>
     </w:p>
     <w:p>
-      <w:pPr>
-        <w:pStyle w:val="ListNumber"/>
-        <w:numPr>
-          <w:ilvl w:val="0"/>
-          <w:numId w:val="24"/>
-        </w:numPr>
-      </w:pPr>
-      <w:r>
-        <w:t>카테고리를 선택하고 지출인 경우 해당 하위 카테고리를 선택합니다.</w:t>
-      </w:r>
-    </w:p>
-    <w:p>
-      <w:pPr>
-        <w:pStyle w:val="ListNumber"/>
-        <w:numPr>
-          <w:ilvl w:val="0"/>
-          <w:numId w:val="24"/>
-        </w:numPr>
-      </w:pPr>
-      <w:r>
-        <w:t xml:space="preserve">선택 사항인 메모를 추가하고 </w:t>
-      </w:r>
-      <w:r>
-        <w:rPr>
-          <w:b/>
-        </w:rPr>
-        <w:t>Save budget</w:t>
-      </w:r>
-      <w:r>
-        <w:t>을 선택합니다.</w:t>
-      </w:r>
-    </w:p>
-    <w:p>
-      <w:pPr>
-        <w:pStyle w:val="ListNumber"/>
-        <w:numPr>
-          <w:ilvl w:val="0"/>
-          <w:numId w:val="24"/>
-        </w:numPr>
-      </w:pPr>
-      <w:r>
-        <w:t xml:space="preserve">수정하려면 기존 행을 선택하고 내용을 변경한 다음 </w:t>
-      </w:r>
-      <w:r>
-        <w:rPr>
-          <w:b/>
-        </w:rPr>
-        <w:t>Save changes</w:t>
-      </w:r>
-      <w:r>
-        <w:t>를 선택합니다.</w:t>
+      <w:r>
+        <w:t>코드는 값의 키이므로 생성 후 변경할 수 없습니다. 비활성 값은 저장된 상태로 유지되지만 일반 드롭다운 선택 항목에서는 제외됩니다. 교인, 헌금, 재정, 예산 또는 보관 자료에서 사용 중인 값은 삭제할 수 없습니다.</w:t>
       </w:r>
     </w:p>
     <w:p>
@@ -3848,7 +4042,7 @@
         <w:drawing>
           <wp:inline xmlns:a="http://schemas.openxmlformats.org/drawingml/2006/main" xmlns:pic="http://schemas.openxmlformats.org/drawingml/2006/picture">
             <wp:extent cx="5989320" cy="4159250"/>
-            <wp:docPr id="11" name="Picture 11" descr="회계연도 예산 목록 및 입력 화면"/>
+            <wp:docPr id="11" name="Picture 11" descr="기준정보 관리 화면"/>
             <wp:cNvGraphicFramePr>
               <a:graphicFrameLocks noChangeAspect="1"/>
             </wp:cNvGraphicFramePr>
@@ -3856,7 +4050,7 @@
               <a:graphicData uri="http://schemas.openxmlformats.org/drawingml/2006/picture">
                 <pic:pic>
                   <pic:nvPicPr>
-                    <pic:cNvPr id="0" name="08-budgets.png"/>
+                    <pic:cNvPr id="0" name="09-reference-data.png"/>
                     <pic:cNvPicPr/>
                   </pic:nvPicPr>
                   <pic:blipFill>
@@ -3891,20 +4085,16 @@
           <w:color w:val="667085"/>
           <w:sz w:val="17"/>
         </w:rPr>
-        <w:t>회계연도 예산 목록 및 입력 화면</w:t>
+        <w:t>기준정보 관리 화면</w:t>
       </w:r>
     </w:p>
     <w:p>
-      <w:r>
-        <w:br w:type="page"/>
-      </w:r>
-    </w:p>
-    <w:p>
       <w:pPr>
         <w:pStyle w:val="Heading1"/>
-      </w:pPr>
-      <w:r>
-        <w:t>기준정보</w:t>
+        <w:pageBreakBefore/>
+      </w:pPr>
+      <w:r>
+        <w:t>보고서</w:t>
       </w:r>
     </w:p>
     <w:p>
@@ -3915,25 +4105,15 @@
         <w:t>사용 가능 역할:</w:t>
       </w:r>
       <w:r>
-        <w:t xml:space="preserve"> Admin</w:t>
+        <w:t xml:space="preserve"> Admin, Treasurer, Pastor, Viewer. Official Tax Return은 Treasurer만 사용할 수 있습니다.</w:t>
       </w:r>
     </w:p>
     <w:p>
-      <w:r>
-        <w:t>기준정보는 교인, 헌금, 재정 및 예산 양식에서 사용하는 교회별 드롭다운 값을 제공합니다.</w:t>
-      </w:r>
-    </w:p>
-    <w:p>
-      <w:r>
-        <w:t>지원 유형에는 그룹 코드, 교인 상태, 위원회 코드, 헌금 기금/카테고리, 결제 방법, 재정 카테고리 및 재정 하위 카테고리가 포함됩니다.</w:t>
-      </w:r>
-    </w:p>
-    <w:p>
       <w:pPr>
         <w:pStyle w:val="Heading2"/>
       </w:pPr>
       <w:r>
-        <w:t>값 생성 또는 수정</w:t>
+        <w:t>주간 헌금 현황</w:t>
       </w:r>
     </w:p>
     <w:p>
@@ -3941,14 +4121,23 @@
         <w:pStyle w:val="ListNumber"/>
         <w:numPr>
           <w:ilvl w:val="0"/>
-          <w:numId w:val="25"/>
+          <w:numId w:val="26"/>
         </w:numPr>
       </w:pPr>
       <w:r>
         <w:rPr>
           <w:b/>
         </w:rPr>
-        <w:t>Reference Data</w:t>
+        <w:t>Reports</w:t>
+      </w:r>
+      <w:r>
+        <w:t xml:space="preserve">를 선택한 다음 </w:t>
+      </w:r>
+      <w:r>
+        <w:rPr>
+          <w:b/>
+        </w:rPr>
+        <w:t>Weekly offerings</w:t>
       </w:r>
       <w:r>
         <w:t>를 선택합니다.</w:t>
@@ -3959,17 +4148,38 @@
         <w:pStyle w:val="ListNumber"/>
         <w:numPr>
           <w:ilvl w:val="0"/>
-          <w:numId w:val="25"/>
+          <w:numId w:val="26"/>
         </w:numPr>
       </w:pPr>
       <w:r>
-        <w:t xml:space="preserve">기준정보 유형을 선택하고 </w:t>
-      </w:r>
+        <w:t>시작일과 종료일을 설정합니다. 종료일도 보고서 기간에 포함됩니다.</w:t>
+      </w:r>
+    </w:p>
+    <w:p>
+      <w:pPr>
+        <w:pStyle w:val="ListNumber"/>
+        <w:numPr>
+          <w:ilvl w:val="0"/>
+          <w:numId w:val="26"/>
+        </w:numPr>
+      </w:pPr>
+      <w:r>
+        <w:t>필요한 경우 기금/카테고리 및 결제 방법으로 필터링합니다.</w:t>
+      </w:r>
+    </w:p>
+    <w:p>
+      <w:pPr>
+        <w:pStyle w:val="ListNumber"/>
+        <w:numPr>
+          <w:ilvl w:val="0"/>
+          <w:numId w:val="26"/>
+        </w:numPr>
+      </w:pPr>
       <w:r>
         <w:rPr>
           <w:b/>
         </w:rPr>
-        <w:t>Refresh</w:t>
+        <w:t>Run report</w:t>
       </w:r>
       <w:r>
         <w:t>를 선택합니다.</w:t>
@@ -3980,17 +4190,37 @@
         <w:pStyle w:val="ListNumber"/>
         <w:numPr>
           <w:ilvl w:val="0"/>
-          <w:numId w:val="25"/>
+          <w:numId w:val="26"/>
+        </w:numPr>
+      </w:pPr>
+      <w:r>
+        <w:t>헌금 주일, 기금, 카테고리, 헌금자 유형 및 결제 방법의 표시 이름별 합계를 확인합니다.</w:t>
+      </w:r>
+    </w:p>
+    <w:p>
+      <w:pPr>
+        <w:pStyle w:val="Heading2"/>
+      </w:pPr>
+      <w:r>
+        <w:t>교인별 헌금 요약</w:t>
+      </w:r>
+    </w:p>
+    <w:p>
+      <w:pPr>
+        <w:pStyle w:val="ListNumber"/>
+        <w:numPr>
+          <w:ilvl w:val="0"/>
+          <w:numId w:val="27"/>
         </w:numPr>
       </w:pPr>
       <w:r>
         <w:rPr>
           <w:b/>
         </w:rPr>
-        <w:t>New value</w:t>
-      </w:r>
-      <w:r>
-        <w:t>를 선택하고 대문자 코드, 사용자 표시 이름, 정렬 순서 및 활성 상태를 입력합니다.</w:t>
+        <w:t>Member offerings</w:t>
+      </w:r>
+      <w:r>
+        <w:t>를 선택합니다.</w:t>
       </w:r>
     </w:p>
     <w:p>
@@ -3998,11 +4228,11 @@
         <w:pStyle w:val="ListNumber"/>
         <w:numPr>
           <w:ilvl w:val="0"/>
-          <w:numId w:val="25"/>
+          <w:numId w:val="27"/>
         </w:numPr>
       </w:pPr>
       <w:r>
-        <w:t>헌금 카테고리 또는 재정 하위 카테고리인 경우 상위 기금 또는 카테고리를 선택합니다.</w:t>
+        <w:t>시작일과 종료일이 모두 포함되는 기간을 설정합니다.</w:t>
       </w:r>
     </w:p>
     <w:p>
@@ -4010,17 +4240,48 @@
         <w:pStyle w:val="ListNumber"/>
         <w:numPr>
           <w:ilvl w:val="0"/>
-          <w:numId w:val="25"/>
+          <w:numId w:val="27"/>
+        </w:numPr>
+      </w:pPr>
+      <w:r>
+        <w:t>필요한 경우 헌금 번호를 입력하고 기금/카테고리를 선택합니다.</w:t>
+      </w:r>
+    </w:p>
+    <w:p>
+      <w:pPr>
+        <w:pStyle w:val="ListNumber"/>
+        <w:numPr>
+          <w:ilvl w:val="0"/>
+          <w:numId w:val="27"/>
         </w:numPr>
       </w:pPr>
       <w:r>
         <w:rPr>
           <w:b/>
         </w:rPr>
-        <w:t>Create value</w:t>
-      </w:r>
-      <w:r>
-        <w:t>를 선택합니다.</w:t>
+        <w:t>Run report</w:t>
+      </w:r>
+      <w:r>
+        <w:t>를 선택합니다. 결과는 헌금 번호순으로 정렬됩니다.</w:t>
+      </w:r>
+    </w:p>
+    <w:p>
+      <w:pPr>
+        <w:pStyle w:val="Heading2"/>
+      </w:pPr>
+      <w:r>
+        <w:t>공식 세금 신고 자료</w:t>
+      </w:r>
+    </w:p>
+    <w:p>
+      <w:r>
+        <w:rPr>
+          <w:b/>
+        </w:rPr>
+        <w:t>사용 가능 역할:</w:t>
+      </w:r>
+      <w:r>
+        <w:t xml:space="preserve"> Treasurer</w:t>
       </w:r>
     </w:p>
     <w:p>
@@ -4028,16 +4289,248 @@
         <w:pStyle w:val="ListNumber"/>
         <w:numPr>
           <w:ilvl w:val="0"/>
-          <w:numId w:val="25"/>
+          <w:numId w:val="28"/>
         </w:numPr>
       </w:pPr>
       <w:r>
-        <w:t>수정하려면 행을 선택하고 내용을 변경한 다음 저장합니다.</w:t>
+        <w:rPr>
+          <w:b/>
+        </w:rPr>
+        <w:t>Official tax</w:t>
+      </w:r>
+      <w:r>
+        <w:t>를 선택합니다.</w:t>
       </w:r>
     </w:p>
     <w:p>
-      <w:r>
-        <w:t>코드는 값의 키이므로 생성 후 변경할 수 없습니다. 비활성 값은 저장된 상태로 유지되지만 일반 드롭다운 선택 항목에서는 제외됩니다. 교인, 헌금, 재정, 예산 또는 보관 자료에서 사용 중인 값은 삭제할 수 없습니다.</w:t>
+      <w:pPr>
+        <w:pStyle w:val="ListNumber"/>
+        <w:numPr>
+          <w:ilvl w:val="0"/>
+          <w:numId w:val="28"/>
+        </w:numPr>
+      </w:pPr>
+      <w:r>
+        <w:t>과세 연도를 입력하고 필요한 경우 헌금 번호를 입력합니다.</w:t>
+      </w:r>
+    </w:p>
+    <w:p>
+      <w:pPr>
+        <w:pStyle w:val="ListNumber"/>
+        <w:numPr>
+          <w:ilvl w:val="0"/>
+          <w:numId w:val="28"/>
+        </w:numPr>
+      </w:pPr>
+      <w:r>
+        <w:rPr>
+          <w:b/>
+        </w:rPr>
+        <w:t>Run report</w:t>
+      </w:r>
+      <w:r>
+        <w:t>를 선택합니다.</w:t>
+      </w:r>
+    </w:p>
+    <w:p>
+      <w:pPr>
+        <w:pStyle w:val="ListNumber"/>
+        <w:numPr>
+          <w:ilvl w:val="0"/>
+          <w:numId w:val="28"/>
+        </w:numPr>
+      </w:pPr>
+      <w:r>
+        <w:t>헌금 번호와 헌금일 순으로 정렬된 결과를 확인합니다.</w:t>
+      </w:r>
+    </w:p>
+    <w:p>
+      <w:pPr>
+        <w:pStyle w:val="ListNumber"/>
+        <w:numPr>
+          <w:ilvl w:val="0"/>
+          <w:numId w:val="28"/>
+        </w:numPr>
+      </w:pPr>
+      <w:r>
+        <w:t xml:space="preserve">세금 영수증 준비를 위해 </w:t>
+      </w:r>
+      <w:r>
+        <w:rPr>
+          <w:b/>
+        </w:rPr>
+        <w:t>Export CSV</w:t>
+      </w:r>
+      <w:r>
+        <w:t>를 선택합니다.</w:t>
+      </w:r>
+    </w:p>
+    <w:p>
+      <w:pPr>
+        <w:pStyle w:val="Heading2"/>
+      </w:pPr>
+      <w:r>
+        <w:t>실제 재정 대 예산</w:t>
+      </w:r>
+    </w:p>
+    <w:p>
+      <w:pPr>
+        <w:pStyle w:val="ListNumber"/>
+        <w:numPr>
+          <w:ilvl w:val="0"/>
+          <w:numId w:val="29"/>
+        </w:numPr>
+      </w:pPr>
+      <w:r>
+        <w:rPr>
+          <w:b/>
+        </w:rPr>
+        <w:t>Budget performance</w:t>
+      </w:r>
+      <w:r>
+        <w:t>를 선택합니다.</w:t>
+      </w:r>
+    </w:p>
+    <w:p>
+      <w:pPr>
+        <w:pStyle w:val="ListNumber"/>
+        <w:numPr>
+          <w:ilvl w:val="0"/>
+          <w:numId w:val="29"/>
+        </w:numPr>
+      </w:pPr>
+      <w:r>
+        <w:t xml:space="preserve">회계연도를 입력하고 </w:t>
+      </w:r>
+      <w:r>
+        <w:rPr>
+          <w:b/>
+        </w:rPr>
+        <w:t>Run report</w:t>
+      </w:r>
+      <w:r>
+        <w:t>를 선택합니다.</w:t>
+      </w:r>
+    </w:p>
+    <w:p>
+      <w:pPr>
+        <w:pStyle w:val="ListNumber"/>
+        <w:numPr>
+          <w:ilvl w:val="0"/>
+          <w:numId w:val="29"/>
+        </w:numPr>
+      </w:pPr>
+      <w:r>
+        <w:t xml:space="preserve">표시 이름으로 된 수입/지출 카테고리, 예산, 실제 금액, 예산 대비 실제 비율 및 차이를 확인합니다. 예산이 0이면 비율은 </w:t>
+      </w:r>
+      <w:r>
+        <w:rPr>
+          <w:rFonts w:ascii="Courier New" w:hAnsi="Courier New" w:eastAsia="Courier New"/>
+          <w:color w:val="123047"/>
+          <w:sz w:val="19"/>
+        </w:rPr>
+        <w:t>-</w:t>
+      </w:r>
+      <w:r>
+        <w:t>로 표시됩니다.</w:t>
+      </w:r>
+    </w:p>
+    <w:p>
+      <w:pPr>
+        <w:pStyle w:val="Heading2"/>
+      </w:pPr>
+      <w:r>
+        <w:t>분기 재정 보고서</w:t>
+      </w:r>
+    </w:p>
+    <w:p>
+      <w:pPr>
+        <w:pStyle w:val="ListNumber"/>
+        <w:numPr>
+          <w:ilvl w:val="0"/>
+          <w:numId w:val="30"/>
+        </w:numPr>
+      </w:pPr>
+      <w:r>
+        <w:rPr>
+          <w:b/>
+        </w:rPr>
+        <w:t>Quarterly Financial Report</w:t>
+      </w:r>
+      <w:r>
+        <w:t>를 선택합니다.</w:t>
+      </w:r>
+    </w:p>
+    <w:p>
+      <w:pPr>
+        <w:pStyle w:val="ListNumber"/>
+        <w:numPr>
+          <w:ilvl w:val="0"/>
+          <w:numId w:val="30"/>
+        </w:numPr>
+      </w:pPr>
+      <w:r>
+        <w:t>달력 연도와 분기를 선택합니다.</w:t>
+      </w:r>
+    </w:p>
+    <w:p>
+      <w:pPr>
+        <w:pStyle w:val="ListNumber"/>
+        <w:numPr>
+          <w:ilvl w:val="0"/>
+          <w:numId w:val="30"/>
+        </w:numPr>
+      </w:pPr>
+      <w:r>
+        <w:t>분기 헌금 통합 문서는 Offering 다운로드를, 분기 지출 통합 문서는 Expenditure 다운로드를 선택합니다.</w:t>
+      </w:r>
+    </w:p>
+    <w:p>
+      <w:pPr>
+        <w:pStyle w:val="ListNumber"/>
+        <w:numPr>
+          <w:ilvl w:val="0"/>
+          <w:numId w:val="30"/>
+        </w:numPr>
+      </w:pPr>
+      <w:r>
+        <w:t xml:space="preserve">헌금 통합 문서의 이월금 행과 지출 통합 문서의 </w:t>
+      </w:r>
+      <w:r>
+        <w:rPr>
+          <w:rFonts w:ascii="Courier New" w:hAnsi="Courier New" w:eastAsia="Courier New"/>
+          <w:color w:val="123047"/>
+          <w:sz w:val="19"/>
+        </w:rPr>
+        <w:t>CONTINGENCY</w:t>
+      </w:r>
+      <w:r>
+        <w:t xml:space="preserve"> 재정 카테고리 표시 이름을 확인합니다.</w:t>
+      </w:r>
+    </w:p>
+    <w:p>
+      <w:r>
+        <w:t xml:space="preserve">두 통합 문서는 Letter 가로 방향이며 인쇄 배율은 </w:t>
+      </w:r>
+      <w:r>
+        <w:rPr>
+          <w:b/>
+        </w:rPr>
+        <w:t>100%로 조정</w:t>
+      </w:r>
+      <w:r>
+        <w:t>으로 설정됩니다.</w:t>
+      </w:r>
+    </w:p>
+    <w:p>
+      <w:r>
+        <w:rPr>
+          <w:b/>
+        </w:rPr>
+        <w:t>Export CSV</w:t>
+      </w:r>
+      <w:r>
+        <w:t>가 표시되는 표 형식 보고서에서는 이를 선택하여 현재 결과를 내려받을 수 있습니다.</w:t>
       </w:r>
     </w:p>
     <w:p>
@@ -4050,7 +4543,7 @@
         <w:drawing>
           <wp:inline xmlns:a="http://schemas.openxmlformats.org/drawingml/2006/main" xmlns:pic="http://schemas.openxmlformats.org/drawingml/2006/picture">
             <wp:extent cx="5989320" cy="4159250"/>
-            <wp:docPr id="12" name="Picture 12" descr="기준정보 관리 화면"/>
+            <wp:docPr id="12" name="Picture 12" descr="분기 재정 보고서 선택 항목과 Excel 다운로드"/>
             <wp:cNvGraphicFramePr>
               <a:graphicFrameLocks noChangeAspect="1"/>
             </wp:cNvGraphicFramePr>
@@ -4058,7 +4551,7 @@
               <a:graphicData uri="http://schemas.openxmlformats.org/drawingml/2006/picture">
                 <pic:pic>
                   <pic:nvPicPr>
-                    <pic:cNvPr id="0" name="09-reference-data.png"/>
+                    <pic:cNvPr id="0" name="10-reports.png"/>
                     <pic:cNvPicPr/>
                   </pic:nvPicPr>
                   <pic:blipFill>
@@ -4093,20 +4586,16 @@
           <w:color w:val="667085"/>
           <w:sz w:val="17"/>
         </w:rPr>
-        <w:t>기준정보 관리 화면</w:t>
+        <w:t>분기 재정 보고서 선택 항목과 Excel 다운로드</w:t>
       </w:r>
     </w:p>
     <w:p>
-      <w:r>
-        <w:br w:type="page"/>
-      </w:r>
-    </w:p>
-    <w:p>
       <w:pPr>
         <w:pStyle w:val="Heading1"/>
-      </w:pPr>
-      <w:r>
-        <w:t>보고서</w:t>
+        <w:pageBreakBefore/>
+      </w:pPr>
+      <w:r>
+        <w:t>내 프로필</w:t>
       </w:r>
     </w:p>
     <w:p>
@@ -4117,15 +4606,7 @@
         <w:t>사용 가능 역할:</w:t>
       </w:r>
       <w:r>
-        <w:t xml:space="preserve"> Admin, Treasurer, Pastor, Viewer. Official Tax Return은 Treasurer만 사용할 수 있습니다.</w:t>
-      </w:r>
-    </w:p>
-    <w:p>
-      <w:pPr>
-        <w:pStyle w:val="Heading2"/>
-      </w:pPr>
-      <w:r>
-        <w:t>주간 헌금 현황</w:t>
+        <w:t xml:space="preserve"> Admin, Member</w:t>
       </w:r>
     </w:p>
     <w:p>
@@ -4133,416 +4614,59 @@
         <w:pStyle w:val="ListNumber"/>
         <w:numPr>
           <w:ilvl w:val="0"/>
-          <w:numId w:val="26"/>
+          <w:numId w:val="31"/>
         </w:numPr>
       </w:pPr>
       <w:r>
         <w:rPr>
           <w:b/>
         </w:rPr>
-        <w:t>Reports</w:t>
-      </w:r>
-      <w:r>
-        <w:t xml:space="preserve">를 선택한 다음 </w:t>
-      </w:r>
+        <w:t>My Profile</w:t>
+      </w:r>
+      <w:r>
+        <w:t>을 선택합니다.</w:t>
+      </w:r>
+    </w:p>
+    <w:p>
+      <w:pPr>
+        <w:pStyle w:val="ListNumber"/>
+        <w:numPr>
+          <w:ilvl w:val="0"/>
+          <w:numId w:val="31"/>
+        </w:numPr>
+      </w:pPr>
+      <w:r>
+        <w:t>로그인 ID로 사용되며 이 화면에서 변경할 수 없는 기본 이메일을 확인합니다.</w:t>
+      </w:r>
+    </w:p>
+    <w:p>
+      <w:pPr>
+        <w:pStyle w:val="ListNumber"/>
+        <w:numPr>
+          <w:ilvl w:val="0"/>
+          <w:numId w:val="31"/>
+        </w:numPr>
+      </w:pPr>
+      <w:r>
+        <w:t>표시 이름, 별명, 보조 이메일, 전화번호, 주소 및 메모를 수정합니다.</w:t>
+      </w:r>
+    </w:p>
+    <w:p>
+      <w:pPr>
+        <w:pStyle w:val="ListNumber"/>
+        <w:numPr>
+          <w:ilvl w:val="0"/>
+          <w:numId w:val="31"/>
+        </w:numPr>
+      </w:pPr>
       <w:r>
         <w:rPr>
           <w:b/>
         </w:rPr>
-        <w:t>Weekly offerings</w:t>
-      </w:r>
-      <w:r>
-        <w:t>를 선택합니다.</w:t>
-      </w:r>
-    </w:p>
-    <w:p>
-      <w:pPr>
-        <w:pStyle w:val="ListNumber"/>
-        <w:numPr>
-          <w:ilvl w:val="0"/>
-          <w:numId w:val="26"/>
-        </w:numPr>
-      </w:pPr>
-      <w:r>
-        <w:t>시작일과 종료일을 설정합니다. 종료일도 보고서 기간에 포함됩니다.</w:t>
-      </w:r>
-    </w:p>
-    <w:p>
-      <w:pPr>
-        <w:pStyle w:val="ListNumber"/>
-        <w:numPr>
-          <w:ilvl w:val="0"/>
-          <w:numId w:val="26"/>
-        </w:numPr>
-      </w:pPr>
-      <w:r>
-        <w:t>필요한 경우 기금/카테고리 및 결제 방법으로 필터링합니다.</w:t>
-      </w:r>
-    </w:p>
-    <w:p>
-      <w:pPr>
-        <w:pStyle w:val="ListNumber"/>
-        <w:numPr>
-          <w:ilvl w:val="0"/>
-          <w:numId w:val="26"/>
-        </w:numPr>
-      </w:pPr>
-      <w:r>
-        <w:rPr>
-          <w:b/>
-        </w:rPr>
-        <w:t>Run report</w:t>
-      </w:r>
-      <w:r>
-        <w:t>를 선택합니다.</w:t>
-      </w:r>
-    </w:p>
-    <w:p>
-      <w:pPr>
-        <w:pStyle w:val="ListNumber"/>
-        <w:numPr>
-          <w:ilvl w:val="0"/>
-          <w:numId w:val="26"/>
-        </w:numPr>
-      </w:pPr>
-      <w:r>
-        <w:t>헌금 주일, 기금, 카테고리, 헌금자 유형 및 결제 방법의 표시 이름별 합계를 확인합니다.</w:t>
-      </w:r>
-    </w:p>
-    <w:p>
-      <w:pPr>
-        <w:pStyle w:val="Heading2"/>
-      </w:pPr>
-      <w:r>
-        <w:t>교인별 헌금 요약</w:t>
-      </w:r>
-    </w:p>
-    <w:p>
-      <w:pPr>
-        <w:pStyle w:val="ListNumber"/>
-        <w:numPr>
-          <w:ilvl w:val="0"/>
-          <w:numId w:val="27"/>
-        </w:numPr>
-      </w:pPr>
-      <w:r>
-        <w:rPr>
-          <w:b/>
-        </w:rPr>
-        <w:t>Member offerings</w:t>
-      </w:r>
-      <w:r>
-        <w:t>를 선택합니다.</w:t>
-      </w:r>
-    </w:p>
-    <w:p>
-      <w:pPr>
-        <w:pStyle w:val="ListNumber"/>
-        <w:numPr>
-          <w:ilvl w:val="0"/>
-          <w:numId w:val="27"/>
-        </w:numPr>
-      </w:pPr>
-      <w:r>
-        <w:t>시작일과 종료일이 모두 포함되는 기간을 설정합니다.</w:t>
-      </w:r>
-    </w:p>
-    <w:p>
-      <w:pPr>
-        <w:pStyle w:val="ListNumber"/>
-        <w:numPr>
-          <w:ilvl w:val="0"/>
-          <w:numId w:val="27"/>
-        </w:numPr>
-      </w:pPr>
-      <w:r>
-        <w:t>필요한 경우 헌금 번호를 입력하고 기금/카테고리를 선택합니다.</w:t>
-      </w:r>
-    </w:p>
-    <w:p>
-      <w:pPr>
-        <w:pStyle w:val="ListNumber"/>
-        <w:numPr>
-          <w:ilvl w:val="0"/>
-          <w:numId w:val="27"/>
-        </w:numPr>
-      </w:pPr>
-      <w:r>
-        <w:rPr>
-          <w:b/>
-        </w:rPr>
-        <w:t>Run report</w:t>
-      </w:r>
-      <w:r>
-        <w:t>를 선택합니다. 결과는 헌금 번호순으로 정렬됩니다.</w:t>
-      </w:r>
-    </w:p>
-    <w:p>
-      <w:pPr>
-        <w:pStyle w:val="Heading2"/>
-      </w:pPr>
-      <w:r>
-        <w:t>공식 세금 신고 자료</w:t>
-      </w:r>
-    </w:p>
-    <w:p>
-      <w:r>
-        <w:rPr>
-          <w:b/>
-        </w:rPr>
-        <w:t>사용 가능 역할:</w:t>
-      </w:r>
-      <w:r>
-        <w:t xml:space="preserve"> Treasurer</w:t>
-      </w:r>
-    </w:p>
-    <w:p>
-      <w:pPr>
-        <w:pStyle w:val="ListNumber"/>
-        <w:numPr>
-          <w:ilvl w:val="0"/>
-          <w:numId w:val="28"/>
-        </w:numPr>
-      </w:pPr>
-      <w:r>
-        <w:rPr>
-          <w:b/>
-        </w:rPr>
-        <w:t>Official tax</w:t>
-      </w:r>
-      <w:r>
-        <w:t>를 선택합니다.</w:t>
-      </w:r>
-    </w:p>
-    <w:p>
-      <w:pPr>
-        <w:pStyle w:val="ListNumber"/>
-        <w:numPr>
-          <w:ilvl w:val="0"/>
-          <w:numId w:val="28"/>
-        </w:numPr>
-      </w:pPr>
-      <w:r>
-        <w:t>과세 연도를 입력하고 필요한 경우 헌금 번호를 입력합니다.</w:t>
-      </w:r>
-    </w:p>
-    <w:p>
-      <w:pPr>
-        <w:pStyle w:val="ListNumber"/>
-        <w:numPr>
-          <w:ilvl w:val="0"/>
-          <w:numId w:val="28"/>
-        </w:numPr>
-      </w:pPr>
-      <w:r>
-        <w:rPr>
-          <w:b/>
-        </w:rPr>
-        <w:t>Run report</w:t>
-      </w:r>
-      <w:r>
-        <w:t>를 선택합니다.</w:t>
-      </w:r>
-    </w:p>
-    <w:p>
-      <w:pPr>
-        <w:pStyle w:val="ListNumber"/>
-        <w:numPr>
-          <w:ilvl w:val="0"/>
-          <w:numId w:val="28"/>
-        </w:numPr>
-      </w:pPr>
-      <w:r>
-        <w:t>헌금 번호와 헌금일 순으로 정렬된 결과를 확인합니다.</w:t>
-      </w:r>
-    </w:p>
-    <w:p>
-      <w:pPr>
-        <w:pStyle w:val="ListNumber"/>
-        <w:numPr>
-          <w:ilvl w:val="0"/>
-          <w:numId w:val="28"/>
-        </w:numPr>
-      </w:pPr>
-      <w:r>
-        <w:t xml:space="preserve">세금 영수증 준비를 위해 </w:t>
-      </w:r>
-      <w:r>
-        <w:rPr>
-          <w:b/>
-        </w:rPr>
-        <w:t>Export CSV</w:t>
-      </w:r>
-      <w:r>
-        <w:t>를 선택합니다.</w:t>
-      </w:r>
-    </w:p>
-    <w:p>
-      <w:pPr>
-        <w:pStyle w:val="Heading2"/>
-      </w:pPr>
-      <w:r>
-        <w:t>실제 재정 대 예산</w:t>
-      </w:r>
-    </w:p>
-    <w:p>
-      <w:pPr>
-        <w:pStyle w:val="ListNumber"/>
-        <w:numPr>
-          <w:ilvl w:val="0"/>
-          <w:numId w:val="29"/>
-        </w:numPr>
-      </w:pPr>
-      <w:r>
-        <w:rPr>
-          <w:b/>
-        </w:rPr>
-        <w:t>Budget performance</w:t>
-      </w:r>
-      <w:r>
-        <w:t>를 선택합니다.</w:t>
-      </w:r>
-    </w:p>
-    <w:p>
-      <w:pPr>
-        <w:pStyle w:val="ListNumber"/>
-        <w:numPr>
-          <w:ilvl w:val="0"/>
-          <w:numId w:val="29"/>
-        </w:numPr>
-      </w:pPr>
-      <w:r>
-        <w:t xml:space="preserve">회계연도를 입력하고 </w:t>
-      </w:r>
-      <w:r>
-        <w:rPr>
-          <w:b/>
-        </w:rPr>
-        <w:t>Run report</w:t>
-      </w:r>
-      <w:r>
-        <w:t>를 선택합니다.</w:t>
-      </w:r>
-    </w:p>
-    <w:p>
-      <w:pPr>
-        <w:pStyle w:val="ListNumber"/>
-        <w:numPr>
-          <w:ilvl w:val="0"/>
-          <w:numId w:val="29"/>
-        </w:numPr>
-      </w:pPr>
-      <w:r>
-        <w:t xml:space="preserve">표시 이름으로 된 수입/지출 카테고리, 예산, 실제 금액, 예산 대비 실제 비율 및 차이를 확인합니다. 예산이 0이면 비율은 </w:t>
-      </w:r>
-      <w:r>
-        <w:rPr>
-          <w:rFonts w:ascii="Courier New" w:hAnsi="Courier New" w:eastAsia="Courier New"/>
-          <w:color w:val="123047"/>
-          <w:sz w:val="19"/>
-        </w:rPr>
-        <w:t>-</w:t>
-      </w:r>
-      <w:r>
-        <w:t>로 표시됩니다.</w:t>
-      </w:r>
-    </w:p>
-    <w:p>
-      <w:pPr>
-        <w:pStyle w:val="Heading2"/>
-      </w:pPr>
-      <w:r>
-        <w:t>분기 재정 보고서</w:t>
-      </w:r>
-    </w:p>
-    <w:p>
-      <w:pPr>
-        <w:pStyle w:val="ListNumber"/>
-        <w:numPr>
-          <w:ilvl w:val="0"/>
-          <w:numId w:val="30"/>
-        </w:numPr>
-      </w:pPr>
-      <w:r>
-        <w:rPr>
-          <w:b/>
-        </w:rPr>
-        <w:t>Quarterly Financial Report</w:t>
-      </w:r>
-      <w:r>
-        <w:t>를 선택합니다.</w:t>
-      </w:r>
-    </w:p>
-    <w:p>
-      <w:pPr>
-        <w:pStyle w:val="ListNumber"/>
-        <w:numPr>
-          <w:ilvl w:val="0"/>
-          <w:numId w:val="30"/>
-        </w:numPr>
-      </w:pPr>
-      <w:r>
-        <w:t>달력 연도와 분기를 선택합니다.</w:t>
-      </w:r>
-    </w:p>
-    <w:p>
-      <w:pPr>
-        <w:pStyle w:val="ListNumber"/>
-        <w:numPr>
-          <w:ilvl w:val="0"/>
-          <w:numId w:val="30"/>
-        </w:numPr>
-      </w:pPr>
-      <w:r>
-        <w:t>분기 헌금 통합 문서는 Offering 다운로드를, 분기 지출 통합 문서는 Expenditure 다운로드를 선택합니다.</w:t>
-      </w:r>
-    </w:p>
-    <w:p>
-      <w:pPr>
-        <w:pStyle w:val="ListNumber"/>
-        <w:numPr>
-          <w:ilvl w:val="0"/>
-          <w:numId w:val="30"/>
-        </w:numPr>
-      </w:pPr>
-      <w:r>
-        <w:t xml:space="preserve">헌금 통합 문서의 이월금 행과 지출 통합 문서의 </w:t>
-      </w:r>
-      <w:r>
-        <w:rPr>
-          <w:rFonts w:ascii="Courier New" w:hAnsi="Courier New" w:eastAsia="Courier New"/>
-          <w:color w:val="123047"/>
-          <w:sz w:val="19"/>
-        </w:rPr>
-        <w:t>CONTINGENCY</w:t>
-      </w:r>
-      <w:r>
-        <w:t xml:space="preserve"> 재정 카테고리 표시 이름을 확인합니다.</w:t>
-      </w:r>
-    </w:p>
-    <w:p>
-      <w:r>
-        <w:t xml:space="preserve">두 통합 문서는 Letter 가로 방향이며 인쇄 배율은 </w:t>
-      </w:r>
-      <w:r>
-        <w:rPr>
-          <w:b/>
-        </w:rPr>
-        <w:t>100%로 조정</w:t>
-      </w:r>
-      <w:r>
-        <w:t>으로 설정됩니다.</w:t>
-      </w:r>
-    </w:p>
-    <w:p>
-      <w:r>
-        <w:rPr>
-          <w:b/>
-        </w:rPr>
-        <w:t>Export CSV</w:t>
-      </w:r>
-      <w:r>
-        <w:t>가 표시되는 표 형식 보고서에서는 이를 선택하여 현재 결과를 내려받을 수 있습니다.</w:t>
+        <w:t>Save profile</w:t>
+      </w:r>
+      <w:r>
+        <w:t>을 선택합니다.</w:t>
       </w:r>
     </w:p>
     <w:p>
@@ -4555,7 +4679,7 @@
         <w:drawing>
           <wp:inline xmlns:a="http://schemas.openxmlformats.org/drawingml/2006/main" xmlns:pic="http://schemas.openxmlformats.org/drawingml/2006/picture">
             <wp:extent cx="5989320" cy="4159250"/>
-            <wp:docPr id="13" name="Picture 13" descr="분기 재정 보고서 선택 항목과 Excel 다운로드"/>
+            <wp:docPr id="13" name="Picture 13" descr="개인 프로필 관리 화면"/>
             <wp:cNvGraphicFramePr>
               <a:graphicFrameLocks noChangeAspect="1"/>
             </wp:cNvGraphicFramePr>
@@ -4563,7 +4687,7 @@
               <a:graphicData uri="http://schemas.openxmlformats.org/drawingml/2006/picture">
                 <pic:pic>
                   <pic:nvPicPr>
-                    <pic:cNvPr id="0" name="10-reports.png"/>
+                    <pic:cNvPr id="0" name="11-profile.png"/>
                     <pic:cNvPicPr/>
                   </pic:nvPicPr>
                   <pic:blipFill>
@@ -4598,20 +4722,16 @@
           <w:color w:val="667085"/>
           <w:sz w:val="17"/>
         </w:rPr>
-        <w:t>분기 재정 보고서 선택 항목과 Excel 다운로드</w:t>
+        <w:t>개인 프로필 관리 화면</w:t>
       </w:r>
     </w:p>
     <w:p>
-      <w:r>
-        <w:br w:type="page"/>
-      </w:r>
-    </w:p>
-    <w:p>
       <w:pPr>
         <w:pStyle w:val="Heading1"/>
-      </w:pPr>
-      <w:r>
-        <w:t>내 프로필</w:t>
+        <w:pageBreakBefore/>
+      </w:pPr>
+      <w:r>
+        <w:t>시스템 관리</w:t>
       </w:r>
     </w:p>
     <w:p>
@@ -4622,147 +4742,25 @@
         <w:t>사용 가능 역할:</w:t>
       </w:r>
       <w:r>
-        <w:t xml:space="preserve"> Admin, Member</w:t>
+        <w:t xml:space="preserve"> Admin</w:t>
       </w:r>
     </w:p>
     <w:p>
-      <w:pPr>
-        <w:pStyle w:val="ListNumber"/>
-        <w:numPr>
-          <w:ilvl w:val="0"/>
-          <w:numId w:val="31"/>
-        </w:numPr>
-      </w:pPr>
-      <w:r>
-        <w:rPr>
-          <w:b/>
-        </w:rPr>
-        <w:t>My Profile</w:t>
-      </w:r>
-      <w:r>
-        <w:t>을 선택합니다.</w:t>
+      <w:r>
+        <w:t>시스템 관리에는 전체 백업, 전체 복원, 회계연도 보관, 교회 설정 및 이메일 설정 기능이 있습니다. 이 기능들은 교회 전체 데이터베이스 또는 애플리케이션 공통 설정에 영향을 주므로 승인된 교회 기기에서만 사용하십시오.</w:t>
       </w:r>
     </w:p>
     <w:p>
       <w:pPr>
-        <w:pStyle w:val="ListNumber"/>
-        <w:numPr>
-          <w:ilvl w:val="0"/>
-          <w:numId w:val="31"/>
-        </w:numPr>
-      </w:pPr>
-      <w:r>
-        <w:t>로그인 ID로 사용되며 이 화면에서 변경할 수 없는 기본 이메일을 확인합니다.</w:t>
+        <w:pStyle w:val="Heading2"/>
+      </w:pPr>
+      <w:r>
+        <w:t>교회 설정</w:t>
       </w:r>
     </w:p>
     <w:p>
-      <w:pPr>
-        <w:pStyle w:val="ListNumber"/>
-        <w:numPr>
-          <w:ilvl w:val="0"/>
-          <w:numId w:val="31"/>
-        </w:numPr>
-      </w:pPr>
-      <w:r>
-        <w:t>표시 이름, 별명, 보조 이메일, 전화번호, 주소 및 메모를 수정합니다.</w:t>
-      </w:r>
-    </w:p>
-    <w:p>
-      <w:pPr>
-        <w:pStyle w:val="ListNumber"/>
-        <w:numPr>
-          <w:ilvl w:val="0"/>
-          <w:numId w:val="31"/>
-        </w:numPr>
-      </w:pPr>
-      <w:r>
-        <w:rPr>
-          <w:b/>
-        </w:rPr>
-        <w:t>Save profile</w:t>
-      </w:r>
-      <w:r>
-        <w:t>을 선택합니다.</w:t>
-      </w:r>
-    </w:p>
-    <w:p>
-      <w:pPr>
-        <w:keepNext/>
-        <w:spacing w:before="80" w:after="40"/>
-        <w:jc w:val="center"/>
-      </w:pPr>
-      <w:r>
-        <w:drawing>
-          <wp:inline xmlns:a="http://schemas.openxmlformats.org/drawingml/2006/main" xmlns:pic="http://schemas.openxmlformats.org/drawingml/2006/picture">
-            <wp:extent cx="5989320" cy="4159250"/>
-            <wp:docPr id="14" name="Picture 14" descr="개인 프로필 관리 화면"/>
-            <wp:cNvGraphicFramePr>
-              <a:graphicFrameLocks noChangeAspect="1"/>
-            </wp:cNvGraphicFramePr>
-            <a:graphic>
-              <a:graphicData uri="http://schemas.openxmlformats.org/drawingml/2006/picture">
-                <pic:pic>
-                  <pic:nvPicPr>
-                    <pic:cNvPr id="0" name="11-profile.png"/>
-                    <pic:cNvPicPr/>
-                  </pic:nvPicPr>
-                  <pic:blipFill>
-                    <a:blip r:embed="rId24"/>
-                    <a:stretch>
-                      <a:fillRect/>
-                    </a:stretch>
-                  </pic:blipFill>
-                  <pic:spPr>
-                    <a:xfrm>
-                      <a:off x="0" y="0"/>
-                      <a:ext cx="5989320" cy="4159250"/>
-                    </a:xfrm>
-                    <a:prstGeom prst="rect"/>
-                  </pic:spPr>
-                </pic:pic>
-              </a:graphicData>
-            </a:graphic>
-          </wp:inline>
-        </w:drawing>
-      </w:r>
-    </w:p>
-    <w:p>
-      <w:pPr>
-        <w:spacing w:after="120"/>
-        <w:jc w:val="center"/>
-      </w:pPr>
-      <w:r>
-        <w:rPr>
-          <w:rFonts w:ascii="AppleGothic" w:hAnsi="AppleGothic" w:eastAsia="AppleGothic"/>
-          <w:i/>
-          <w:color w:val="667085"/>
-          <w:sz w:val="17"/>
-        </w:rPr>
-        <w:t>개인 프로필 관리 화면</w:t>
-      </w:r>
-    </w:p>
-    <w:p>
-      <w:r>
-        <w:br w:type="page"/>
-      </w:r>
-    </w:p>
-    <w:p>
-      <w:pPr>
-        <w:pStyle w:val="Heading1"/>
-      </w:pPr>
-      <w:r>
-        <w:t>로그아웃</w:t>
-      </w:r>
-    </w:p>
-    <w:p>
-      <w:r>
-        <w:rPr>
-          <w:b/>
-        </w:rPr>
-        <w:t>사용 가능 역할:</w:t>
-      </w:r>
-      <w:r>
-        <w:t xml:space="preserve"> 로그인한 모든 사용자</w:t>
+      <w:r>
+        <w:t>관리자는 서버 파일을 수정하거나 애플리케이션을 재시작하지 않고 교회 정보와 브랜딩을 변경할 수 있습니다.</w:t>
       </w:r>
     </w:p>
     <w:p>
@@ -4774,16 +4772,22 @@
         </w:numPr>
       </w:pPr>
       <w:r>
-        <w:t xml:space="preserve">왼쪽 메뉴 아래의 </w:t>
-      </w:r>
-      <w:r>
         <w:rPr>
           <w:b/>
         </w:rPr>
-        <w:t>Logout</w:t>
-      </w:r>
-      <w:r>
-        <w:t>을 선택합니다.</w:t>
+        <w:t>System Administration</w:t>
+      </w:r>
+      <w:r>
+        <w:t xml:space="preserve">에서 </w:t>
+      </w:r>
+      <w:r>
+        <w:rPr>
+          <w:b/>
+        </w:rPr>
+        <w:t>Church Settings</w:t>
+      </w:r>
+      <w:r>
+        <w:t>를 선택합니다.</w:t>
       </w:r>
     </w:p>
     <w:p>
@@ -4795,7 +4799,7 @@
         </w:numPr>
       </w:pPr>
       <w:r>
-        <w:t>현재 세션이 종료되고 로그인 화면이 열립니다.</w:t>
+        <w:t>교회 이름과 주소를 입력합니다. 이 두 항목은 필수입니다.</w:t>
       </w:r>
     </w:p>
     <w:p>
@@ -4807,22 +4811,551 @@
         </w:numPr>
       </w:pPr>
       <w:r>
-        <w:t>새 세션을 시작하려면 다시 로그인합니다.</w:t>
+        <w:t>필요한 경우 연락처 정보, 재무 담당자 이름, 자선단체 등록번호, 영수증 발행 장소 및 교회 웹사이트를 입력합니다.</w:t>
       </w:r>
     </w:p>
     <w:p>
-      <w:r>
-        <w:t>공용 또는 자리를 비운 컴퓨터에 Church Operations를 열린 상태로 두지 마십시오.</w:t>
+      <w:pPr>
+        <w:pStyle w:val="ListNumber"/>
+        <w:numPr>
+          <w:ilvl w:val="0"/>
+          <w:numId w:val="32"/>
+        </w:numPr>
+      </w:pPr>
+      <w:r>
+        <w:t>교회 로고 또는 대시보드 배너를 교체하려면 5 MB 이하의 PNG 또는 JPEG 이미지를 선택합니다. 새 이미지를 선택하기 전에는 현재 이미지가 미리 보기에 표시됩니다.</w:t>
       </w:r>
     </w:p>
     <w:p>
-      <w:r>
-        <w:br w:type="page"/>
+      <w:pPr>
+        <w:pStyle w:val="ListNumber"/>
+        <w:numPr>
+          <w:ilvl w:val="0"/>
+          <w:numId w:val="32"/>
+        </w:numPr>
+      </w:pPr>
+      <w:r>
+        <w:rPr>
+          <w:b/>
+        </w:rPr>
+        <w:t>Save church settings</w:t>
+      </w:r>
+      <w:r>
+        <w:t>를 선택합니다.</w:t>
       </w:r>
     </w:p>
     <w:p>
+      <w:r>
+        <w:t>저장된 변경 사항은 다시 로그인하지 않아도 즉시 반영됩니다. 왼쪽 메뉴의 교회 이름과 로고, 대시보드의 배너와 연락처 정보가 갱신됩니다. 이후 새로 생성하는 공식 기부금 영수증 PDF와 분기 및 연간 재정 Excel 보고서에는 저장된 교회 정보와 로고가 사용됩니다. 이미 발행되었거나 마감된 보고서는 변경되지 않습니다.</w:t>
+      </w:r>
+    </w:p>
+    <w:p>
+      <w:r>
+        <w:t xml:space="preserve">업로드한 브랜딩과 교회 설정은 데이터베이스에 저장되며 전체 백업에 포함됩니다. 애플리케이션 버전은 왼쪽 메뉴의 </w:t>
+      </w:r>
+      <w:r>
+        <w:rPr>
+          <w:b/>
+        </w:rPr>
+        <w:t>Church Operations</w:t>
+      </w:r>
+      <w:r>
+        <w:t xml:space="preserve"> 아래에 표시되며 배포된 애플리케이션 빌드에서 제공되므로 이 화면에서는 변경할 수 없습니다.</w:t>
+      </w:r>
+    </w:p>
+    <w:p>
+      <w:pPr>
+        <w:pStyle w:val="Heading2"/>
+      </w:pPr>
+      <w:r>
+        <w:t>교회 설정 초기화</w:t>
+      </w:r>
+    </w:p>
+    <w:p>
+      <w:pPr>
+        <w:pStyle w:val="ListNumber"/>
+        <w:numPr>
+          <w:ilvl w:val="0"/>
+          <w:numId w:val="33"/>
+        </w:numPr>
+      </w:pPr>
+      <w:r>
+        <w:rPr>
+          <w:b/>
+        </w:rPr>
+        <w:t>Reset church settings</w:t>
+      </w:r>
+      <w:r>
+        <w:t>를 선택합니다.</w:t>
+      </w:r>
+    </w:p>
+    <w:p>
+      <w:pPr>
+        <w:pStyle w:val="ListNumber"/>
+        <w:numPr>
+          <w:ilvl w:val="0"/>
+          <w:numId w:val="33"/>
+        </w:numPr>
+      </w:pPr>
+      <w:r>
+        <w:t xml:space="preserve">경고 내용을 확인하고 </w:t>
+      </w:r>
+      <w:r>
+        <w:rPr>
+          <w:b/>
+        </w:rPr>
+        <w:t>Confirm reset church settings</w:t>
+      </w:r>
+      <w:r>
+        <w:t>를 선택합니다.</w:t>
+      </w:r>
+    </w:p>
+    <w:p>
+      <w:pPr>
+        <w:pStyle w:val="ListNumber"/>
+        <w:numPr>
+          <w:ilvl w:val="0"/>
+          <w:numId w:val="33"/>
+        </w:numPr>
+      </w:pPr>
+      <w:r>
+        <w:t>데이터베이스에 저장된 교회 설정과 업로드한 브랜딩이 삭제됩니다. 애플리케이션은 즉시 서버에 설정된 교회 정보와 기본 이미지로 돌아갑니다.</w:t>
+      </w:r>
+    </w:p>
+    <w:p>
+      <w:pPr>
+        <w:pStyle w:val="Heading2"/>
+      </w:pPr>
+      <w:r>
+        <w:t>이메일 설정</w:t>
+      </w:r>
+    </w:p>
+    <w:p>
+      <w:r>
+        <w:t>관리자는 애플리케이션을 재시작하지 않고 SMTP 호스트, 포트, 사용자 이름, 비밀번호 및 발신 주소를 변경할 수 있습니다.</w:t>
+      </w:r>
+    </w:p>
+    <w:p>
+      <w:pPr>
+        <w:pStyle w:val="ListNumber"/>
+        <w:numPr>
+          <w:ilvl w:val="0"/>
+          <w:numId w:val="34"/>
+        </w:numPr>
+      </w:pPr>
+      <w:r>
+        <w:rPr>
+          <w:b/>
+        </w:rPr>
+        <w:t>System Administration</w:t>
+      </w:r>
+      <w:r>
+        <w:t xml:space="preserve">에서 </w:t>
+      </w:r>
+      <w:r>
+        <w:rPr>
+          <w:b/>
+        </w:rPr>
+        <w:t>Email Settings</w:t>
+      </w:r>
+      <w:r>
+        <w:t>를 선택합니다.</w:t>
+      </w:r>
+    </w:p>
+    <w:p>
+      <w:pPr>
+        <w:pStyle w:val="ListNumber"/>
+        <w:numPr>
+          <w:ilvl w:val="0"/>
+          <w:numId w:val="34"/>
+        </w:numPr>
+      </w:pPr>
+      <w:r>
+        <w:t xml:space="preserve">이메일 제공업체에서 받은 SMTP 호스트, 포트, 사용자 이름 및 </w:t>
+      </w:r>
+      <w:r>
+        <w:rPr>
+          <w:b/>
+        </w:rPr>
+        <w:t>From address</w:t>
+      </w:r>
+      <w:r>
+        <w:t>를 입력합니다.</w:t>
+      </w:r>
+    </w:p>
+    <w:p>
+      <w:pPr>
+        <w:pStyle w:val="ListNumber"/>
+        <w:numPr>
+          <w:ilvl w:val="0"/>
+          <w:numId w:val="34"/>
+        </w:numPr>
+      </w:pPr>
+      <w:r>
+        <w:t xml:space="preserve">제공업체 비밀번호를 처음 설정하거나 교체할 때 </w:t>
+      </w:r>
+      <w:r>
+        <w:rPr>
+          <w:b/>
+        </w:rPr>
+        <w:t>SMTP password</w:t>
+      </w:r>
+      <w:r>
+        <w:t>를 입력합니다. 현재 설정된 비밀번호를 유지하려면 비워 둡니다.</w:t>
+      </w:r>
+    </w:p>
+    <w:p>
+      <w:pPr>
+        <w:pStyle w:val="ListNumber"/>
+        <w:numPr>
+          <w:ilvl w:val="0"/>
+          <w:numId w:val="34"/>
+        </w:numPr>
+      </w:pPr>
+      <w:r>
+        <w:t xml:space="preserve">받을 수 있는 주소를 </w:t>
+      </w:r>
+      <w:r>
+        <w:rPr>
+          <w:b/>
+        </w:rPr>
+        <w:t>Test recipient</w:t>
+      </w:r>
+      <w:r>
+        <w:t xml:space="preserve">에 입력하고 </w:t>
+      </w:r>
+      <w:r>
+        <w:rPr>
+          <w:b/>
+        </w:rPr>
+        <w:t>Send test email</w:t>
+      </w:r>
+      <w:r>
+        <w:t>을 선택합니다.</w:t>
+      </w:r>
+    </w:p>
+    <w:p>
+      <w:pPr>
+        <w:pStyle w:val="ListNumber"/>
+        <w:numPr>
+          <w:ilvl w:val="0"/>
+          <w:numId w:val="34"/>
+        </w:numPr>
+      </w:pPr>
+      <w:r>
+        <w:t xml:space="preserve">시험 이메일이 도착했는지 확인합니다. 화면의 정확한 설정값으로 시험 발송이 성공해야 </w:t>
+      </w:r>
+      <w:r>
+        <w:rPr>
+          <w:b/>
+        </w:rPr>
+        <w:t>Save settings</w:t>
+      </w:r>
+      <w:r>
+        <w:t>가 활성화됩니다.</w:t>
+      </w:r>
+    </w:p>
+    <w:p>
+      <w:pPr>
+        <w:pStyle w:val="ListNumber"/>
+        <w:numPr>
+          <w:ilvl w:val="0"/>
+          <w:numId w:val="34"/>
+        </w:numPr>
+      </w:pPr>
+      <w:r>
+        <w:rPr>
+          <w:b/>
+        </w:rPr>
+        <w:t>Save settings</w:t>
+      </w:r>
+      <w:r>
+        <w:t>를 선택합니다. 저장된 설정은 비밀번호 재설정 이메일에 즉시 적용됩니다.</w:t>
+      </w:r>
+    </w:p>
+    <w:p>
+      <w:r>
+        <w:t xml:space="preserve">상태에는 현재 값이 </w:t>
+      </w:r>
+      <w:r>
+        <w:rPr>
+          <w:b/>
+        </w:rPr>
+        <w:t>Database settings</w:t>
+      </w:r>
+      <w:r>
+        <w:t xml:space="preserve"> 또는 </w:t>
+      </w:r>
+      <w:r>
+        <w:rPr>
+          <w:b/>
+        </w:rPr>
+        <w:t>Server defaults</w:t>
+      </w:r>
+      <w:r>
+        <w:t xml:space="preserve"> 중 어디에서 왔는지와 비밀번호 설정 여부가 표시됩니다. 비밀번호 자체는 표시되지 않습니다. 정보 아이콘을 선택하면 관리자 안내를 볼 수 있습니다.</w:t>
+      </w:r>
+    </w:p>
+    <w:p>
+      <w:pPr>
+        <w:pStyle w:val="Heading2"/>
+      </w:pPr>
+      <w:r>
+        <w:t>이메일 설정 초기화</w:t>
+      </w:r>
+    </w:p>
+    <w:p>
+      <w:pPr>
+        <w:pStyle w:val="ListNumber"/>
+        <w:numPr>
+          <w:ilvl w:val="0"/>
+          <w:numId w:val="35"/>
+        </w:numPr>
+      </w:pPr>
+      <w:r>
+        <w:t xml:space="preserve">유효한 이메일 주소를 </w:t>
+      </w:r>
+      <w:r>
+        <w:rPr>
+          <w:b/>
+        </w:rPr>
+        <w:t>Test recipient</w:t>
+      </w:r>
+      <w:r>
+        <w:t>에 입력합니다.</w:t>
+      </w:r>
+    </w:p>
+    <w:p>
+      <w:pPr>
+        <w:pStyle w:val="ListNumber"/>
+        <w:numPr>
+          <w:ilvl w:val="0"/>
+          <w:numId w:val="35"/>
+        </w:numPr>
+      </w:pPr>
+      <w:r>
+        <w:rPr>
+          <w:b/>
+        </w:rPr>
+        <w:t>Reset to server defaults</w:t>
+      </w:r>
+      <w:r>
+        <w:t>를 선택하고 확인합니다.</w:t>
+      </w:r>
+    </w:p>
+    <w:p>
+      <w:pPr>
+        <w:pStyle w:val="ListNumber"/>
+        <w:numPr>
+          <w:ilvl w:val="0"/>
+          <w:numId w:val="35"/>
+        </w:numPr>
+      </w:pPr>
+      <w:r>
+        <w:t xml:space="preserve">애플리케이션은 먼저 </w:t>
+      </w:r>
+      <w:r>
+        <w:rPr>
+          <w:rFonts w:ascii="Courier New" w:hAnsi="Courier New" w:eastAsia="Courier New"/>
+          <w:color w:val="123047"/>
+          <w:sz w:val="19"/>
+        </w:rPr>
+        <w:t>.env</w:t>
+      </w:r>
+      <w:r>
+        <w:t>의 기본값으로 시험 이메일을 보냅니다. 시험이 성공한 경우에만 데이터베이스 설정을 삭제합니다.</w:t>
+      </w:r>
+    </w:p>
+    <w:p>
+      <w:pPr>
+        <w:pStyle w:val="Heading2"/>
+      </w:pPr>
+      <w:r>
+        <w:t>서버 관리자 책임</w:t>
+      </w:r>
+    </w:p>
+    <w:p>
+      <w:pPr>
+        <w:pStyle w:val="ListBullet"/>
+      </w:pPr>
+      <w:r>
+        <w:rPr>
+          <w:rFonts w:ascii="Courier New" w:hAnsi="Courier New" w:eastAsia="Courier New"/>
+          <w:color w:val="123047"/>
+          <w:sz w:val="19"/>
+        </w:rPr>
+        <w:t>MAIL_SMTP_AUTH</w:t>
+      </w:r>
+      <w:r>
+        <w:t xml:space="preserve">, </w:t>
+      </w:r>
+      <w:r>
+        <w:rPr>
+          <w:rFonts w:ascii="Courier New" w:hAnsi="Courier New" w:eastAsia="Courier New"/>
+          <w:color w:val="123047"/>
+          <w:sz w:val="19"/>
+        </w:rPr>
+        <w:t>MAIL_SMTP_STARTTLS</w:t>
+      </w:r>
+      <w:r>
+        <w:t xml:space="preserve">, </w:t>
+      </w:r>
+      <w:r>
+        <w:rPr>
+          <w:rFonts w:ascii="Courier New" w:hAnsi="Courier New" w:eastAsia="Courier New"/>
+          <w:color w:val="123047"/>
+          <w:sz w:val="19"/>
+        </w:rPr>
+        <w:t>PASSWORD_RESET_FRONTEND_BASE_URL</w:t>
+      </w:r>
+      <w:r>
+        <w:t xml:space="preserve">은 </w:t>
+      </w:r>
+      <w:r>
+        <w:rPr>
+          <w:rFonts w:ascii="Courier New" w:hAnsi="Courier New" w:eastAsia="Courier New"/>
+          <w:color w:val="123047"/>
+          <w:sz w:val="19"/>
+        </w:rPr>
+        <w:t>.env</w:t>
+      </w:r>
+      <w:r>
+        <w:t>에서 관리하며 변경 후 백엔드를 재시작해야 합니다.</w:t>
+      </w:r>
+    </w:p>
+    <w:p>
+      <w:pPr>
+        <w:pStyle w:val="ListBullet"/>
+      </w:pPr>
+      <w:r>
+        <w:rPr>
+          <w:rFonts w:ascii="Courier New" w:hAnsi="Courier New" w:eastAsia="Courier New"/>
+          <w:color w:val="123047"/>
+          <w:sz w:val="19"/>
+        </w:rPr>
+        <w:t>CHURCH_SETTINGS_ENCRYPTION_KEY</w:t>
+      </w:r>
+      <w:r>
+        <w:t>는 Base64로 인코딩된 32바이트 키로 한 번만 생성하고, 비밀로 보관하며 변경하거나 분실하지 마십시오.</w:t>
+      </w:r>
+    </w:p>
+    <w:p>
+      <w:pPr>
+        <w:pStyle w:val="ListBullet"/>
+      </w:pPr>
+      <w:r>
+        <w:t>SMTP 비밀번호는 MongoDB에 암호화되어 저장됩니다. 전체 백업에는 암호화된 값이 포함되지만 암호화 키는 포함되지 않습니다.</w:t>
+      </w:r>
+    </w:p>
+    <w:p>
+      <w:pPr>
+        <w:pStyle w:val="ListBullet"/>
+      </w:pPr>
+      <w:r>
+        <w:t xml:space="preserve">백업을 복원하는 서버에는 동일한 </w:t>
+      </w:r>
+      <w:r>
+        <w:rPr>
+          <w:rFonts w:ascii="Courier New" w:hAnsi="Courier New" w:eastAsia="Courier New"/>
+          <w:color w:val="123047"/>
+          <w:sz w:val="19"/>
+        </w:rPr>
+        <w:t>CHURCH_SETTINGS_ENCRYPTION_KEY</w:t>
+      </w:r>
+      <w:r>
+        <w:t>가 있어야 합니다. 키가 다르면 복원된 SMTP 비밀번호를 해독할 수 없습니다.</w:t>
+      </w:r>
+    </w:p>
+    <w:p>
+      <w:pPr>
+        <w:pStyle w:val="ListBullet"/>
+      </w:pPr>
+      <w:r>
+        <w:rPr>
+          <w:rFonts w:ascii="Courier New" w:hAnsi="Courier New" w:eastAsia="Courier New"/>
+          <w:color w:val="123047"/>
+          <w:sz w:val="19"/>
+        </w:rPr>
+        <w:t>.env</w:t>
+      </w:r>
+      <w:r>
+        <w:t xml:space="preserve"> 파일과 암호화 키는 데이터베이스 백업 파일과 분리하여 교회가 관리하는 안전한 비밀번호 관리자 또는 비밀 저장소에 보관하십시오.</w:t>
+      </w:r>
+    </w:p>
+    <w:p>
       <w:pPr>
         <w:pStyle w:val="Heading1"/>
+        <w:pageBreakBefore/>
+      </w:pPr>
+      <w:r>
+        <w:t>로그아웃</w:t>
+      </w:r>
+    </w:p>
+    <w:p>
+      <w:r>
+        <w:rPr>
+          <w:b/>
+        </w:rPr>
+        <w:t>사용 가능 역할:</w:t>
+      </w:r>
+      <w:r>
+        <w:t xml:space="preserve"> 로그인한 모든 사용자</w:t>
+      </w:r>
+    </w:p>
+    <w:p>
+      <w:pPr>
+        <w:pStyle w:val="ListNumber"/>
+        <w:numPr>
+          <w:ilvl w:val="0"/>
+          <w:numId w:val="36"/>
+        </w:numPr>
+      </w:pPr>
+      <w:r>
+        <w:t xml:space="preserve">왼쪽 메뉴 아래의 </w:t>
+      </w:r>
+      <w:r>
+        <w:rPr>
+          <w:b/>
+        </w:rPr>
+        <w:t>Logout</w:t>
+      </w:r>
+      <w:r>
+        <w:t>을 선택합니다.</w:t>
+      </w:r>
+    </w:p>
+    <w:p>
+      <w:pPr>
+        <w:pStyle w:val="ListNumber"/>
+        <w:numPr>
+          <w:ilvl w:val="0"/>
+          <w:numId w:val="36"/>
+        </w:numPr>
+      </w:pPr>
+      <w:r>
+        <w:t>현재 세션이 종료되고 로그인 화면이 열립니다.</w:t>
+      </w:r>
+    </w:p>
+    <w:p>
+      <w:pPr>
+        <w:pStyle w:val="ListNumber"/>
+        <w:numPr>
+          <w:ilvl w:val="0"/>
+          <w:numId w:val="36"/>
+        </w:numPr>
+      </w:pPr>
+      <w:r>
+        <w:t>새 세션을 시작하려면 다시 로그인합니다.</w:t>
+      </w:r>
+    </w:p>
+    <w:p>
+      <w:r>
+        <w:t>공용 또는 자리를 비운 컴퓨터에 Church Operations를 열린 상태로 두지 마십시오.</w:t>
+      </w:r>
+    </w:p>
+    <w:p>
+      <w:pPr>
+        <w:pStyle w:val="Heading1"/>
+        <w:pageBreakBefore/>
       </w:pPr>
       <w:r>
         <w:t>문제 해결 및 보안 안내</w:t>
@@ -5323,6 +5856,30 @@
     </w:lvlOverride>
   </w:num>
   <w:num w:numId="32">
+    <w:abstractNumId w:val="7"/>
+    <w:lvlOverride w:ilvl="0">
+      <w:startOverride w:val="1"/>
+    </w:lvlOverride>
+  </w:num>
+  <w:num w:numId="33">
+    <w:abstractNumId w:val="7"/>
+    <w:lvlOverride w:ilvl="0">
+      <w:startOverride w:val="1"/>
+    </w:lvlOverride>
+  </w:num>
+  <w:num w:numId="34">
+    <w:abstractNumId w:val="7"/>
+    <w:lvlOverride w:ilvl="0">
+      <w:startOverride w:val="1"/>
+    </w:lvlOverride>
+  </w:num>
+  <w:num w:numId="35">
+    <w:abstractNumId w:val="7"/>
+    <w:lvlOverride w:ilvl="0">
+      <w:startOverride w:val="1"/>
+    </w:lvlOverride>
+  </w:num>
+  <w:num w:numId="36">
     <w:abstractNumId w:val="7"/>
     <w:lvlOverride w:ilvl="0">
       <w:startOverride w:val="1"/>

--- a/docs/user-guide/교회운영 메뉴얼.docx
+++ b/docs/user-guide/교회운영 메뉴얼.docx
@@ -4846,7 +4846,7 @@
     </w:p>
     <w:p>
       <w:r>
-        <w:t>저장된 변경 사항은 다시 로그인하지 않아도 즉시 반영됩니다. 왼쪽 메뉴의 교회 이름과 로고, 대시보드의 배너와 연락처 정보가 갱신됩니다. 이후 새로 생성하는 공식 기부금 영수증 PDF와 분기 및 연간 재정 Excel 보고서에는 저장된 교회 정보와 로고가 사용됩니다. 이미 발행되었거나 마감된 보고서는 변경되지 않습니다.</w:t>
+        <w:t>저장된 변경 사항은 다시 로그인하지 않아도 즉시 반영됩니다. 왼쪽 메뉴의 교회 이름과 로고, 대시보드의 배너와 연락처 정보가 갱신됩니다. 이후 새로 생성하는 공식 기부금 영수증 PDF와 분기 및 연간 재정 Excel 보고서에는 저장된 교회 정보와 로고가 사용됩니다. 이전에 다운로드한 파일과 마감된 연말 보고서 스냅샷은 변경되지 않습니다.</w:t>
       </w:r>
     </w:p>
     <w:p>

--- a/docs/user-guide/교회운영 메뉴얼.docx
+++ b/docs/user-guide/교회운영 메뉴얼.docx
@@ -4823,7 +4823,13 @@
         </w:numPr>
       </w:pPr>
       <w:r>
-        <w:t>교회 로고 또는 대시보드 배너를 교체하려면 5 MB 이하의 PNG 또는 JPEG 이미지를 선택합니다. 새 이미지를 선택하기 전에는 현재 이미지가 미리 보기에 표시됩니다.</w:t>
+        <w:rPr>
+          <w:b/>
+        </w:rPr>
+        <w:t>Operational Settings</w:t>
+      </w:r>
+      <w:r>
+        <w:t>에서 교회 시간대와 회계연도 시작 월을 선택합니다.</w:t>
       </w:r>
     </w:p>
     <w:p>
@@ -4838,15 +4844,106 @@
         <w:rPr>
           <w:b/>
         </w:rPr>
-        <w:t>Save church settings</w:t>
-      </w:r>
-      <w:r>
-        <w:t>를 선택합니다.</w:t>
+        <w:t>List page size</w:t>
+      </w:r>
+      <w:r>
+        <w:t>를 5에서 100 사이로 설정하고 준비된 데이터 작업을 유지할 시간을 선택합니다.</w:t>
       </w:r>
     </w:p>
     <w:p>
-      <w:r>
-        <w:t>저장된 변경 사항은 다시 로그인하지 않아도 즉시 반영됩니다. 왼쪽 메뉴의 교회 이름과 로고, 대시보드의 배너와 연락처 정보가 갱신됩니다. 이후 새로 생성하는 공식 기부금 영수증 PDF와 분기 및 연간 재정 Excel 보고서에는 저장된 교회 정보와 로고가 사용됩니다. 이전에 다운로드한 파일과 마감된 연말 보고서 스냅샷은 변경되지 않습니다.</w:t>
+      <w:pPr>
+        <w:pStyle w:val="ListNumber"/>
+        <w:numPr>
+          <w:ilvl w:val="0"/>
+          <w:numId w:val="32"/>
+        </w:numPr>
+      </w:pPr>
+      <w:r>
+        <w:t>교회 로고 또는 대시보드 배너를 교체하려면 5 MB 이하의 PNG 또는 JPEG 이미지를 선택합니다. 새 이미지를 선택하기 전에는 현재 이미지가 미리 보기에 표시됩니다.</w:t>
+      </w:r>
+    </w:p>
+    <w:p>
+      <w:pPr>
+        <w:pStyle w:val="ListNumber"/>
+        <w:numPr>
+          <w:ilvl w:val="0"/>
+          <w:numId w:val="32"/>
+        </w:numPr>
+      </w:pPr>
+      <w:r>
+        <w:rPr>
+          <w:b/>
+        </w:rPr>
+        <w:t>Save church settings</w:t>
+      </w:r>
+      <w:r>
+        <w:t>를 선택합니다.</w:t>
+      </w:r>
+    </w:p>
+    <w:p>
+      <w:pPr>
+        <w:keepNext/>
+        <w:spacing w:before="80" w:after="40"/>
+        <w:jc w:val="center"/>
+      </w:pPr>
+      <w:r>
+        <w:drawing>
+          <wp:inline xmlns:a="http://schemas.openxmlformats.org/drawingml/2006/main" xmlns:pic="http://schemas.openxmlformats.org/drawingml/2006/picture">
+            <wp:extent cx="5989320" cy="3744742"/>
+            <wp:docPr id="14" name="Picture 14" descr="교회 정보, 운영 설정 및 브랜딩"/>
+            <wp:cNvGraphicFramePr>
+              <a:graphicFrameLocks noChangeAspect="1"/>
+            </wp:cNvGraphicFramePr>
+            <a:graphic>
+              <a:graphicData uri="http://schemas.openxmlformats.org/drawingml/2006/picture">
+                <pic:pic>
+                  <pic:nvPicPr>
+                    <pic:cNvPr id="0" name="13-church-settings.png"/>
+                    <pic:cNvPicPr/>
+                  </pic:nvPicPr>
+                  <pic:blipFill>
+                    <a:blip r:embed="rId24"/>
+                    <a:stretch>
+                      <a:fillRect/>
+                    </a:stretch>
+                  </pic:blipFill>
+                  <pic:spPr>
+                    <a:xfrm>
+                      <a:off x="0" y="0"/>
+                      <a:ext cx="5989320" cy="3744742"/>
+                    </a:xfrm>
+                    <a:prstGeom prst="rect"/>
+                  </pic:spPr>
+                </pic:pic>
+              </a:graphicData>
+            </a:graphic>
+          </wp:inline>
+        </w:drawing>
+      </w:r>
+    </w:p>
+    <w:p>
+      <w:pPr>
+        <w:spacing w:after="120"/>
+        <w:jc w:val="center"/>
+      </w:pPr>
+      <w:r>
+        <w:rPr>
+          <w:rFonts w:ascii="AppleGothic" w:hAnsi="AppleGothic" w:eastAsia="AppleGothic"/>
+          <w:i/>
+          <w:color w:val="667085"/>
+          <w:sz w:val="17"/>
+        </w:rPr>
+        <w:t>교회 정보, 운영 설정 및 브랜딩</w:t>
+      </w:r>
+    </w:p>
+    <w:p>
+      <w:r>
+        <w:t>저장된 변경 사항은 다시 로그인하거나 서버를 재시작하지 않아도 즉시 반영됩니다. 왼쪽 메뉴의 교회 이름과 로고, 대시보드의 배너와 연락처 정보가 갱신됩니다. 열려 있는 목록은 1페이지로 돌아가며 새 페이지 크기를 사용합니다. 대시보드 합계, 실시간 보고서, 보관 기간 및 연말 마감 가능 여부는 선택한 시간대와 회계연도 시작 월을 사용합니다.</w:t>
+      </w:r>
+    </w:p>
+    <w:p>
+      <w:r>
+        <w:t>이후 새로 생성하는 공식 기부금 영수증 PDF와 분기 및 연간 재정 Excel 보고서에는 저장된 교회 정보와 로고가 사용됩니다. 이전에 다운로드한 파일, 발행된 기부금 영수증, 마감된 연말 보고서 스냅샷 및 기존 회계연도 보관 파일은 변경되지 않습니다. 이미 준비된 복원 작업은 기존 만료 시간을 유지하며 새 유지 시간은 다음에 준비하는 작업부터 적용됩니다.</w:t>
       </w:r>
     </w:p>
     <w:p>
@@ -4919,7 +5016,7 @@
         </w:numPr>
       </w:pPr>
       <w:r>
-        <w:t>데이터베이스에 저장된 교회 설정과 업로드한 브랜딩이 삭제됩니다. 애플리케이션은 즉시 서버에 설정된 교회 정보와 기본 이미지로 돌아갑니다.</w:t>
+        <w:t>데이터베이스에 저장된 교회 설정과 업로드한 브랜딩이 삭제됩니다. 애플리케이션은 즉시 서버에 설정된 교회 정보, 운영 값 및 기본 이미지로 돌아갑니다.</w:t>
       </w:r>
     </w:p>
     <w:p>

--- a/docs/user-guide/교회운영 메뉴얼.docx
+++ b/docs/user-guide/교회운영 메뉴얼.docx
@@ -2,46 +2,6 @@
 <file path=word/document.xml><?xml version="1.0" encoding="utf-8"?>
 <w:document xmlns:wpc="http://schemas.microsoft.com/office/word/2010/wordprocessingCanvas" xmlns:mo="http://schemas.microsoft.com/office/mac/office/2008/main" xmlns:mc="http://schemas.openxmlformats.org/markup-compatibility/2006" xmlns:mv="urn:schemas-microsoft-com:mac:vml" xmlns:o="urn:schemas-microsoft-com:office:office" xmlns:r="http://schemas.openxmlformats.org/officeDocument/2006/relationships" xmlns:m="http://schemas.openxmlformats.org/officeDocument/2006/math" xmlns:v="urn:schemas-microsoft-com:vml" xmlns:wp14="http://schemas.microsoft.com/office/word/2010/wordprocessingDrawing" xmlns:wp="http://schemas.openxmlformats.org/drawingml/2006/wordprocessingDrawing" xmlns:w10="urn:schemas-microsoft-com:office:word" xmlns:w="http://schemas.openxmlformats.org/wordprocessingml/2006/main" xmlns:w14="http://schemas.microsoft.com/office/word/2010/wordml" xmlns:wpg="http://schemas.microsoft.com/office/word/2010/wordprocessingGroup" xmlns:wpi="http://schemas.microsoft.com/office/word/2010/wordprocessingInk" xmlns:wne="http://schemas.microsoft.com/office/word/2006/wordml" xmlns:wps="http://schemas.microsoft.com/office/word/2010/wordprocessingShape" mc:Ignorable="w14 wp14">
   <w:body>
-    <w:p>
-      <w:pPr>
-        <w:spacing w:after="440"/>
-        <w:jc w:val="center"/>
-      </w:pPr>
-      <w:r>
-        <w:drawing>
-          <wp:inline xmlns:a="http://schemas.openxmlformats.org/drawingml/2006/main" xmlns:pic="http://schemas.openxmlformats.org/drawingml/2006/picture">
-            <wp:extent cx="1965960" cy="667128"/>
-            <wp:docPr id="1" name="Picture 1" descr="Capstone Presbyterian Church 로고"/>
-            <wp:cNvGraphicFramePr>
-              <a:graphicFrameLocks noChangeAspect="1"/>
-            </wp:cNvGraphicFramePr>
-            <a:graphic>
-              <a:graphicData uri="http://schemas.openxmlformats.org/drawingml/2006/picture">
-                <pic:pic>
-                  <pic:nvPicPr>
-                    <pic:cNvPr id="0" name="church_logo.png"/>
-                    <pic:cNvPicPr/>
-                  </pic:nvPicPr>
-                  <pic:blipFill>
-                    <a:blip r:embed="rId11"/>
-                    <a:stretch>
-                      <a:fillRect/>
-                    </a:stretch>
-                  </pic:blipFill>
-                  <pic:spPr>
-                    <a:xfrm>
-                      <a:off x="0" y="0"/>
-                      <a:ext cx="1965960" cy="667128"/>
-                    </a:xfrm>
-                    <a:prstGeom prst="rect"/>
-                  </pic:spPr>
-                </pic:pic>
-              </a:graphicData>
-            </a:graphic>
-          </wp:inline>
-        </w:drawing>
-      </w:r>
-    </w:p>
     <w:p>
       <w:pPr>
         <w:spacing w:after="160"/>
@@ -1452,8 +1412,8 @@
       <w:r>
         <w:drawing>
           <wp:inline xmlns:a="http://schemas.openxmlformats.org/drawingml/2006/main" xmlns:pic="http://schemas.openxmlformats.org/drawingml/2006/picture">
-            <wp:extent cx="4297680" cy="2418932"/>
-            <wp:docPr id="2" name="Picture 2" descr="로그인 화면"/>
+            <wp:extent cx="4297680" cy="2418764"/>
+            <wp:docPr id="1" name="Picture 1" descr="로그인 화면"/>
             <wp:cNvGraphicFramePr>
               <a:graphicFrameLocks noChangeAspect="1"/>
             </wp:cNvGraphicFramePr>
@@ -1465,7 +1425,7 @@
                     <pic:cNvPicPr/>
                   </pic:nvPicPr>
                   <pic:blipFill>
-                    <a:blip r:embed="rId12"/>
+                    <a:blip r:embed="rId11"/>
                     <a:stretch>
                       <a:fillRect/>
                     </a:stretch>
@@ -1473,7 +1433,7 @@
                   <pic:spPr>
                     <a:xfrm>
                       <a:off x="0" y="0"/>
-                      <a:ext cx="4297680" cy="2418932"/>
+                      <a:ext cx="4297680" cy="2418764"/>
                     </a:xfrm>
                     <a:prstGeom prst="rect"/>
                   </pic:spPr>
@@ -1627,7 +1587,7 @@
         <w:drawing>
           <wp:inline xmlns:a="http://schemas.openxmlformats.org/drawingml/2006/main" xmlns:pic="http://schemas.openxmlformats.org/drawingml/2006/picture">
             <wp:extent cx="4297680" cy="2418932"/>
-            <wp:docPr id="3" name="Picture 3" descr="최초 로그인 시 필수 비밀번호 변경"/>
+            <wp:docPr id="2" name="Picture 2" descr="최초 로그인 시 필수 비밀번호 변경"/>
             <wp:cNvGraphicFramePr>
               <a:graphicFrameLocks noChangeAspect="1"/>
             </wp:cNvGraphicFramePr>
@@ -1639,7 +1599,7 @@
                     <pic:cNvPicPr/>
                   </pic:nvPicPr>
                   <pic:blipFill>
-                    <a:blip r:embed="rId13"/>
+                    <a:blip r:embed="rId12"/>
                     <a:stretch>
                       <a:fillRect/>
                     </a:stretch>
@@ -2086,8 +2046,8 @@
       <w:r>
         <w:drawing>
           <wp:inline xmlns:a="http://schemas.openxmlformats.org/drawingml/2006/main" xmlns:pic="http://schemas.openxmlformats.org/drawingml/2006/picture">
-            <wp:extent cx="4297680" cy="2418932"/>
-            <wp:docPr id="4" name="Picture 4" descr="비밀번호 재설정 링크 요청"/>
+            <wp:extent cx="4297680" cy="2985757"/>
+            <wp:docPr id="3" name="Picture 3" descr="비밀번호 재설정 링크 요청"/>
             <wp:cNvGraphicFramePr>
               <a:graphicFrameLocks noChangeAspect="1"/>
             </wp:cNvGraphicFramePr>
@@ -2099,7 +2059,7 @@
                     <pic:cNvPicPr/>
                   </pic:nvPicPr>
                   <pic:blipFill>
-                    <a:blip r:embed="rId14"/>
+                    <a:blip r:embed="rId13"/>
                     <a:stretch>
                       <a:fillRect/>
                     </a:stretch>
@@ -2107,7 +2067,7 @@
                   <pic:spPr>
                     <a:xfrm>
                       <a:off x="0" y="0"/>
-                      <a:ext cx="4297680" cy="2418932"/>
+                      <a:ext cx="4297680" cy="2985757"/>
                     </a:xfrm>
                     <a:prstGeom prst="rect"/>
                   </pic:spPr>
@@ -2142,8 +2102,8 @@
       <w:r>
         <w:drawing>
           <wp:inline xmlns:a="http://schemas.openxmlformats.org/drawingml/2006/main" xmlns:pic="http://schemas.openxmlformats.org/drawingml/2006/picture">
-            <wp:extent cx="4297680" cy="2418932"/>
-            <wp:docPr id="5" name="Picture 5" descr="이메일 링크에서 새 비밀번호 설정"/>
+            <wp:extent cx="4297680" cy="2985757"/>
+            <wp:docPr id="4" name="Picture 4" descr="이메일 링크에서 새 비밀번호 설정"/>
             <wp:cNvGraphicFramePr>
               <a:graphicFrameLocks noChangeAspect="1"/>
             </wp:cNvGraphicFramePr>
@@ -2155,7 +2115,7 @@
                     <pic:cNvPicPr/>
                   </pic:nvPicPr>
                   <pic:blipFill>
-                    <a:blip r:embed="rId15"/>
+                    <a:blip r:embed="rId14"/>
                     <a:stretch>
                       <a:fillRect/>
                     </a:stretch>
@@ -2163,7 +2123,7 @@
                   <pic:spPr>
                     <a:xfrm>
                       <a:off x="0" y="0"/>
-                      <a:ext cx="4297680" cy="2418932"/>
+                      <a:ext cx="4297680" cy="2985757"/>
                     </a:xfrm>
                     <a:prstGeom prst="rect"/>
                   </pic:spPr>
@@ -2326,7 +2286,7 @@
         <w:drawing>
           <wp:inline xmlns:a="http://schemas.openxmlformats.org/drawingml/2006/main" xmlns:pic="http://schemas.openxmlformats.org/drawingml/2006/picture">
             <wp:extent cx="5989320" cy="4159250"/>
-            <wp:docPr id="6" name="Picture 6" descr="대시보드 개요"/>
+            <wp:docPr id="5" name="Picture 5" descr="대시보드 개요"/>
             <wp:cNvGraphicFramePr>
               <a:graphicFrameLocks noChangeAspect="1"/>
             </wp:cNvGraphicFramePr>
@@ -2338,7 +2298,7 @@
                     <pic:cNvPicPr/>
                   </pic:nvPicPr>
                   <pic:blipFill>
-                    <a:blip r:embed="rId16"/>
+                    <a:blip r:embed="rId15"/>
                     <a:stretch>
                       <a:fillRect/>
                     </a:stretch>
@@ -2768,7 +2728,7 @@
         <w:drawing>
           <wp:inline xmlns:a="http://schemas.openxmlformats.org/drawingml/2006/main" xmlns:pic="http://schemas.openxmlformats.org/drawingml/2006/picture">
             <wp:extent cx="5989320" cy="4161001"/>
-            <wp:docPr id="7" name="Picture 7" descr="교인 검색 및 등록 화면"/>
+            <wp:docPr id="6" name="Picture 6" descr="교인 검색 및 등록 화면"/>
             <wp:cNvGraphicFramePr>
               <a:graphicFrameLocks noChangeAspect="1"/>
             </wp:cNvGraphicFramePr>
@@ -2780,7 +2740,7 @@
                     <pic:cNvPicPr/>
                   </pic:nvPicPr>
                   <pic:blipFill>
-                    <a:blip r:embed="rId17"/>
+                    <a:blip r:embed="rId16"/>
                     <a:stretch>
                       <a:fillRect/>
                     </a:stretch>
@@ -3230,8 +3190,8 @@
       <w:r>
         <w:drawing>
           <wp:inline xmlns:a="http://schemas.openxmlformats.org/drawingml/2006/main" xmlns:pic="http://schemas.openxmlformats.org/drawingml/2006/picture">
-            <wp:extent cx="5989320" cy="4161001"/>
-            <wp:docPr id="8" name="Picture 8" descr="헌금 목록 및 입력 화면"/>
+            <wp:extent cx="5989320" cy="4159250"/>
+            <wp:docPr id="7" name="Picture 7" descr="헌금 목록 및 입력 화면"/>
             <wp:cNvGraphicFramePr>
               <a:graphicFrameLocks noChangeAspect="1"/>
             </wp:cNvGraphicFramePr>
@@ -3240,6 +3200,354 @@
                 <pic:pic>
                   <pic:nvPicPr>
                     <pic:cNvPr id="0" name="06-offerings.png"/>
+                    <pic:cNvPicPr/>
+                  </pic:nvPicPr>
+                  <pic:blipFill>
+                    <a:blip r:embed="rId17"/>
+                    <a:stretch>
+                      <a:fillRect/>
+                    </a:stretch>
+                  </pic:blipFill>
+                  <pic:spPr>
+                    <a:xfrm>
+                      <a:off x="0" y="0"/>
+                      <a:ext cx="5989320" cy="4159250"/>
+                    </a:xfrm>
+                    <a:prstGeom prst="rect"/>
+                  </pic:spPr>
+                </pic:pic>
+              </a:graphicData>
+            </a:graphic>
+          </wp:inline>
+        </w:drawing>
+      </w:r>
+    </w:p>
+    <w:p>
+      <w:pPr>
+        <w:spacing w:after="120"/>
+        <w:jc w:val="center"/>
+      </w:pPr>
+      <w:r>
+        <w:rPr>
+          <w:rFonts w:ascii="AppleGothic" w:hAnsi="AppleGothic" w:eastAsia="AppleGothic"/>
+          <w:i/>
+          <w:color w:val="667085"/>
+          <w:sz w:val="17"/>
+        </w:rPr>
+        <w:t>헌금 목록 및 입력 화면</w:t>
+      </w:r>
+    </w:p>
+    <w:p>
+      <w:pPr>
+        <w:pStyle w:val="Heading1"/>
+        <w:pageBreakBefore/>
+      </w:pPr>
+      <w:r>
+        <w:t>재정 관리</w:t>
+      </w:r>
+    </w:p>
+    <w:p>
+      <w:r>
+        <w:rPr>
+          <w:b/>
+        </w:rPr>
+        <w:t>사용 가능 역할:</w:t>
+      </w:r>
+      <w:r>
+        <w:t xml:space="preserve"> Admin, Treasurer</w:t>
+      </w:r>
+    </w:p>
+    <w:p>
+      <w:pPr>
+        <w:pStyle w:val="Heading2"/>
+      </w:pPr>
+      <w:r>
+        <w:t>재정 활동 조회</w:t>
+      </w:r>
+    </w:p>
+    <w:p>
+      <w:pPr>
+        <w:pStyle w:val="ListNumber"/>
+        <w:numPr>
+          <w:ilvl w:val="0"/>
+          <w:numId w:val="20"/>
+        </w:numPr>
+      </w:pPr>
+      <w:r>
+        <w:rPr>
+          <w:b/>
+        </w:rPr>
+        <w:t>Finance</w:t>
+      </w:r>
+      <w:r>
+        <w:t>를 선택합니다.</w:t>
+      </w:r>
+    </w:p>
+    <w:p>
+      <w:pPr>
+        <w:pStyle w:val="ListNumber"/>
+        <w:numPr>
+          <w:ilvl w:val="0"/>
+          <w:numId w:val="20"/>
+        </w:numPr>
+      </w:pPr>
+      <w:r>
+        <w:t xml:space="preserve">카테고리 및 </w:t>
+      </w:r>
+      <w:r>
+        <w:rPr>
+          <w:b/>
+        </w:rPr>
+        <w:t>Income</w:t>
+      </w:r>
+      <w:r>
+        <w:t xml:space="preserve">, </w:t>
+      </w:r>
+      <w:r>
+        <w:rPr>
+          <w:b/>
+        </w:rPr>
+        <w:t>Expense</w:t>
+      </w:r>
+      <w:r>
+        <w:t xml:space="preserve"> 또는 모두를 선택하여 필터링합니다.</w:t>
+      </w:r>
+    </w:p>
+    <w:p>
+      <w:pPr>
+        <w:pStyle w:val="ListNumber"/>
+        <w:numPr>
+          <w:ilvl w:val="0"/>
+          <w:numId w:val="20"/>
+        </w:numPr>
+      </w:pPr>
+      <w:r>
+        <w:rPr>
+          <w:b/>
+        </w:rPr>
+        <w:t>Refresh</w:t>
+      </w:r>
+      <w:r>
+        <w:t>를 선택합니다.</w:t>
+      </w:r>
+    </w:p>
+    <w:p>
+      <w:pPr>
+        <w:pStyle w:val="ListNumber"/>
+        <w:numPr>
+          <w:ilvl w:val="0"/>
+          <w:numId w:val="20"/>
+        </w:numPr>
+      </w:pPr>
+      <w:r>
+        <w:t>표 위에서 순액, 수입 및 지출 합계를 확인합니다.</w:t>
+      </w:r>
+    </w:p>
+    <w:p>
+      <w:r>
+        <w:t>헌금 수입은 일별 카테고리 요약으로 표시되며 Finance에서는 읽기 전용입니다. 수동 지출은 이 화면에서 관리할 수 있습니다.</w:t>
+      </w:r>
+    </w:p>
+    <w:p>
+      <w:pPr>
+        <w:pStyle w:val="Heading2"/>
+      </w:pPr>
+      <w:r>
+        <w:t>지출 등록</w:t>
+      </w:r>
+    </w:p>
+    <w:p>
+      <w:pPr>
+        <w:pStyle w:val="ListNumber"/>
+        <w:numPr>
+          <w:ilvl w:val="0"/>
+          <w:numId w:val="21"/>
+        </w:numPr>
+      </w:pPr>
+      <w:r>
+        <w:rPr>
+          <w:b/>
+        </w:rPr>
+        <w:t>Add expense</w:t>
+      </w:r>
+      <w:r>
+        <w:t>를 선택합니다.</w:t>
+      </w:r>
+    </w:p>
+    <w:p>
+      <w:pPr>
+        <w:pStyle w:val="ListNumber"/>
+        <w:numPr>
+          <w:ilvl w:val="0"/>
+          <w:numId w:val="21"/>
+        </w:numPr>
+      </w:pPr>
+      <w:r>
+        <w:t>거래일과 금액을 입력합니다.</w:t>
+      </w:r>
+    </w:p>
+    <w:p>
+      <w:pPr>
+        <w:pStyle w:val="ListNumber"/>
+        <w:numPr>
+          <w:ilvl w:val="0"/>
+          <w:numId w:val="21"/>
+        </w:numPr>
+      </w:pPr>
+      <w:r>
+        <w:t xml:space="preserve">카테고리를 선택합니다. </w:t>
+      </w:r>
+      <w:r>
+        <w:rPr>
+          <w:b/>
+        </w:rPr>
+        <w:t>Sub-category</w:t>
+      </w:r>
+      <w:r>
+        <w:t xml:space="preserve"> 목록은 선택한 카테고리에 따라 필터링됩니다.</w:t>
+      </w:r>
+    </w:p>
+    <w:p>
+      <w:pPr>
+        <w:pStyle w:val="ListNumber"/>
+        <w:numPr>
+          <w:ilvl w:val="0"/>
+          <w:numId w:val="21"/>
+        </w:numPr>
+      </w:pPr>
+      <w:r>
+        <w:t xml:space="preserve">해당하는 경우 </w:t>
+      </w:r>
+      <w:r>
+        <w:rPr>
+          <w:b/>
+        </w:rPr>
+        <w:t>HST included</w:t>
+      </w:r>
+      <w:r>
+        <w:t xml:space="preserve">와 </w:t>
+      </w:r>
+      <w:r>
+        <w:rPr>
+          <w:b/>
+        </w:rPr>
+        <w:t>Cheque cleared</w:t>
+      </w:r>
+      <w:r>
+        <w:t>를 설정합니다.</w:t>
+      </w:r>
+    </w:p>
+    <w:p>
+      <w:pPr>
+        <w:pStyle w:val="ListNumber"/>
+        <w:numPr>
+          <w:ilvl w:val="0"/>
+          <w:numId w:val="21"/>
+        </w:numPr>
+      </w:pPr>
+      <w:r>
+        <w:t>가능한 경우 수표 번호, 지급 대상, 승인 재정 담당자 및 메모를 입력합니다.</w:t>
+      </w:r>
+    </w:p>
+    <w:p>
+      <w:pPr>
+        <w:pStyle w:val="ListNumber"/>
+        <w:numPr>
+          <w:ilvl w:val="0"/>
+          <w:numId w:val="21"/>
+        </w:numPr>
+      </w:pPr>
+      <w:r>
+        <w:rPr>
+          <w:b/>
+        </w:rPr>
+        <w:t>Save expense</w:t>
+      </w:r>
+      <w:r>
+        <w:t>를 선택합니다.</w:t>
+      </w:r>
+    </w:p>
+    <w:p>
+      <w:pPr>
+        <w:pStyle w:val="Heading2"/>
+      </w:pPr>
+      <w:r>
+        <w:t>지출 수정 또는 삭제</w:t>
+      </w:r>
+    </w:p>
+    <w:p>
+      <w:pPr>
+        <w:pStyle w:val="ListNumber"/>
+        <w:numPr>
+          <w:ilvl w:val="0"/>
+          <w:numId w:val="22"/>
+        </w:numPr>
+      </w:pPr>
+      <w:r>
+        <w:t>수동 지출 행을 선택합니다.</w:t>
+      </w:r>
+    </w:p>
+    <w:p>
+      <w:pPr>
+        <w:pStyle w:val="ListNumber"/>
+        <w:numPr>
+          <w:ilvl w:val="0"/>
+          <w:numId w:val="22"/>
+        </w:numPr>
+      </w:pPr>
+      <w:r>
+        <w:t xml:space="preserve">내용을 수정하고 </w:t>
+      </w:r>
+      <w:r>
+        <w:rPr>
+          <w:b/>
+        </w:rPr>
+        <w:t>Save changes</w:t>
+      </w:r>
+      <w:r>
+        <w:t xml:space="preserve">를 선택하거나 </w:t>
+      </w:r>
+      <w:r>
+        <w:rPr>
+          <w:b/>
+        </w:rPr>
+        <w:t>Cancel</w:t>
+      </w:r>
+      <w:r>
+        <w:t>을 선택합니다.</w:t>
+      </w:r>
+    </w:p>
+    <w:p>
+      <w:pPr>
+        <w:pStyle w:val="ListNumber"/>
+        <w:numPr>
+          <w:ilvl w:val="0"/>
+          <w:numId w:val="22"/>
+        </w:numPr>
+      </w:pPr>
+      <w:r>
+        <w:t>확인 후 해당 행의 휴지통 아이콘을 사용하여 수동 지출을 삭제합니다.</w:t>
+      </w:r>
+    </w:p>
+    <w:p>
+      <w:pPr>
+        <w:keepNext/>
+        <w:spacing w:before="80" w:after="40"/>
+        <w:jc w:val="center"/>
+      </w:pPr>
+      <w:r>
+        <w:drawing>
+          <wp:inline xmlns:a="http://schemas.openxmlformats.org/drawingml/2006/main" xmlns:pic="http://schemas.openxmlformats.org/drawingml/2006/picture">
+            <wp:extent cx="5989320" cy="4161001"/>
+            <wp:docPr id="8" name="Picture 8" descr="재정 활동 및 지출 입력 화면"/>
+            <wp:cNvGraphicFramePr>
+              <a:graphicFrameLocks noChangeAspect="1"/>
+            </wp:cNvGraphicFramePr>
+            <a:graphic>
+              <a:graphicData uri="http://schemas.openxmlformats.org/drawingml/2006/picture">
+                <pic:pic>
+                  <pic:nvPicPr>
+                    <pic:cNvPr id="0" name="07-finance.png"/>
                     <pic:cNvPicPr/>
                   </pic:nvPicPr>
                   <pic:blipFill>
@@ -3274,7 +3582,7 @@
           <w:color w:val="667085"/>
           <w:sz w:val="17"/>
         </w:rPr>
-        <w:t>헌금 목록 및 입력 화면</w:t>
+        <w:t>재정 활동 및 지출 입력 화면</w:t>
       </w:r>
     </w:p>
     <w:p>
@@ -3283,7 +3591,7 @@
         <w:pageBreakBefore/>
       </w:pPr>
       <w:r>
-        <w:t>재정 관리</w:t>
+        <w:t>예산 관리</w:t>
       </w:r>
     </w:p>
     <w:p>
@@ -3298,11 +3606,16 @@
       </w:r>
     </w:p>
     <w:p>
+      <w:r>
+        <w:t>예산은 회계연도별로 헌금 수입은 기금/카테고리 단위로, 지출은 카테고리 및 하위 카테고리 단위로 작성합니다.</w:t>
+      </w:r>
+    </w:p>
+    <w:p>
       <w:pPr>
         <w:pStyle w:val="Heading2"/>
       </w:pPr>
       <w:r>
-        <w:t>재정 활동 조회</w:t>
+        <w:t>예산 조회</w:t>
       </w:r>
     </w:p>
     <w:p>
@@ -3310,14 +3623,14 @@
         <w:pStyle w:val="ListNumber"/>
         <w:numPr>
           <w:ilvl w:val="0"/>
-          <w:numId w:val="20"/>
+          <w:numId w:val="23"/>
         </w:numPr>
       </w:pPr>
       <w:r>
         <w:rPr>
           <w:b/>
         </w:rPr>
-        <w:t>Finance</w:t>
+        <w:t>Budgets</w:t>
       </w:r>
       <w:r>
         <w:t>를 선택합니다.</w:t>
@@ -3328,20 +3641,73 @@
         <w:pStyle w:val="ListNumber"/>
         <w:numPr>
           <w:ilvl w:val="0"/>
-          <w:numId w:val="20"/>
+          <w:numId w:val="23"/>
         </w:numPr>
       </w:pPr>
       <w:r>
-        <w:t xml:space="preserve">카테고리 및 </w:t>
-      </w:r>
+        <w:t>회계연도를 입력하고 필요한 경우 예산 유형을 선택합니다.</w:t>
+      </w:r>
+    </w:p>
+    <w:p>
+      <w:pPr>
+        <w:pStyle w:val="ListNumber"/>
+        <w:numPr>
+          <w:ilvl w:val="0"/>
+          <w:numId w:val="23"/>
+        </w:numPr>
+      </w:pPr>
       <w:r>
         <w:rPr>
           <w:b/>
         </w:rPr>
-        <w:t>Income</w:t>
-      </w:r>
-      <w:r>
-        <w:t xml:space="preserve">, </w:t>
+        <w:t>Refresh</w:t>
+      </w:r>
+      <w:r>
+        <w:t>를 선택합니다.</w:t>
+      </w:r>
+    </w:p>
+    <w:p>
+      <w:pPr>
+        <w:pStyle w:val="Heading2"/>
+      </w:pPr>
+      <w:r>
+        <w:t>예산 추가 또는 수정</w:t>
+      </w:r>
+    </w:p>
+    <w:p>
+      <w:pPr>
+        <w:pStyle w:val="ListNumber"/>
+        <w:numPr>
+          <w:ilvl w:val="0"/>
+          <w:numId w:val="24"/>
+        </w:numPr>
+      </w:pPr>
+      <w:r>
+        <w:rPr>
+          <w:b/>
+        </w:rPr>
+        <w:t>Add budget</w:t>
+      </w:r>
+      <w:r>
+        <w:t>을 선택합니다.</w:t>
+      </w:r>
+    </w:p>
+    <w:p>
+      <w:pPr>
+        <w:pStyle w:val="ListNumber"/>
+        <w:numPr>
+          <w:ilvl w:val="0"/>
+          <w:numId w:val="24"/>
+        </w:numPr>
+      </w:pPr>
+      <w:r>
+        <w:rPr>
+          <w:b/>
+        </w:rPr>
+        <w:t>Offering income</w:t>
+      </w:r>
+      <w:r>
+        <w:t xml:space="preserve"> 또는 </w:t>
       </w:r>
       <w:r>
         <w:rPr>
@@ -3350,7 +3716,7 @@
         <w:t>Expense</w:t>
       </w:r>
       <w:r>
-        <w:t xml:space="preserve"> 또는 모두를 선택하여 필터링합니다.</w:t>
+        <w:t>를 선택합니다.</w:t>
       </w:r>
     </w:p>
     <w:p>
@@ -3358,17 +3724,20 @@
         <w:pStyle w:val="ListNumber"/>
         <w:numPr>
           <w:ilvl w:val="0"/>
-          <w:numId w:val="20"/>
+          <w:numId w:val="24"/>
         </w:numPr>
       </w:pPr>
+      <w:r>
+        <w:t xml:space="preserve">회계연도와 </w:t>
+      </w:r>
       <w:r>
         <w:rPr>
           <w:b/>
         </w:rPr>
-        <w:t>Refresh</w:t>
-      </w:r>
-      <w:r>
-        <w:t>를 선택합니다.</w:t>
+        <w:t>Budget</w:t>
+      </w:r>
+      <w:r>
+        <w:t xml:space="preserve"> 금액을 입력합니다.</w:t>
       </w:r>
     </w:p>
     <w:p>
@@ -3376,24 +3745,11 @@
         <w:pStyle w:val="ListNumber"/>
         <w:numPr>
           <w:ilvl w:val="0"/>
-          <w:numId w:val="20"/>
+          <w:numId w:val="24"/>
         </w:numPr>
       </w:pPr>
       <w:r>
-        <w:t>표 위에서 순액, 수입 및 지출 합계를 확인합니다.</w:t>
-      </w:r>
-    </w:p>
-    <w:p>
-      <w:r>
-        <w:t>헌금 수입은 일별 카테고리 요약으로 표시되며 Finance에서는 읽기 전용입니다. 수동 지출은 이 화면에서 관리할 수 있습니다.</w:t>
-      </w:r>
-    </w:p>
-    <w:p>
-      <w:pPr>
-        <w:pStyle w:val="Heading2"/>
-      </w:pPr>
-      <w:r>
-        <w:t>지출 등록</w:t>
+        <w:t>카테고리를 선택하고 지출인 경우 해당 하위 카테고리를 선택합니다.</w:t>
       </w:r>
     </w:p>
     <w:p>
@@ -3401,17 +3757,20 @@
         <w:pStyle w:val="ListNumber"/>
         <w:numPr>
           <w:ilvl w:val="0"/>
-          <w:numId w:val="21"/>
+          <w:numId w:val="24"/>
         </w:numPr>
       </w:pPr>
+      <w:r>
+        <w:t xml:space="preserve">선택 사항인 메모를 추가하고 </w:t>
+      </w:r>
       <w:r>
         <w:rPr>
           <w:b/>
         </w:rPr>
-        <w:t>Add expense</w:t>
-      </w:r>
-      <w:r>
-        <w:t>를 선택합니다.</w:t>
+        <w:t>Save budget</w:t>
+      </w:r>
+      <w:r>
+        <w:t>을 선택합니다.</w:t>
       </w:r>
     </w:p>
     <w:p>
@@ -3419,124 +3778,11 @@
         <w:pStyle w:val="ListNumber"/>
         <w:numPr>
           <w:ilvl w:val="0"/>
-          <w:numId w:val="21"/>
+          <w:numId w:val="24"/>
         </w:numPr>
       </w:pPr>
       <w:r>
-        <w:t>거래일과 금액을 입력합니다.</w:t>
-      </w:r>
-    </w:p>
-    <w:p>
-      <w:pPr>
-        <w:pStyle w:val="ListNumber"/>
-        <w:numPr>
-          <w:ilvl w:val="0"/>
-          <w:numId w:val="21"/>
-        </w:numPr>
-      </w:pPr>
-      <w:r>
-        <w:t xml:space="preserve">카테고리를 선택합니다. </w:t>
-      </w:r>
-      <w:r>
-        <w:rPr>
-          <w:b/>
-        </w:rPr>
-        <w:t>Sub-category</w:t>
-      </w:r>
-      <w:r>
-        <w:t xml:space="preserve"> 목록은 선택한 카테고리에 따라 필터링됩니다.</w:t>
-      </w:r>
-    </w:p>
-    <w:p>
-      <w:pPr>
-        <w:pStyle w:val="ListNumber"/>
-        <w:numPr>
-          <w:ilvl w:val="0"/>
-          <w:numId w:val="21"/>
-        </w:numPr>
-      </w:pPr>
-      <w:r>
-        <w:t xml:space="preserve">해당하는 경우 </w:t>
-      </w:r>
-      <w:r>
-        <w:rPr>
-          <w:b/>
-        </w:rPr>
-        <w:t>HST included</w:t>
-      </w:r>
-      <w:r>
-        <w:t xml:space="preserve">와 </w:t>
-      </w:r>
-      <w:r>
-        <w:rPr>
-          <w:b/>
-        </w:rPr>
-        <w:t>Cheque cleared</w:t>
-      </w:r>
-      <w:r>
-        <w:t>를 설정합니다.</w:t>
-      </w:r>
-    </w:p>
-    <w:p>
-      <w:pPr>
-        <w:pStyle w:val="ListNumber"/>
-        <w:numPr>
-          <w:ilvl w:val="0"/>
-          <w:numId w:val="21"/>
-        </w:numPr>
-      </w:pPr>
-      <w:r>
-        <w:t>가능한 경우 수표 번호, 지급 대상, 승인 재정 담당자 및 메모를 입력합니다.</w:t>
-      </w:r>
-    </w:p>
-    <w:p>
-      <w:pPr>
-        <w:pStyle w:val="ListNumber"/>
-        <w:numPr>
-          <w:ilvl w:val="0"/>
-          <w:numId w:val="21"/>
-        </w:numPr>
-      </w:pPr>
-      <w:r>
-        <w:rPr>
-          <w:b/>
-        </w:rPr>
-        <w:t>Save expense</w:t>
-      </w:r>
-      <w:r>
-        <w:t>를 선택합니다.</w:t>
-      </w:r>
-    </w:p>
-    <w:p>
-      <w:pPr>
-        <w:pStyle w:val="Heading2"/>
-      </w:pPr>
-      <w:r>
-        <w:t>지출 수정 또는 삭제</w:t>
-      </w:r>
-    </w:p>
-    <w:p>
-      <w:pPr>
-        <w:pStyle w:val="ListNumber"/>
-        <w:numPr>
-          <w:ilvl w:val="0"/>
-          <w:numId w:val="22"/>
-        </w:numPr>
-      </w:pPr>
-      <w:r>
-        <w:t>수동 지출 행을 선택합니다.</w:t>
-      </w:r>
-    </w:p>
-    <w:p>
-      <w:pPr>
-        <w:pStyle w:val="ListNumber"/>
-        <w:numPr>
-          <w:ilvl w:val="0"/>
-          <w:numId w:val="22"/>
-        </w:numPr>
-      </w:pPr>
-      <w:r>
-        <w:t xml:space="preserve">내용을 수정하고 </w:t>
+        <w:t xml:space="preserve">수정하려면 기존 행을 선택하고 내용을 변경한 다음 </w:t>
       </w:r>
       <w:r>
         <w:rPr>
@@ -3545,28 +3791,7 @@
         <w:t>Save changes</w:t>
       </w:r>
       <w:r>
-        <w:t xml:space="preserve">를 선택하거나 </w:t>
-      </w:r>
-      <w:r>
-        <w:rPr>
-          <w:b/>
-        </w:rPr>
-        <w:t>Cancel</w:t>
-      </w:r>
-      <w:r>
-        <w:t>을 선택합니다.</w:t>
-      </w:r>
-    </w:p>
-    <w:p>
-      <w:pPr>
-        <w:pStyle w:val="ListNumber"/>
-        <w:numPr>
-          <w:ilvl w:val="0"/>
-          <w:numId w:val="22"/>
-        </w:numPr>
-      </w:pPr>
-      <w:r>
-        <w:t>확인 후 해당 행의 휴지통 아이콘을 사용하여 수동 지출을 삭제합니다.</w:t>
+        <w:t>를 선택합니다.</w:t>
       </w:r>
     </w:p>
     <w:p>
@@ -3578,8 +3803,8 @@
       <w:r>
         <w:drawing>
           <wp:inline xmlns:a="http://schemas.openxmlformats.org/drawingml/2006/main" xmlns:pic="http://schemas.openxmlformats.org/drawingml/2006/picture">
-            <wp:extent cx="5989320" cy="4161001"/>
-            <wp:docPr id="9" name="Picture 9" descr="재정 활동 및 지출 입력 화면"/>
+            <wp:extent cx="5989320" cy="4159250"/>
+            <wp:docPr id="9" name="Picture 9" descr="회계연도 예산 목록 및 입력 화면"/>
             <wp:cNvGraphicFramePr>
               <a:graphicFrameLocks noChangeAspect="1"/>
             </wp:cNvGraphicFramePr>
@@ -3587,7 +3812,7 @@
               <a:graphicData uri="http://schemas.openxmlformats.org/drawingml/2006/picture">
                 <pic:pic>
                   <pic:nvPicPr>
-                    <pic:cNvPr id="0" name="07-finance.png"/>
+                    <pic:cNvPr id="0" name="08-budgets.png"/>
                     <pic:cNvPicPr/>
                   </pic:nvPicPr>
                   <pic:blipFill>
@@ -3599,7 +3824,7 @@
                   <pic:spPr>
                     <a:xfrm>
                       <a:off x="0" y="0"/>
-                      <a:ext cx="5989320" cy="4161001"/>
+                      <a:ext cx="5989320" cy="4159250"/>
                     </a:xfrm>
                     <a:prstGeom prst="rect"/>
                   </pic:spPr>
@@ -3622,7 +3847,7 @@
           <w:color w:val="667085"/>
           <w:sz w:val="17"/>
         </w:rPr>
-        <w:t>재정 활동 및 지출 입력 화면</w:t>
+        <w:t>회계연도 예산 목록 및 입력 화면</w:t>
       </w:r>
     </w:p>
     <w:p>
@@ -3631,7 +3856,7 @@
         <w:pageBreakBefore/>
       </w:pPr>
       <w:r>
-        <w:t>예산 관리</w:t>
+        <w:t>기준정보</w:t>
       </w:r>
     </w:p>
     <w:p>
@@ -3642,20 +3867,25 @@
         <w:t>사용 가능 역할:</w:t>
       </w:r>
       <w:r>
-        <w:t xml:space="preserve"> Admin, Treasurer</w:t>
+        <w:t xml:space="preserve"> Admin</w:t>
       </w:r>
     </w:p>
     <w:p>
       <w:r>
-        <w:t>예산은 회계연도별로 헌금 수입은 기금/카테고리 단위로, 지출은 카테고리 및 하위 카테고리 단위로 작성합니다.</w:t>
+        <w:t>기준정보는 교인, 헌금, 재정 및 예산 양식에서 사용하는 교회별 드롭다운 값을 제공합니다.</w:t>
       </w:r>
     </w:p>
     <w:p>
+      <w:r>
+        <w:t>지원 유형에는 그룹 코드, 교인 상태, 위원회 코드, 헌금 기금/카테고리, 결제 방법, 재정 카테고리 및 재정 하위 카테고리가 포함됩니다.</w:t>
+      </w:r>
+    </w:p>
+    <w:p>
       <w:pPr>
         <w:pStyle w:val="Heading2"/>
       </w:pPr>
       <w:r>
-        <w:t>예산 조회</w:t>
+        <w:t>값 생성 또는 수정</w:t>
       </w:r>
     </w:p>
     <w:p>
@@ -3663,14 +3893,14 @@
         <w:pStyle w:val="ListNumber"/>
         <w:numPr>
           <w:ilvl w:val="0"/>
-          <w:numId w:val="23"/>
+          <w:numId w:val="25"/>
         </w:numPr>
       </w:pPr>
       <w:r>
         <w:rPr>
           <w:b/>
         </w:rPr>
-        <w:t>Budgets</w:t>
+        <w:t>Reference Data</w:t>
       </w:r>
       <w:r>
         <w:t>를 선택합니다.</w:t>
@@ -3681,21 +3911,12 @@
         <w:pStyle w:val="ListNumber"/>
         <w:numPr>
           <w:ilvl w:val="0"/>
-          <w:numId w:val="23"/>
+          <w:numId w:val="25"/>
         </w:numPr>
       </w:pPr>
       <w:r>
-        <w:t>회계연도를 입력하고 필요한 경우 예산 유형을 선택합니다.</w:t>
-      </w:r>
-    </w:p>
-    <w:p>
-      <w:pPr>
-        <w:pStyle w:val="ListNumber"/>
-        <w:numPr>
-          <w:ilvl w:val="0"/>
-          <w:numId w:val="23"/>
-        </w:numPr>
-      </w:pPr>
+        <w:t xml:space="preserve">기준정보 유형을 선택하고 </w:t>
+      </w:r>
       <w:r>
         <w:rPr>
           <w:b/>
@@ -3708,28 +3929,20 @@
     </w:p>
     <w:p>
       <w:pPr>
-        <w:pStyle w:val="Heading2"/>
-      </w:pPr>
-      <w:r>
-        <w:t>예산 추가 또는 수정</w:t>
-      </w:r>
-    </w:p>
-    <w:p>
-      <w:pPr>
         <w:pStyle w:val="ListNumber"/>
         <w:numPr>
           <w:ilvl w:val="0"/>
-          <w:numId w:val="24"/>
+          <w:numId w:val="25"/>
         </w:numPr>
       </w:pPr>
       <w:r>
         <w:rPr>
           <w:b/>
         </w:rPr>
-        <w:t>Add budget</w:t>
-      </w:r>
-      <w:r>
-        <w:t>을 선택합니다.</w:t>
+        <w:t>New value</w:t>
+      </w:r>
+      <w:r>
+        <w:t>를 선택하고 대문자 코드, 사용자 표시 이름, 정렬 순서 및 활성 상태를 입력합니다.</w:t>
       </w:r>
     </w:p>
     <w:p>
@@ -3737,23 +3950,26 @@
         <w:pStyle w:val="ListNumber"/>
         <w:numPr>
           <w:ilvl w:val="0"/>
-          <w:numId w:val="24"/>
+          <w:numId w:val="25"/>
+        </w:numPr>
+      </w:pPr>
+      <w:r>
+        <w:t>헌금 카테고리 또는 재정 하위 카테고리인 경우 상위 기금 또는 카테고리를 선택합니다.</w:t>
+      </w:r>
+    </w:p>
+    <w:p>
+      <w:pPr>
+        <w:pStyle w:val="ListNumber"/>
+        <w:numPr>
+          <w:ilvl w:val="0"/>
+          <w:numId w:val="25"/>
         </w:numPr>
       </w:pPr>
       <w:r>
         <w:rPr>
           <w:b/>
         </w:rPr>
-        <w:t>Offering income</w:t>
-      </w:r>
-      <w:r>
-        <w:t xml:space="preserve"> 또는 </w:t>
-      </w:r>
-      <w:r>
-        <w:rPr>
-          <w:b/>
-        </w:rPr>
-        <w:t>Expense</w:t>
+        <w:t>Create value</w:t>
       </w:r>
       <w:r>
         <w:t>를 선택합니다.</w:t>
@@ -3764,74 +3980,16 @@
         <w:pStyle w:val="ListNumber"/>
         <w:numPr>
           <w:ilvl w:val="0"/>
-          <w:numId w:val="24"/>
+          <w:numId w:val="25"/>
         </w:numPr>
       </w:pPr>
       <w:r>
-        <w:t xml:space="preserve">회계연도와 </w:t>
-      </w:r>
-      <w:r>
-        <w:rPr>
-          <w:b/>
-        </w:rPr>
-        <w:t>Budget</w:t>
-      </w:r>
-      <w:r>
-        <w:t xml:space="preserve"> 금액을 입력합니다.</w:t>
+        <w:t>수정하려면 행을 선택하고 내용을 변경한 다음 저장합니다.</w:t>
       </w:r>
     </w:p>
     <w:p>
-      <w:pPr>
-        <w:pStyle w:val="ListNumber"/>
-        <w:numPr>
-          <w:ilvl w:val="0"/>
-          <w:numId w:val="24"/>
-        </w:numPr>
-      </w:pPr>
-      <w:r>
-        <w:t>카테고리를 선택하고 지출인 경우 해당 하위 카테고리를 선택합니다.</w:t>
-      </w:r>
-    </w:p>
-    <w:p>
-      <w:pPr>
-        <w:pStyle w:val="ListNumber"/>
-        <w:numPr>
-          <w:ilvl w:val="0"/>
-          <w:numId w:val="24"/>
-        </w:numPr>
-      </w:pPr>
-      <w:r>
-        <w:t xml:space="preserve">선택 사항인 메모를 추가하고 </w:t>
-      </w:r>
-      <w:r>
-        <w:rPr>
-          <w:b/>
-        </w:rPr>
-        <w:t>Save budget</w:t>
-      </w:r>
-      <w:r>
-        <w:t>을 선택합니다.</w:t>
-      </w:r>
-    </w:p>
-    <w:p>
-      <w:pPr>
-        <w:pStyle w:val="ListNumber"/>
-        <w:numPr>
-          <w:ilvl w:val="0"/>
-          <w:numId w:val="24"/>
-        </w:numPr>
-      </w:pPr>
-      <w:r>
-        <w:t xml:space="preserve">수정하려면 기존 행을 선택하고 내용을 변경한 다음 </w:t>
-      </w:r>
-      <w:r>
-        <w:rPr>
-          <w:b/>
-        </w:rPr>
-        <w:t>Save changes</w:t>
-      </w:r>
-      <w:r>
-        <w:t>를 선택합니다.</w:t>
+      <w:r>
+        <w:t>코드는 값의 키이므로 생성 후 변경할 수 없습니다. 비활성 값은 저장된 상태로 유지되지만 일반 드롭다운 선택 항목에서는 제외됩니다. 교인, 헌금, 재정, 예산 또는 보관 자료에서 사용 중인 값은 삭제할 수 없습니다.</w:t>
       </w:r>
     </w:p>
     <w:p>
@@ -3844,7 +4002,7 @@
         <w:drawing>
           <wp:inline xmlns:a="http://schemas.openxmlformats.org/drawingml/2006/main" xmlns:pic="http://schemas.openxmlformats.org/drawingml/2006/picture">
             <wp:extent cx="5989320" cy="4159250"/>
-            <wp:docPr id="10" name="Picture 10" descr="회계연도 예산 목록 및 입력 화면"/>
+            <wp:docPr id="10" name="Picture 10" descr="기준정보 관리 화면"/>
             <wp:cNvGraphicFramePr>
               <a:graphicFrameLocks noChangeAspect="1"/>
             </wp:cNvGraphicFramePr>
@@ -3852,7 +4010,7 @@
               <a:graphicData uri="http://schemas.openxmlformats.org/drawingml/2006/picture">
                 <pic:pic>
                   <pic:nvPicPr>
-                    <pic:cNvPr id="0" name="08-budgets.png"/>
+                    <pic:cNvPr id="0" name="09-reference-data.png"/>
                     <pic:cNvPicPr/>
                   </pic:nvPicPr>
                   <pic:blipFill>
@@ -3887,7 +4045,7 @@
           <w:color w:val="667085"/>
           <w:sz w:val="17"/>
         </w:rPr>
-        <w:t>회계연도 예산 목록 및 입력 화면</w:t>
+        <w:t>기준정보 관리 화면</w:t>
       </w:r>
     </w:p>
     <w:p>
@@ -3896,7 +4054,7 @@
         <w:pageBreakBefore/>
       </w:pPr>
       <w:r>
-        <w:t>기준정보</w:t>
+        <w:t>보고서</w:t>
       </w:r>
     </w:p>
     <w:p>
@@ -3907,25 +4065,15 @@
         <w:t>사용 가능 역할:</w:t>
       </w:r>
       <w:r>
-        <w:t xml:space="preserve"> Admin</w:t>
+        <w:t xml:space="preserve"> Admin, Treasurer, Pastor, Viewer. Official Tax Return은 Treasurer만 사용할 수 있습니다.</w:t>
       </w:r>
     </w:p>
     <w:p>
-      <w:r>
-        <w:t>기준정보는 교인, 헌금, 재정 및 예산 양식에서 사용하는 교회별 드롭다운 값을 제공합니다.</w:t>
-      </w:r>
-    </w:p>
-    <w:p>
-      <w:r>
-        <w:t>지원 유형에는 그룹 코드, 교인 상태, 위원회 코드, 헌금 기금/카테고리, 결제 방법, 재정 카테고리 및 재정 하위 카테고리가 포함됩니다.</w:t>
-      </w:r>
-    </w:p>
-    <w:p>
       <w:pPr>
         <w:pStyle w:val="Heading2"/>
       </w:pPr>
       <w:r>
-        <w:t>값 생성 또는 수정</w:t>
+        <w:t>주간 헌금 현황</w:t>
       </w:r>
     </w:p>
     <w:p>
@@ -3933,14 +4081,23 @@
         <w:pStyle w:val="ListNumber"/>
         <w:numPr>
           <w:ilvl w:val="0"/>
-          <w:numId w:val="25"/>
+          <w:numId w:val="26"/>
         </w:numPr>
       </w:pPr>
       <w:r>
         <w:rPr>
           <w:b/>
         </w:rPr>
-        <w:t>Reference Data</w:t>
+        <w:t>Reports</w:t>
+      </w:r>
+      <w:r>
+        <w:t xml:space="preserve">를 선택한 다음 </w:t>
+      </w:r>
+      <w:r>
+        <w:rPr>
+          <w:b/>
+        </w:rPr>
+        <w:t>Weekly offerings</w:t>
       </w:r>
       <w:r>
         <w:t>를 선택합니다.</w:t>
@@ -3951,17 +4108,38 @@
         <w:pStyle w:val="ListNumber"/>
         <w:numPr>
           <w:ilvl w:val="0"/>
-          <w:numId w:val="25"/>
+          <w:numId w:val="26"/>
         </w:numPr>
       </w:pPr>
       <w:r>
-        <w:t xml:space="preserve">기준정보 유형을 선택하고 </w:t>
-      </w:r>
+        <w:t>시작일과 종료일을 설정합니다. 종료일도 보고서 기간에 포함됩니다.</w:t>
+      </w:r>
+    </w:p>
+    <w:p>
+      <w:pPr>
+        <w:pStyle w:val="ListNumber"/>
+        <w:numPr>
+          <w:ilvl w:val="0"/>
+          <w:numId w:val="26"/>
+        </w:numPr>
+      </w:pPr>
+      <w:r>
+        <w:t>필요한 경우 기금/카테고리 및 결제 방법으로 필터링합니다.</w:t>
+      </w:r>
+    </w:p>
+    <w:p>
+      <w:pPr>
+        <w:pStyle w:val="ListNumber"/>
+        <w:numPr>
+          <w:ilvl w:val="0"/>
+          <w:numId w:val="26"/>
+        </w:numPr>
+      </w:pPr>
       <w:r>
         <w:rPr>
           <w:b/>
         </w:rPr>
-        <w:t>Refresh</w:t>
+        <w:t>Run report</w:t>
       </w:r>
       <w:r>
         <w:t>를 선택합니다.</w:t>
@@ -3972,17 +4150,37 @@
         <w:pStyle w:val="ListNumber"/>
         <w:numPr>
           <w:ilvl w:val="0"/>
-          <w:numId w:val="25"/>
+          <w:numId w:val="26"/>
+        </w:numPr>
+      </w:pPr>
+      <w:r>
+        <w:t>헌금 주일, 기금, 카테고리, 헌금자 유형 및 결제 방법의 표시 이름별 합계를 확인합니다.</w:t>
+      </w:r>
+    </w:p>
+    <w:p>
+      <w:pPr>
+        <w:pStyle w:val="Heading2"/>
+      </w:pPr>
+      <w:r>
+        <w:t>교인별 헌금 요약</w:t>
+      </w:r>
+    </w:p>
+    <w:p>
+      <w:pPr>
+        <w:pStyle w:val="ListNumber"/>
+        <w:numPr>
+          <w:ilvl w:val="0"/>
+          <w:numId w:val="27"/>
         </w:numPr>
       </w:pPr>
       <w:r>
         <w:rPr>
           <w:b/>
         </w:rPr>
-        <w:t>New value</w:t>
-      </w:r>
-      <w:r>
-        <w:t>를 선택하고 대문자 코드, 사용자 표시 이름, 정렬 순서 및 활성 상태를 입력합니다.</w:t>
+        <w:t>Member offerings</w:t>
+      </w:r>
+      <w:r>
+        <w:t>를 선택합니다.</w:t>
       </w:r>
     </w:p>
     <w:p>
@@ -3990,11 +4188,11 @@
         <w:pStyle w:val="ListNumber"/>
         <w:numPr>
           <w:ilvl w:val="0"/>
-          <w:numId w:val="25"/>
+          <w:numId w:val="27"/>
         </w:numPr>
       </w:pPr>
       <w:r>
-        <w:t>헌금 카테고리 또는 재정 하위 카테고리인 경우 상위 기금 또는 카테고리를 선택합니다.</w:t>
+        <w:t>시작일과 종료일이 모두 포함되는 기간을 설정합니다.</w:t>
       </w:r>
     </w:p>
     <w:p>
@@ -4002,17 +4200,48 @@
         <w:pStyle w:val="ListNumber"/>
         <w:numPr>
           <w:ilvl w:val="0"/>
-          <w:numId w:val="25"/>
+          <w:numId w:val="27"/>
+        </w:numPr>
+      </w:pPr>
+      <w:r>
+        <w:t>필요한 경우 헌금 번호를 입력하고 기금/카테고리를 선택합니다.</w:t>
+      </w:r>
+    </w:p>
+    <w:p>
+      <w:pPr>
+        <w:pStyle w:val="ListNumber"/>
+        <w:numPr>
+          <w:ilvl w:val="0"/>
+          <w:numId w:val="27"/>
         </w:numPr>
       </w:pPr>
       <w:r>
         <w:rPr>
           <w:b/>
         </w:rPr>
-        <w:t>Create value</w:t>
-      </w:r>
-      <w:r>
-        <w:t>를 선택합니다.</w:t>
+        <w:t>Run report</w:t>
+      </w:r>
+      <w:r>
+        <w:t>를 선택합니다. 결과는 헌금 번호순으로 정렬됩니다.</w:t>
+      </w:r>
+    </w:p>
+    <w:p>
+      <w:pPr>
+        <w:pStyle w:val="Heading2"/>
+      </w:pPr>
+      <w:r>
+        <w:t>공식 세금 신고 자료</w:t>
+      </w:r>
+    </w:p>
+    <w:p>
+      <w:r>
+        <w:rPr>
+          <w:b/>
+        </w:rPr>
+        <w:t>사용 가능 역할:</w:t>
+      </w:r>
+      <w:r>
+        <w:t xml:space="preserve"> Treasurer</w:t>
       </w:r>
     </w:p>
     <w:p>
@@ -4020,16 +4249,248 @@
         <w:pStyle w:val="ListNumber"/>
         <w:numPr>
           <w:ilvl w:val="0"/>
-          <w:numId w:val="25"/>
+          <w:numId w:val="28"/>
         </w:numPr>
       </w:pPr>
       <w:r>
-        <w:t>수정하려면 행을 선택하고 내용을 변경한 다음 저장합니다.</w:t>
+        <w:rPr>
+          <w:b/>
+        </w:rPr>
+        <w:t>Official tax</w:t>
+      </w:r>
+      <w:r>
+        <w:t>를 선택합니다.</w:t>
       </w:r>
     </w:p>
     <w:p>
-      <w:r>
-        <w:t>코드는 값의 키이므로 생성 후 변경할 수 없습니다. 비활성 값은 저장된 상태로 유지되지만 일반 드롭다운 선택 항목에서는 제외됩니다. 교인, 헌금, 재정, 예산 또는 보관 자료에서 사용 중인 값은 삭제할 수 없습니다.</w:t>
+      <w:pPr>
+        <w:pStyle w:val="ListNumber"/>
+        <w:numPr>
+          <w:ilvl w:val="0"/>
+          <w:numId w:val="28"/>
+        </w:numPr>
+      </w:pPr>
+      <w:r>
+        <w:t>과세 연도를 입력하고 필요한 경우 헌금 번호를 입력합니다.</w:t>
+      </w:r>
+    </w:p>
+    <w:p>
+      <w:pPr>
+        <w:pStyle w:val="ListNumber"/>
+        <w:numPr>
+          <w:ilvl w:val="0"/>
+          <w:numId w:val="28"/>
+        </w:numPr>
+      </w:pPr>
+      <w:r>
+        <w:rPr>
+          <w:b/>
+        </w:rPr>
+        <w:t>Run report</w:t>
+      </w:r>
+      <w:r>
+        <w:t>를 선택합니다.</w:t>
+      </w:r>
+    </w:p>
+    <w:p>
+      <w:pPr>
+        <w:pStyle w:val="ListNumber"/>
+        <w:numPr>
+          <w:ilvl w:val="0"/>
+          <w:numId w:val="28"/>
+        </w:numPr>
+      </w:pPr>
+      <w:r>
+        <w:t>헌금 번호와 헌금일 순으로 정렬된 결과를 확인합니다.</w:t>
+      </w:r>
+    </w:p>
+    <w:p>
+      <w:pPr>
+        <w:pStyle w:val="ListNumber"/>
+        <w:numPr>
+          <w:ilvl w:val="0"/>
+          <w:numId w:val="28"/>
+        </w:numPr>
+      </w:pPr>
+      <w:r>
+        <w:t xml:space="preserve">세금 영수증 준비를 위해 </w:t>
+      </w:r>
+      <w:r>
+        <w:rPr>
+          <w:b/>
+        </w:rPr>
+        <w:t>Export CSV</w:t>
+      </w:r>
+      <w:r>
+        <w:t>를 선택합니다.</w:t>
+      </w:r>
+    </w:p>
+    <w:p>
+      <w:pPr>
+        <w:pStyle w:val="Heading2"/>
+      </w:pPr>
+      <w:r>
+        <w:t>실제 재정 대 예산</w:t>
+      </w:r>
+    </w:p>
+    <w:p>
+      <w:pPr>
+        <w:pStyle w:val="ListNumber"/>
+        <w:numPr>
+          <w:ilvl w:val="0"/>
+          <w:numId w:val="29"/>
+        </w:numPr>
+      </w:pPr>
+      <w:r>
+        <w:rPr>
+          <w:b/>
+        </w:rPr>
+        <w:t>Budget performance</w:t>
+      </w:r>
+      <w:r>
+        <w:t>를 선택합니다.</w:t>
+      </w:r>
+    </w:p>
+    <w:p>
+      <w:pPr>
+        <w:pStyle w:val="ListNumber"/>
+        <w:numPr>
+          <w:ilvl w:val="0"/>
+          <w:numId w:val="29"/>
+        </w:numPr>
+      </w:pPr>
+      <w:r>
+        <w:t xml:space="preserve">회계연도를 입력하고 </w:t>
+      </w:r>
+      <w:r>
+        <w:rPr>
+          <w:b/>
+        </w:rPr>
+        <w:t>Run report</w:t>
+      </w:r>
+      <w:r>
+        <w:t>를 선택합니다.</w:t>
+      </w:r>
+    </w:p>
+    <w:p>
+      <w:pPr>
+        <w:pStyle w:val="ListNumber"/>
+        <w:numPr>
+          <w:ilvl w:val="0"/>
+          <w:numId w:val="29"/>
+        </w:numPr>
+      </w:pPr>
+      <w:r>
+        <w:t xml:space="preserve">표시 이름으로 된 수입/지출 카테고리, 예산, 실제 금액, 예산 대비 실제 비율 및 차이를 확인합니다. 예산이 0이면 비율은 </w:t>
+      </w:r>
+      <w:r>
+        <w:rPr>
+          <w:rFonts w:ascii="Courier New" w:hAnsi="Courier New" w:eastAsia="Courier New"/>
+          <w:color w:val="123047"/>
+          <w:sz w:val="19"/>
+        </w:rPr>
+        <w:t>-</w:t>
+      </w:r>
+      <w:r>
+        <w:t>로 표시됩니다.</w:t>
+      </w:r>
+    </w:p>
+    <w:p>
+      <w:pPr>
+        <w:pStyle w:val="Heading2"/>
+      </w:pPr>
+      <w:r>
+        <w:t>분기 재정 보고서</w:t>
+      </w:r>
+    </w:p>
+    <w:p>
+      <w:pPr>
+        <w:pStyle w:val="ListNumber"/>
+        <w:numPr>
+          <w:ilvl w:val="0"/>
+          <w:numId w:val="30"/>
+        </w:numPr>
+      </w:pPr>
+      <w:r>
+        <w:rPr>
+          <w:b/>
+        </w:rPr>
+        <w:t>Quarterly Financial Report</w:t>
+      </w:r>
+      <w:r>
+        <w:t>를 선택합니다.</w:t>
+      </w:r>
+    </w:p>
+    <w:p>
+      <w:pPr>
+        <w:pStyle w:val="ListNumber"/>
+        <w:numPr>
+          <w:ilvl w:val="0"/>
+          <w:numId w:val="30"/>
+        </w:numPr>
+      </w:pPr>
+      <w:r>
+        <w:t>달력 연도와 분기를 선택합니다.</w:t>
+      </w:r>
+    </w:p>
+    <w:p>
+      <w:pPr>
+        <w:pStyle w:val="ListNumber"/>
+        <w:numPr>
+          <w:ilvl w:val="0"/>
+          <w:numId w:val="30"/>
+        </w:numPr>
+      </w:pPr>
+      <w:r>
+        <w:t>분기 헌금 통합 문서는 Offering 다운로드를, 분기 지출 통합 문서는 Expenditure 다운로드를 선택합니다.</w:t>
+      </w:r>
+    </w:p>
+    <w:p>
+      <w:pPr>
+        <w:pStyle w:val="ListNumber"/>
+        <w:numPr>
+          <w:ilvl w:val="0"/>
+          <w:numId w:val="30"/>
+        </w:numPr>
+      </w:pPr>
+      <w:r>
+        <w:t xml:space="preserve">헌금 통합 문서의 이월금 행과 지출 통합 문서의 </w:t>
+      </w:r>
+      <w:r>
+        <w:rPr>
+          <w:rFonts w:ascii="Courier New" w:hAnsi="Courier New" w:eastAsia="Courier New"/>
+          <w:color w:val="123047"/>
+          <w:sz w:val="19"/>
+        </w:rPr>
+        <w:t>CONTINGENCY</w:t>
+      </w:r>
+      <w:r>
+        <w:t xml:space="preserve"> 재정 카테고리 표시 이름을 확인합니다.</w:t>
+      </w:r>
+    </w:p>
+    <w:p>
+      <w:r>
+        <w:t xml:space="preserve">두 통합 문서는 Letter 가로 방향이며 인쇄 배율은 </w:t>
+      </w:r>
+      <w:r>
+        <w:rPr>
+          <w:b/>
+        </w:rPr>
+        <w:t>100%로 조정</w:t>
+      </w:r>
+      <w:r>
+        <w:t>으로 설정됩니다.</w:t>
+      </w:r>
+    </w:p>
+    <w:p>
+      <w:r>
+        <w:rPr>
+          <w:b/>
+        </w:rPr>
+        <w:t>Export CSV</w:t>
+      </w:r>
+      <w:r>
+        <w:t>가 표시되는 표 형식 보고서에서는 이를 선택하여 현재 결과를 내려받을 수 있습니다.</w:t>
       </w:r>
     </w:p>
     <w:p>
@@ -4042,7 +4503,7 @@
         <w:drawing>
           <wp:inline xmlns:a="http://schemas.openxmlformats.org/drawingml/2006/main" xmlns:pic="http://schemas.openxmlformats.org/drawingml/2006/picture">
             <wp:extent cx="5989320" cy="4159250"/>
-            <wp:docPr id="11" name="Picture 11" descr="기준정보 관리 화면"/>
+            <wp:docPr id="11" name="Picture 11" descr="분기 재정 보고서 선택 항목과 Excel 다운로드"/>
             <wp:cNvGraphicFramePr>
               <a:graphicFrameLocks noChangeAspect="1"/>
             </wp:cNvGraphicFramePr>
@@ -4050,7 +4511,7 @@
               <a:graphicData uri="http://schemas.openxmlformats.org/drawingml/2006/picture">
                 <pic:pic>
                   <pic:nvPicPr>
-                    <pic:cNvPr id="0" name="09-reference-data.png"/>
+                    <pic:cNvPr id="0" name="10-reports.png"/>
                     <pic:cNvPicPr/>
                   </pic:nvPicPr>
                   <pic:blipFill>
@@ -4085,7 +4546,7 @@
           <w:color w:val="667085"/>
           <w:sz w:val="17"/>
         </w:rPr>
-        <w:t>기준정보 관리 화면</w:t>
+        <w:t>분기 재정 보고서 선택 항목과 Excel 다운로드</w:t>
       </w:r>
     </w:p>
     <w:p>
@@ -4094,7 +4555,7 @@
         <w:pageBreakBefore/>
       </w:pPr>
       <w:r>
-        <w:t>보고서</w:t>
+        <w:t>내 프로필</w:t>
       </w:r>
     </w:p>
     <w:p>
@@ -4105,15 +4566,7 @@
         <w:t>사용 가능 역할:</w:t>
       </w:r>
       <w:r>
-        <w:t xml:space="preserve"> Admin, Treasurer, Pastor, Viewer. Official Tax Return은 Treasurer만 사용할 수 있습니다.</w:t>
-      </w:r>
-    </w:p>
-    <w:p>
-      <w:pPr>
-        <w:pStyle w:val="Heading2"/>
-      </w:pPr>
-      <w:r>
-        <w:t>주간 헌금 현황</w:t>
+        <w:t xml:space="preserve"> Admin, Member</w:t>
       </w:r>
     </w:p>
     <w:p>
@@ -4121,416 +4574,59 @@
         <w:pStyle w:val="ListNumber"/>
         <w:numPr>
           <w:ilvl w:val="0"/>
-          <w:numId w:val="26"/>
+          <w:numId w:val="31"/>
         </w:numPr>
       </w:pPr>
       <w:r>
         <w:rPr>
           <w:b/>
         </w:rPr>
-        <w:t>Reports</w:t>
-      </w:r>
-      <w:r>
-        <w:t xml:space="preserve">를 선택한 다음 </w:t>
-      </w:r>
+        <w:t>My Profile</w:t>
+      </w:r>
+      <w:r>
+        <w:t>을 선택합니다.</w:t>
+      </w:r>
+    </w:p>
+    <w:p>
+      <w:pPr>
+        <w:pStyle w:val="ListNumber"/>
+        <w:numPr>
+          <w:ilvl w:val="0"/>
+          <w:numId w:val="31"/>
+        </w:numPr>
+      </w:pPr>
+      <w:r>
+        <w:t>로그인 ID로 사용되며 이 화면에서 변경할 수 없는 기본 이메일을 확인합니다.</w:t>
+      </w:r>
+    </w:p>
+    <w:p>
+      <w:pPr>
+        <w:pStyle w:val="ListNumber"/>
+        <w:numPr>
+          <w:ilvl w:val="0"/>
+          <w:numId w:val="31"/>
+        </w:numPr>
+      </w:pPr>
+      <w:r>
+        <w:t>표시 이름, 별명, 보조 이메일, 전화번호, 주소 및 메모를 수정합니다.</w:t>
+      </w:r>
+    </w:p>
+    <w:p>
+      <w:pPr>
+        <w:pStyle w:val="ListNumber"/>
+        <w:numPr>
+          <w:ilvl w:val="0"/>
+          <w:numId w:val="31"/>
+        </w:numPr>
+      </w:pPr>
       <w:r>
         <w:rPr>
           <w:b/>
         </w:rPr>
-        <w:t>Weekly offerings</w:t>
-      </w:r>
-      <w:r>
-        <w:t>를 선택합니다.</w:t>
-      </w:r>
-    </w:p>
-    <w:p>
-      <w:pPr>
-        <w:pStyle w:val="ListNumber"/>
-        <w:numPr>
-          <w:ilvl w:val="0"/>
-          <w:numId w:val="26"/>
-        </w:numPr>
-      </w:pPr>
-      <w:r>
-        <w:t>시작일과 종료일을 설정합니다. 종료일도 보고서 기간에 포함됩니다.</w:t>
-      </w:r>
-    </w:p>
-    <w:p>
-      <w:pPr>
-        <w:pStyle w:val="ListNumber"/>
-        <w:numPr>
-          <w:ilvl w:val="0"/>
-          <w:numId w:val="26"/>
-        </w:numPr>
-      </w:pPr>
-      <w:r>
-        <w:t>필요한 경우 기금/카테고리 및 결제 방법으로 필터링합니다.</w:t>
-      </w:r>
-    </w:p>
-    <w:p>
-      <w:pPr>
-        <w:pStyle w:val="ListNumber"/>
-        <w:numPr>
-          <w:ilvl w:val="0"/>
-          <w:numId w:val="26"/>
-        </w:numPr>
-      </w:pPr>
-      <w:r>
-        <w:rPr>
-          <w:b/>
-        </w:rPr>
-        <w:t>Run report</w:t>
-      </w:r>
-      <w:r>
-        <w:t>를 선택합니다.</w:t>
-      </w:r>
-    </w:p>
-    <w:p>
-      <w:pPr>
-        <w:pStyle w:val="ListNumber"/>
-        <w:numPr>
-          <w:ilvl w:val="0"/>
-          <w:numId w:val="26"/>
-        </w:numPr>
-      </w:pPr>
-      <w:r>
-        <w:t>헌금 주일, 기금, 카테고리, 헌금자 유형 및 결제 방법의 표시 이름별 합계를 확인합니다.</w:t>
-      </w:r>
-    </w:p>
-    <w:p>
-      <w:pPr>
-        <w:pStyle w:val="Heading2"/>
-      </w:pPr>
-      <w:r>
-        <w:t>교인별 헌금 요약</w:t>
-      </w:r>
-    </w:p>
-    <w:p>
-      <w:pPr>
-        <w:pStyle w:val="ListNumber"/>
-        <w:numPr>
-          <w:ilvl w:val="0"/>
-          <w:numId w:val="27"/>
-        </w:numPr>
-      </w:pPr>
-      <w:r>
-        <w:rPr>
-          <w:b/>
-        </w:rPr>
-        <w:t>Member offerings</w:t>
-      </w:r>
-      <w:r>
-        <w:t>를 선택합니다.</w:t>
-      </w:r>
-    </w:p>
-    <w:p>
-      <w:pPr>
-        <w:pStyle w:val="ListNumber"/>
-        <w:numPr>
-          <w:ilvl w:val="0"/>
-          <w:numId w:val="27"/>
-        </w:numPr>
-      </w:pPr>
-      <w:r>
-        <w:t>시작일과 종료일이 모두 포함되는 기간을 설정합니다.</w:t>
-      </w:r>
-    </w:p>
-    <w:p>
-      <w:pPr>
-        <w:pStyle w:val="ListNumber"/>
-        <w:numPr>
-          <w:ilvl w:val="0"/>
-          <w:numId w:val="27"/>
-        </w:numPr>
-      </w:pPr>
-      <w:r>
-        <w:t>필요한 경우 헌금 번호를 입력하고 기금/카테고리를 선택합니다.</w:t>
-      </w:r>
-    </w:p>
-    <w:p>
-      <w:pPr>
-        <w:pStyle w:val="ListNumber"/>
-        <w:numPr>
-          <w:ilvl w:val="0"/>
-          <w:numId w:val="27"/>
-        </w:numPr>
-      </w:pPr>
-      <w:r>
-        <w:rPr>
-          <w:b/>
-        </w:rPr>
-        <w:t>Run report</w:t>
-      </w:r>
-      <w:r>
-        <w:t>를 선택합니다. 결과는 헌금 번호순으로 정렬됩니다.</w:t>
-      </w:r>
-    </w:p>
-    <w:p>
-      <w:pPr>
-        <w:pStyle w:val="Heading2"/>
-      </w:pPr>
-      <w:r>
-        <w:t>공식 세금 신고 자료</w:t>
-      </w:r>
-    </w:p>
-    <w:p>
-      <w:r>
-        <w:rPr>
-          <w:b/>
-        </w:rPr>
-        <w:t>사용 가능 역할:</w:t>
-      </w:r>
-      <w:r>
-        <w:t xml:space="preserve"> Treasurer</w:t>
-      </w:r>
-    </w:p>
-    <w:p>
-      <w:pPr>
-        <w:pStyle w:val="ListNumber"/>
-        <w:numPr>
-          <w:ilvl w:val="0"/>
-          <w:numId w:val="28"/>
-        </w:numPr>
-      </w:pPr>
-      <w:r>
-        <w:rPr>
-          <w:b/>
-        </w:rPr>
-        <w:t>Official tax</w:t>
-      </w:r>
-      <w:r>
-        <w:t>를 선택합니다.</w:t>
-      </w:r>
-    </w:p>
-    <w:p>
-      <w:pPr>
-        <w:pStyle w:val="ListNumber"/>
-        <w:numPr>
-          <w:ilvl w:val="0"/>
-          <w:numId w:val="28"/>
-        </w:numPr>
-      </w:pPr>
-      <w:r>
-        <w:t>과세 연도를 입력하고 필요한 경우 헌금 번호를 입력합니다.</w:t>
-      </w:r>
-    </w:p>
-    <w:p>
-      <w:pPr>
-        <w:pStyle w:val="ListNumber"/>
-        <w:numPr>
-          <w:ilvl w:val="0"/>
-          <w:numId w:val="28"/>
-        </w:numPr>
-      </w:pPr>
-      <w:r>
-        <w:rPr>
-          <w:b/>
-        </w:rPr>
-        <w:t>Run report</w:t>
-      </w:r>
-      <w:r>
-        <w:t>를 선택합니다.</w:t>
-      </w:r>
-    </w:p>
-    <w:p>
-      <w:pPr>
-        <w:pStyle w:val="ListNumber"/>
-        <w:numPr>
-          <w:ilvl w:val="0"/>
-          <w:numId w:val="28"/>
-        </w:numPr>
-      </w:pPr>
-      <w:r>
-        <w:t>헌금 번호와 헌금일 순으로 정렬된 결과를 확인합니다.</w:t>
-      </w:r>
-    </w:p>
-    <w:p>
-      <w:pPr>
-        <w:pStyle w:val="ListNumber"/>
-        <w:numPr>
-          <w:ilvl w:val="0"/>
-          <w:numId w:val="28"/>
-        </w:numPr>
-      </w:pPr>
-      <w:r>
-        <w:t xml:space="preserve">세금 영수증 준비를 위해 </w:t>
-      </w:r>
-      <w:r>
-        <w:rPr>
-          <w:b/>
-        </w:rPr>
-        <w:t>Export CSV</w:t>
-      </w:r>
-      <w:r>
-        <w:t>를 선택합니다.</w:t>
-      </w:r>
-    </w:p>
-    <w:p>
-      <w:pPr>
-        <w:pStyle w:val="Heading2"/>
-      </w:pPr>
-      <w:r>
-        <w:t>실제 재정 대 예산</w:t>
-      </w:r>
-    </w:p>
-    <w:p>
-      <w:pPr>
-        <w:pStyle w:val="ListNumber"/>
-        <w:numPr>
-          <w:ilvl w:val="0"/>
-          <w:numId w:val="29"/>
-        </w:numPr>
-      </w:pPr>
-      <w:r>
-        <w:rPr>
-          <w:b/>
-        </w:rPr>
-        <w:t>Budget performance</w:t>
-      </w:r>
-      <w:r>
-        <w:t>를 선택합니다.</w:t>
-      </w:r>
-    </w:p>
-    <w:p>
-      <w:pPr>
-        <w:pStyle w:val="ListNumber"/>
-        <w:numPr>
-          <w:ilvl w:val="0"/>
-          <w:numId w:val="29"/>
-        </w:numPr>
-      </w:pPr>
-      <w:r>
-        <w:t xml:space="preserve">회계연도를 입력하고 </w:t>
-      </w:r>
-      <w:r>
-        <w:rPr>
-          <w:b/>
-        </w:rPr>
-        <w:t>Run report</w:t>
-      </w:r>
-      <w:r>
-        <w:t>를 선택합니다.</w:t>
-      </w:r>
-    </w:p>
-    <w:p>
-      <w:pPr>
-        <w:pStyle w:val="ListNumber"/>
-        <w:numPr>
-          <w:ilvl w:val="0"/>
-          <w:numId w:val="29"/>
-        </w:numPr>
-      </w:pPr>
-      <w:r>
-        <w:t xml:space="preserve">표시 이름으로 된 수입/지출 카테고리, 예산, 실제 금액, 예산 대비 실제 비율 및 차이를 확인합니다. 예산이 0이면 비율은 </w:t>
-      </w:r>
-      <w:r>
-        <w:rPr>
-          <w:rFonts w:ascii="Courier New" w:hAnsi="Courier New" w:eastAsia="Courier New"/>
-          <w:color w:val="123047"/>
-          <w:sz w:val="19"/>
-        </w:rPr>
-        <w:t>-</w:t>
-      </w:r>
-      <w:r>
-        <w:t>로 표시됩니다.</w:t>
-      </w:r>
-    </w:p>
-    <w:p>
-      <w:pPr>
-        <w:pStyle w:val="Heading2"/>
-      </w:pPr>
-      <w:r>
-        <w:t>분기 재정 보고서</w:t>
-      </w:r>
-    </w:p>
-    <w:p>
-      <w:pPr>
-        <w:pStyle w:val="ListNumber"/>
-        <w:numPr>
-          <w:ilvl w:val="0"/>
-          <w:numId w:val="30"/>
-        </w:numPr>
-      </w:pPr>
-      <w:r>
-        <w:rPr>
-          <w:b/>
-        </w:rPr>
-        <w:t>Quarterly Financial Report</w:t>
-      </w:r>
-      <w:r>
-        <w:t>를 선택합니다.</w:t>
-      </w:r>
-    </w:p>
-    <w:p>
-      <w:pPr>
-        <w:pStyle w:val="ListNumber"/>
-        <w:numPr>
-          <w:ilvl w:val="0"/>
-          <w:numId w:val="30"/>
-        </w:numPr>
-      </w:pPr>
-      <w:r>
-        <w:t>달력 연도와 분기를 선택합니다.</w:t>
-      </w:r>
-    </w:p>
-    <w:p>
-      <w:pPr>
-        <w:pStyle w:val="ListNumber"/>
-        <w:numPr>
-          <w:ilvl w:val="0"/>
-          <w:numId w:val="30"/>
-        </w:numPr>
-      </w:pPr>
-      <w:r>
-        <w:t>분기 헌금 통합 문서는 Offering 다운로드를, 분기 지출 통합 문서는 Expenditure 다운로드를 선택합니다.</w:t>
-      </w:r>
-    </w:p>
-    <w:p>
-      <w:pPr>
-        <w:pStyle w:val="ListNumber"/>
-        <w:numPr>
-          <w:ilvl w:val="0"/>
-          <w:numId w:val="30"/>
-        </w:numPr>
-      </w:pPr>
-      <w:r>
-        <w:t xml:space="preserve">헌금 통합 문서의 이월금 행과 지출 통합 문서의 </w:t>
-      </w:r>
-      <w:r>
-        <w:rPr>
-          <w:rFonts w:ascii="Courier New" w:hAnsi="Courier New" w:eastAsia="Courier New"/>
-          <w:color w:val="123047"/>
-          <w:sz w:val="19"/>
-        </w:rPr>
-        <w:t>CONTINGENCY</w:t>
-      </w:r>
-      <w:r>
-        <w:t xml:space="preserve"> 재정 카테고리 표시 이름을 확인합니다.</w:t>
-      </w:r>
-    </w:p>
-    <w:p>
-      <w:r>
-        <w:t xml:space="preserve">두 통합 문서는 Letter 가로 방향이며 인쇄 배율은 </w:t>
-      </w:r>
-      <w:r>
-        <w:rPr>
-          <w:b/>
-        </w:rPr>
-        <w:t>100%로 조정</w:t>
-      </w:r>
-      <w:r>
-        <w:t>으로 설정됩니다.</w:t>
-      </w:r>
-    </w:p>
-    <w:p>
-      <w:r>
-        <w:rPr>
-          <w:b/>
-        </w:rPr>
-        <w:t>Export CSV</w:t>
-      </w:r>
-      <w:r>
-        <w:t>가 표시되는 표 형식 보고서에서는 이를 선택하여 현재 결과를 내려받을 수 있습니다.</w:t>
+        <w:t>Save profile</w:t>
+      </w:r>
+      <w:r>
+        <w:t>을 선택합니다.</w:t>
       </w:r>
     </w:p>
     <w:p>
@@ -4543,7 +4639,7 @@
         <w:drawing>
           <wp:inline xmlns:a="http://schemas.openxmlformats.org/drawingml/2006/main" xmlns:pic="http://schemas.openxmlformats.org/drawingml/2006/picture">
             <wp:extent cx="5989320" cy="4159250"/>
-            <wp:docPr id="12" name="Picture 12" descr="분기 재정 보고서 선택 항목과 Excel 다운로드"/>
+            <wp:docPr id="12" name="Picture 12" descr="개인 프로필 관리 화면"/>
             <wp:cNvGraphicFramePr>
               <a:graphicFrameLocks noChangeAspect="1"/>
             </wp:cNvGraphicFramePr>
@@ -4551,7 +4647,7 @@
               <a:graphicData uri="http://schemas.openxmlformats.org/drawingml/2006/picture">
                 <pic:pic>
                   <pic:nvPicPr>
-                    <pic:cNvPr id="0" name="10-reports.png"/>
+                    <pic:cNvPr id="0" name="11-profile.png"/>
                     <pic:cNvPicPr/>
                   </pic:nvPicPr>
                   <pic:blipFill>
@@ -4586,7 +4682,7 @@
           <w:color w:val="667085"/>
           <w:sz w:val="17"/>
         </w:rPr>
-        <w:t>분기 재정 보고서 선택 항목과 Excel 다운로드</w:t>
+        <w:t>개인 프로필 관리 화면</w:t>
       </w:r>
     </w:p>
     <w:p>
@@ -4595,7 +4691,7 @@
         <w:pageBreakBefore/>
       </w:pPr>
       <w:r>
-        <w:t>내 프로필</w:t>
+        <w:t>시스템 관리</w:t>
       </w:r>
     </w:p>
     <w:p>
@@ -4606,7 +4702,25 @@
         <w:t>사용 가능 역할:</w:t>
       </w:r>
       <w:r>
-        <w:t xml:space="preserve"> Admin, Member</w:t>
+        <w:t xml:space="preserve"> Admin</w:t>
+      </w:r>
+    </w:p>
+    <w:p>
+      <w:r>
+        <w:t>시스템 관리에는 전체 백업, 전체 복원, 회계연도 보관, 교회 설정 및 이메일 설정 기능이 있습니다. 이 기능들은 교회 전체 데이터베이스 또는 애플리케이션 공통 설정에 영향을 주므로 승인된 교회 기기에서만 사용하십시오.</w:t>
+      </w:r>
+    </w:p>
+    <w:p>
+      <w:pPr>
+        <w:pStyle w:val="Heading2"/>
+      </w:pPr>
+      <w:r>
+        <w:t>교회 설정</w:t>
+      </w:r>
+    </w:p>
+    <w:p>
+      <w:r>
+        <w:t>관리자는 서버 파일을 수정하거나 애플리케이션을 재시작하지 않고 교회 정보와 브랜딩을 변경할 수 있습니다.</w:t>
       </w:r>
     </w:p>
     <w:p>
@@ -4614,17 +4728,26 @@
         <w:pStyle w:val="ListNumber"/>
         <w:numPr>
           <w:ilvl w:val="0"/>
-          <w:numId w:val="31"/>
+          <w:numId w:val="32"/>
         </w:numPr>
       </w:pPr>
       <w:r>
         <w:rPr>
           <w:b/>
         </w:rPr>
-        <w:t>My Profile</w:t>
-      </w:r>
-      <w:r>
-        <w:t>을 선택합니다.</w:t>
+        <w:t>System Administration</w:t>
+      </w:r>
+      <w:r>
+        <w:t xml:space="preserve">에서 </w:t>
+      </w:r>
+      <w:r>
+        <w:rPr>
+          <w:b/>
+        </w:rPr>
+        <w:t>Church Settings</w:t>
+      </w:r>
+      <w:r>
+        <w:t>를 선택합니다.</w:t>
       </w:r>
     </w:p>
     <w:p>
@@ -4632,11 +4755,11 @@
         <w:pStyle w:val="ListNumber"/>
         <w:numPr>
           <w:ilvl w:val="0"/>
-          <w:numId w:val="31"/>
+          <w:numId w:val="32"/>
         </w:numPr>
       </w:pPr>
       <w:r>
-        <w:t>로그인 ID로 사용되며 이 화면에서 변경할 수 없는 기본 이메일을 확인합니다.</w:t>
+        <w:t>교회 이름과 주소를 입력합니다. 이 두 항목은 필수입니다.</w:t>
       </w:r>
     </w:p>
     <w:p>
@@ -4644,11 +4767,11 @@
         <w:pStyle w:val="ListNumber"/>
         <w:numPr>
           <w:ilvl w:val="0"/>
-          <w:numId w:val="31"/>
+          <w:numId w:val="32"/>
         </w:numPr>
       </w:pPr>
       <w:r>
-        <w:t>표시 이름, 별명, 보조 이메일, 전화번호, 주소 및 메모를 수정합니다.</w:t>
+        <w:t>필요한 경우 연락처 정보, 재무 담당자 이름, 자선단체 등록번호, 영수증 발행 장소 및 교회 웹사이트를 입력합니다.</w:t>
       </w:r>
     </w:p>
     <w:p>
@@ -4656,17 +4779,65 @@
         <w:pStyle w:val="ListNumber"/>
         <w:numPr>
           <w:ilvl w:val="0"/>
-          <w:numId w:val="31"/>
+          <w:numId w:val="32"/>
         </w:numPr>
       </w:pPr>
       <w:r>
         <w:rPr>
           <w:b/>
         </w:rPr>
-        <w:t>Save profile</w:t>
-      </w:r>
-      <w:r>
-        <w:t>을 선택합니다.</w:t>
+        <w:t>Operational Settings</w:t>
+      </w:r>
+      <w:r>
+        <w:t>에서 교회 시간대와 회계연도 시작 월을 선택합니다.</w:t>
+      </w:r>
+    </w:p>
+    <w:p>
+      <w:pPr>
+        <w:pStyle w:val="ListNumber"/>
+        <w:numPr>
+          <w:ilvl w:val="0"/>
+          <w:numId w:val="32"/>
+        </w:numPr>
+      </w:pPr>
+      <w:r>
+        <w:rPr>
+          <w:b/>
+        </w:rPr>
+        <w:t>List page size</w:t>
+      </w:r>
+      <w:r>
+        <w:t>를 5에서 100 사이로 설정하고 준비된 데이터 작업을 유지할 시간을 선택합니다.</w:t>
+      </w:r>
+    </w:p>
+    <w:p>
+      <w:pPr>
+        <w:pStyle w:val="ListNumber"/>
+        <w:numPr>
+          <w:ilvl w:val="0"/>
+          <w:numId w:val="32"/>
+        </w:numPr>
+      </w:pPr>
+      <w:r>
+        <w:t>교회 로고 또는 대시보드 배너를 교체하려면 5 MB 이하의 PNG 또는 JPEG 이미지를 선택합니다. 새 이미지를 선택하기 전에는 현재 이미지가 미리 보기에 표시됩니다.</w:t>
+      </w:r>
+    </w:p>
+    <w:p>
+      <w:pPr>
+        <w:pStyle w:val="ListNumber"/>
+        <w:numPr>
+          <w:ilvl w:val="0"/>
+          <w:numId w:val="32"/>
+        </w:numPr>
+      </w:pPr>
+      <w:r>
+        <w:rPr>
+          <w:b/>
+        </w:rPr>
+        <w:t>Save church settings</w:t>
+      </w:r>
+      <w:r>
+        <w:t>를 선택합니다.</w:t>
       </w:r>
     </w:p>
     <w:p>
@@ -4678,8 +4849,8 @@
       <w:r>
         <w:drawing>
           <wp:inline xmlns:a="http://schemas.openxmlformats.org/drawingml/2006/main" xmlns:pic="http://schemas.openxmlformats.org/drawingml/2006/picture">
-            <wp:extent cx="5989320" cy="4159250"/>
-            <wp:docPr id="13" name="Picture 13" descr="개인 프로필 관리 화면"/>
+            <wp:extent cx="5989320" cy="4161001"/>
+            <wp:docPr id="13" name="Picture 13" descr="교회 정보, 운영 설정 및 브랜딩"/>
             <wp:cNvGraphicFramePr>
               <a:graphicFrameLocks noChangeAspect="1"/>
             </wp:cNvGraphicFramePr>
@@ -4687,7 +4858,7 @@
               <a:graphicData uri="http://schemas.openxmlformats.org/drawingml/2006/picture">
                 <pic:pic>
                   <pic:nvPicPr>
-                    <pic:cNvPr id="0" name="11-profile.png"/>
+                    <pic:cNvPr id="0" name="13-church-settings.png"/>
                     <pic:cNvPicPr/>
                   </pic:nvPicPr>
                   <pic:blipFill>
@@ -4699,218 +4870,7 @@
                   <pic:spPr>
                     <a:xfrm>
                       <a:off x="0" y="0"/>
-                      <a:ext cx="5989320" cy="4159250"/>
-                    </a:xfrm>
-                    <a:prstGeom prst="rect"/>
-                  </pic:spPr>
-                </pic:pic>
-              </a:graphicData>
-            </a:graphic>
-          </wp:inline>
-        </w:drawing>
-      </w:r>
-    </w:p>
-    <w:p>
-      <w:pPr>
-        <w:spacing w:after="120"/>
-        <w:jc w:val="center"/>
-      </w:pPr>
-      <w:r>
-        <w:rPr>
-          <w:rFonts w:ascii="AppleGothic" w:hAnsi="AppleGothic" w:eastAsia="AppleGothic"/>
-          <w:i/>
-          <w:color w:val="667085"/>
-          <w:sz w:val="17"/>
-        </w:rPr>
-        <w:t>개인 프로필 관리 화면</w:t>
-      </w:r>
-    </w:p>
-    <w:p>
-      <w:pPr>
-        <w:pStyle w:val="Heading1"/>
-        <w:pageBreakBefore/>
-      </w:pPr>
-      <w:r>
-        <w:t>시스템 관리</w:t>
-      </w:r>
-    </w:p>
-    <w:p>
-      <w:r>
-        <w:rPr>
-          <w:b/>
-        </w:rPr>
-        <w:t>사용 가능 역할:</w:t>
-      </w:r>
-      <w:r>
-        <w:t xml:space="preserve"> Admin</w:t>
-      </w:r>
-    </w:p>
-    <w:p>
-      <w:r>
-        <w:t>시스템 관리에는 전체 백업, 전체 복원, 회계연도 보관, 교회 설정 및 이메일 설정 기능이 있습니다. 이 기능들은 교회 전체 데이터베이스 또는 애플리케이션 공통 설정에 영향을 주므로 승인된 교회 기기에서만 사용하십시오.</w:t>
-      </w:r>
-    </w:p>
-    <w:p>
-      <w:pPr>
-        <w:pStyle w:val="Heading2"/>
-      </w:pPr>
-      <w:r>
-        <w:t>교회 설정</w:t>
-      </w:r>
-    </w:p>
-    <w:p>
-      <w:r>
-        <w:t>관리자는 서버 파일을 수정하거나 애플리케이션을 재시작하지 않고 교회 정보와 브랜딩을 변경할 수 있습니다.</w:t>
-      </w:r>
-    </w:p>
-    <w:p>
-      <w:pPr>
-        <w:pStyle w:val="ListNumber"/>
-        <w:numPr>
-          <w:ilvl w:val="0"/>
-          <w:numId w:val="32"/>
-        </w:numPr>
-      </w:pPr>
-      <w:r>
-        <w:rPr>
-          <w:b/>
-        </w:rPr>
-        <w:t>System Administration</w:t>
-      </w:r>
-      <w:r>
-        <w:t xml:space="preserve">에서 </w:t>
-      </w:r>
-      <w:r>
-        <w:rPr>
-          <w:b/>
-        </w:rPr>
-        <w:t>Church Settings</w:t>
-      </w:r>
-      <w:r>
-        <w:t>를 선택합니다.</w:t>
-      </w:r>
-    </w:p>
-    <w:p>
-      <w:pPr>
-        <w:pStyle w:val="ListNumber"/>
-        <w:numPr>
-          <w:ilvl w:val="0"/>
-          <w:numId w:val="32"/>
-        </w:numPr>
-      </w:pPr>
-      <w:r>
-        <w:t>교회 이름과 주소를 입력합니다. 이 두 항목은 필수입니다.</w:t>
-      </w:r>
-    </w:p>
-    <w:p>
-      <w:pPr>
-        <w:pStyle w:val="ListNumber"/>
-        <w:numPr>
-          <w:ilvl w:val="0"/>
-          <w:numId w:val="32"/>
-        </w:numPr>
-      </w:pPr>
-      <w:r>
-        <w:t>필요한 경우 연락처 정보, 재무 담당자 이름, 자선단체 등록번호, 영수증 발행 장소 및 교회 웹사이트를 입력합니다.</w:t>
-      </w:r>
-    </w:p>
-    <w:p>
-      <w:pPr>
-        <w:pStyle w:val="ListNumber"/>
-        <w:numPr>
-          <w:ilvl w:val="0"/>
-          <w:numId w:val="32"/>
-        </w:numPr>
-      </w:pPr>
-      <w:r>
-        <w:rPr>
-          <w:b/>
-        </w:rPr>
-        <w:t>Operational Settings</w:t>
-      </w:r>
-      <w:r>
-        <w:t>에서 교회 시간대와 회계연도 시작 월을 선택합니다.</w:t>
-      </w:r>
-    </w:p>
-    <w:p>
-      <w:pPr>
-        <w:pStyle w:val="ListNumber"/>
-        <w:numPr>
-          <w:ilvl w:val="0"/>
-          <w:numId w:val="32"/>
-        </w:numPr>
-      </w:pPr>
-      <w:r>
-        <w:rPr>
-          <w:b/>
-        </w:rPr>
-        <w:t>List page size</w:t>
-      </w:r>
-      <w:r>
-        <w:t>를 5에서 100 사이로 설정하고 준비된 데이터 작업을 유지할 시간을 선택합니다.</w:t>
-      </w:r>
-    </w:p>
-    <w:p>
-      <w:pPr>
-        <w:pStyle w:val="ListNumber"/>
-        <w:numPr>
-          <w:ilvl w:val="0"/>
-          <w:numId w:val="32"/>
-        </w:numPr>
-      </w:pPr>
-      <w:r>
-        <w:t>교회 로고 또는 대시보드 배너를 교체하려면 5 MB 이하의 PNG 또는 JPEG 이미지를 선택합니다. 새 이미지를 선택하기 전에는 현재 이미지가 미리 보기에 표시됩니다.</w:t>
-      </w:r>
-    </w:p>
-    <w:p>
-      <w:pPr>
-        <w:pStyle w:val="ListNumber"/>
-        <w:numPr>
-          <w:ilvl w:val="0"/>
-          <w:numId w:val="32"/>
-        </w:numPr>
-      </w:pPr>
-      <w:r>
-        <w:rPr>
-          <w:b/>
-        </w:rPr>
-        <w:t>Save church settings</w:t>
-      </w:r>
-      <w:r>
-        <w:t>를 선택합니다.</w:t>
-      </w:r>
-    </w:p>
-    <w:p>
-      <w:pPr>
-        <w:keepNext/>
-        <w:spacing w:before="80" w:after="40"/>
-        <w:jc w:val="center"/>
-      </w:pPr>
-      <w:r>
-        <w:drawing>
-          <wp:inline xmlns:a="http://schemas.openxmlformats.org/drawingml/2006/main" xmlns:pic="http://schemas.openxmlformats.org/drawingml/2006/picture">
-            <wp:extent cx="5989320" cy="3744742"/>
-            <wp:docPr id="14" name="Picture 14" descr="교회 정보, 운영 설정 및 브랜딩"/>
-            <wp:cNvGraphicFramePr>
-              <a:graphicFrameLocks noChangeAspect="1"/>
-            </wp:cNvGraphicFramePr>
-            <a:graphic>
-              <a:graphicData uri="http://schemas.openxmlformats.org/drawingml/2006/picture">
-                <pic:pic>
-                  <pic:nvPicPr>
-                    <pic:cNvPr id="0" name="13-church-settings.png"/>
-                    <pic:cNvPicPr/>
-                  </pic:nvPicPr>
-                  <pic:blipFill>
-                    <a:blip r:embed="rId24"/>
-                    <a:stretch>
-                      <a:fillRect/>
-                    </a:stretch>
-                  </pic:blipFill>
-                  <pic:spPr>
-                    <a:xfrm>
-                      <a:off x="0" y="0"/>
-                      <a:ext cx="5989320" cy="3744742"/>
+                      <a:ext cx="5989320" cy="4161001"/>
                     </a:xfrm>
                     <a:prstGeom prst="rect"/>
                   </pic:spPr>

--- a/docs/user-guide/교회운영 메뉴얼.docx
+++ b/docs/user-guide/교회운영 메뉴얼.docx
@@ -14,7 +14,7 @@
           <w:color w:val="087D8F"/>
           <w:sz w:val="22"/>
         </w:rPr>
-        <w:t>CAPSTONE PRESBYTERIAN CHURCH</w:t>
+        <w:t>CHURCH OPERATION</w:t>
       </w:r>
     </w:p>
     <w:p>
@@ -230,7 +230,7 @@
     </w:p>
     <w:p>
       <w:r>
-        <w:t>이 안내서는 Church Operations에서 수행할 수 있는 일상 업무를 설명합니다. 사용자가 필요한 업무를 바로 찾을 수 있도록 기능별로 구성했습니다. 화면은 현재 Capstone Presbyterian Church의 브랜딩과 예제 자료를 사용합니다.</w:t>
+        <w:t>이 안내서는 Church Operations에서 수행할 수 있는 일상 업무를 설명합니다. 사용자가 필요한 업무를 바로 찾을 수 있도록 기능별로 구성했습니다. 화면은 설정 가능한 교회 브랜딩과 데모 설치의 예제 자료를 사용합니다.</w:t>
       </w:r>
     </w:p>
     <w:p>
@@ -5547,7 +5547,7 @@
         <w:color w:val="667085"/>
         <w:sz w:val="16"/>
       </w:rPr>
-      <w:t xml:space="preserve">Capstone Presbyterian Church   |   </w:t>
+      <w:t xml:space="preserve">Church Operation   |   </w:t>
     </w:r>
     <w:r>
       <w:fldChar w:fldCharType="begin"/>
